--- a/docs/test-plan-2026-04-28.docx
+++ b/docs/test-plan-2026-04-28.docx
@@ -547,31 +547,79 @@
               <w:pStyle w:val="Compact"/>
             </w:pPr>
             <w:r>
-              <w:t xml:space="preserve">8–25. Per-feature tests</w:t>
-            </w:r>
-          </w:p>
-        </w:tc>
-        <w:tc>
-          <w:tcPr/>
-          <w:p>
-            <w:pPr>
-              <w:pStyle w:val="Compact"/>
-            </w:pPr>
-            <w:r>
-              <w:t xml:space="preserve">Every page, every button, every flow.</w:t>
-            </w:r>
-          </w:p>
-        </w:tc>
-      </w:tr>
-      <w:tr>
-        <w:tc>
-          <w:tcPr/>
-          <w:p>
-            <w:pPr>
-              <w:pStyle w:val="Compact"/>
-            </w:pPr>
-            <w:r>
-              <w:t xml:space="preserve">26. Visual baselines</w:t>
+              <w:t xml:space="preserve">8–18. Per-feature tests (auth → surveys)</w:t>
+            </w:r>
+          </w:p>
+        </w:tc>
+        <w:tc>
+          <w:tcPr/>
+          <w:p>
+            <w:pPr>
+              <w:pStyle w:val="Compact"/>
+            </w:pPr>
+            <w:r>
+              <w:t xml:space="preserve">Every page, every button, every flow up to and including the surveys grid.</w:t>
+            </w:r>
+          </w:p>
+        </w:tc>
+      </w:tr>
+      <w:tr>
+        <w:tc>
+          <w:tcPr/>
+          <w:p>
+            <w:pPr>
+              <w:pStyle w:val="Compact"/>
+            </w:pPr>
+            <w:r>
+              <w:t xml:space="preserve">19. Unit cascade</w:t>
+            </w:r>
+          </w:p>
+        </w:tc>
+        <w:tc>
+          <w:tcPr/>
+          <w:p>
+            <w:pPr>
+              <w:pStyle w:val="Compact"/>
+            </w:pPr>
+            <w:r>
+              <w:t xml:space="preserve">Reference card + round-trip on every unit-bearing input + override-unit checks.</w:t>
+            </w:r>
+          </w:p>
+        </w:tc>
+      </w:tr>
+      <w:tr>
+        <w:tc>
+          <w:tcPr/>
+          <w:p>
+            <w:pPr>
+              <w:pStyle w:val="Compact"/>
+            </w:pPr>
+            <w:r>
+              <w:t xml:space="preserve">20–26. Per-feature tests (tubulars → cross-cutting)</w:t>
+            </w:r>
+          </w:p>
+        </w:tc>
+        <w:tc>
+          <w:tcPr/>
+          <w:p>
+            <w:pPr>
+              <w:pStyle w:val="Compact"/>
+            </w:pPr>
+            <w:r>
+              <w:t xml:space="preserve">Tubulars / formations / common measures / plots / seed audit / regression watch / cross-cutting checks.</w:t>
+            </w:r>
+          </w:p>
+        </w:tc>
+      </w:tr>
+      <w:tr>
+        <w:tc>
+          <w:tcPr/>
+          <w:p>
+            <w:pPr>
+              <w:pStyle w:val="Compact"/>
+            </w:pPr>
+            <w:r>
+              <w:t xml:space="preserve">27. Visual baselines</w:t>
             </w:r>
           </w:p>
         </w:tc>
@@ -611,7 +659,7 @@
               <w:pStyle w:val="Compact"/>
             </w:pPr>
             <w:r>
-              <w:t xml:space="preserve">27. Reporting bugs</w:t>
+              <w:t xml:space="preserve">28. Reporting bugs</w:t>
             </w:r>
           </w:p>
         </w:tc>
@@ -635,7 +683,7 @@
               <w:pStyle w:val="Compact"/>
             </w:pPr>
             <w:r>
-              <w:t xml:space="preserve">28. Glossary</w:t>
+              <w:t xml:space="preserve">29. Glossary</w:t>
             </w:r>
           </w:p>
         </w:tc>
@@ -17027,13 +17075,13 @@
     </w:tbl>
     <w:bookmarkEnd w:id="84"/>
     <w:bookmarkEnd w:id="85"/>
-    <w:bookmarkStart w:id="89" w:name="tubulars"/>
+    <w:bookmarkStart w:id="98" w:name="Xc6631ad65c44837fdfeb4269aa4abb05455039b"/>
     <w:p>
       <w:pPr>
         <w:pStyle w:val="Heading1"/>
       </w:pPr>
       <w:r>
-        <w:t xml:space="preserve">19. Tubulars</w:t>
+        <w:t xml:space="preserve">19. Unit cascade — display + round-trip across every input</w:t>
       </w:r>
     </w:p>
     <w:bookmarkStart w:id="86" w:name="what-youre-testing-11"/>
@@ -17050,39 +17098,7 @@
         <w:pStyle w:val="FirstParagraph"/>
       </w:pPr>
       <w:r>
-        <w:t xml:space="preserve">Operational pipe segments inside the wellbore. Each tubular has a</w:t>
-      </w:r>
-      <w:r>
-        <w:t xml:space="preserve"> </w:t>
-      </w:r>
-      <w:r>
-        <w:t xml:space="preserve">type (Casing / Tubing / Liner / etc.), a name, an order, a from-MD,</w:t>
-      </w:r>
-      <w:r>
-        <w:t xml:space="preserve"> </w:t>
-      </w:r>
-      <w:r>
-        <w:t xml:space="preserve">a to-MD, an outer diameter, and a weight. They’re operational</w:t>
-      </w:r>
-      <w:r>
-        <w:t xml:space="preserve"> </w:t>
-      </w:r>
-      <w:r>
-        <w:t xml:space="preserve">metadata, not used by the trajectory calc, so the tests are simple</w:t>
-      </w:r>
-      <w:r>
-        <w:t xml:space="preserve"> </w:t>
-      </w:r>
-      <w:r>
-        <w:t xml:space="preserve">CRUD checks.</w:t>
-      </w:r>
-    </w:p>
-    <w:p>
-      <w:pPr>
-        <w:pStyle w:val="BodyText"/>
-      </w:pPr>
-      <w:r>
-        <w:t xml:space="preserve">This section is also the regression check for</w:t>
+        <w:t xml:space="preserve">Every numeric value in Enki has a</w:t>
       </w:r>
       <w:r>
         <w:t xml:space="preserve"> </w:t>
@@ -17092,37 +17108,19 @@
           <w:b/>
           <w:bCs/>
         </w:rPr>
-        <w:t xml:space="preserve">Issue #6</w:t>
-      </w:r>
-      <w:r>
-        <w:t xml:space="preserve"> </w:t>
-      </w:r>
-      <w:r>
-        <w:t xml:space="preserve">—</w:t>
-      </w:r>
-      <w:r>
-        <w:t xml:space="preserve"> </w:t>
-      </w:r>
-      <w:r>
-        <w:t xml:space="preserve">inline edit on the grid.</w:t>
-      </w:r>
-    </w:p>
-    <w:bookmarkEnd w:id="86"/>
-    <w:bookmarkStart w:id="87" w:name="inline-grid"/>
-    <w:p>
-      <w:pPr>
-        <w:pStyle w:val="Heading2"/>
-      </w:pPr>
-      <w:r>
-        <w:t xml:space="preserve">Inline grid</w:t>
-      </w:r>
-    </w:p>
-    <w:p>
-      <w:pPr>
-        <w:pStyle w:val="FirstParagraph"/>
-      </w:pPr>
-      <w:r>
-        <w:t xml:space="preserve">Path: well detail →</w:t>
+        <w:t xml:space="preserve">canonical SI form</w:t>
+      </w:r>
+      <w:r>
+        <w:t xml:space="preserve"> </w:t>
+      </w:r>
+      <w:r>
+        <w:t xml:space="preserve">stored in the</w:t>
+      </w:r>
+      <w:r>
+        <w:t xml:space="preserve"> </w:t>
+      </w:r>
+      <w:r>
+        <w:t xml:space="preserve">database, and a</w:t>
       </w:r>
       <w:r>
         <w:t xml:space="preserve"> </w:t>
@@ -17132,13 +17130,1601 @@
           <w:b/>
           <w:bCs/>
         </w:rPr>
-        <w:t xml:space="preserve">Tubulars</w:t>
-      </w:r>
-      <w:r>
-        <w:t xml:space="preserve"> </w:t>
-      </w:r>
-      <w:r>
-        <w:t xml:space="preserve">card.</w:t>
+        <w:t xml:space="preserve">display form</w:t>
+      </w:r>
+      <w:r>
+        <w:t xml:space="preserve"> </w:t>
+      </w:r>
+      <w:r>
+        <w:t xml:space="preserve">that the UI converts to before</w:t>
+      </w:r>
+      <w:r>
+        <w:t xml:space="preserve"> </w:t>
+      </w:r>
+      <w:r>
+        <w:t xml:space="preserve">showing the user. Length is the obvious example: 1500 metres in the</w:t>
+      </w:r>
+      <w:r>
+        <w:t xml:space="preserve"> </w:t>
+      </w:r>
+      <w:r>
+        <w:t xml:space="preserve">DB might appear as</w:t>
+      </w:r>
+      <w:r>
+        <w:t xml:space="preserve"> </w:t>
+      </w:r>
+      <w:r>
+        <w:rPr>
+          <w:rStyle w:val="VerbatimChar"/>
+        </w:rPr>
+        <w:t xml:space="preserve">1500 m</w:t>
+      </w:r>
+      <w:r>
+        <w:t xml:space="preserve"> </w:t>
+      </w:r>
+      <w:r>
+        <w:t xml:space="preserve">on a Metric job or</w:t>
+      </w:r>
+      <w:r>
+        <w:t xml:space="preserve"> </w:t>
+      </w:r>
+      <w:r>
+        <w:rPr>
+          <w:rStyle w:val="VerbatimChar"/>
+        </w:rPr>
+        <w:t xml:space="preserve">4921.26 ft</w:t>
+      </w:r>
+      <w:r>
+        <w:t xml:space="preserve"> </w:t>
+      </w:r>
+      <w:r>
+        <w:t xml:space="preserve">on a</w:t>
+      </w:r>
+      <w:r>
+        <w:t xml:space="preserve"> </w:t>
+      </w:r>
+      <w:r>
+        <w:t xml:space="preserve">Field job. The conversion fires both ways — when reading (SI → display)</w:t>
+      </w:r>
+      <w:r>
+        <w:t xml:space="preserve"> </w:t>
+      </w:r>
+      <w:r>
+        <w:t xml:space="preserve">and when typing (display → SI on save).</w:t>
+      </w:r>
+    </w:p>
+    <w:p>
+      <w:pPr>
+        <w:pStyle w:val="BodyText"/>
+      </w:pPr>
+      <w:r>
+        <w:t xml:space="preserve">A bug in this layer is</w:t>
+      </w:r>
+      <w:r>
+        <w:t xml:space="preserve"> </w:t>
+      </w:r>
+      <w:r>
+        <w:rPr>
+          <w:b/>
+          <w:bCs/>
+        </w:rPr>
+        <w:t xml:space="preserve">silent</w:t>
+      </w:r>
+      <w:r>
+        <w:t xml:space="preserve">: the form looks like it works, the</w:t>
+      </w:r>
+      <w:r>
+        <w:t xml:space="preserve"> </w:t>
+      </w:r>
+      <w:r>
+        <w:t xml:space="preserve">chart draws something, the value doesn’t crash anything — it’s just</w:t>
+      </w:r>
+      <w:r>
+        <w:t xml:space="preserve"> </w:t>
+      </w:r>
+      <w:r>
+        <w:t xml:space="preserve">quietly the wrong number. Today’s</w:t>
+      </w:r>
+      <w:r>
+        <w:t xml:space="preserve"> </w:t>
+      </w:r>
+      <w:r>
+        <w:t xml:space="preserve">“type 100 m, save 0”</w:t>
+      </w:r>
+      <w:r>
+        <w:t xml:space="preserve"> </w:t>
+      </w:r>
+      <w:r>
+        <w:t xml:space="preserve">bug was a</w:t>
+      </w:r>
+      <w:r>
+        <w:t xml:space="preserve"> </w:t>
+      </w:r>
+      <w:r>
+        <w:t xml:space="preserve">units-related binding failure that survived the existing check</w:t>
+      </w:r>
+      <w:r>
+        <w:t xml:space="preserve"> </w:t>
+      </w:r>
+      <w:r>
+        <w:t xml:space="preserve">because the old SUR-05 only verified the column header units, not</w:t>
+      </w:r>
+      <w:r>
+        <w:t xml:space="preserve"> </w:t>
+      </w:r>
+      <w:r>
+        <w:t xml:space="preserve">the actual numbers round-tripping through a save.</w:t>
+      </w:r>
+    </w:p>
+    <w:p>
+      <w:pPr>
+        <w:pStyle w:val="BodyText"/>
+      </w:pPr>
+      <w:r>
+        <w:t xml:space="preserve">This section systematically verifies:</w:t>
+      </w:r>
+    </w:p>
+    <w:p>
+      <w:pPr>
+        <w:pStyle w:val="Compact"/>
+        <w:numPr>
+          <w:ilvl w:val="0"/>
+          <w:numId w:val="1013"/>
+        </w:numPr>
+      </w:pPr>
+      <w:r>
+        <w:rPr>
+          <w:b/>
+          <w:bCs/>
+        </w:rPr>
+        <w:t xml:space="preserve">The right unit is shown</w:t>
+      </w:r>
+      <w:r>
+        <w:t xml:space="preserve"> </w:t>
+      </w:r>
+      <w:r>
+        <w:t xml:space="preserve">for every quantity per system</w:t>
+      </w:r>
+      <w:r>
+        <w:t xml:space="preserve"> </w:t>
+      </w:r>
+      <w:r>
+        <w:t xml:space="preserve">(reference card below).</w:t>
+      </w:r>
+    </w:p>
+    <w:p>
+      <w:pPr>
+        <w:pStyle w:val="Compact"/>
+        <w:numPr>
+          <w:ilvl w:val="0"/>
+          <w:numId w:val="1013"/>
+        </w:numPr>
+      </w:pPr>
+      <w:r>
+        <w:rPr>
+          <w:b/>
+          <w:bCs/>
+        </w:rPr>
+        <w:t xml:space="preserve">The cascade source</w:t>
+      </w:r>
+      <w:r>
+        <w:t xml:space="preserve"> </w:t>
+      </w:r>
+      <w:r>
+        <w:t xml:space="preserve">is correct — a Job-scoped page reads from</w:t>
+      </w:r>
+      <w:r>
+        <w:t xml:space="preserve"> </w:t>
+      </w:r>
+      <w:r>
+        <w:t xml:space="preserve">the Job’s</w:t>
+      </w:r>
+      <w:r>
+        <w:t xml:space="preserve"> </w:t>
+      </w:r>
+      <w:r>
+        <w:rPr>
+          <w:rStyle w:val="VerbatimChar"/>
+        </w:rPr>
+        <w:t xml:space="preserve">UnitSystem</w:t>
+      </w:r>
+      <w:r>
+        <w:t xml:space="preserve">; a non-Job-scoped page reads from your</w:t>
+      </w:r>
+      <w:r>
+        <w:t xml:space="preserve"> </w:t>
+      </w:r>
+      <w:r>
+        <w:t xml:space="preserve">user preference.</w:t>
+      </w:r>
+    </w:p>
+    <w:p>
+      <w:pPr>
+        <w:pStyle w:val="Compact"/>
+        <w:numPr>
+          <w:ilvl w:val="0"/>
+          <w:numId w:val="1013"/>
+        </w:numPr>
+      </w:pPr>
+      <w:r>
+        <w:rPr>
+          <w:b/>
+          <w:bCs/>
+        </w:rPr>
+        <w:t xml:space="preserve">Round-trip integrity</w:t>
+      </w:r>
+      <w:r>
+        <w:t xml:space="preserve"> </w:t>
+      </w:r>
+      <w:r>
+        <w:t xml:space="preserve">— type X in display units, save, reload</w:t>
+      </w:r>
+      <w:r>
+        <w:t xml:space="preserve"> </w:t>
+      </w:r>
+      <w:r>
+        <w:t xml:space="preserve">the same form, see X back. Done on both Field and Metric so a</w:t>
+      </w:r>
+      <w:r>
+        <w:t xml:space="preserve"> </w:t>
+      </w:r>
+      <w:r>
+        <w:t xml:space="preserve">one-way conversion bug is caught regardless of direction.</w:t>
+      </w:r>
+    </w:p>
+    <w:p>
+      <w:pPr>
+        <w:pStyle w:val="Compact"/>
+        <w:numPr>
+          <w:ilvl w:val="0"/>
+          <w:numId w:val="1013"/>
+        </w:numPr>
+      </w:pPr>
+      <w:r>
+        <w:rPr>
+          <w:b/>
+          <w:bCs/>
+        </w:rPr>
+        <w:t xml:space="preserve">Override units</w:t>
+      </w:r>
+      <w:r>
+        <w:t xml:space="preserve"> </w:t>
+      </w:r>
+      <w:r>
+        <w:t xml:space="preserve">— Tubular Diameter is in</w:t>
+      </w:r>
+      <w:r>
+        <w:t xml:space="preserve"> </w:t>
+      </w:r>
+      <w:r>
+        <w:rPr>
+          <w:rStyle w:val="VerbatimChar"/>
+        </w:rPr>
+        <w:t xml:space="preserve">in</w:t>
+      </w:r>
+      <w:r>
+        <w:t xml:space="preserve"> </w:t>
+      </w:r>
+      <w:r>
+        <w:t xml:space="preserve">on Field and</w:t>
+      </w:r>
+      <w:r>
+        <w:t xml:space="preserve"> </w:t>
+      </w:r>
+      <w:r>
+        <w:rPr>
+          <w:rStyle w:val="VerbatimChar"/>
+        </w:rPr>
+        <w:t xml:space="preserve">mm</w:t>
+      </w:r>
+      <w:r>
+        <w:t xml:space="preserve"> </w:t>
+      </w:r>
+      <w:r>
+        <w:t xml:space="preserve">on Metric, regardless of the cascade.</w:t>
+      </w:r>
+    </w:p>
+    <w:bookmarkEnd w:id="86"/>
+    <w:bookmarkStart w:id="87" w:name="reference-card-what-unit-appears-where"/>
+    <w:p>
+      <w:pPr>
+        <w:pStyle w:val="Heading2"/>
+      </w:pPr>
+      <w:r>
+        <w:t xml:space="preserve">Reference card — what unit appears where</w:t>
+      </w:r>
+    </w:p>
+    <w:p>
+      <w:pPr>
+        <w:pStyle w:val="FirstParagraph"/>
+      </w:pPr>
+      <w:r>
+        <w:t xml:space="preserve">The authoritative source is</w:t>
+      </w:r>
+      <w:r>
+        <w:t xml:space="preserve"> </w:t>
+      </w:r>
+      <w:r>
+        <w:rPr>
+          <w:rStyle w:val="VerbatimChar"/>
+        </w:rPr>
+        <w:t xml:space="preserve">SDI.Enki.Core.Units.UnitSystemPresets</w:t>
+      </w:r>
+      <w:r>
+        <w:t xml:space="preserve">.</w:t>
+      </w:r>
+      <w:r>
+        <w:t xml:space="preserve"> </w:t>
+      </w:r>
+      <w:r>
+        <w:t xml:space="preserve">Cross-check anything Gavin sees against the row below. (SI is</w:t>
+      </w:r>
+      <w:r>
+        <w:t xml:space="preserve"> </w:t>
+      </w:r>
+      <w:r>
+        <w:t xml:space="preserve">included for completeness — no Job runs on SI in this build, so it’s</w:t>
+      </w:r>
+      <w:r>
+        <w:t xml:space="preserve"> </w:t>
+      </w:r>
+      <w:r>
+        <w:t xml:space="preserve">visible only when User-preference falls back from a non-Job page.)</w:t>
+      </w:r>
+    </w:p>
+    <w:tbl>
+      <w:tblPr>
+        <w:tblStyle w:val="Table"/>
+        <w:tblW w:type="pct" w:w="5000"/>
+        <w:tblLayout w:type="fixed"/>
+        <w:tblLook w:firstRow="1" w:lastRow="0" w:firstColumn="0" w:lastColumn="0" w:noHBand="0" w:noVBand="0" w:val="0020"/>
+      </w:tblPr>
+      <w:tblGrid>
+        <w:gridCol w:w="3424"/>
+        <w:gridCol w:w="1712"/>
+        <w:gridCol w:w="428"/>
+        <w:gridCol w:w="1070"/>
+        <w:gridCol w:w="1284"/>
+      </w:tblGrid>
+      <w:tr>
+        <w:trPr>
+          <w:tblHeader w:val="on"/>
+        </w:trPr>
+        <w:tc>
+          <w:tcPr/>
+          <w:p>
+            <w:pPr>
+              <w:pStyle w:val="Compact"/>
+            </w:pPr>
+            <w:r>
+              <w:t xml:space="preserve">Where it appears</w:t>
+            </w:r>
+          </w:p>
+        </w:tc>
+        <w:tc>
+          <w:tcPr/>
+          <w:p>
+            <w:pPr>
+              <w:pStyle w:val="Compact"/>
+            </w:pPr>
+            <w:r>
+              <w:t xml:space="preserve">Quantity</w:t>
+            </w:r>
+          </w:p>
+        </w:tc>
+        <w:tc>
+          <w:tcPr/>
+          <w:p>
+            <w:pPr>
+              <w:pStyle w:val="Compact"/>
+            </w:pPr>
+            <w:r>
+              <w:t xml:space="preserve">SI</w:t>
+            </w:r>
+          </w:p>
+        </w:tc>
+        <w:tc>
+          <w:tcPr/>
+          <w:p>
+            <w:pPr>
+              <w:pStyle w:val="Compact"/>
+            </w:pPr>
+            <w:r>
+              <w:t xml:space="preserve">Field</w:t>
+            </w:r>
+          </w:p>
+        </w:tc>
+        <w:tc>
+          <w:tcPr/>
+          <w:p>
+            <w:pPr>
+              <w:pStyle w:val="Compact"/>
+            </w:pPr>
+            <w:r>
+              <w:t xml:space="preserve">Metric</w:t>
+            </w:r>
+          </w:p>
+        </w:tc>
+      </w:tr>
+      <w:tr>
+        <w:tc>
+          <w:tcPr/>
+          <w:p>
+            <w:pPr>
+              <w:pStyle w:val="Compact"/>
+            </w:pPr>
+            <w:r>
+              <w:t xml:space="preserve">Survey grid + form: Depth, TVD, Sub-sea, North, East, V-sect, Northing, Easting</w:t>
+            </w:r>
+          </w:p>
+        </w:tc>
+        <w:tc>
+          <w:tcPr/>
+          <w:p>
+            <w:pPr>
+              <w:pStyle w:val="Compact"/>
+            </w:pPr>
+            <w:r>
+              <w:t xml:space="preserve">Length</w:t>
+            </w:r>
+          </w:p>
+        </w:tc>
+        <w:tc>
+          <w:tcPr/>
+          <w:p>
+            <w:pPr>
+              <w:pStyle w:val="Compact"/>
+            </w:pPr>
+            <w:r>
+              <w:rPr>
+                <w:rStyle w:val="VerbatimChar"/>
+              </w:rPr>
+              <w:t xml:space="preserve">m</w:t>
+            </w:r>
+          </w:p>
+        </w:tc>
+        <w:tc>
+          <w:tcPr/>
+          <w:p>
+            <w:pPr>
+              <w:pStyle w:val="Compact"/>
+            </w:pPr>
+            <w:r>
+              <w:rPr>
+                <w:rStyle w:val="VerbatimChar"/>
+              </w:rPr>
+              <w:t xml:space="preserve">ft</w:t>
+            </w:r>
+          </w:p>
+        </w:tc>
+        <w:tc>
+          <w:tcPr/>
+          <w:p>
+            <w:pPr>
+              <w:pStyle w:val="Compact"/>
+            </w:pPr>
+            <w:r>
+              <w:rPr>
+                <w:rStyle w:val="VerbatimChar"/>
+              </w:rPr>
+              <w:t xml:space="preserve">m</w:t>
+            </w:r>
+          </w:p>
+        </w:tc>
+      </w:tr>
+      <w:tr>
+        <w:tc>
+          <w:tcPr/>
+          <w:p>
+            <w:pPr>
+              <w:pStyle w:val="Compact"/>
+            </w:pPr>
+            <w:r>
+              <w:t xml:space="preserve">Survey grid: Inc, Az</w:t>
+            </w:r>
+          </w:p>
+        </w:tc>
+        <w:tc>
+          <w:tcPr/>
+          <w:p>
+            <w:pPr>
+              <w:pStyle w:val="Compact"/>
+            </w:pPr>
+            <w:r>
+              <w:t xml:space="preserve">Angle</w:t>
+            </w:r>
+          </w:p>
+        </w:tc>
+        <w:tc>
+          <w:tcPr/>
+          <w:p>
+            <w:pPr>
+              <w:pStyle w:val="Compact"/>
+            </w:pPr>
+            <w:r>
+              <w:rPr>
+                <w:rStyle w:val="VerbatimChar"/>
+              </w:rPr>
+              <w:t xml:space="preserve">°</w:t>
+            </w:r>
+          </w:p>
+        </w:tc>
+        <w:tc>
+          <w:tcPr/>
+          <w:p>
+            <w:pPr>
+              <w:pStyle w:val="Compact"/>
+            </w:pPr>
+            <w:r>
+              <w:rPr>
+                <w:rStyle w:val="VerbatimChar"/>
+              </w:rPr>
+              <w:t xml:space="preserve">°</w:t>
+            </w:r>
+          </w:p>
+        </w:tc>
+        <w:tc>
+          <w:tcPr/>
+          <w:p>
+            <w:pPr>
+              <w:pStyle w:val="Compact"/>
+            </w:pPr>
+            <w:r>
+              <w:rPr>
+                <w:rStyle w:val="VerbatimChar"/>
+              </w:rPr>
+              <w:t xml:space="preserve">°</w:t>
+            </w:r>
+          </w:p>
+        </w:tc>
+      </w:tr>
+      <w:tr>
+        <w:tc>
+          <w:tcPr/>
+          <w:p>
+            <w:pPr>
+              <w:pStyle w:val="Compact"/>
+            </w:pPr>
+            <w:r>
+              <w:t xml:space="preserve">TieOn form: Depth, North, East, Northing, Easting, Vertical reference, Sub-sea reference</w:t>
+            </w:r>
+          </w:p>
+        </w:tc>
+        <w:tc>
+          <w:tcPr/>
+          <w:p>
+            <w:pPr>
+              <w:pStyle w:val="Compact"/>
+            </w:pPr>
+            <w:r>
+              <w:t xml:space="preserve">Length</w:t>
+            </w:r>
+          </w:p>
+        </w:tc>
+        <w:tc>
+          <w:tcPr/>
+          <w:p>
+            <w:pPr>
+              <w:pStyle w:val="Compact"/>
+            </w:pPr>
+            <w:r>
+              <w:rPr>
+                <w:rStyle w:val="VerbatimChar"/>
+              </w:rPr>
+              <w:t xml:space="preserve">m</w:t>
+            </w:r>
+          </w:p>
+        </w:tc>
+        <w:tc>
+          <w:tcPr/>
+          <w:p>
+            <w:pPr>
+              <w:pStyle w:val="Compact"/>
+            </w:pPr>
+            <w:r>
+              <w:rPr>
+                <w:rStyle w:val="VerbatimChar"/>
+              </w:rPr>
+              <w:t xml:space="preserve">ft</w:t>
+            </w:r>
+          </w:p>
+        </w:tc>
+        <w:tc>
+          <w:tcPr/>
+          <w:p>
+            <w:pPr>
+              <w:pStyle w:val="Compact"/>
+            </w:pPr>
+            <w:r>
+              <w:rPr>
+                <w:rStyle w:val="VerbatimChar"/>
+              </w:rPr>
+              <w:t xml:space="preserve">m</w:t>
+            </w:r>
+          </w:p>
+        </w:tc>
+      </w:tr>
+      <w:tr>
+        <w:tc>
+          <w:tcPr/>
+          <w:p>
+            <w:pPr>
+              <w:pStyle w:val="Compact"/>
+            </w:pPr>
+            <w:r>
+              <w:t xml:space="preserve">TieOn form: Inc, Az, Vertical-section direction</w:t>
+            </w:r>
+          </w:p>
+        </w:tc>
+        <w:tc>
+          <w:tcPr/>
+          <w:p>
+            <w:pPr>
+              <w:pStyle w:val="Compact"/>
+            </w:pPr>
+            <w:r>
+              <w:t xml:space="preserve">Angle</w:t>
+            </w:r>
+          </w:p>
+        </w:tc>
+        <w:tc>
+          <w:tcPr/>
+          <w:p>
+            <w:pPr>
+              <w:pStyle w:val="Compact"/>
+            </w:pPr>
+            <w:r>
+              <w:rPr>
+                <w:rStyle w:val="VerbatimChar"/>
+              </w:rPr>
+              <w:t xml:space="preserve">°</w:t>
+            </w:r>
+          </w:p>
+        </w:tc>
+        <w:tc>
+          <w:tcPr/>
+          <w:p>
+            <w:pPr>
+              <w:pStyle w:val="Compact"/>
+            </w:pPr>
+            <w:r>
+              <w:rPr>
+                <w:rStyle w:val="VerbatimChar"/>
+              </w:rPr>
+              <w:t xml:space="preserve">°</w:t>
+            </w:r>
+          </w:p>
+        </w:tc>
+        <w:tc>
+          <w:tcPr/>
+          <w:p>
+            <w:pPr>
+              <w:pStyle w:val="Compact"/>
+            </w:pPr>
+            <w:r>
+              <w:rPr>
+                <w:rStyle w:val="VerbatimChar"/>
+              </w:rPr>
+              <w:t xml:space="preserve">°</w:t>
+            </w:r>
+          </w:p>
+        </w:tc>
+      </w:tr>
+      <w:tr>
+        <w:tc>
+          <w:tcPr/>
+          <w:p>
+            <w:pPr>
+              <w:pStyle w:val="Compact"/>
+            </w:pPr>
+            <w:r>
+              <w:t xml:space="preserve">Tubular form: From-MD, To-MD</w:t>
+            </w:r>
+          </w:p>
+        </w:tc>
+        <w:tc>
+          <w:tcPr/>
+          <w:p>
+            <w:pPr>
+              <w:pStyle w:val="Compact"/>
+            </w:pPr>
+            <w:r>
+              <w:t xml:space="preserve">Length (default)</w:t>
+            </w:r>
+          </w:p>
+        </w:tc>
+        <w:tc>
+          <w:tcPr/>
+          <w:p>
+            <w:pPr>
+              <w:pStyle w:val="Compact"/>
+            </w:pPr>
+            <w:r>
+              <w:rPr>
+                <w:rStyle w:val="VerbatimChar"/>
+              </w:rPr>
+              <w:t xml:space="preserve">m</w:t>
+            </w:r>
+          </w:p>
+        </w:tc>
+        <w:tc>
+          <w:tcPr/>
+          <w:p>
+            <w:pPr>
+              <w:pStyle w:val="Compact"/>
+            </w:pPr>
+            <w:r>
+              <w:rPr>
+                <w:rStyle w:val="VerbatimChar"/>
+              </w:rPr>
+              <w:t xml:space="preserve">ft</w:t>
+            </w:r>
+          </w:p>
+        </w:tc>
+        <w:tc>
+          <w:tcPr/>
+          <w:p>
+            <w:pPr>
+              <w:pStyle w:val="Compact"/>
+            </w:pPr>
+            <w:r>
+              <w:rPr>
+                <w:rStyle w:val="VerbatimChar"/>
+              </w:rPr>
+              <w:t xml:space="preserve">m</w:t>
+            </w:r>
+          </w:p>
+        </w:tc>
+      </w:tr>
+      <w:tr>
+        <w:tc>
+          <w:tcPr/>
+          <w:p>
+            <w:pPr>
+              <w:pStyle w:val="Compact"/>
+            </w:pPr>
+            <w:r>
+              <w:t xml:space="preserve">Tubular form:</w:t>
+            </w:r>
+            <w:r>
+              <w:t xml:space="preserve"> </w:t>
+            </w:r>
+            <w:r>
+              <w:rPr>
+                <w:b/>
+                <w:bCs/>
+              </w:rPr>
+              <w:t xml:space="preserve">Diameter</w:t>
+            </w:r>
+          </w:p>
+        </w:tc>
+        <w:tc>
+          <w:tcPr/>
+          <w:p>
+            <w:pPr>
+              <w:pStyle w:val="Compact"/>
+            </w:pPr>
+            <w:r>
+              <w:t xml:space="preserve">Length</w:t>
+            </w:r>
+            <w:r>
+              <w:t xml:space="preserve"> </w:t>
+            </w:r>
+            <w:r>
+              <w:rPr>
+                <w:b/>
+                <w:bCs/>
+              </w:rPr>
+              <w:t xml:space="preserve">(override)</w:t>
+            </w:r>
+          </w:p>
+        </w:tc>
+        <w:tc>
+          <w:tcPr/>
+          <w:p>
+            <w:pPr>
+              <w:pStyle w:val="Compact"/>
+            </w:pPr>
+            <w:r>
+              <w:rPr>
+                <w:rStyle w:val="VerbatimChar"/>
+              </w:rPr>
+              <w:t xml:space="preserve">mm</w:t>
+            </w:r>
+          </w:p>
+        </w:tc>
+        <w:tc>
+          <w:tcPr/>
+          <w:p>
+            <w:pPr>
+              <w:pStyle w:val="Compact"/>
+            </w:pPr>
+            <w:r>
+              <w:rPr>
+                <w:rStyle w:val="VerbatimChar"/>
+              </w:rPr>
+              <w:t xml:space="preserve">in</w:t>
+            </w:r>
+          </w:p>
+        </w:tc>
+        <w:tc>
+          <w:tcPr/>
+          <w:p>
+            <w:pPr>
+              <w:pStyle w:val="Compact"/>
+            </w:pPr>
+            <w:r>
+              <w:rPr>
+                <w:rStyle w:val="VerbatimChar"/>
+              </w:rPr>
+              <w:t xml:space="preserve">mm</w:t>
+            </w:r>
+          </w:p>
+        </w:tc>
+      </w:tr>
+      <w:tr>
+        <w:tc>
+          <w:tcPr/>
+          <w:p>
+            <w:pPr>
+              <w:pStyle w:val="Compact"/>
+            </w:pPr>
+            <w:r>
+              <w:t xml:space="preserve">Tubular form: Weight</w:t>
+            </w:r>
+          </w:p>
+        </w:tc>
+        <w:tc>
+          <w:tcPr/>
+          <w:p>
+            <w:pPr>
+              <w:pStyle w:val="Compact"/>
+            </w:pPr>
+            <w:r>
+              <w:t xml:space="preserve">LinearMassDensity</w:t>
+            </w:r>
+          </w:p>
+        </w:tc>
+        <w:tc>
+          <w:tcPr/>
+          <w:p>
+            <w:pPr>
+              <w:pStyle w:val="Compact"/>
+            </w:pPr>
+            <w:r>
+              <w:rPr>
+                <w:rStyle w:val="VerbatimChar"/>
+              </w:rPr>
+              <w:t xml:space="preserve">kg/m</w:t>
+            </w:r>
+          </w:p>
+        </w:tc>
+        <w:tc>
+          <w:tcPr/>
+          <w:p>
+            <w:pPr>
+              <w:pStyle w:val="Compact"/>
+            </w:pPr>
+            <w:r>
+              <w:rPr>
+                <w:rStyle w:val="VerbatimChar"/>
+              </w:rPr>
+              <w:t xml:space="preserve">lb/ft</w:t>
+            </w:r>
+          </w:p>
+        </w:tc>
+        <w:tc>
+          <w:tcPr/>
+          <w:p>
+            <w:pPr>
+              <w:pStyle w:val="Compact"/>
+            </w:pPr>
+            <w:r>
+              <w:rPr>
+                <w:rStyle w:val="VerbatimChar"/>
+              </w:rPr>
+              <w:t xml:space="preserve">kg/m</w:t>
+            </w:r>
+          </w:p>
+        </w:tc>
+      </w:tr>
+      <w:tr>
+        <w:tc>
+          <w:tcPr/>
+          <w:p>
+            <w:pPr>
+              <w:pStyle w:val="Compact"/>
+            </w:pPr>
+            <w:r>
+              <w:t xml:space="preserve">Formation form: From-TVD, To-TVD</w:t>
+            </w:r>
+          </w:p>
+        </w:tc>
+        <w:tc>
+          <w:tcPr/>
+          <w:p>
+            <w:pPr>
+              <w:pStyle w:val="Compact"/>
+            </w:pPr>
+            <w:r>
+              <w:t xml:space="preserve">Length</w:t>
+            </w:r>
+          </w:p>
+        </w:tc>
+        <w:tc>
+          <w:tcPr/>
+          <w:p>
+            <w:pPr>
+              <w:pStyle w:val="Compact"/>
+            </w:pPr>
+            <w:r>
+              <w:rPr>
+                <w:rStyle w:val="VerbatimChar"/>
+              </w:rPr>
+              <w:t xml:space="preserve">m</w:t>
+            </w:r>
+          </w:p>
+        </w:tc>
+        <w:tc>
+          <w:tcPr/>
+          <w:p>
+            <w:pPr>
+              <w:pStyle w:val="Compact"/>
+            </w:pPr>
+            <w:r>
+              <w:rPr>
+                <w:rStyle w:val="VerbatimChar"/>
+              </w:rPr>
+              <w:t xml:space="preserve">ft</w:t>
+            </w:r>
+          </w:p>
+        </w:tc>
+        <w:tc>
+          <w:tcPr/>
+          <w:p>
+            <w:pPr>
+              <w:pStyle w:val="Compact"/>
+            </w:pPr>
+            <w:r>
+              <w:rPr>
+                <w:rStyle w:val="VerbatimChar"/>
+              </w:rPr>
+              <w:t xml:space="preserve">m</w:t>
+            </w:r>
+          </w:p>
+        </w:tc>
+      </w:tr>
+      <w:tr>
+        <w:tc>
+          <w:tcPr/>
+          <w:p>
+            <w:pPr>
+              <w:pStyle w:val="Compact"/>
+            </w:pPr>
+            <w:r>
+              <w:t xml:space="preserve">Common-measure form: From-vertical, To-vertical</w:t>
+            </w:r>
+          </w:p>
+        </w:tc>
+        <w:tc>
+          <w:tcPr/>
+          <w:p>
+            <w:pPr>
+              <w:pStyle w:val="Compact"/>
+            </w:pPr>
+            <w:r>
+              <w:t xml:space="preserve">Length</w:t>
+            </w:r>
+          </w:p>
+        </w:tc>
+        <w:tc>
+          <w:tcPr/>
+          <w:p>
+            <w:pPr>
+              <w:pStyle w:val="Compact"/>
+            </w:pPr>
+            <w:r>
+              <w:rPr>
+                <w:rStyle w:val="VerbatimChar"/>
+              </w:rPr>
+              <w:t xml:space="preserve">m</w:t>
+            </w:r>
+          </w:p>
+        </w:tc>
+        <w:tc>
+          <w:tcPr/>
+          <w:p>
+            <w:pPr>
+              <w:pStyle w:val="Compact"/>
+            </w:pPr>
+            <w:r>
+              <w:rPr>
+                <w:rStyle w:val="VerbatimChar"/>
+              </w:rPr>
+              <w:t xml:space="preserve">ft</w:t>
+            </w:r>
+          </w:p>
+        </w:tc>
+        <w:tc>
+          <w:tcPr/>
+          <w:p>
+            <w:pPr>
+              <w:pStyle w:val="Compact"/>
+            </w:pPr>
+            <w:r>
+              <w:rPr>
+                <w:rStyle w:val="VerbatimChar"/>
+              </w:rPr>
+              <w:t xml:space="preserve">m</w:t>
+            </w:r>
+          </w:p>
+        </w:tc>
+      </w:tr>
+      <w:tr>
+        <w:tc>
+          <w:tcPr/>
+          <w:p>
+            <w:pPr>
+              <w:pStyle w:val="Compact"/>
+            </w:pPr>
+            <w:r>
+              <w:t xml:space="preserve">Magnetics form: Declination, Dip</w:t>
+            </w:r>
+          </w:p>
+        </w:tc>
+        <w:tc>
+          <w:tcPr/>
+          <w:p>
+            <w:pPr>
+              <w:pStyle w:val="Compact"/>
+            </w:pPr>
+            <w:r>
+              <w:t xml:space="preserve">Angle</w:t>
+            </w:r>
+          </w:p>
+        </w:tc>
+        <w:tc>
+          <w:tcPr/>
+          <w:p>
+            <w:pPr>
+              <w:pStyle w:val="Compact"/>
+            </w:pPr>
+            <w:r>
+              <w:rPr>
+                <w:rStyle w:val="VerbatimChar"/>
+              </w:rPr>
+              <w:t xml:space="preserve">°</w:t>
+            </w:r>
+          </w:p>
+        </w:tc>
+        <w:tc>
+          <w:tcPr/>
+          <w:p>
+            <w:pPr>
+              <w:pStyle w:val="Compact"/>
+            </w:pPr>
+            <w:r>
+              <w:rPr>
+                <w:rStyle w:val="VerbatimChar"/>
+              </w:rPr>
+              <w:t xml:space="preserve">°</w:t>
+            </w:r>
+          </w:p>
+        </w:tc>
+        <w:tc>
+          <w:tcPr/>
+          <w:p>
+            <w:pPr>
+              <w:pStyle w:val="Compact"/>
+            </w:pPr>
+            <w:r>
+              <w:rPr>
+                <w:rStyle w:val="VerbatimChar"/>
+              </w:rPr>
+              <w:t xml:space="preserve">°</w:t>
+            </w:r>
+          </w:p>
+        </w:tc>
+      </w:tr>
+      <w:tr>
+        <w:tc>
+          <w:tcPr/>
+          <w:p>
+            <w:pPr>
+              <w:pStyle w:val="Compact"/>
+            </w:pPr>
+            <w:r>
+              <w:t xml:space="preserve">Magnetics form: Total field</w:t>
+            </w:r>
+          </w:p>
+        </w:tc>
+        <w:tc>
+          <w:tcPr/>
+          <w:p>
+            <w:pPr>
+              <w:pStyle w:val="Compact"/>
+            </w:pPr>
+            <w:r>
+              <w:t xml:space="preserve">MagneticFluxDensity (display-only label)</w:t>
+            </w:r>
+          </w:p>
+        </w:tc>
+        <w:tc>
+          <w:tcPr/>
+          <w:p>
+            <w:pPr>
+              <w:pStyle w:val="Compact"/>
+            </w:pPr>
+            <w:r>
+              <w:rPr>
+                <w:rStyle w:val="VerbatimChar"/>
+              </w:rPr>
+              <w:t xml:space="preserve">nT</w:t>
+            </w:r>
+          </w:p>
+        </w:tc>
+        <w:tc>
+          <w:tcPr/>
+          <w:p>
+            <w:pPr>
+              <w:pStyle w:val="Compact"/>
+            </w:pPr>
+            <w:r>
+              <w:rPr>
+                <w:rStyle w:val="VerbatimChar"/>
+              </w:rPr>
+              <w:t xml:space="preserve">nT</w:t>
+            </w:r>
+          </w:p>
+        </w:tc>
+        <w:tc>
+          <w:tcPr/>
+          <w:p>
+            <w:pPr>
+              <w:pStyle w:val="Compact"/>
+            </w:pPr>
+            <w:r>
+              <w:rPr>
+                <w:rStyle w:val="VerbatimChar"/>
+              </w:rPr>
+              <w:t xml:space="preserve">nT</w:t>
+            </w:r>
+          </w:p>
+        </w:tc>
+      </w:tr>
+      <w:tr>
+        <w:tc>
+          <w:tcPr/>
+          <w:p>
+            <w:pPr>
+              <w:pStyle w:val="Compact"/>
+            </w:pPr>
+            <w:r>
+              <w:t xml:space="preserve">Survey grid: DLS, Build, Turn</w:t>
+            </w:r>
+          </w:p>
+        </w:tc>
+        <w:tc>
+          <w:tcPr/>
+          <w:p>
+            <w:pPr>
+              <w:pStyle w:val="Compact"/>
+            </w:pPr>
+            <w:r>
+              <w:t xml:space="preserve">CurvatureRate</w:t>
+            </w:r>
+          </w:p>
+        </w:tc>
+        <w:tc>
+          <w:tcPr/>
+          <w:p>
+            <w:pPr>
+              <w:pStyle w:val="Compact"/>
+            </w:pPr>
+            <w:r>
+              <w:rPr>
+                <w:rStyle w:val="VerbatimChar"/>
+              </w:rPr>
+              <w:t xml:space="preserve">°/30m</w:t>
+            </w:r>
+          </w:p>
+        </w:tc>
+        <w:tc>
+          <w:tcPr/>
+          <w:p>
+            <w:pPr>
+              <w:pStyle w:val="Compact"/>
+            </w:pPr>
+            <w:r>
+              <w:rPr>
+                <w:rStyle w:val="VerbatimChar"/>
+              </w:rPr>
+              <w:t xml:space="preserve">°/100ft</w:t>
+            </w:r>
+          </w:p>
+        </w:tc>
+        <w:tc>
+          <w:tcPr/>
+          <w:p>
+            <w:pPr>
+              <w:pStyle w:val="Compact"/>
+            </w:pPr>
+            <w:r>
+              <w:rPr>
+                <w:rStyle w:val="VerbatimChar"/>
+              </w:rPr>
+              <w:t xml:space="preserve">°/30m</w:t>
+            </w:r>
+          </w:p>
+        </w:tc>
+      </w:tr>
+      <w:tr>
+        <w:tc>
+          <w:tcPr/>
+          <w:p>
+            <w:pPr>
+              <w:pStyle w:val="Compact"/>
+            </w:pPr>
+            <w:r>
+              <w:t xml:space="preserve">Plan view + V-section axes</w:t>
+            </w:r>
+          </w:p>
+        </w:tc>
+        <w:tc>
+          <w:tcPr/>
+          <w:p>
+            <w:pPr>
+              <w:pStyle w:val="Compact"/>
+            </w:pPr>
+            <w:r>
+              <w:t xml:space="preserve">Length</w:t>
+            </w:r>
+          </w:p>
+        </w:tc>
+        <w:tc>
+          <w:tcPr/>
+          <w:p>
+            <w:pPr>
+              <w:pStyle w:val="Compact"/>
+            </w:pPr>
+            <w:r>
+              <w:rPr>
+                <w:rStyle w:val="VerbatimChar"/>
+              </w:rPr>
+              <w:t xml:space="preserve">m</w:t>
+            </w:r>
+          </w:p>
+        </w:tc>
+        <w:tc>
+          <w:tcPr/>
+          <w:p>
+            <w:pPr>
+              <w:pStyle w:val="Compact"/>
+            </w:pPr>
+            <w:r>
+              <w:rPr>
+                <w:rStyle w:val="VerbatimChar"/>
+              </w:rPr>
+              <w:t xml:space="preserve">ft</w:t>
+            </w:r>
+          </w:p>
+        </w:tc>
+        <w:tc>
+          <w:tcPr/>
+          <w:p>
+            <w:pPr>
+              <w:pStyle w:val="Compact"/>
+            </w:pPr>
+            <w:r>
+              <w:rPr>
+                <w:rStyle w:val="VerbatimChar"/>
+              </w:rPr>
+              <w:t xml:space="preserve">m</w:t>
+            </w:r>
+          </w:p>
+        </w:tc>
+      </w:tr>
+    </w:tbl>
+    <w:p>
+      <w:pPr>
+        <w:pStyle w:val="BlockText"/>
+      </w:pPr>
+      <w:r>
+        <w:rPr>
+          <w:b/>
+          <w:bCs/>
+        </w:rPr>
+        <w:t xml:space="preserve">Two oddities worth knowing:</w:t>
+      </w:r>
+    </w:p>
+    <w:p>
+      <w:pPr>
+        <w:pStyle w:val="Compact"/>
+        <w:numPr>
+          <w:ilvl w:val="0"/>
+          <w:numId w:val="1014"/>
+        </w:numPr>
+      </w:pPr>
+      <w:r>
+        <w:rPr>
+          <w:b/>
+          <w:bCs/>
+        </w:rPr>
+        <w:t xml:space="preserve">Angles are always degrees.</w:t>
+      </w:r>
+      <w:r>
+        <w:t xml:space="preserve"> </w:t>
+      </w:r>
+      <w:r>
+        <w:t xml:space="preserve">The DB stores degrees, the UI</w:t>
+      </w:r>
+      <w:r>
+        <w:t xml:space="preserve"> </w:t>
+      </w:r>
+      <w:r>
+        <w:t xml:space="preserve">shows degrees, regardless of the system. The</w:t>
+      </w:r>
+      <w:r>
+        <w:t xml:space="preserve"> </w:t>
+      </w:r>
+      <w:r>
+        <w:t xml:space="preserve">“SI = radians”</w:t>
+      </w:r>
+      <w:r>
+        <w:t xml:space="preserve"> </w:t>
+      </w:r>
+      <w:r>
+        <w:t xml:space="preserve">row in the codebase preset table is a placeholder; the</w:t>
+      </w:r>
+      <w:r>
+        <w:t xml:space="preserve"> </w:t>
+      </w:r>
+      <w:r>
+        <w:rPr>
+          <w:rStyle w:val="VerbatimChar"/>
+        </w:rPr>
+        <w:t xml:space="preserve">UnitInput</w:t>
+      </w:r>
+      <w:r>
+        <w:t xml:space="preserve"> </w:t>
+      </w:r>
+      <w:r>
+        <w:t xml:space="preserve">component explicitly bypasses it.</w:t>
+      </w:r>
+    </w:p>
+    <w:p>
+      <w:pPr>
+        <w:pStyle w:val="Compact"/>
+        <w:numPr>
+          <w:ilvl w:val="0"/>
+          <w:numId w:val="1014"/>
+        </w:numPr>
+      </w:pPr>
+      <w:r>
+        <w:rPr>
+          <w:b/>
+          <w:bCs/>
+        </w:rPr>
+        <w:t xml:space="preserve">Total magnetic field is always</w:t>
+      </w:r>
+      <w:r>
+        <w:rPr>
+          <w:b/>
+          <w:bCs/>
+        </w:rPr>
+        <w:t xml:space="preserve"> </w:t>
+      </w:r>
+      <w:r>
+        <w:rPr>
+          <w:rStyle w:val="VerbatimChar"/>
+          <w:b/>
+          <w:bCs/>
+        </w:rPr>
+        <w:t xml:space="preserve">nT</w:t>
+      </w:r>
+      <w:r>
+        <w:rPr>
+          <w:b/>
+          <w:bCs/>
+        </w:rPr>
+        <w:t xml:space="preserve">.</w:t>
+      </w:r>
+      <w:r>
+        <w:t xml:space="preserve"> </w:t>
+      </w:r>
+      <w:r>
+        <w:t xml:space="preserve">The well-detail magnetic</w:t>
+      </w:r>
+      <w:r>
+        <w:t xml:space="preserve"> </w:t>
+      </w:r>
+      <w:r>
+        <w:t xml:space="preserve">block hard-codes the label to</w:t>
+      </w:r>
+      <w:r>
+        <w:t xml:space="preserve"> </w:t>
+      </w:r>
+      <w:r>
+        <w:rPr>
+          <w:rStyle w:val="VerbatimChar"/>
+        </w:rPr>
+        <w:t xml:space="preserve">nT</w:t>
+      </w:r>
+      <w:r>
+        <w:t xml:space="preserve"> </w:t>
+      </w:r>
+      <w:r>
+        <w:t xml:space="preserve">(the legacy convention) even</w:t>
+      </w:r>
+      <w:r>
+        <w:t xml:space="preserve"> </w:t>
+      </w:r>
+      <w:r>
+        <w:t xml:space="preserve">on Metric. It does not cascade.</w:t>
+      </w:r>
+    </w:p>
+    <w:bookmarkEnd w:id="87"/>
+    <w:bookmarkStart w:id="88" w:name="Xb6b8bf84c6908b605aa457ca7dbd1e8254d395c"/>
+    <w:p>
+      <w:pPr>
+        <w:pStyle w:val="Heading2"/>
+      </w:pPr>
+      <w:r>
+        <w:t xml:space="preserve">Cascade source — where the unit choice comes from</w:t>
+      </w:r>
+    </w:p>
+    <w:p>
+      <w:pPr>
+        <w:pStyle w:val="FirstParagraph"/>
+      </w:pPr>
+      <w:r>
+        <w:t xml:space="preserve">Pages fall into two buckets:</w:t>
+      </w:r>
+    </w:p>
+    <w:p>
+      <w:pPr>
+        <w:pStyle w:val="Compact"/>
+        <w:numPr>
+          <w:ilvl w:val="0"/>
+          <w:numId w:val="1015"/>
+        </w:numPr>
+      </w:pPr>
+      <w:r>
+        <w:rPr>
+          <w:b/>
+          <w:bCs/>
+        </w:rPr>
+        <w:t xml:space="preserve">Job-scoped pages</w:t>
+      </w:r>
+      <w:r>
+        <w:t xml:space="preserve"> </w:t>
+      </w:r>
+      <w:r>
+        <w:t xml:space="preserve">— anything reached via</w:t>
+      </w:r>
+      <w:r>
+        <w:t xml:space="preserve"> </w:t>
+      </w:r>
+      <w:r>
+        <w:rPr>
+          <w:rStyle w:val="VerbatimChar"/>
+        </w:rPr>
+        <w:t xml:space="preserve">/tenants/{code}/jobs/{guid}/...</w:t>
+      </w:r>
+      <w:r>
+        <w:t xml:space="preserve">. The unit cascade is driven by</w:t>
+      </w:r>
+      <w:r>
+        <w:t xml:space="preserve"> </w:t>
+      </w:r>
+      <w:r>
+        <w:t xml:space="preserve">the</w:t>
+      </w:r>
+      <w:r>
+        <w:t xml:space="preserve"> </w:t>
+      </w:r>
+      <w:r>
+        <w:rPr>
+          <w:b/>
+          <w:bCs/>
+        </w:rPr>
+        <w:t xml:space="preserve">Job’s</w:t>
+      </w:r>
+      <w:r>
+        <w:t xml:space="preserve"> </w:t>
+      </w:r>
+      <w:r>
+        <w:rPr>
+          <w:rStyle w:val="VerbatimChar"/>
+        </w:rPr>
+        <w:t xml:space="preserve">UnitSystem</w:t>
+      </w:r>
+      <w:r>
+        <w:t xml:space="preserve">. PERMIAN Jobs read Field; NORTHSEA and</w:t>
+      </w:r>
+      <w:r>
+        <w:t xml:space="preserve"> </w:t>
+      </w:r>
+      <w:r>
+        <w:t xml:space="preserve">BOREAL Jobs read Metric. Changing your</w:t>
+      </w:r>
+      <w:r>
+        <w:t xml:space="preserve"> </w:t>
+      </w:r>
+      <w:r>
+        <w:rPr>
+          <w:b/>
+          <w:bCs/>
+        </w:rPr>
+        <w:t xml:space="preserve">user preference</w:t>
+      </w:r>
+      <w:r>
+        <w:t xml:space="preserve"> </w:t>
+      </w:r>
+      <w:r>
+        <w:t xml:space="preserve">on</w:t>
+      </w:r>
+      <w:r>
+        <w:t xml:space="preserve"> </w:t>
+      </w:r>
+      <w:r>
+        <w:t xml:space="preserve">Account Settings does</w:t>
+      </w:r>
+      <w:r>
+        <w:t xml:space="preserve"> </w:t>
+      </w:r>
+      <w:r>
+        <w:rPr>
+          <w:b/>
+          <w:bCs/>
+        </w:rPr>
+        <w:t xml:space="preserve">not</w:t>
+      </w:r>
+      <w:r>
+        <w:t xml:space="preserve"> </w:t>
+      </w:r>
+      <w:r>
+        <w:t xml:space="preserve">affect these pages.</w:t>
+      </w:r>
+    </w:p>
+    <w:p>
+      <w:pPr>
+        <w:pStyle w:val="Compact"/>
+        <w:numPr>
+          <w:ilvl w:val="0"/>
+          <w:numId w:val="1015"/>
+        </w:numPr>
+      </w:pPr>
+      <w:r>
+        <w:rPr>
+          <w:b/>
+          <w:bCs/>
+        </w:rPr>
+        <w:t xml:space="preserve">User-preference pages</w:t>
+      </w:r>
+      <w:r>
+        <w:t xml:space="preserve"> </w:t>
+      </w:r>
+      <w:r>
+        <w:t xml:space="preserve">— anything not under a Job (e.g. cross-</w:t>
+      </w:r>
+      <w:r>
+        <w:t xml:space="preserve"> </w:t>
+      </w:r>
+      <w:r>
+        <w:t xml:space="preserve">tenant admin views, top-level Tenants list). The cascade falls</w:t>
+      </w:r>
+      <w:r>
+        <w:t xml:space="preserve"> </w:t>
+      </w:r>
+      <w:r>
+        <w:t xml:space="preserve">back to the user’s preferred unit system. Today these are mostly</w:t>
+      </w:r>
+      <w:r>
+        <w:t xml:space="preserve"> </w:t>
+      </w:r>
+      <w:r>
+        <w:t xml:space="preserve">read-only summary views; few entry forms live here.</w:t>
       </w:r>
     </w:p>
     <w:tbl>
@@ -17199,18 +18785,45 @@
               <w:pStyle w:val="Compact"/>
             </w:pPr>
             <w:r>
-              <w:t xml:space="preserve">TUB-01</w:t>
-            </w:r>
-          </w:p>
-        </w:tc>
-        <w:tc>
-          <w:tcPr/>
-          <w:p>
-            <w:pPr>
-              <w:pStyle w:val="Compact"/>
-            </w:pPr>
-            <w:r>
-              <w:t xml:space="preserve">Grid lists seeded tubulars with columns Type, Name, Order, FromMD, ToMD, Diameter, Weight.</w:t>
+              <w:t xml:space="preserve">UNIT-10</w:t>
+            </w:r>
+          </w:p>
+        </w:tc>
+        <w:tc>
+          <w:tcPr/>
+          <w:p>
+            <w:pPr>
+              <w:pStyle w:val="Compact"/>
+            </w:pPr>
+            <w:r>
+              <w:t xml:space="preserve">Browse PERMIAN’s</w:t>
+            </w:r>
+            <w:r>
+              <w:t xml:space="preserve"> </w:t>
+            </w:r>
+            <w:r>
+              <w:rPr>
+                <w:rStyle w:val="VerbatimChar"/>
+              </w:rPr>
+              <w:t xml:space="preserve">Crest-North-Pad</w:t>
+            </w:r>
+            <w:r>
+              <w:t xml:space="preserve"> </w:t>
+            </w:r>
+            <w:r>
+              <w:t xml:space="preserve">→ any Surveys grid: depth column header reads</w:t>
+            </w:r>
+            <w:r>
+              <w:t xml:space="preserve"> </w:t>
+            </w:r>
+            <w:r>
+              <w:rPr>
+                <w:rStyle w:val="VerbatimChar"/>
+              </w:rPr>
+              <w:t xml:space="preserve">Depth (ft)</w:t>
+            </w:r>
+            <w:r>
+              <w:t xml:space="preserve">; values displayed in feet (e.g. ~5000–10000 range).</w:t>
             </w:r>
           </w:p>
         </w:tc>
@@ -17234,18 +18847,45 @@
               <w:pStyle w:val="Compact"/>
             </w:pPr>
             <w:r>
-              <w:t xml:space="preserve">TUB-02</w:t>
-            </w:r>
-          </w:p>
-        </w:tc>
-        <w:tc>
-          <w:tcPr/>
-          <w:p>
-            <w:pPr>
-              <w:pStyle w:val="Compact"/>
-            </w:pPr>
-            <w:r>
-              <w:t xml:space="preserve">Double-click a row → cells become editable (Syncfusion inline edit).</w:t>
+              <w:t xml:space="preserve">UNIT-11</w:t>
+            </w:r>
+          </w:p>
+        </w:tc>
+        <w:tc>
+          <w:tcPr/>
+          <w:p>
+            <w:pPr>
+              <w:pStyle w:val="Compact"/>
+            </w:pPr>
+            <w:r>
+              <w:t xml:space="preserve">Browse NORTHSEA’s</w:t>
+            </w:r>
+            <w:r>
+              <w:t xml:space="preserve"> </w:t>
+            </w:r>
+            <w:r>
+              <w:rPr>
+                <w:rStyle w:val="VerbatimChar"/>
+              </w:rPr>
+              <w:t xml:space="preserve">Atlantic-26-7H</w:t>
+            </w:r>
+            <w:r>
+              <w:t xml:space="preserve"> </w:t>
+            </w:r>
+            <w:r>
+              <w:t xml:space="preserve">→ Surveys grid: depth column reads</w:t>
+            </w:r>
+            <w:r>
+              <w:t xml:space="preserve"> </w:t>
+            </w:r>
+            <w:r>
+              <w:rPr>
+                <w:rStyle w:val="VerbatimChar"/>
+              </w:rPr>
+              <w:t xml:space="preserve">Depth (m)</w:t>
+            </w:r>
+            <w:r>
+              <w:t xml:space="preserve">; values in metres (e.g. ~1500–3000 range).</w:t>
             </w:r>
           </w:p>
         </w:tc>
@@ -17269,18 +18909,62 @@
               <w:pStyle w:val="Compact"/>
             </w:pPr>
             <w:r>
-              <w:t xml:space="preserve">TUB-03</w:t>
-            </w:r>
-          </w:p>
-        </w:tc>
-        <w:tc>
-          <w:tcPr/>
-          <w:p>
-            <w:pPr>
-              <w:pStyle w:val="Compact"/>
-            </w:pPr>
-            <w:r>
-              <w:t xml:space="preserve">Edit a value → press Enter / commit → row saves and refreshes.</w:t>
+              <w:t xml:space="preserve">UNIT-12</w:t>
+            </w:r>
+          </w:p>
+        </w:tc>
+        <w:tc>
+          <w:tcPr/>
+          <w:p>
+            <w:pPr>
+              <w:pStyle w:val="Compact"/>
+            </w:pPr>
+            <w:r>
+              <w:t xml:space="preserve">Open Account Settings → flip preference Field ↔ Metric → save. Re-open the</w:t>
+            </w:r>
+            <w:r>
+              <w:t xml:space="preserve"> </w:t>
+            </w:r>
+            <w:r>
+              <w:rPr>
+                <w:b/>
+                <w:bCs/>
+              </w:rPr>
+              <w:t xml:space="preserve">same PERMIAN Surveys grid</w:t>
+            </w:r>
+            <w:r>
+              <w:t xml:space="preserve"> </w:t>
+            </w:r>
+            <w:r>
+              <w:t xml:space="preserve">— the column units</w:t>
+            </w:r>
+            <w:r>
+              <w:t xml:space="preserve"> </w:t>
+            </w:r>
+            <w:r>
+              <w:rPr>
+                <w:b/>
+                <w:bCs/>
+              </w:rPr>
+              <w:t xml:space="preserve">don’t</w:t>
+            </w:r>
+            <w:r>
+              <w:t xml:space="preserve"> </w:t>
+            </w:r>
+            <w:r>
+              <w:t xml:space="preserve">change (still</w:t>
+            </w:r>
+            <w:r>
+              <w:t xml:space="preserve"> </w:t>
+            </w:r>
+            <w:r>
+              <w:rPr>
+                <w:rStyle w:val="VerbatimChar"/>
+              </w:rPr>
+              <w:t xml:space="preserve">ft</w:t>
+            </w:r>
+            <w:r>
+              <w:t xml:space="preserve">, because Job is Field).</w:t>
             </w:r>
           </w:p>
         </w:tc>
@@ -17304,18 +18988,34 @@
               <w:pStyle w:val="Compact"/>
             </w:pPr>
             <w:r>
-              <w:t xml:space="preserve">TUB-04</w:t>
-            </w:r>
-          </w:p>
-        </w:tc>
-        <w:tc>
-          <w:tcPr/>
-          <w:p>
-            <w:pPr>
-              <w:pStyle w:val="Compact"/>
-            </w:pPr>
-            <w:r>
-              <w:t xml:space="preserve">Cancel edit (Escape) → no change persisted.</w:t>
+              <w:t xml:space="preserve">UNIT-13</w:t>
+            </w:r>
+          </w:p>
+        </w:tc>
+        <w:tc>
+          <w:tcPr/>
+          <w:p>
+            <w:pPr>
+              <w:pStyle w:val="Compact"/>
+            </w:pPr>
+            <w:r>
+              <w:t xml:space="preserve">If a non-Job-scoped numeric view is open (e.g. a Tenants summary card showing a length), the user-preference flip</w:t>
+            </w:r>
+            <w:r>
+              <w:t xml:space="preserve"> </w:t>
+            </w:r>
+            <w:r>
+              <w:rPr>
+                <w:b/>
+                <w:bCs/>
+              </w:rPr>
+              <w:t xml:space="preserve">does</w:t>
+            </w:r>
+            <w:r>
+              <w:t xml:space="preserve"> </w:t>
+            </w:r>
+            <w:r>
+              <w:t xml:space="preserve">reflect there.</w:t>
             </w:r>
           </w:p>
         </w:tc>
@@ -17331,15 +19031,3142 @@
           </w:p>
         </w:tc>
       </w:tr>
+      <w:tr>
+        <w:tc>
+          <w:tcPr/>
+          <w:p>
+            <w:pPr>
+              <w:pStyle w:val="Compact"/>
+            </w:pPr>
+            <w:r>
+              <w:t xml:space="preserve">UNIT-14</w:t>
+            </w:r>
+          </w:p>
+        </w:tc>
+        <w:tc>
+          <w:tcPr/>
+          <w:p>
+            <w:pPr>
+              <w:pStyle w:val="Compact"/>
+            </w:pPr>
+            <w:r>
+              <w:t xml:space="preserve">Edit the Job’s</w:t>
+            </w:r>
+            <w:r>
+              <w:t xml:space="preserve"> </w:t>
+            </w:r>
+            <w:r>
+              <w:rPr>
+                <w:rStyle w:val="VerbatimChar"/>
+              </w:rPr>
+              <w:t xml:space="preserve">UnitSystem</w:t>
+            </w:r>
+            <w:r>
+              <w:t xml:space="preserve"> </w:t>
+            </w:r>
+            <w:r>
+              <w:t xml:space="preserve">(PUT to</w:t>
+            </w:r>
+            <w:r>
+              <w:t xml:space="preserve"> </w:t>
+            </w:r>
+            <w:r>
+              <w:rPr>
+                <w:rStyle w:val="VerbatimChar"/>
+              </w:rPr>
+              <w:t xml:space="preserve">/tenants/{code}/jobs/{guid}</w:t>
+            </w:r>
+            <w:r>
+              <w:t xml:space="preserve"> </w:t>
+            </w:r>
+            <w:r>
+              <w:t xml:space="preserve">via JobEdit) from Field → Metric → reload Surveys: column header now reads</w:t>
+            </w:r>
+            <w:r>
+              <w:t xml:space="preserve"> </w:t>
+            </w:r>
+            <w:r>
+              <w:rPr>
+                <w:rStyle w:val="VerbatimChar"/>
+              </w:rPr>
+              <w:t xml:space="preserve">(m)</w:t>
+            </w:r>
+            <w:r>
+              <w:t xml:space="preserve">; numeric values are the metric conversion of the same underlying SI rows. (Revert before continuing.)</w:t>
+            </w:r>
+          </w:p>
+        </w:tc>
+        <w:tc>
+          <w:tcPr/>
+          <w:p>
+            <w:pPr>
+              <w:pStyle w:val="Compact"/>
+            </w:pPr>
+            <w:r>
+              <w:t xml:space="preserve">[ ]</w:t>
+            </w:r>
+          </w:p>
+        </w:tc>
+      </w:tr>
     </w:tbl>
-    <w:bookmarkEnd w:id="87"/>
-    <w:bookmarkStart w:id="88" w:name="add-edit-delete-full-pages"/>
+    <w:bookmarkEnd w:id="88"/>
+    <w:bookmarkStart w:id="95" w:name="round-trip-per-unit-bearing-page"/>
     <w:p>
       <w:pPr>
         <w:pStyle w:val="Heading2"/>
       </w:pPr>
       <w:r>
-        <w:t xml:space="preserve">Add / edit / delete (full pages)</w:t>
+        <w:t xml:space="preserve">Round-trip per unit-bearing page</w:t>
+      </w:r>
+    </w:p>
+    <w:p>
+      <w:pPr>
+        <w:pStyle w:val="FirstParagraph"/>
+      </w:pPr>
+      <w:r>
+        <w:t xml:space="preserve">Method, applied to every form below: type a value in the visible</w:t>
+      </w:r>
+      <w:r>
+        <w:t xml:space="preserve"> </w:t>
+      </w:r>
+      <w:r>
+        <w:t xml:space="preserve">display unit; click Save; reload (or navigate away and back) the</w:t>
+      </w:r>
+      <w:r>
+        <w:t xml:space="preserve"> </w:t>
+      </w:r>
+      <w:r>
+        <w:rPr>
+          <w:b/>
+          <w:bCs/>
+        </w:rPr>
+        <w:t xml:space="preserve">same edit page</w:t>
+      </w:r>
+      <w:r>
+        <w:t xml:space="preserve">; confirm the same number is shown. A round-trip</w:t>
+      </w:r>
+      <w:r>
+        <w:t xml:space="preserve"> </w:t>
+      </w:r>
+      <w:r>
+        <w:t xml:space="preserve">that comes back changed = unit conversion bug (probably one-way).</w:t>
+      </w:r>
+    </w:p>
+    <w:p>
+      <w:pPr>
+        <w:pStyle w:val="BodyText"/>
+      </w:pPr>
+      <w:r>
+        <w:t xml:space="preserve">Pick the well to match the system you’re testing:</w:t>
+      </w:r>
+    </w:p>
+    <w:p>
+      <w:pPr>
+        <w:pStyle w:val="Compact"/>
+        <w:numPr>
+          <w:ilvl w:val="0"/>
+          <w:numId w:val="1016"/>
+        </w:numPr>
+      </w:pPr>
+      <w:r>
+        <w:rPr>
+          <w:b/>
+          <w:bCs/>
+        </w:rPr>
+        <w:t xml:space="preserve">Field round-trips:</w:t>
+      </w:r>
+      <w:r>
+        <w:t xml:space="preserve"> </w:t>
+      </w:r>
+      <w:r>
+        <w:t xml:space="preserve">PERMIAN well (any of the 8 on</w:t>
+      </w:r>
+      <w:r>
+        <w:t xml:space="preserve"> </w:t>
+      </w:r>
+      <w:r>
+        <w:rPr>
+          <w:rStyle w:val="VerbatimChar"/>
+        </w:rPr>
+        <w:t xml:space="preserve">Crest-North-Pad</w:t>
+      </w:r>
+      <w:r>
+        <w:t xml:space="preserve">).</w:t>
+      </w:r>
+    </w:p>
+    <w:p>
+      <w:pPr>
+        <w:pStyle w:val="Compact"/>
+        <w:numPr>
+          <w:ilvl w:val="0"/>
+          <w:numId w:val="1016"/>
+        </w:numPr>
+      </w:pPr>
+      <w:r>
+        <w:rPr>
+          <w:b/>
+          <w:bCs/>
+        </w:rPr>
+        <w:t xml:space="preserve">Metric round-trips:</w:t>
+      </w:r>
+      <w:r>
+        <w:t xml:space="preserve"> </w:t>
+      </w:r>
+      <w:r>
+        <w:t xml:space="preserve">NORTHSEA or BOREAL well.</w:t>
+      </w:r>
+    </w:p>
+    <w:p>
+      <w:pPr>
+        <w:pStyle w:val="FirstParagraph"/>
+      </w:pPr>
+      <w:r>
+        <w:t xml:space="preserve">Numbers below are illustrative; what matters is</w:t>
+      </w:r>
+      <w:r>
+        <w:t xml:space="preserve"> </w:t>
+      </w:r>
+      <w:r>
+        <w:rPr>
+          <w:b/>
+          <w:bCs/>
+        </w:rPr>
+        <w:t xml:space="preserve">what you typed</w:t>
+      </w:r>
+      <w:r>
+        <w:rPr>
+          <w:b/>
+          <w:bCs/>
+        </w:rPr>
+        <w:t xml:space="preserve"> </w:t>
+      </w:r>
+      <w:r>
+        <w:rPr>
+          <w:b/>
+          <w:bCs/>
+        </w:rPr>
+        <w:t xml:space="preserve">matches what shows on reload</w:t>
+      </w:r>
+      <w:r>
+        <w:t xml:space="preserve">.</w:t>
+      </w:r>
+    </w:p>
+    <w:bookmarkStart w:id="89" w:name="surveys"/>
+    <w:p>
+      <w:pPr>
+        <w:pStyle w:val="Heading3"/>
+      </w:pPr>
+      <w:r>
+        <w:t xml:space="preserve">Surveys</w:t>
+      </w:r>
+    </w:p>
+    <w:tbl>
+      <w:tblPr>
+        <w:tblStyle w:val="Table"/>
+        <w:tblW w:type="pct" w:w="5000"/>
+        <w:tblLayout w:type="fixed"/>
+        <w:tblLook w:firstRow="1" w:lastRow="0" w:firstColumn="0" w:lastColumn="0" w:noHBand="0" w:noVBand="0" w:val="0020"/>
+      </w:tblPr>
+      <w:tblGrid>
+        <w:gridCol w:w="600"/>
+        <w:gridCol w:w="360"/>
+        <w:gridCol w:w="6720"/>
+        <w:gridCol w:w="240"/>
+      </w:tblGrid>
+      <w:tr>
+        <w:trPr>
+          <w:tblHeader w:val="on"/>
+        </w:trPr>
+        <w:tc>
+          <w:tcPr/>
+          <w:p>
+            <w:pPr>
+              <w:pStyle w:val="Compact"/>
+            </w:pPr>
+            <w:r>
+              <w:t xml:space="preserve">ID</w:t>
+            </w:r>
+          </w:p>
+        </w:tc>
+        <w:tc>
+          <w:tcPr/>
+          <w:p>
+            <w:pPr>
+              <w:pStyle w:val="Compact"/>
+            </w:pPr>
+            <w:r>
+              <w:t xml:space="preserve">System</w:t>
+            </w:r>
+          </w:p>
+        </w:tc>
+        <w:tc>
+          <w:tcPr/>
+          <w:p>
+            <w:pPr>
+              <w:pStyle w:val="Compact"/>
+            </w:pPr>
+            <w:r>
+              <w:t xml:space="preserve">Test</w:t>
+            </w:r>
+          </w:p>
+        </w:tc>
+        <w:tc>
+          <w:tcPr/>
+          <w:p>
+            <w:pPr>
+              <w:pStyle w:val="Compact"/>
+            </w:pPr>
+            <w:r>
+              <w:t xml:space="preserve">Pass</w:t>
+            </w:r>
+          </w:p>
+        </w:tc>
+      </w:tr>
+      <w:tr>
+        <w:tc>
+          <w:tcPr/>
+          <w:p>
+            <w:pPr>
+              <w:pStyle w:val="Compact"/>
+            </w:pPr>
+            <w:r>
+              <w:t xml:space="preserve">UNIT-20</w:t>
+            </w:r>
+          </w:p>
+        </w:tc>
+        <w:tc>
+          <w:tcPr/>
+          <w:p>
+            <w:pPr>
+              <w:pStyle w:val="Compact"/>
+            </w:pPr>
+            <w:r>
+              <w:t xml:space="preserve">Metric</w:t>
+            </w:r>
+          </w:p>
+        </w:tc>
+        <w:tc>
+          <w:tcPr/>
+          <w:p>
+            <w:pPr>
+              <w:pStyle w:val="Compact"/>
+            </w:pPr>
+            <w:r>
+              <w:t xml:space="preserve">New survey on a BOREAL well: type Depth</w:t>
+            </w:r>
+            <w:r>
+              <w:t xml:space="preserve"> </w:t>
+            </w:r>
+            <w:r>
+              <w:rPr>
+                <w:rStyle w:val="VerbatimChar"/>
+              </w:rPr>
+              <w:t xml:space="preserve">1500</w:t>
+            </w:r>
+            <w:r>
+              <w:t xml:space="preserve">, Inc</w:t>
+            </w:r>
+            <w:r>
+              <w:t xml:space="preserve"> </w:t>
+            </w:r>
+            <w:r>
+              <w:rPr>
+                <w:rStyle w:val="VerbatimChar"/>
+              </w:rPr>
+              <w:t xml:space="preserve">30</w:t>
+            </w:r>
+            <w:r>
+              <w:t xml:space="preserve">, Az</w:t>
+            </w:r>
+            <w:r>
+              <w:t xml:space="preserve"> </w:t>
+            </w:r>
+            <w:r>
+              <w:rPr>
+                <w:rStyle w:val="VerbatimChar"/>
+              </w:rPr>
+              <w:t xml:space="preserve">90</w:t>
+            </w:r>
+            <w:r>
+              <w:t xml:space="preserve">. Save. Reload edit page. → Depth</w:t>
+            </w:r>
+            <w:r>
+              <w:t xml:space="preserve"> </w:t>
+            </w:r>
+            <w:r>
+              <w:rPr>
+                <w:rStyle w:val="VerbatimChar"/>
+              </w:rPr>
+              <w:t xml:space="preserve">1500 m</w:t>
+            </w:r>
+            <w:r>
+              <w:t xml:space="preserve">, Inc</w:t>
+            </w:r>
+            <w:r>
+              <w:t xml:space="preserve"> </w:t>
+            </w:r>
+            <w:r>
+              <w:rPr>
+                <w:rStyle w:val="VerbatimChar"/>
+              </w:rPr>
+              <w:t xml:space="preserve">30°</w:t>
+            </w:r>
+            <w:r>
+              <w:t xml:space="preserve">, Az</w:t>
+            </w:r>
+            <w:r>
+              <w:t xml:space="preserve"> </w:t>
+            </w:r>
+            <w:r>
+              <w:rPr>
+                <w:rStyle w:val="VerbatimChar"/>
+              </w:rPr>
+              <w:t xml:space="preserve">90°</w:t>
+            </w:r>
+            <w:r>
+              <w:t xml:space="preserve">.</w:t>
+            </w:r>
+          </w:p>
+        </w:tc>
+        <w:tc>
+          <w:tcPr/>
+          <w:p>
+            <w:pPr>
+              <w:pStyle w:val="Compact"/>
+            </w:pPr>
+            <w:r>
+              <w:t xml:space="preserve">[ ]</w:t>
+            </w:r>
+          </w:p>
+        </w:tc>
+      </w:tr>
+      <w:tr>
+        <w:tc>
+          <w:tcPr/>
+          <w:p>
+            <w:pPr>
+              <w:pStyle w:val="Compact"/>
+            </w:pPr>
+            <w:r>
+              <w:t xml:space="preserve">UNIT-21</w:t>
+            </w:r>
+          </w:p>
+        </w:tc>
+        <w:tc>
+          <w:tcPr/>
+          <w:p>
+            <w:pPr>
+              <w:pStyle w:val="Compact"/>
+            </w:pPr>
+            <w:r>
+              <w:t xml:space="preserve">Field</w:t>
+            </w:r>
+          </w:p>
+        </w:tc>
+        <w:tc>
+          <w:tcPr/>
+          <w:p>
+            <w:pPr>
+              <w:pStyle w:val="Compact"/>
+            </w:pPr>
+            <w:r>
+              <w:t xml:space="preserve">New survey on a PERMIAN well: type Depth</w:t>
+            </w:r>
+            <w:r>
+              <w:t xml:space="preserve"> </w:t>
+            </w:r>
+            <w:r>
+              <w:rPr>
+                <w:rStyle w:val="VerbatimChar"/>
+              </w:rPr>
+              <w:t xml:space="preserve">5000</w:t>
+            </w:r>
+            <w:r>
+              <w:t xml:space="preserve">, Inc</w:t>
+            </w:r>
+            <w:r>
+              <w:t xml:space="preserve"> </w:t>
+            </w:r>
+            <w:r>
+              <w:rPr>
+                <w:rStyle w:val="VerbatimChar"/>
+              </w:rPr>
+              <w:t xml:space="preserve">45</w:t>
+            </w:r>
+            <w:r>
+              <w:t xml:space="preserve">, Az</w:t>
+            </w:r>
+            <w:r>
+              <w:t xml:space="preserve"> </w:t>
+            </w:r>
+            <w:r>
+              <w:rPr>
+                <w:rStyle w:val="VerbatimChar"/>
+              </w:rPr>
+              <w:t xml:space="preserve">180</w:t>
+            </w:r>
+            <w:r>
+              <w:t xml:space="preserve">. Save. Reload edit page. → Depth</w:t>
+            </w:r>
+            <w:r>
+              <w:t xml:space="preserve"> </w:t>
+            </w:r>
+            <w:r>
+              <w:rPr>
+                <w:rStyle w:val="VerbatimChar"/>
+              </w:rPr>
+              <w:t xml:space="preserve">5000 ft</w:t>
+            </w:r>
+            <w:r>
+              <w:t xml:space="preserve">, Inc</w:t>
+            </w:r>
+            <w:r>
+              <w:t xml:space="preserve"> </w:t>
+            </w:r>
+            <w:r>
+              <w:rPr>
+                <w:rStyle w:val="VerbatimChar"/>
+              </w:rPr>
+              <w:t xml:space="preserve">45°</w:t>
+            </w:r>
+            <w:r>
+              <w:t xml:space="preserve">, Az</w:t>
+            </w:r>
+            <w:r>
+              <w:t xml:space="preserve"> </w:t>
+            </w:r>
+            <w:r>
+              <w:rPr>
+                <w:rStyle w:val="VerbatimChar"/>
+              </w:rPr>
+              <w:t xml:space="preserve">180°</w:t>
+            </w:r>
+            <w:r>
+              <w:t xml:space="preserve">. (Choose a depth value not already on the well.)</w:t>
+            </w:r>
+          </w:p>
+        </w:tc>
+        <w:tc>
+          <w:tcPr/>
+          <w:p>
+            <w:pPr>
+              <w:pStyle w:val="Compact"/>
+            </w:pPr>
+            <w:r>
+              <w:t xml:space="preserve">[ ]</w:t>
+            </w:r>
+          </w:p>
+        </w:tc>
+      </w:tr>
+      <w:tr>
+        <w:tc>
+          <w:tcPr/>
+          <w:p>
+            <w:pPr>
+              <w:pStyle w:val="Compact"/>
+            </w:pPr>
+            <w:r>
+              <w:t xml:space="preserve">UNIT-22</w:t>
+            </w:r>
+          </w:p>
+        </w:tc>
+        <w:tc>
+          <w:tcPr/>
+          <w:p>
+            <w:pPr>
+              <w:pStyle w:val="Compact"/>
+            </w:pPr>
+            <w:r>
+              <w:t xml:space="preserve">Field</w:t>
+            </w:r>
+          </w:p>
+        </w:tc>
+        <w:tc>
+          <w:tcPr/>
+          <w:p>
+            <w:pPr>
+              <w:pStyle w:val="Compact"/>
+            </w:pPr>
+            <w:r>
+              <w:t xml:space="preserve">After UNIT-21 saves, view the same survey on the grid. Depth column shows</w:t>
+            </w:r>
+            <w:r>
+              <w:t xml:space="preserve"> </w:t>
+            </w:r>
+            <w:r>
+              <w:rPr>
+                <w:rStyle w:val="VerbatimChar"/>
+              </w:rPr>
+              <w:t xml:space="preserve">5000</w:t>
+            </w:r>
+            <w:r>
+              <w:t xml:space="preserve"> </w:t>
+            </w:r>
+            <w:r>
+              <w:t xml:space="preserve">in ft. Then change the Job’s UnitSystem to Metric (JobEdit, save) and reload — the same row should now show</w:t>
+            </w:r>
+            <w:r>
+              <w:t xml:space="preserve"> </w:t>
+            </w:r>
+            <w:r>
+              <w:rPr>
+                <w:rStyle w:val="VerbatimChar"/>
+              </w:rPr>
+              <w:t xml:space="preserve">1524.0</w:t>
+            </w:r>
+            <w:r>
+              <w:t xml:space="preserve"> </w:t>
+            </w:r>
+            <w:r>
+              <w:t xml:space="preserve">(5000 ft → metres). Revert the Job’s UnitSystem to Field.</w:t>
+            </w:r>
+          </w:p>
+        </w:tc>
+        <w:tc>
+          <w:tcPr/>
+          <w:p>
+            <w:pPr>
+              <w:pStyle w:val="Compact"/>
+            </w:pPr>
+            <w:r>
+              <w:t xml:space="preserve">[ ]</w:t>
+            </w:r>
+          </w:p>
+        </w:tc>
+      </w:tr>
+    </w:tbl>
+    <w:bookmarkEnd w:id="89"/>
+    <w:bookmarkStart w:id="90" w:name="tieons"/>
+    <w:p>
+      <w:pPr>
+        <w:pStyle w:val="Heading3"/>
+      </w:pPr>
+      <w:r>
+        <w:t xml:space="preserve">TieOns</w:t>
+      </w:r>
+    </w:p>
+    <w:tbl>
+      <w:tblPr>
+        <w:tblStyle w:val="Table"/>
+        <w:tblW w:type="pct" w:w="5000"/>
+        <w:tblLayout w:type="fixed"/>
+        <w:tblLook w:firstRow="1" w:lastRow="0" w:firstColumn="0" w:lastColumn="0" w:noHBand="0" w:noVBand="0" w:val="0020"/>
+      </w:tblPr>
+      <w:tblGrid>
+        <w:gridCol w:w="600"/>
+        <w:gridCol w:w="360"/>
+        <w:gridCol w:w="6720"/>
+        <w:gridCol w:w="240"/>
+      </w:tblGrid>
+      <w:tr>
+        <w:trPr>
+          <w:tblHeader w:val="on"/>
+        </w:trPr>
+        <w:tc>
+          <w:tcPr/>
+          <w:p>
+            <w:pPr>
+              <w:pStyle w:val="Compact"/>
+            </w:pPr>
+            <w:r>
+              <w:t xml:space="preserve">ID</w:t>
+            </w:r>
+          </w:p>
+        </w:tc>
+        <w:tc>
+          <w:tcPr/>
+          <w:p>
+            <w:pPr>
+              <w:pStyle w:val="Compact"/>
+            </w:pPr>
+            <w:r>
+              <w:t xml:space="preserve">System</w:t>
+            </w:r>
+          </w:p>
+        </w:tc>
+        <w:tc>
+          <w:tcPr/>
+          <w:p>
+            <w:pPr>
+              <w:pStyle w:val="Compact"/>
+            </w:pPr>
+            <w:r>
+              <w:t xml:space="preserve">Test</w:t>
+            </w:r>
+          </w:p>
+        </w:tc>
+        <w:tc>
+          <w:tcPr/>
+          <w:p>
+            <w:pPr>
+              <w:pStyle w:val="Compact"/>
+            </w:pPr>
+            <w:r>
+              <w:t xml:space="preserve">Pass</w:t>
+            </w:r>
+          </w:p>
+        </w:tc>
+      </w:tr>
+      <w:tr>
+        <w:tc>
+          <w:tcPr/>
+          <w:p>
+            <w:pPr>
+              <w:pStyle w:val="Compact"/>
+            </w:pPr>
+            <w:r>
+              <w:t xml:space="preserve">UNIT-23</w:t>
+            </w:r>
+          </w:p>
+        </w:tc>
+        <w:tc>
+          <w:tcPr/>
+          <w:p>
+            <w:pPr>
+              <w:pStyle w:val="Compact"/>
+            </w:pPr>
+            <w:r>
+              <w:t xml:space="preserve">Metric</w:t>
+            </w:r>
+          </w:p>
+        </w:tc>
+        <w:tc>
+          <w:tcPr/>
+          <w:p>
+            <w:pPr>
+              <w:pStyle w:val="Compact"/>
+            </w:pPr>
+            <w:r>
+              <w:t xml:space="preserve">TieOn edit on a BOREAL well: type Depth</w:t>
+            </w:r>
+            <w:r>
+              <w:t xml:space="preserve"> </w:t>
+            </w:r>
+            <w:r>
+              <w:rPr>
+                <w:rStyle w:val="VerbatimChar"/>
+              </w:rPr>
+              <w:t xml:space="preserve">100</w:t>
+            </w:r>
+            <w:r>
+              <w:t xml:space="preserve">, Inc</w:t>
+            </w:r>
+            <w:r>
+              <w:t xml:space="preserve"> </w:t>
+            </w:r>
+            <w:r>
+              <w:rPr>
+                <w:rStyle w:val="VerbatimChar"/>
+              </w:rPr>
+              <w:t xml:space="preserve">5</w:t>
+            </w:r>
+            <w:r>
+              <w:t xml:space="preserve">, Az</w:t>
+            </w:r>
+            <w:r>
+              <w:t xml:space="preserve"> </w:t>
+            </w:r>
+            <w:r>
+              <w:rPr>
+                <w:rStyle w:val="VerbatimChar"/>
+              </w:rPr>
+              <w:t xml:space="preserve">175</w:t>
+            </w:r>
+            <w:r>
+              <w:t xml:space="preserve">, Northing</w:t>
+            </w:r>
+            <w:r>
+              <w:t xml:space="preserve"> </w:t>
+            </w:r>
+            <w:r>
+              <w:rPr>
+                <w:rStyle w:val="VerbatimChar"/>
+              </w:rPr>
+              <w:t xml:space="preserve">6043000</w:t>
+            </w:r>
+            <w:r>
+              <w:t xml:space="preserve">, Easting</w:t>
+            </w:r>
+            <w:r>
+              <w:t xml:space="preserve"> </w:t>
+            </w:r>
+            <w:r>
+              <w:rPr>
+                <w:rStyle w:val="VerbatimChar"/>
+              </w:rPr>
+              <w:t xml:space="preserve">376000</w:t>
+            </w:r>
+            <w:r>
+              <w:t xml:space="preserve">, Vertical reference</w:t>
+            </w:r>
+            <w:r>
+              <w:t xml:space="preserve"> </w:t>
+            </w:r>
+            <w:r>
+              <w:rPr>
+                <w:rStyle w:val="VerbatimChar"/>
+              </w:rPr>
+              <w:t xml:space="preserve">400</w:t>
+            </w:r>
+            <w:r>
+              <w:t xml:space="preserve">. Save. Reload. → all six values come back identical.</w:t>
+            </w:r>
+          </w:p>
+        </w:tc>
+        <w:tc>
+          <w:tcPr/>
+          <w:p>
+            <w:pPr>
+              <w:pStyle w:val="Compact"/>
+            </w:pPr>
+            <w:r>
+              <w:t xml:space="preserve">[ ]</w:t>
+            </w:r>
+          </w:p>
+        </w:tc>
+      </w:tr>
+      <w:tr>
+        <w:tc>
+          <w:tcPr/>
+          <w:p>
+            <w:pPr>
+              <w:pStyle w:val="Compact"/>
+            </w:pPr>
+            <w:r>
+              <w:t xml:space="preserve">UNIT-24</w:t>
+            </w:r>
+          </w:p>
+        </w:tc>
+        <w:tc>
+          <w:tcPr/>
+          <w:p>
+            <w:pPr>
+              <w:pStyle w:val="Compact"/>
+            </w:pPr>
+            <w:r>
+              <w:t xml:space="preserve">Field</w:t>
+            </w:r>
+          </w:p>
+        </w:tc>
+        <w:tc>
+          <w:tcPr/>
+          <w:p>
+            <w:pPr>
+              <w:pStyle w:val="Compact"/>
+            </w:pPr>
+            <w:r>
+              <w:t xml:space="preserve">TieOn edit on a PERMIAN well: type Depth</w:t>
+            </w:r>
+            <w:r>
+              <w:t xml:space="preserve"> </w:t>
+            </w:r>
+            <w:r>
+              <w:rPr>
+                <w:rStyle w:val="VerbatimChar"/>
+              </w:rPr>
+              <w:t xml:space="preserve">0</w:t>
+            </w:r>
+            <w:r>
+              <w:t xml:space="preserve">, Northing</w:t>
+            </w:r>
+            <w:r>
+              <w:t xml:space="preserve"> </w:t>
+            </w:r>
+            <w:r>
+              <w:rPr>
+                <w:rStyle w:val="VerbatimChar"/>
+              </w:rPr>
+              <w:t xml:space="preserve">1500000</w:t>
+            </w:r>
+            <w:r>
+              <w:t xml:space="preserve">, Easting</w:t>
+            </w:r>
+            <w:r>
+              <w:t xml:space="preserve"> </w:t>
+            </w:r>
+            <w:r>
+              <w:rPr>
+                <w:rStyle w:val="VerbatimChar"/>
+              </w:rPr>
+              <w:t xml:space="preserve">600000</w:t>
+            </w:r>
+            <w:r>
+              <w:t xml:space="preserve">, Vertical reference</w:t>
+            </w:r>
+            <w:r>
+              <w:t xml:space="preserve"> </w:t>
+            </w:r>
+            <w:r>
+              <w:rPr>
+                <w:rStyle w:val="VerbatimChar"/>
+              </w:rPr>
+              <w:t xml:space="preserve">2200</w:t>
+            </w:r>
+            <w:r>
+              <w:t xml:space="preserve">. Save. Reload. → all four values come back identical.</w:t>
+            </w:r>
+          </w:p>
+        </w:tc>
+        <w:tc>
+          <w:tcPr/>
+          <w:p>
+            <w:pPr>
+              <w:pStyle w:val="Compact"/>
+            </w:pPr>
+            <w:r>
+              <w:t xml:space="preserve">[ ]</w:t>
+            </w:r>
+          </w:p>
+        </w:tc>
+      </w:tr>
+    </w:tbl>
+    <w:bookmarkEnd w:id="90"/>
+    <w:bookmarkStart w:id="91" w:name="tubulars-with-diameter-override"/>
+    <w:p>
+      <w:pPr>
+        <w:pStyle w:val="Heading3"/>
+      </w:pPr>
+      <w:r>
+        <w:t xml:space="preserve">Tubulars (with Diameter override)</w:t>
+      </w:r>
+    </w:p>
+    <w:tbl>
+      <w:tblPr>
+        <w:tblStyle w:val="Table"/>
+        <w:tblW w:type="pct" w:w="5000"/>
+        <w:tblLayout w:type="fixed"/>
+        <w:tblLook w:firstRow="1" w:lastRow="0" w:firstColumn="0" w:lastColumn="0" w:noHBand="0" w:noVBand="0" w:val="0020"/>
+      </w:tblPr>
+      <w:tblGrid>
+        <w:gridCol w:w="600"/>
+        <w:gridCol w:w="360"/>
+        <w:gridCol w:w="6720"/>
+        <w:gridCol w:w="240"/>
+      </w:tblGrid>
+      <w:tr>
+        <w:trPr>
+          <w:tblHeader w:val="on"/>
+        </w:trPr>
+        <w:tc>
+          <w:tcPr/>
+          <w:p>
+            <w:pPr>
+              <w:pStyle w:val="Compact"/>
+            </w:pPr>
+            <w:r>
+              <w:t xml:space="preserve">ID</w:t>
+            </w:r>
+          </w:p>
+        </w:tc>
+        <w:tc>
+          <w:tcPr/>
+          <w:p>
+            <w:pPr>
+              <w:pStyle w:val="Compact"/>
+            </w:pPr>
+            <w:r>
+              <w:t xml:space="preserve">System</w:t>
+            </w:r>
+          </w:p>
+        </w:tc>
+        <w:tc>
+          <w:tcPr/>
+          <w:p>
+            <w:pPr>
+              <w:pStyle w:val="Compact"/>
+            </w:pPr>
+            <w:r>
+              <w:t xml:space="preserve">Test</w:t>
+            </w:r>
+          </w:p>
+        </w:tc>
+        <w:tc>
+          <w:tcPr/>
+          <w:p>
+            <w:pPr>
+              <w:pStyle w:val="Compact"/>
+            </w:pPr>
+            <w:r>
+              <w:t xml:space="preserve">Pass</w:t>
+            </w:r>
+          </w:p>
+        </w:tc>
+      </w:tr>
+      <w:tr>
+        <w:tc>
+          <w:tcPr/>
+          <w:p>
+            <w:pPr>
+              <w:pStyle w:val="Compact"/>
+            </w:pPr>
+            <w:r>
+              <w:t xml:space="preserve">UNIT-25</w:t>
+            </w:r>
+          </w:p>
+        </w:tc>
+        <w:tc>
+          <w:tcPr/>
+          <w:p>
+            <w:pPr>
+              <w:pStyle w:val="Compact"/>
+            </w:pPr>
+            <w:r>
+              <w:t xml:space="preserve">Field</w:t>
+            </w:r>
+          </w:p>
+        </w:tc>
+        <w:tc>
+          <w:tcPr/>
+          <w:p>
+            <w:pPr>
+              <w:pStyle w:val="Compact"/>
+            </w:pPr>
+            <w:r>
+              <w:t xml:space="preserve">New Tubular on a PERMIAN well. Diameter input has an</w:t>
+            </w:r>
+            <w:r>
+              <w:t xml:space="preserve"> </w:t>
+            </w:r>
+            <w:r>
+              <w:rPr>
+                <w:rStyle w:val="VerbatimChar"/>
+              </w:rPr>
+              <w:t xml:space="preserve">in</w:t>
+            </w:r>
+            <w:r>
+              <w:t xml:space="preserve"> </w:t>
+            </w:r>
+            <w:r>
+              <w:t xml:space="preserve">suffix (not</w:t>
+            </w:r>
+            <w:r>
+              <w:t xml:space="preserve"> </w:t>
+            </w:r>
+            <w:r>
+              <w:rPr>
+                <w:rStyle w:val="VerbatimChar"/>
+              </w:rPr>
+              <w:t xml:space="preserve">ft</w:t>
+            </w:r>
+            <w:r>
+              <w:t xml:space="preserve">). Type</w:t>
+            </w:r>
+            <w:r>
+              <w:t xml:space="preserve"> </w:t>
+            </w:r>
+            <w:r>
+              <w:rPr>
+                <w:rStyle w:val="VerbatimChar"/>
+              </w:rPr>
+              <w:t xml:space="preserve">9.625</w:t>
+            </w:r>
+            <w:r>
+              <w:t xml:space="preserve"> </w:t>
+            </w:r>
+            <w:r>
+              <w:t xml:space="preserve">(a standard 9 5/8” casing OD). Save. Reload edit page. → Diameter shows</w:t>
+            </w:r>
+            <w:r>
+              <w:t xml:space="preserve"> </w:t>
+            </w:r>
+            <w:r>
+              <w:rPr>
+                <w:rStyle w:val="VerbatimChar"/>
+              </w:rPr>
+              <w:t xml:space="preserve">9.625 in</w:t>
+            </w:r>
+            <w:r>
+              <w:t xml:space="preserve">.</w:t>
+            </w:r>
+          </w:p>
+        </w:tc>
+        <w:tc>
+          <w:tcPr/>
+          <w:p>
+            <w:pPr>
+              <w:pStyle w:val="Compact"/>
+            </w:pPr>
+            <w:r>
+              <w:t xml:space="preserve">[ ]</w:t>
+            </w:r>
+          </w:p>
+        </w:tc>
+      </w:tr>
+      <w:tr>
+        <w:tc>
+          <w:tcPr/>
+          <w:p>
+            <w:pPr>
+              <w:pStyle w:val="Compact"/>
+            </w:pPr>
+            <w:r>
+              <w:t xml:space="preserve">UNIT-26</w:t>
+            </w:r>
+          </w:p>
+        </w:tc>
+        <w:tc>
+          <w:tcPr/>
+          <w:p>
+            <w:pPr>
+              <w:pStyle w:val="Compact"/>
+            </w:pPr>
+            <w:r>
+              <w:t xml:space="preserve">Metric</w:t>
+            </w:r>
+          </w:p>
+        </w:tc>
+        <w:tc>
+          <w:tcPr/>
+          <w:p>
+            <w:pPr>
+              <w:pStyle w:val="Compact"/>
+            </w:pPr>
+            <w:r>
+              <w:t xml:space="preserve">New Tubular on a BOREAL well. Diameter input has an</w:t>
+            </w:r>
+            <w:r>
+              <w:t xml:space="preserve"> </w:t>
+            </w:r>
+            <w:r>
+              <w:rPr>
+                <w:rStyle w:val="VerbatimChar"/>
+              </w:rPr>
+              <w:t xml:space="preserve">mm</w:t>
+            </w:r>
+            <w:r>
+              <w:t xml:space="preserve"> </w:t>
+            </w:r>
+            <w:r>
+              <w:t xml:space="preserve">suffix (not</w:t>
+            </w:r>
+            <w:r>
+              <w:t xml:space="preserve"> </w:t>
+            </w:r>
+            <w:r>
+              <w:rPr>
+                <w:rStyle w:val="VerbatimChar"/>
+              </w:rPr>
+              <w:t xml:space="preserve">m</w:t>
+            </w:r>
+            <w:r>
+              <w:t xml:space="preserve">). Type</w:t>
+            </w:r>
+            <w:r>
+              <w:t xml:space="preserve"> </w:t>
+            </w:r>
+            <w:r>
+              <w:rPr>
+                <w:rStyle w:val="VerbatimChar"/>
+              </w:rPr>
+              <w:t xml:space="preserve">244.5</w:t>
+            </w:r>
+            <w:r>
+              <w:t xml:space="preserve"> </w:t>
+            </w:r>
+            <w:r>
+              <w:t xml:space="preserve">(the same casing in mm). Save. Reload edit page. → Diameter shows</w:t>
+            </w:r>
+            <w:r>
+              <w:t xml:space="preserve"> </w:t>
+            </w:r>
+            <w:r>
+              <w:rPr>
+                <w:rStyle w:val="VerbatimChar"/>
+              </w:rPr>
+              <w:t xml:space="preserve">244.5 mm</w:t>
+            </w:r>
+            <w:r>
+              <w:t xml:space="preserve">.</w:t>
+            </w:r>
+          </w:p>
+        </w:tc>
+        <w:tc>
+          <w:tcPr/>
+          <w:p>
+            <w:pPr>
+              <w:pStyle w:val="Compact"/>
+            </w:pPr>
+            <w:r>
+              <w:t xml:space="preserve">[ ]</w:t>
+            </w:r>
+          </w:p>
+        </w:tc>
+      </w:tr>
+      <w:tr>
+        <w:tc>
+          <w:tcPr/>
+          <w:p>
+            <w:pPr>
+              <w:pStyle w:val="Compact"/>
+            </w:pPr>
+            <w:r>
+              <w:t xml:space="preserve">UNIT-27</w:t>
+            </w:r>
+          </w:p>
+        </w:tc>
+        <w:tc>
+          <w:tcPr/>
+          <w:p>
+            <w:pPr>
+              <w:pStyle w:val="Compact"/>
+            </w:pPr>
+            <w:r>
+              <w:t xml:space="preserve">Field</w:t>
+            </w:r>
+          </w:p>
+        </w:tc>
+        <w:tc>
+          <w:tcPr/>
+          <w:p>
+            <w:pPr>
+              <w:pStyle w:val="Compact"/>
+            </w:pPr>
+            <w:r>
+              <w:t xml:space="preserve">Same Tubular: Weight input has a</w:t>
+            </w:r>
+            <w:r>
+              <w:t xml:space="preserve"> </w:t>
+            </w:r>
+            <w:r>
+              <w:rPr>
+                <w:rStyle w:val="VerbatimChar"/>
+              </w:rPr>
+              <w:t xml:space="preserve">lb/ft</w:t>
+            </w:r>
+            <w:r>
+              <w:t xml:space="preserve"> </w:t>
+            </w:r>
+            <w:r>
+              <w:t xml:space="preserve">suffix. Type</w:t>
+            </w:r>
+            <w:r>
+              <w:t xml:space="preserve"> </w:t>
+            </w:r>
+            <w:r>
+              <w:rPr>
+                <w:rStyle w:val="VerbatimChar"/>
+              </w:rPr>
+              <w:t xml:space="preserve">47</w:t>
+            </w:r>
+            <w:r>
+              <w:t xml:space="preserve"> </w:t>
+            </w:r>
+            <w:r>
+              <w:t xml:space="preserve">(standard 9 5/8” 47 lb/ft casing). Save. Reload. → Weight shows</w:t>
+            </w:r>
+            <w:r>
+              <w:t xml:space="preserve"> </w:t>
+            </w:r>
+            <w:r>
+              <w:rPr>
+                <w:rStyle w:val="VerbatimChar"/>
+              </w:rPr>
+              <w:t xml:space="preserve">47 lb/ft</w:t>
+            </w:r>
+            <w:r>
+              <w:t xml:space="preserve">.</w:t>
+            </w:r>
+          </w:p>
+        </w:tc>
+        <w:tc>
+          <w:tcPr/>
+          <w:p>
+            <w:pPr>
+              <w:pStyle w:val="Compact"/>
+            </w:pPr>
+            <w:r>
+              <w:t xml:space="preserve">[ ]</w:t>
+            </w:r>
+          </w:p>
+        </w:tc>
+      </w:tr>
+      <w:tr>
+        <w:tc>
+          <w:tcPr/>
+          <w:p>
+            <w:pPr>
+              <w:pStyle w:val="Compact"/>
+            </w:pPr>
+            <w:r>
+              <w:t xml:space="preserve">UNIT-28</w:t>
+            </w:r>
+          </w:p>
+        </w:tc>
+        <w:tc>
+          <w:tcPr/>
+          <w:p>
+            <w:pPr>
+              <w:pStyle w:val="Compact"/>
+            </w:pPr>
+            <w:r>
+              <w:t xml:space="preserve">Metric</w:t>
+            </w:r>
+          </w:p>
+        </w:tc>
+        <w:tc>
+          <w:tcPr/>
+          <w:p>
+            <w:pPr>
+              <w:pStyle w:val="Compact"/>
+            </w:pPr>
+            <w:r>
+              <w:t xml:space="preserve">Same Tubular: Weight input has a</w:t>
+            </w:r>
+            <w:r>
+              <w:t xml:space="preserve"> </w:t>
+            </w:r>
+            <w:r>
+              <w:rPr>
+                <w:rStyle w:val="VerbatimChar"/>
+              </w:rPr>
+              <w:t xml:space="preserve">kg/m</w:t>
+            </w:r>
+            <w:r>
+              <w:t xml:space="preserve"> </w:t>
+            </w:r>
+            <w:r>
+              <w:t xml:space="preserve">suffix. Type</w:t>
+            </w:r>
+            <w:r>
+              <w:t xml:space="preserve"> </w:t>
+            </w:r>
+            <w:r>
+              <w:rPr>
+                <w:rStyle w:val="VerbatimChar"/>
+              </w:rPr>
+              <w:t xml:space="preserve">70</w:t>
+            </w:r>
+            <w:r>
+              <w:t xml:space="preserve"> </w:t>
+            </w:r>
+            <w:r>
+              <w:t xml:space="preserve">(~47 lb/ft). Save. Reload. → Weight shows</w:t>
+            </w:r>
+            <w:r>
+              <w:t xml:space="preserve"> </w:t>
+            </w:r>
+            <w:r>
+              <w:rPr>
+                <w:rStyle w:val="VerbatimChar"/>
+              </w:rPr>
+              <w:t xml:space="preserve">70 kg/m</w:t>
+            </w:r>
+            <w:r>
+              <w:t xml:space="preserve">.</w:t>
+            </w:r>
+          </w:p>
+        </w:tc>
+        <w:tc>
+          <w:tcPr/>
+          <w:p>
+            <w:pPr>
+              <w:pStyle w:val="Compact"/>
+            </w:pPr>
+            <w:r>
+              <w:t xml:space="preserve">[ ]</w:t>
+            </w:r>
+          </w:p>
+        </w:tc>
+      </w:tr>
+      <w:tr>
+        <w:tc>
+          <w:tcPr/>
+          <w:p>
+            <w:pPr>
+              <w:pStyle w:val="Compact"/>
+            </w:pPr>
+            <w:r>
+              <w:t xml:space="preserve">UNIT-29</w:t>
+            </w:r>
+          </w:p>
+        </w:tc>
+        <w:tc>
+          <w:tcPr/>
+          <w:p>
+            <w:pPr>
+              <w:pStyle w:val="Compact"/>
+            </w:pPr>
+            <w:r>
+              <w:t xml:space="preserve">Field</w:t>
+            </w:r>
+          </w:p>
+        </w:tc>
+        <w:tc>
+          <w:tcPr/>
+          <w:p>
+            <w:pPr>
+              <w:pStyle w:val="Compact"/>
+            </w:pPr>
+            <w:r>
+              <w:t xml:space="preserve">From-MD / To-MD inputs on the same form have</w:t>
+            </w:r>
+            <w:r>
+              <w:t xml:space="preserve"> </w:t>
+            </w:r>
+            <w:r>
+              <w:rPr>
+                <w:rStyle w:val="VerbatimChar"/>
+              </w:rPr>
+              <w:t xml:space="preserve">ft</w:t>
+            </w:r>
+            <w:r>
+              <w:t xml:space="preserve"> </w:t>
+            </w:r>
+            <w:r>
+              <w:t xml:space="preserve">suffix (length default, not the diameter override). Type From</w:t>
+            </w:r>
+            <w:r>
+              <w:t xml:space="preserve"> </w:t>
+            </w:r>
+            <w:r>
+              <w:rPr>
+                <w:rStyle w:val="VerbatimChar"/>
+              </w:rPr>
+              <w:t xml:space="preserve">1000</w:t>
+            </w:r>
+            <w:r>
+              <w:t xml:space="preserve">, To</w:t>
+            </w:r>
+            <w:r>
+              <w:t xml:space="preserve"> </w:t>
+            </w:r>
+            <w:r>
+              <w:rPr>
+                <w:rStyle w:val="VerbatimChar"/>
+              </w:rPr>
+              <w:t xml:space="preserve">5000</w:t>
+            </w:r>
+            <w:r>
+              <w:t xml:space="preserve">. Save. Reload. → both come back identical in</w:t>
+            </w:r>
+            <w:r>
+              <w:t xml:space="preserve"> </w:t>
+            </w:r>
+            <w:r>
+              <w:rPr>
+                <w:rStyle w:val="VerbatimChar"/>
+              </w:rPr>
+              <w:t xml:space="preserve">ft</w:t>
+            </w:r>
+            <w:r>
+              <w:t xml:space="preserve">.</w:t>
+            </w:r>
+          </w:p>
+        </w:tc>
+        <w:tc>
+          <w:tcPr/>
+          <w:p>
+            <w:pPr>
+              <w:pStyle w:val="Compact"/>
+            </w:pPr>
+            <w:r>
+              <w:t xml:space="preserve">[ ]</w:t>
+            </w:r>
+          </w:p>
+        </w:tc>
+      </w:tr>
+    </w:tbl>
+    <w:bookmarkEnd w:id="91"/>
+    <w:bookmarkStart w:id="92" w:name="formations"/>
+    <w:p>
+      <w:pPr>
+        <w:pStyle w:val="Heading3"/>
+      </w:pPr>
+      <w:r>
+        <w:t xml:space="preserve">Formations</w:t>
+      </w:r>
+    </w:p>
+    <w:tbl>
+      <w:tblPr>
+        <w:tblStyle w:val="Table"/>
+        <w:tblW w:type="pct" w:w="5000"/>
+        <w:tblLayout w:type="fixed"/>
+        <w:tblLook w:firstRow="1" w:lastRow="0" w:firstColumn="0" w:lastColumn="0" w:noHBand="0" w:noVBand="0" w:val="0020"/>
+      </w:tblPr>
+      <w:tblGrid>
+        <w:gridCol w:w="600"/>
+        <w:gridCol w:w="360"/>
+        <w:gridCol w:w="6720"/>
+        <w:gridCol w:w="240"/>
+      </w:tblGrid>
+      <w:tr>
+        <w:trPr>
+          <w:tblHeader w:val="on"/>
+        </w:trPr>
+        <w:tc>
+          <w:tcPr/>
+          <w:p>
+            <w:pPr>
+              <w:pStyle w:val="Compact"/>
+            </w:pPr>
+            <w:r>
+              <w:t xml:space="preserve">ID</w:t>
+            </w:r>
+          </w:p>
+        </w:tc>
+        <w:tc>
+          <w:tcPr/>
+          <w:p>
+            <w:pPr>
+              <w:pStyle w:val="Compact"/>
+            </w:pPr>
+            <w:r>
+              <w:t xml:space="preserve">System</w:t>
+            </w:r>
+          </w:p>
+        </w:tc>
+        <w:tc>
+          <w:tcPr/>
+          <w:p>
+            <w:pPr>
+              <w:pStyle w:val="Compact"/>
+            </w:pPr>
+            <w:r>
+              <w:t xml:space="preserve">Test</w:t>
+            </w:r>
+          </w:p>
+        </w:tc>
+        <w:tc>
+          <w:tcPr/>
+          <w:p>
+            <w:pPr>
+              <w:pStyle w:val="Compact"/>
+            </w:pPr>
+            <w:r>
+              <w:t xml:space="preserve">Pass</w:t>
+            </w:r>
+          </w:p>
+        </w:tc>
+      </w:tr>
+      <w:tr>
+        <w:tc>
+          <w:tcPr/>
+          <w:p>
+            <w:pPr>
+              <w:pStyle w:val="Compact"/>
+            </w:pPr>
+            <w:r>
+              <w:t xml:space="preserve">UNIT-30</w:t>
+            </w:r>
+          </w:p>
+        </w:tc>
+        <w:tc>
+          <w:tcPr/>
+          <w:p>
+            <w:pPr>
+              <w:pStyle w:val="Compact"/>
+            </w:pPr>
+            <w:r>
+              <w:t xml:space="preserve">Metric</w:t>
+            </w:r>
+          </w:p>
+        </w:tc>
+        <w:tc>
+          <w:tcPr/>
+          <w:p>
+            <w:pPr>
+              <w:pStyle w:val="Compact"/>
+            </w:pPr>
+            <w:r>
+              <w:t xml:space="preserve">New Formation on a BOREAL well: type From-TVD</w:t>
+            </w:r>
+            <w:r>
+              <w:t xml:space="preserve"> </w:t>
+            </w:r>
+            <w:r>
+              <w:rPr>
+                <w:rStyle w:val="VerbatimChar"/>
+              </w:rPr>
+              <w:t xml:space="preserve">400</w:t>
+            </w:r>
+            <w:r>
+              <w:t xml:space="preserve">, To-TVD</w:t>
+            </w:r>
+            <w:r>
+              <w:t xml:space="preserve"> </w:t>
+            </w:r>
+            <w:r>
+              <w:rPr>
+                <w:rStyle w:val="VerbatimChar"/>
+              </w:rPr>
+              <w:t xml:space="preserve">500</w:t>
+            </w:r>
+            <w:r>
+              <w:t xml:space="preserve">, Resistance</w:t>
+            </w:r>
+            <w:r>
+              <w:t xml:space="preserve"> </w:t>
+            </w:r>
+            <w:r>
+              <w:rPr>
+                <w:rStyle w:val="VerbatimChar"/>
+              </w:rPr>
+              <w:t xml:space="preserve">25</w:t>
+            </w:r>
+            <w:r>
+              <w:t xml:space="preserve">. Save. Reload. → values come back identical with</w:t>
+            </w:r>
+            <w:r>
+              <w:t xml:space="preserve"> </w:t>
+            </w:r>
+            <w:r>
+              <w:rPr>
+                <w:rStyle w:val="VerbatimChar"/>
+              </w:rPr>
+              <w:t xml:space="preserve">m</w:t>
+            </w:r>
+            <w:r>
+              <w:t xml:space="preserve"> </w:t>
+            </w:r>
+            <w:r>
+              <w:t xml:space="preserve">suffix on the depths.</w:t>
+            </w:r>
+          </w:p>
+        </w:tc>
+        <w:tc>
+          <w:tcPr/>
+          <w:p>
+            <w:pPr>
+              <w:pStyle w:val="Compact"/>
+            </w:pPr>
+            <w:r>
+              <w:t xml:space="preserve">[ ]</w:t>
+            </w:r>
+          </w:p>
+        </w:tc>
+      </w:tr>
+      <w:tr>
+        <w:tc>
+          <w:tcPr/>
+          <w:p>
+            <w:pPr>
+              <w:pStyle w:val="Compact"/>
+            </w:pPr>
+            <w:r>
+              <w:t xml:space="preserve">UNIT-31</w:t>
+            </w:r>
+          </w:p>
+        </w:tc>
+        <w:tc>
+          <w:tcPr/>
+          <w:p>
+            <w:pPr>
+              <w:pStyle w:val="Compact"/>
+            </w:pPr>
+            <w:r>
+              <w:t xml:space="preserve">Field</w:t>
+            </w:r>
+          </w:p>
+        </w:tc>
+        <w:tc>
+          <w:tcPr/>
+          <w:p>
+            <w:pPr>
+              <w:pStyle w:val="Compact"/>
+            </w:pPr>
+            <w:r>
+              <w:t xml:space="preserve">New Formation on a PERMIAN well: type From-TVD</w:t>
+            </w:r>
+            <w:r>
+              <w:t xml:space="preserve"> </w:t>
+            </w:r>
+            <w:r>
+              <w:rPr>
+                <w:rStyle w:val="VerbatimChar"/>
+              </w:rPr>
+              <w:t xml:space="preserve">8000</w:t>
+            </w:r>
+            <w:r>
+              <w:t xml:space="preserve">, To-TVD</w:t>
+            </w:r>
+            <w:r>
+              <w:t xml:space="preserve"> </w:t>
+            </w:r>
+            <w:r>
+              <w:rPr>
+                <w:rStyle w:val="VerbatimChar"/>
+              </w:rPr>
+              <w:t xml:space="preserve">9000</w:t>
+            </w:r>
+            <w:r>
+              <w:t xml:space="preserve">, Resistance</w:t>
+            </w:r>
+            <w:r>
+              <w:t xml:space="preserve"> </w:t>
+            </w:r>
+            <w:r>
+              <w:rPr>
+                <w:rStyle w:val="VerbatimChar"/>
+              </w:rPr>
+              <w:t xml:space="preserve">25</w:t>
+            </w:r>
+            <w:r>
+              <w:t xml:space="preserve">. Save. Reload. → values come back identical with</w:t>
+            </w:r>
+            <w:r>
+              <w:t xml:space="preserve"> </w:t>
+            </w:r>
+            <w:r>
+              <w:rPr>
+                <w:rStyle w:val="VerbatimChar"/>
+              </w:rPr>
+              <w:t xml:space="preserve">ft</w:t>
+            </w:r>
+            <w:r>
+              <w:t xml:space="preserve"> </w:t>
+            </w:r>
+            <w:r>
+              <w:t xml:space="preserve">suffix on the depths.</w:t>
+            </w:r>
+          </w:p>
+        </w:tc>
+        <w:tc>
+          <w:tcPr/>
+          <w:p>
+            <w:pPr>
+              <w:pStyle w:val="Compact"/>
+            </w:pPr>
+            <w:r>
+              <w:t xml:space="preserve">[ ]</w:t>
+            </w:r>
+          </w:p>
+        </w:tc>
+      </w:tr>
+    </w:tbl>
+    <w:bookmarkEnd w:id="92"/>
+    <w:bookmarkStart w:id="93" w:name="common-measures"/>
+    <w:p>
+      <w:pPr>
+        <w:pStyle w:val="Heading3"/>
+      </w:pPr>
+      <w:r>
+        <w:t xml:space="preserve">Common measures</w:t>
+      </w:r>
+    </w:p>
+    <w:tbl>
+      <w:tblPr>
+        <w:tblStyle w:val="Table"/>
+        <w:tblW w:type="pct" w:w="5000"/>
+        <w:tblLayout w:type="fixed"/>
+        <w:tblLook w:firstRow="1" w:lastRow="0" w:firstColumn="0" w:lastColumn="0" w:noHBand="0" w:noVBand="0" w:val="0020"/>
+      </w:tblPr>
+      <w:tblGrid>
+        <w:gridCol w:w="600"/>
+        <w:gridCol w:w="360"/>
+        <w:gridCol w:w="6720"/>
+        <w:gridCol w:w="240"/>
+      </w:tblGrid>
+      <w:tr>
+        <w:trPr>
+          <w:tblHeader w:val="on"/>
+        </w:trPr>
+        <w:tc>
+          <w:tcPr/>
+          <w:p>
+            <w:pPr>
+              <w:pStyle w:val="Compact"/>
+            </w:pPr>
+            <w:r>
+              <w:t xml:space="preserve">ID</w:t>
+            </w:r>
+          </w:p>
+        </w:tc>
+        <w:tc>
+          <w:tcPr/>
+          <w:p>
+            <w:pPr>
+              <w:pStyle w:val="Compact"/>
+            </w:pPr>
+            <w:r>
+              <w:t xml:space="preserve">System</w:t>
+            </w:r>
+          </w:p>
+        </w:tc>
+        <w:tc>
+          <w:tcPr/>
+          <w:p>
+            <w:pPr>
+              <w:pStyle w:val="Compact"/>
+            </w:pPr>
+            <w:r>
+              <w:t xml:space="preserve">Test</w:t>
+            </w:r>
+          </w:p>
+        </w:tc>
+        <w:tc>
+          <w:tcPr/>
+          <w:p>
+            <w:pPr>
+              <w:pStyle w:val="Compact"/>
+            </w:pPr>
+            <w:r>
+              <w:t xml:space="preserve">Pass</w:t>
+            </w:r>
+          </w:p>
+        </w:tc>
+      </w:tr>
+      <w:tr>
+        <w:tc>
+          <w:tcPr/>
+          <w:p>
+            <w:pPr>
+              <w:pStyle w:val="Compact"/>
+            </w:pPr>
+            <w:r>
+              <w:t xml:space="preserve">UNIT-32</w:t>
+            </w:r>
+          </w:p>
+        </w:tc>
+        <w:tc>
+          <w:tcPr/>
+          <w:p>
+            <w:pPr>
+              <w:pStyle w:val="Compact"/>
+            </w:pPr>
+            <w:r>
+              <w:t xml:space="preserve">Metric</w:t>
+            </w:r>
+          </w:p>
+        </w:tc>
+        <w:tc>
+          <w:tcPr/>
+          <w:p>
+            <w:pPr>
+              <w:pStyle w:val="Compact"/>
+            </w:pPr>
+            <w:r>
+              <w:t xml:space="preserve">New Common Measure on a BOREAL well: type From-vertical</w:t>
+            </w:r>
+            <w:r>
+              <w:t xml:space="preserve"> </w:t>
+            </w:r>
+            <w:r>
+              <w:rPr>
+                <w:rStyle w:val="VerbatimChar"/>
+              </w:rPr>
+              <w:t xml:space="preserve">300</w:t>
+            </w:r>
+            <w:r>
+              <w:t xml:space="preserve">, To-vertical</w:t>
+            </w:r>
+            <w:r>
+              <w:t xml:space="preserve"> </w:t>
+            </w:r>
+            <w:r>
+              <w:rPr>
+                <w:rStyle w:val="VerbatimChar"/>
+              </w:rPr>
+              <w:t xml:space="preserve">400</w:t>
+            </w:r>
+            <w:r>
+              <w:t xml:space="preserve">, Value</w:t>
+            </w:r>
+            <w:r>
+              <w:t xml:space="preserve"> </w:t>
+            </w:r>
+            <w:r>
+              <w:rPr>
+                <w:rStyle w:val="VerbatimChar"/>
+              </w:rPr>
+              <w:t xml:space="preserve">0.5</w:t>
+            </w:r>
+            <w:r>
+              <w:t xml:space="preserve">. Save. Reload. → values come back identical with</w:t>
+            </w:r>
+            <w:r>
+              <w:t xml:space="preserve"> </w:t>
+            </w:r>
+            <w:r>
+              <w:rPr>
+                <w:rStyle w:val="VerbatimChar"/>
+              </w:rPr>
+              <w:t xml:space="preserve">m</w:t>
+            </w:r>
+            <w:r>
+              <w:t xml:space="preserve"> </w:t>
+            </w:r>
+            <w:r>
+              <w:t xml:space="preserve">on verticals.</w:t>
+            </w:r>
+          </w:p>
+        </w:tc>
+        <w:tc>
+          <w:tcPr/>
+          <w:p>
+            <w:pPr>
+              <w:pStyle w:val="Compact"/>
+            </w:pPr>
+            <w:r>
+              <w:t xml:space="preserve">[ ]</w:t>
+            </w:r>
+          </w:p>
+        </w:tc>
+      </w:tr>
+      <w:tr>
+        <w:tc>
+          <w:tcPr/>
+          <w:p>
+            <w:pPr>
+              <w:pStyle w:val="Compact"/>
+            </w:pPr>
+            <w:r>
+              <w:t xml:space="preserve">UNIT-33</w:t>
+            </w:r>
+          </w:p>
+        </w:tc>
+        <w:tc>
+          <w:tcPr/>
+          <w:p>
+            <w:pPr>
+              <w:pStyle w:val="Compact"/>
+            </w:pPr>
+            <w:r>
+              <w:t xml:space="preserve">Field</w:t>
+            </w:r>
+          </w:p>
+        </w:tc>
+        <w:tc>
+          <w:tcPr/>
+          <w:p>
+            <w:pPr>
+              <w:pStyle w:val="Compact"/>
+            </w:pPr>
+            <w:r>
+              <w:t xml:space="preserve">New Common Measure on a PERMIAN well: type From-vertical</w:t>
+            </w:r>
+            <w:r>
+              <w:t xml:space="preserve"> </w:t>
+            </w:r>
+            <w:r>
+              <w:rPr>
+                <w:rStyle w:val="VerbatimChar"/>
+              </w:rPr>
+              <w:t xml:space="preserve">1000</w:t>
+            </w:r>
+            <w:r>
+              <w:t xml:space="preserve">, To-vertical</w:t>
+            </w:r>
+            <w:r>
+              <w:t xml:space="preserve"> </w:t>
+            </w:r>
+            <w:r>
+              <w:rPr>
+                <w:rStyle w:val="VerbatimChar"/>
+              </w:rPr>
+              <w:t xml:space="preserve">2000</w:t>
+            </w:r>
+            <w:r>
+              <w:t xml:space="preserve">, Value</w:t>
+            </w:r>
+            <w:r>
+              <w:t xml:space="preserve"> </w:t>
+            </w:r>
+            <w:r>
+              <w:rPr>
+                <w:rStyle w:val="VerbatimChar"/>
+              </w:rPr>
+              <w:t xml:space="preserve">0.5</w:t>
+            </w:r>
+            <w:r>
+              <w:t xml:space="preserve">. Save. Reload. → values come back identical with</w:t>
+            </w:r>
+            <w:r>
+              <w:t xml:space="preserve"> </w:t>
+            </w:r>
+            <w:r>
+              <w:rPr>
+                <w:rStyle w:val="VerbatimChar"/>
+              </w:rPr>
+              <w:t xml:space="preserve">ft</w:t>
+            </w:r>
+            <w:r>
+              <w:t xml:space="preserve"> </w:t>
+            </w:r>
+            <w:r>
+              <w:t xml:space="preserve">on verticals.</w:t>
+            </w:r>
+          </w:p>
+        </w:tc>
+        <w:tc>
+          <w:tcPr/>
+          <w:p>
+            <w:pPr>
+              <w:pStyle w:val="Compact"/>
+            </w:pPr>
+            <w:r>
+              <w:t xml:space="preserve">[ ]</w:t>
+            </w:r>
+          </w:p>
+        </w:tc>
+      </w:tr>
+    </w:tbl>
+    <w:bookmarkEnd w:id="93"/>
+    <w:bookmarkStart w:id="94" w:name="magnetics-the-partial-cascade-case"/>
+    <w:p>
+      <w:pPr>
+        <w:pStyle w:val="Heading3"/>
+      </w:pPr>
+      <w:r>
+        <w:t xml:space="preserve">Magnetics (the partial-cascade case)</w:t>
+      </w:r>
+    </w:p>
+    <w:p>
+      <w:pPr>
+        <w:pStyle w:val="FirstParagraph"/>
+      </w:pPr>
+      <w:r>
+        <w:t xml:space="preserve">Magnetic Declination and Dip cascade; Total Field is always</w:t>
+      </w:r>
+      <w:r>
+        <w:t xml:space="preserve"> </w:t>
+      </w:r>
+      <w:r>
+        <w:rPr>
+          <w:rStyle w:val="VerbatimChar"/>
+        </w:rPr>
+        <w:t xml:space="preserve">nT</w:t>
+      </w:r>
+      <w:r>
+        <w:t xml:space="preserve">.</w:t>
+      </w:r>
+    </w:p>
+    <w:tbl>
+      <w:tblPr>
+        <w:tblStyle w:val="Table"/>
+        <w:tblW w:type="pct" w:w="5000"/>
+        <w:tblLayout w:type="fixed"/>
+        <w:tblLook w:firstRow="1" w:lastRow="0" w:firstColumn="0" w:lastColumn="0" w:noHBand="0" w:noVBand="0" w:val="0020"/>
+      </w:tblPr>
+      <w:tblGrid>
+        <w:gridCol w:w="600"/>
+        <w:gridCol w:w="360"/>
+        <w:gridCol w:w="6720"/>
+        <w:gridCol w:w="240"/>
+      </w:tblGrid>
+      <w:tr>
+        <w:trPr>
+          <w:tblHeader w:val="on"/>
+        </w:trPr>
+        <w:tc>
+          <w:tcPr/>
+          <w:p>
+            <w:pPr>
+              <w:pStyle w:val="Compact"/>
+            </w:pPr>
+            <w:r>
+              <w:t xml:space="preserve">ID</w:t>
+            </w:r>
+          </w:p>
+        </w:tc>
+        <w:tc>
+          <w:tcPr/>
+          <w:p>
+            <w:pPr>
+              <w:pStyle w:val="Compact"/>
+            </w:pPr>
+            <w:r>
+              <w:t xml:space="preserve">System</w:t>
+            </w:r>
+          </w:p>
+        </w:tc>
+        <w:tc>
+          <w:tcPr/>
+          <w:p>
+            <w:pPr>
+              <w:pStyle w:val="Compact"/>
+            </w:pPr>
+            <w:r>
+              <w:t xml:space="preserve">Test</w:t>
+            </w:r>
+          </w:p>
+        </w:tc>
+        <w:tc>
+          <w:tcPr/>
+          <w:p>
+            <w:pPr>
+              <w:pStyle w:val="Compact"/>
+            </w:pPr>
+            <w:r>
+              <w:t xml:space="preserve">Pass</w:t>
+            </w:r>
+          </w:p>
+        </w:tc>
+      </w:tr>
+      <w:tr>
+        <w:tc>
+          <w:tcPr/>
+          <w:p>
+            <w:pPr>
+              <w:pStyle w:val="Compact"/>
+            </w:pPr>
+            <w:r>
+              <w:t xml:space="preserve">UNIT-34</w:t>
+            </w:r>
+          </w:p>
+        </w:tc>
+        <w:tc>
+          <w:tcPr/>
+          <w:p>
+            <w:pPr>
+              <w:pStyle w:val="Compact"/>
+            </w:pPr>
+            <w:r>
+              <w:t xml:space="preserve">Field</w:t>
+            </w:r>
+          </w:p>
+        </w:tc>
+        <w:tc>
+          <w:tcPr/>
+          <w:p>
+            <w:pPr>
+              <w:pStyle w:val="Compact"/>
+            </w:pPr>
+            <w:r>
+              <w:t xml:space="preserve">Magnetics edit on a PERMIAN well: type Declination</w:t>
+            </w:r>
+            <w:r>
+              <w:t xml:space="preserve"> </w:t>
+            </w:r>
+            <w:r>
+              <w:rPr>
+                <w:rStyle w:val="VerbatimChar"/>
+              </w:rPr>
+              <w:t xml:space="preserve">5.0</w:t>
+            </w:r>
+            <w:r>
+              <w:t xml:space="preserve">, Dip</w:t>
+            </w:r>
+            <w:r>
+              <w:t xml:space="preserve"> </w:t>
+            </w:r>
+            <w:r>
+              <w:rPr>
+                <w:rStyle w:val="VerbatimChar"/>
+              </w:rPr>
+              <w:t xml:space="preserve">63.0</w:t>
+            </w:r>
+            <w:r>
+              <w:t xml:space="preserve">, Total</w:t>
+            </w:r>
+            <w:r>
+              <w:t xml:space="preserve"> </w:t>
+            </w:r>
+            <w:r>
+              <w:rPr>
+                <w:rStyle w:val="VerbatimChar"/>
+              </w:rPr>
+              <w:t xml:space="preserve">50300</w:t>
+            </w:r>
+            <w:r>
+              <w:t xml:space="preserve">. Save. Reload. → all three come back identical, with</w:t>
+            </w:r>
+            <w:r>
+              <w:t xml:space="preserve"> </w:t>
+            </w:r>
+            <w:r>
+              <w:rPr>
+                <w:rStyle w:val="VerbatimChar"/>
+              </w:rPr>
+              <w:t xml:space="preserve">°</w:t>
+            </w:r>
+            <w:r>
+              <w:t xml:space="preserve"> </w:t>
+            </w:r>
+            <w:r>
+              <w:t xml:space="preserve">on Decl/Dip and</w:t>
+            </w:r>
+            <w:r>
+              <w:t xml:space="preserve"> </w:t>
+            </w:r>
+            <w:r>
+              <w:rPr>
+                <w:rStyle w:val="VerbatimChar"/>
+              </w:rPr>
+              <w:t xml:space="preserve">nT</w:t>
+            </w:r>
+            <w:r>
+              <w:t xml:space="preserve"> </w:t>
+            </w:r>
+            <w:r>
+              <w:t xml:space="preserve">on Total.</w:t>
+            </w:r>
+          </w:p>
+        </w:tc>
+        <w:tc>
+          <w:tcPr/>
+          <w:p>
+            <w:pPr>
+              <w:pStyle w:val="Compact"/>
+            </w:pPr>
+            <w:r>
+              <w:t xml:space="preserve">[ ]</w:t>
+            </w:r>
+          </w:p>
+        </w:tc>
+      </w:tr>
+      <w:tr>
+        <w:tc>
+          <w:tcPr/>
+          <w:p>
+            <w:pPr>
+              <w:pStyle w:val="Compact"/>
+            </w:pPr>
+            <w:r>
+              <w:t xml:space="preserve">UNIT-35</w:t>
+            </w:r>
+          </w:p>
+        </w:tc>
+        <w:tc>
+          <w:tcPr/>
+          <w:p>
+            <w:pPr>
+              <w:pStyle w:val="Compact"/>
+            </w:pPr>
+            <w:r>
+              <w:t xml:space="preserve">Metric</w:t>
+            </w:r>
+          </w:p>
+        </w:tc>
+        <w:tc>
+          <w:tcPr/>
+          <w:p>
+            <w:pPr>
+              <w:pStyle w:val="Compact"/>
+            </w:pPr>
+            <w:r>
+              <w:t xml:space="preserve">Magnetics edit on a NORTHSEA well: type Declination</w:t>
+            </w:r>
+            <w:r>
+              <w:t xml:space="preserve"> </w:t>
+            </w:r>
+            <w:r>
+              <w:rPr>
+                <w:rStyle w:val="VerbatimChar"/>
+              </w:rPr>
+              <w:t xml:space="preserve">0.5</w:t>
+            </w:r>
+            <w:r>
+              <w:t xml:space="preserve">, Dip</w:t>
+            </w:r>
+            <w:r>
+              <w:t xml:space="preserve"> </w:t>
+            </w:r>
+            <w:r>
+              <w:rPr>
+                <w:rStyle w:val="VerbatimChar"/>
+              </w:rPr>
+              <w:t xml:space="preserve">73.0</w:t>
+            </w:r>
+            <w:r>
+              <w:t xml:space="preserve">, Total</w:t>
+            </w:r>
+            <w:r>
+              <w:t xml:space="preserve"> </w:t>
+            </w:r>
+            <w:r>
+              <w:rPr>
+                <w:rStyle w:val="VerbatimChar"/>
+              </w:rPr>
+              <w:t xml:space="preserve">50500</w:t>
+            </w:r>
+            <w:r>
+              <w:t xml:space="preserve">. Save. Reload. → all three come back identical,</w:t>
+            </w:r>
+            <w:r>
+              <w:t xml:space="preserve"> </w:t>
+            </w:r>
+            <w:r>
+              <w:rPr>
+                <w:b/>
+                <w:bCs/>
+              </w:rPr>
+              <w:t xml:space="preserve">Total still</w:t>
+            </w:r>
+            <w:r>
+              <w:rPr>
+                <w:b/>
+                <w:bCs/>
+              </w:rPr>
+              <w:t xml:space="preserve"> </w:t>
+            </w:r>
+            <w:r>
+              <w:rPr>
+                <w:rStyle w:val="VerbatimChar"/>
+                <w:b/>
+                <w:bCs/>
+              </w:rPr>
+              <w:t xml:space="preserve">nT</w:t>
+            </w:r>
+            <w:r>
+              <w:t xml:space="preserve"> </w:t>
+            </w:r>
+            <w:r>
+              <w:t xml:space="preserve">(not converted to Tesla on Metric).</w:t>
+            </w:r>
+          </w:p>
+        </w:tc>
+        <w:tc>
+          <w:tcPr/>
+          <w:p>
+            <w:pPr>
+              <w:pStyle w:val="Compact"/>
+            </w:pPr>
+            <w:r>
+              <w:t xml:space="preserve">[ ]</w:t>
+            </w:r>
+          </w:p>
+        </w:tc>
+      </w:tr>
+    </w:tbl>
+    <w:bookmarkEnd w:id="94"/>
+    <w:bookmarkEnd w:id="95"/>
+    <w:bookmarkStart w:id="96" w:name="read-only-display-columns"/>
+    <w:p>
+      <w:pPr>
+        <w:pStyle w:val="Heading2"/>
+      </w:pPr>
+      <w:r>
+        <w:t xml:space="preserve">Read-only display columns</w:t>
+      </w:r>
+    </w:p>
+    <w:p>
+      <w:pPr>
+        <w:pStyle w:val="FirstParagraph"/>
+      </w:pPr>
+      <w:r>
+        <w:t xml:space="preserve">The Surveys grid populates several columns from the auto-calc that</w:t>
+      </w:r>
+      <w:r>
+        <w:t xml:space="preserve"> </w:t>
+      </w:r>
+      <w:r>
+        <w:t xml:space="preserve">the user can’t directly edit. These should still respect the cascade.</w:t>
+      </w:r>
+    </w:p>
+    <w:tbl>
+      <w:tblPr>
+        <w:tblStyle w:val="Table"/>
+        <w:tblW w:type="pct" w:w="5000"/>
+        <w:tblLayout w:type="fixed"/>
+        <w:tblLook w:firstRow="1" w:lastRow="0" w:firstColumn="0" w:lastColumn="0" w:noHBand="0" w:noVBand="0" w:val="0020"/>
+      </w:tblPr>
+      <w:tblGrid>
+        <w:gridCol w:w="600"/>
+        <w:gridCol w:w="360"/>
+        <w:gridCol w:w="6720"/>
+        <w:gridCol w:w="240"/>
+      </w:tblGrid>
+      <w:tr>
+        <w:trPr>
+          <w:tblHeader w:val="on"/>
+        </w:trPr>
+        <w:tc>
+          <w:tcPr/>
+          <w:p>
+            <w:pPr>
+              <w:pStyle w:val="Compact"/>
+            </w:pPr>
+            <w:r>
+              <w:t xml:space="preserve">ID</w:t>
+            </w:r>
+          </w:p>
+        </w:tc>
+        <w:tc>
+          <w:tcPr/>
+          <w:p>
+            <w:pPr>
+              <w:pStyle w:val="Compact"/>
+            </w:pPr>
+            <w:r>
+              <w:t xml:space="preserve">System</w:t>
+            </w:r>
+          </w:p>
+        </w:tc>
+        <w:tc>
+          <w:tcPr/>
+          <w:p>
+            <w:pPr>
+              <w:pStyle w:val="Compact"/>
+            </w:pPr>
+            <w:r>
+              <w:t xml:space="preserve">Test</w:t>
+            </w:r>
+          </w:p>
+        </w:tc>
+        <w:tc>
+          <w:tcPr/>
+          <w:p>
+            <w:pPr>
+              <w:pStyle w:val="Compact"/>
+            </w:pPr>
+            <w:r>
+              <w:t xml:space="preserve">Pass</w:t>
+            </w:r>
+          </w:p>
+        </w:tc>
+      </w:tr>
+      <w:tr>
+        <w:tc>
+          <w:tcPr/>
+          <w:p>
+            <w:pPr>
+              <w:pStyle w:val="Compact"/>
+            </w:pPr>
+            <w:r>
+              <w:t xml:space="preserve">UNIT-40</w:t>
+            </w:r>
+          </w:p>
+        </w:tc>
+        <w:tc>
+          <w:tcPr/>
+          <w:p>
+            <w:pPr>
+              <w:pStyle w:val="Compact"/>
+            </w:pPr>
+            <w:r>
+              <w:t xml:space="preserve">Field</w:t>
+            </w:r>
+          </w:p>
+        </w:tc>
+        <w:tc>
+          <w:tcPr/>
+          <w:p>
+            <w:pPr>
+              <w:pStyle w:val="Compact"/>
+            </w:pPr>
+            <w:r>
+              <w:t xml:space="preserve">Surveys grid on PERMIAN: column headers read</w:t>
+            </w:r>
+            <w:r>
+              <w:t xml:space="preserve"> </w:t>
+            </w:r>
+            <w:r>
+              <w:rPr>
+                <w:rStyle w:val="VerbatimChar"/>
+              </w:rPr>
+              <w:t xml:space="preserve">TVD (ft)</w:t>
+            </w:r>
+            <w:r>
+              <w:t xml:space="preserve">,</w:t>
+            </w:r>
+            <w:r>
+              <w:t xml:space="preserve"> </w:t>
+            </w:r>
+            <w:r>
+              <w:rPr>
+                <w:rStyle w:val="VerbatimChar"/>
+              </w:rPr>
+              <w:t xml:space="preserve">Sub-sea (ft)</w:t>
+            </w:r>
+            <w:r>
+              <w:t xml:space="preserve">,</w:t>
+            </w:r>
+            <w:r>
+              <w:t xml:space="preserve"> </w:t>
+            </w:r>
+            <w:r>
+              <w:rPr>
+                <w:rStyle w:val="VerbatimChar"/>
+              </w:rPr>
+              <w:t xml:space="preserve">North (ft)</w:t>
+            </w:r>
+            <w:r>
+              <w:t xml:space="preserve">,</w:t>
+            </w:r>
+            <w:r>
+              <w:t xml:space="preserve"> </w:t>
+            </w:r>
+            <w:r>
+              <w:rPr>
+                <w:rStyle w:val="VerbatimChar"/>
+              </w:rPr>
+              <w:t xml:space="preserve">East (ft)</w:t>
+            </w:r>
+            <w:r>
+              <w:t xml:space="preserve">,</w:t>
+            </w:r>
+            <w:r>
+              <w:t xml:space="preserve"> </w:t>
+            </w:r>
+            <w:r>
+              <w:rPr>
+                <w:rStyle w:val="VerbatimChar"/>
+              </w:rPr>
+              <w:t xml:space="preserve">DLS (°/100ft)</w:t>
+            </w:r>
+            <w:r>
+              <w:t xml:space="preserve">,</w:t>
+            </w:r>
+            <w:r>
+              <w:t xml:space="preserve"> </w:t>
+            </w:r>
+            <w:r>
+              <w:rPr>
+                <w:rStyle w:val="VerbatimChar"/>
+              </w:rPr>
+              <w:t xml:space="preserve">V-sect (ft)</w:t>
+            </w:r>
+            <w:r>
+              <w:t xml:space="preserve">,</w:t>
+            </w:r>
+            <w:r>
+              <w:t xml:space="preserve"> </w:t>
+            </w:r>
+            <w:r>
+              <w:rPr>
+                <w:rStyle w:val="VerbatimChar"/>
+              </w:rPr>
+              <w:t xml:space="preserve">Northing (ft)</w:t>
+            </w:r>
+            <w:r>
+              <w:t xml:space="preserve">,</w:t>
+            </w:r>
+            <w:r>
+              <w:t xml:space="preserve"> </w:t>
+            </w:r>
+            <w:r>
+              <w:rPr>
+                <w:rStyle w:val="VerbatimChar"/>
+              </w:rPr>
+              <w:t xml:space="preserve">Easting (ft)</w:t>
+            </w:r>
+            <w:r>
+              <w:t xml:space="preserve">,</w:t>
+            </w:r>
+            <w:r>
+              <w:t xml:space="preserve"> </w:t>
+            </w:r>
+            <w:r>
+              <w:rPr>
+                <w:rStyle w:val="VerbatimChar"/>
+              </w:rPr>
+              <w:t xml:space="preserve">Build (°/100ft)</w:t>
+            </w:r>
+            <w:r>
+              <w:t xml:space="preserve">,</w:t>
+            </w:r>
+            <w:r>
+              <w:t xml:space="preserve"> </w:t>
+            </w:r>
+            <w:r>
+              <w:rPr>
+                <w:rStyle w:val="VerbatimChar"/>
+              </w:rPr>
+              <w:t xml:space="preserve">Turn (°/100ft)</w:t>
+            </w:r>
+            <w:r>
+              <w:t xml:space="preserve">.</w:t>
+            </w:r>
+          </w:p>
+        </w:tc>
+        <w:tc>
+          <w:tcPr/>
+          <w:p>
+            <w:pPr>
+              <w:pStyle w:val="Compact"/>
+            </w:pPr>
+            <w:r>
+              <w:t xml:space="preserve">[ ]</w:t>
+            </w:r>
+          </w:p>
+        </w:tc>
+      </w:tr>
+      <w:tr>
+        <w:tc>
+          <w:tcPr/>
+          <w:p>
+            <w:pPr>
+              <w:pStyle w:val="Compact"/>
+            </w:pPr>
+            <w:r>
+              <w:t xml:space="preserve">UNIT-41</w:t>
+            </w:r>
+          </w:p>
+        </w:tc>
+        <w:tc>
+          <w:tcPr/>
+          <w:p>
+            <w:pPr>
+              <w:pStyle w:val="Compact"/>
+            </w:pPr>
+            <w:r>
+              <w:t xml:space="preserve">Metric</w:t>
+            </w:r>
+          </w:p>
+        </w:tc>
+        <w:tc>
+          <w:tcPr/>
+          <w:p>
+            <w:pPr>
+              <w:pStyle w:val="Compact"/>
+            </w:pPr>
+            <w:r>
+              <w:t xml:space="preserve">Surveys grid on NORTHSEA / BOREAL: same columns read</w:t>
+            </w:r>
+            <w:r>
+              <w:t xml:space="preserve"> </w:t>
+            </w:r>
+            <w:r>
+              <w:rPr>
+                <w:rStyle w:val="VerbatimChar"/>
+              </w:rPr>
+              <w:t xml:space="preserve">(m)</w:t>
+            </w:r>
+            <w:r>
+              <w:t xml:space="preserve"> </w:t>
+            </w:r>
+            <w:r>
+              <w:t xml:space="preserve">for length and</w:t>
+            </w:r>
+            <w:r>
+              <w:t xml:space="preserve"> </w:t>
+            </w:r>
+            <w:r>
+              <w:rPr>
+                <w:rStyle w:val="VerbatimChar"/>
+              </w:rPr>
+              <w:t xml:space="preserve">(°/30m)</w:t>
+            </w:r>
+            <w:r>
+              <w:t xml:space="preserve"> </w:t>
+            </w:r>
+            <w:r>
+              <w:t xml:space="preserve">for the curvature-rate triplet.</w:t>
+            </w:r>
+          </w:p>
+        </w:tc>
+        <w:tc>
+          <w:tcPr/>
+          <w:p>
+            <w:pPr>
+              <w:pStyle w:val="Compact"/>
+            </w:pPr>
+            <w:r>
+              <w:t xml:space="preserve">[ ]</w:t>
+            </w:r>
+          </w:p>
+        </w:tc>
+      </w:tr>
+      <w:tr>
+        <w:tc>
+          <w:tcPr/>
+          <w:p>
+            <w:pPr>
+              <w:pStyle w:val="Compact"/>
+            </w:pPr>
+            <w:r>
+              <w:t xml:space="preserve">UNIT-42</w:t>
+            </w:r>
+          </w:p>
+        </w:tc>
+        <w:tc>
+          <w:tcPr/>
+          <w:p>
+            <w:pPr>
+              <w:pStyle w:val="Compact"/>
+            </w:pPr>
+            <w:r>
+              <w:t xml:space="preserve">Field</w:t>
+            </w:r>
+          </w:p>
+        </w:tc>
+        <w:tc>
+          <w:tcPr/>
+          <w:p>
+            <w:pPr>
+              <w:pStyle w:val="Compact"/>
+            </w:pPr>
+            <w:r>
+              <w:t xml:space="preserve">DLS / Build / Turn values on PERMIAN are visibly different from the same data viewed on Metric — flip the Job’s UnitSystem briefly to confirm the conversion fires (e.g. a 1.0°/30m DLS becomes ~0.305°/100ft). Revert before continuing.</w:t>
+            </w:r>
+          </w:p>
+        </w:tc>
+        <w:tc>
+          <w:tcPr/>
+          <w:p>
+            <w:pPr>
+              <w:pStyle w:val="Compact"/>
+            </w:pPr>
+            <w:r>
+              <w:t xml:space="preserve">[ ]</w:t>
+            </w:r>
+          </w:p>
+        </w:tc>
+      </w:tr>
+    </w:tbl>
+    <w:bookmarkEnd w:id="96"/>
+    <w:bookmarkStart w:id="97" w:name="what-round-trip-broken-looks-like"/>
+    <w:p>
+      <w:pPr>
+        <w:pStyle w:val="Heading2"/>
+      </w:pPr>
+      <w:r>
+        <w:t xml:space="preserve">What</w:t>
+      </w:r>
+      <w:r>
+        <w:t xml:space="preserve"> </w:t>
+      </w:r>
+      <w:r>
+        <w:t xml:space="preserve">“round-trip broken”</w:t>
+      </w:r>
+      <w:r>
+        <w:t xml:space="preserve"> </w:t>
+      </w:r>
+      <w:r>
+        <w:t xml:space="preserve">looks like</w:t>
+      </w:r>
+    </w:p>
+    <w:p>
+      <w:pPr>
+        <w:pStyle w:val="FirstParagraph"/>
+      </w:pPr>
+      <w:r>
+        <w:t xml:space="preserve">If a round-trip test fails, the failure mode tells you which side</w:t>
+      </w:r>
+      <w:r>
+        <w:t xml:space="preserve"> </w:t>
+      </w:r>
+      <w:r>
+        <w:t xml:space="preserve">of the conversion is broken:</w:t>
+      </w:r>
+    </w:p>
+    <w:p>
+      <w:pPr>
+        <w:pStyle w:val="Compact"/>
+        <w:numPr>
+          <w:ilvl w:val="0"/>
+          <w:numId w:val="1017"/>
+        </w:numPr>
+      </w:pPr>
+      <w:r>
+        <w:rPr>
+          <w:b/>
+          <w:bCs/>
+        </w:rPr>
+        <w:t xml:space="preserve">Saved value is 0</w:t>
+      </w:r>
+      <w:r>
+        <w:t xml:space="preserve"> </w:t>
+      </w:r>
+      <w:r>
+        <w:t xml:space="preserve">when you typed a number → the form’s</w:t>
+      </w:r>
+      <w:r>
+        <w:t xml:space="preserve"> </w:t>
+      </w:r>
+      <w:r>
+        <w:t xml:space="preserve">display→SI binding never fired (the bug from today’s commit</w:t>
+      </w:r>
+      <w:r>
+        <w:t xml:space="preserve"> </w:t>
+      </w:r>
+      <w:r>
+        <w:rPr>
+          <w:rStyle w:val="VerbatimChar"/>
+        </w:rPr>
+        <w:t xml:space="preserve">c79164b</w:t>
+      </w:r>
+      <w:r>
+        <w:t xml:space="preserve"> </w:t>
+      </w:r>
+      <w:r>
+        <w:t xml:space="preserve">— render-mode missing on the form).</w:t>
+      </w:r>
+    </w:p>
+    <w:p>
+      <w:pPr>
+        <w:pStyle w:val="Compact"/>
+        <w:numPr>
+          <w:ilvl w:val="0"/>
+          <w:numId w:val="1017"/>
+        </w:numPr>
+      </w:pPr>
+      <w:r>
+        <w:rPr>
+          <w:b/>
+          <w:bCs/>
+        </w:rPr>
+        <w:t xml:space="preserve">Saved value is the right magnitude in the wrong unit</w:t>
+      </w:r>
+      <w:r>
+        <w:t xml:space="preserve"> </w:t>
+      </w:r>
+      <w:r>
+        <w:t xml:space="preserve">(e.g.</w:t>
+      </w:r>
+      <w:r>
+        <w:t xml:space="preserve"> </w:t>
+      </w:r>
+      <w:r>
+        <w:t xml:space="preserve">type</w:t>
+      </w:r>
+      <w:r>
+        <w:t xml:space="preserve"> </w:t>
+      </w:r>
+      <w:r>
+        <w:rPr>
+          <w:rStyle w:val="VerbatimChar"/>
+        </w:rPr>
+        <w:t xml:space="preserve">5000 ft</w:t>
+      </w:r>
+      <w:r>
+        <w:t xml:space="preserve">, reload, see</w:t>
+      </w:r>
+      <w:r>
+        <w:t xml:space="preserve"> </w:t>
+      </w:r>
+      <w:r>
+        <w:rPr>
+          <w:rStyle w:val="VerbatimChar"/>
+        </w:rPr>
+        <w:t xml:space="preserve">5000 m</w:t>
+      </w:r>
+      <w:r>
+        <w:t xml:space="preserve"> </w:t>
+      </w:r>
+      <w:r>
+        <w:t xml:space="preserve">or</w:t>
+      </w:r>
+      <w:r>
+        <w:t xml:space="preserve"> </w:t>
+      </w:r>
+      <w:r>
+        <w:rPr>
+          <w:rStyle w:val="VerbatimChar"/>
+        </w:rPr>
+        <w:t xml:space="preserve">1524 ft</w:t>
+      </w:r>
+      <w:r>
+        <w:t xml:space="preserve">) → one of</w:t>
+      </w:r>
+      <w:r>
+        <w:t xml:space="preserve"> </w:t>
+      </w:r>
+      <w:r>
+        <w:rPr>
+          <w:rStyle w:val="VerbatimChar"/>
+        </w:rPr>
+        <w:t xml:space="preserve">UnitConverter.ToSi</w:t>
+      </w:r>
+      <w:r>
+        <w:t xml:space="preserve"> </w:t>
+      </w:r>
+      <w:r>
+        <w:t xml:space="preserve">/</w:t>
+      </w:r>
+      <w:r>
+        <w:t xml:space="preserve"> </w:t>
+      </w:r>
+      <w:r>
+        <w:rPr>
+          <w:rStyle w:val="VerbatimChar"/>
+        </w:rPr>
+        <w:t xml:space="preserve">FromSi</w:t>
+      </w:r>
+      <w:r>
+        <w:t xml:space="preserve"> </w:t>
+      </w:r>
+      <w:r>
+        <w:t xml:space="preserve">is using the wrong unit enum.</w:t>
+      </w:r>
+    </w:p>
+    <w:p>
+      <w:pPr>
+        <w:pStyle w:val="Compact"/>
+        <w:numPr>
+          <w:ilvl w:val="0"/>
+          <w:numId w:val="1017"/>
+        </w:numPr>
+      </w:pPr>
+      <w:r>
+        <w:rPr>
+          <w:b/>
+          <w:bCs/>
+        </w:rPr>
+        <w:t xml:space="preserve">Saved value is a slight float-precision difference</w:t>
+      </w:r>
+      <w:r>
+        <w:t xml:space="preserve"> </w:t>
+      </w:r>
+      <w:r>
+        <w:t xml:space="preserve">(e.g.</w:t>
+      </w:r>
+      <w:r>
+        <w:t xml:space="preserve"> </w:t>
+      </w:r>
+      <w:r>
+        <w:rPr>
+          <w:rStyle w:val="VerbatimChar"/>
+        </w:rPr>
+        <w:t xml:space="preserve">5000.000003</w:t>
+      </w:r>
+      <w:r>
+        <w:t xml:space="preserve">) → expected and harmless; double-precision round-</w:t>
+      </w:r>
+      <w:r>
+        <w:t xml:space="preserve"> </w:t>
+      </w:r>
+      <w:r>
+        <w:t xml:space="preserve">trips are not bit-exact.</w:t>
+      </w:r>
+    </w:p>
+    <w:p>
+      <w:pPr>
+        <w:pStyle w:val="Compact"/>
+        <w:numPr>
+          <w:ilvl w:val="0"/>
+          <w:numId w:val="1017"/>
+        </w:numPr>
+      </w:pPr>
+      <w:r>
+        <w:rPr>
+          <w:b/>
+          <w:bCs/>
+        </w:rPr>
+        <w:t xml:space="preserve">Column suffix is wrong</w:t>
+      </w:r>
+      <w:r>
+        <w:t xml:space="preserve"> </w:t>
+      </w:r>
+      <w:r>
+        <w:t xml:space="preserve">(e.g. </w:t>
+      </w:r>
+      <w:r>
+        <w:rPr>
+          <w:rStyle w:val="VerbatimChar"/>
+        </w:rPr>
+        <w:t xml:space="preserve">Depth (m)</w:t>
+      </w:r>
+      <w:r>
+        <w:t xml:space="preserve"> </w:t>
+      </w:r>
+      <w:r>
+        <w:t xml:space="preserve">on a Field job) →</w:t>
+      </w:r>
+      <w:r>
+        <w:t xml:space="preserve"> </w:t>
+      </w:r>
+      <w:r>
+        <w:t xml:space="preserve">cascade source bug; the page isn’t reading from the Job’s</w:t>
+      </w:r>
+      <w:r>
+        <w:t xml:space="preserve"> </w:t>
+      </w:r>
+      <w:r>
+        <w:rPr>
+          <w:rStyle w:val="VerbatimChar"/>
+        </w:rPr>
+        <w:t xml:space="preserve">UnitSystem</w:t>
+      </w:r>
+      <w:r>
+        <w:t xml:space="preserve">.</w:t>
+      </w:r>
+    </w:p>
+    <w:p>
+      <w:pPr>
+        <w:pStyle w:val="Compact"/>
+        <w:numPr>
+          <w:ilvl w:val="0"/>
+          <w:numId w:val="1017"/>
+        </w:numPr>
+      </w:pPr>
+      <w:r>
+        <w:rPr>
+          <w:b/>
+          <w:bCs/>
+        </w:rPr>
+        <w:t xml:space="preserve">Override didn’t fire</w:t>
+      </w:r>
+      <w:r>
+        <w:t xml:space="preserve"> </w:t>
+      </w:r>
+      <w:r>
+        <w:t xml:space="preserve">(e.g. Tubular Diameter shows</w:t>
+      </w:r>
+      <w:r>
+        <w:t xml:space="preserve"> </w:t>
+      </w:r>
+      <w:r>
+        <w:rPr>
+          <w:rStyle w:val="VerbatimChar"/>
+        </w:rPr>
+        <w:t xml:space="preserve">ft</w:t>
+      </w:r>
+      <w:r>
+        <w:t xml:space="preserve"> </w:t>
+      </w:r>
+      <w:r>
+        <w:t xml:space="preserve">on</w:t>
+      </w:r>
+      <w:r>
+        <w:t xml:space="preserve"> </w:t>
+      </w:r>
+      <w:r>
+        <w:t xml:space="preserve">Field instead of</w:t>
+      </w:r>
+      <w:r>
+        <w:t xml:space="preserve"> </w:t>
+      </w:r>
+      <w:r>
+        <w:rPr>
+          <w:rStyle w:val="VerbatimChar"/>
+        </w:rPr>
+        <w:t xml:space="preserve">in</w:t>
+      </w:r>
+      <w:r>
+        <w:t xml:space="preserve">) →</w:t>
+      </w:r>
+      <w:r>
+        <w:t xml:space="preserve"> </w:t>
+      </w:r>
+      <w:r>
+        <w:rPr>
+          <w:rStyle w:val="VerbatimChar"/>
+        </w:rPr>
+        <w:t xml:space="preserve">OverrideUnit</w:t>
+      </w:r>
+      <w:r>
+        <w:t xml:space="preserve"> </w:t>
+      </w:r>
+      <w:r>
+        <w:t xml:space="preserve">parameter not being</w:t>
+      </w:r>
+      <w:r>
+        <w:t xml:space="preserve"> </w:t>
+      </w:r>
+      <w:r>
+        <w:t xml:space="preserve">passed to the</w:t>
+      </w:r>
+      <w:r>
+        <w:t xml:space="preserve"> </w:t>
+      </w:r>
+      <w:r>
+        <w:rPr>
+          <w:rStyle w:val="VerbatimChar"/>
+        </w:rPr>
+        <w:t xml:space="preserve">&lt;UnitInput&gt;</w:t>
+      </w:r>
+      <w:r>
+        <w:t xml:space="preserve"> </w:t>
+      </w:r>
+      <w:r>
+        <w:t xml:space="preserve">on that form.</w:t>
+      </w:r>
+    </w:p>
+    <w:bookmarkEnd w:id="97"/>
+    <w:bookmarkEnd w:id="98"/>
+    <w:bookmarkStart w:id="102" w:name="tubulars"/>
+    <w:p>
+      <w:pPr>
+        <w:pStyle w:val="Heading1"/>
+      </w:pPr>
+      <w:r>
+        <w:t xml:space="preserve">20. Tubulars</w:t>
+      </w:r>
+    </w:p>
+    <w:bookmarkStart w:id="99" w:name="what-youre-testing-12"/>
+    <w:p>
+      <w:pPr>
+        <w:pStyle w:val="Heading2"/>
+      </w:pPr>
+      <w:r>
+        <w:t xml:space="preserve">What you’re testing</w:t>
+      </w:r>
+    </w:p>
+    <w:p>
+      <w:pPr>
+        <w:pStyle w:val="FirstParagraph"/>
+      </w:pPr>
+      <w:r>
+        <w:t xml:space="preserve">Operational pipe segments inside the wellbore. Each tubular has a</w:t>
+      </w:r>
+      <w:r>
+        <w:t xml:space="preserve"> </w:t>
+      </w:r>
+      <w:r>
+        <w:t xml:space="preserve">type (Casing / Tubing / Liner / etc.), a name, an order, a from-MD,</w:t>
+      </w:r>
+      <w:r>
+        <w:t xml:space="preserve"> </w:t>
+      </w:r>
+      <w:r>
+        <w:t xml:space="preserve">a to-MD, an outer diameter, and a weight. They’re operational</w:t>
+      </w:r>
+      <w:r>
+        <w:t xml:space="preserve"> </w:t>
+      </w:r>
+      <w:r>
+        <w:t xml:space="preserve">metadata, not used by the trajectory calc, so the tests are simple</w:t>
+      </w:r>
+      <w:r>
+        <w:t xml:space="preserve"> </w:t>
+      </w:r>
+      <w:r>
+        <w:t xml:space="preserve">CRUD checks.</w:t>
+      </w:r>
+    </w:p>
+    <w:p>
+      <w:pPr>
+        <w:pStyle w:val="BodyText"/>
+      </w:pPr>
+      <w:r>
+        <w:t xml:space="preserve">This section is also the regression check for</w:t>
+      </w:r>
+      <w:r>
+        <w:t xml:space="preserve"> </w:t>
+      </w:r>
+      <w:r>
+        <w:rPr>
+          <w:b/>
+          <w:bCs/>
+        </w:rPr>
+        <w:t xml:space="preserve">Issue #6</w:t>
+      </w:r>
+      <w:r>
+        <w:t xml:space="preserve"> </w:t>
+      </w:r>
+      <w:r>
+        <w:t xml:space="preserve">—</w:t>
+      </w:r>
+      <w:r>
+        <w:t xml:space="preserve"> </w:t>
+      </w:r>
+      <w:r>
+        <w:t xml:space="preserve">inline edit on the grid.</w:t>
+      </w:r>
+    </w:p>
+    <w:bookmarkEnd w:id="99"/>
+    <w:bookmarkStart w:id="100" w:name="inline-grid"/>
+    <w:p>
+      <w:pPr>
+        <w:pStyle w:val="Heading2"/>
+      </w:pPr>
+      <w:r>
+        <w:t xml:space="preserve">Inline grid</w:t>
+      </w:r>
+    </w:p>
+    <w:p>
+      <w:pPr>
+        <w:pStyle w:val="FirstParagraph"/>
+      </w:pPr>
+      <w:r>
+        <w:t xml:space="preserve">Path: well detail →</w:t>
+      </w:r>
+      <w:r>
+        <w:t xml:space="preserve"> </w:t>
+      </w:r>
+      <w:r>
+        <w:rPr>
+          <w:b/>
+          <w:bCs/>
+        </w:rPr>
+        <w:t xml:space="preserve">Tubulars</w:t>
+      </w:r>
+      <w:r>
+        <w:t xml:space="preserve"> </w:t>
+      </w:r>
+      <w:r>
+        <w:t xml:space="preserve">card.</w:t>
       </w:r>
     </w:p>
     <w:tbl>
@@ -17400,28 +22227,18 @@
               <w:pStyle w:val="Compact"/>
             </w:pPr>
             <w:r>
-              <w:t xml:space="preserve">TUB-10</w:t>
-            </w:r>
-          </w:p>
-        </w:tc>
-        <w:tc>
-          <w:tcPr/>
-          <w:p>
-            <w:pPr>
-              <w:pStyle w:val="Compact"/>
-            </w:pPr>
-            <w:r>
-              <w:rPr>
-                <w:b/>
-                <w:bCs/>
-              </w:rPr>
-              <w:t xml:space="preserve">+ New tubular</w:t>
-            </w:r>
-            <w:r>
-              <w:t xml:space="preserve"> </w:t>
-            </w:r>
-            <w:r>
-              <w:t xml:space="preserve">→ form fields: Type (Casing/Tubing/Liner/etc.), Name, Order, FromMD, ToMD, Diameter, Weight.</w:t>
+              <w:t xml:space="preserve">TUB-01</w:t>
+            </w:r>
+          </w:p>
+        </w:tc>
+        <w:tc>
+          <w:tcPr/>
+          <w:p>
+            <w:pPr>
+              <w:pStyle w:val="Compact"/>
+            </w:pPr>
+            <w:r>
+              <w:t xml:space="preserve">Grid lists seeded tubulars with columns Type, Name, Order, FromMD, ToMD, Diameter, Weight.</w:t>
             </w:r>
           </w:p>
         </w:tc>
@@ -17445,18 +22262,18 @@
               <w:pStyle w:val="Compact"/>
             </w:pPr>
             <w:r>
-              <w:t xml:space="preserve">TUB-11</w:t>
-            </w:r>
-          </w:p>
-        </w:tc>
-        <w:tc>
-          <w:tcPr/>
-          <w:p>
-            <w:pPr>
-              <w:pStyle w:val="Compact"/>
-            </w:pPr>
-            <w:r>
-              <w:t xml:space="preserve">Submit valid values → row appears in grid.</w:t>
+              <w:t xml:space="preserve">TUB-02</w:t>
+            </w:r>
+          </w:p>
+        </w:tc>
+        <w:tc>
+          <w:tcPr/>
+          <w:p>
+            <w:pPr>
+              <w:pStyle w:val="Compact"/>
+            </w:pPr>
+            <w:r>
+              <w:t xml:space="preserve">Double-click a row → cells become editable (Syncfusion inline edit).</w:t>
             </w:r>
           </w:p>
         </w:tc>
@@ -17480,18 +22297,18 @@
               <w:pStyle w:val="Compact"/>
             </w:pPr>
             <w:r>
-              <w:t xml:space="preserve">TUB-12</w:t>
-            </w:r>
-          </w:p>
-        </w:tc>
-        <w:tc>
-          <w:tcPr/>
-          <w:p>
-            <w:pPr>
-              <w:pStyle w:val="Compact"/>
-            </w:pPr>
-            <w:r>
-              <w:t xml:space="preserve">Click a row → edit page → values pre-fill.</w:t>
+              <w:t xml:space="preserve">TUB-03</w:t>
+            </w:r>
+          </w:p>
+        </w:tc>
+        <w:tc>
+          <w:tcPr/>
+          <w:p>
+            <w:pPr>
+              <w:pStyle w:val="Compact"/>
+            </w:pPr>
+            <w:r>
+              <w:t xml:space="preserve">Edit a value → press Enter / commit → row saves and refreshes.</w:t>
             </w:r>
           </w:p>
         </w:tc>
@@ -17515,28 +22332,18 @@
               <w:pStyle w:val="Compact"/>
             </w:pPr>
             <w:r>
-              <w:t xml:space="preserve">TUB-13</w:t>
-            </w:r>
-          </w:p>
-        </w:tc>
-        <w:tc>
-          <w:tcPr/>
-          <w:p>
-            <w:pPr>
-              <w:pStyle w:val="Compact"/>
-            </w:pPr>
-            <w:r>
-              <w:rPr>
-                <w:b/>
-                <w:bCs/>
-              </w:rPr>
-              <w:t xml:space="preserve">Delete tubular</w:t>
-            </w:r>
-            <w:r>
-              <w:t xml:space="preserve"> </w:t>
-            </w:r>
-            <w:r>
-              <w:t xml:space="preserve">Danger-zone button is clickable; double-click confirms; row removed.</w:t>
+              <w:t xml:space="preserve">TUB-04</w:t>
+            </w:r>
+          </w:p>
+        </w:tc>
+        <w:tc>
+          <w:tcPr/>
+          <w:p>
+            <w:pPr>
+              <w:pStyle w:val="Compact"/>
+            </w:pPr>
+            <w:r>
+              <w:t xml:space="preserve">Cancel edit (Escape) → no change persisted.</w:t>
             </w:r>
           </w:p>
         </w:tc>
@@ -17553,108 +22360,14 @@
         </w:tc>
       </w:tr>
     </w:tbl>
-    <w:bookmarkEnd w:id="88"/>
-    <w:bookmarkEnd w:id="89"/>
-    <w:bookmarkStart w:id="92" w:name="formations"/>
-    <w:p>
-      <w:pPr>
-        <w:pStyle w:val="Heading1"/>
-      </w:pPr>
-      <w:r>
-        <w:t xml:space="preserve">20. Formations</w:t>
-      </w:r>
-    </w:p>
-    <w:bookmarkStart w:id="90" w:name="what-youre-testing-12"/>
+    <w:bookmarkEnd w:id="100"/>
+    <w:bookmarkStart w:id="101" w:name="add-edit-delete-full-pages"/>
     <w:p>
       <w:pPr>
         <w:pStyle w:val="Heading2"/>
       </w:pPr>
       <w:r>
-        <w:t xml:space="preserve">What you’re testing</w:t>
-      </w:r>
-    </w:p>
-    <w:p>
-      <w:pPr>
-        <w:pStyle w:val="FirstParagraph"/>
-      </w:pPr>
-      <w:r>
-        <w:t xml:space="preserve">Geological layers the well passes through. Each formation has a</w:t>
-      </w:r>
-      <w:r>
-        <w:t xml:space="preserve"> </w:t>
-      </w:r>
-      <w:r>
-        <w:t xml:space="preserve">name (e.g. </w:t>
-      </w:r>
-      <w:r>
-        <w:t xml:space="preserve">“Wolfcamp”</w:t>
-      </w:r>
-      <w:r>
-        <w:t xml:space="preserve">), an optional description, a from-TVD, a</w:t>
-      </w:r>
-      <w:r>
-        <w:t xml:space="preserve"> </w:t>
-      </w:r>
-      <w:r>
-        <w:t xml:space="preserve">to-TVD, and a</w:t>
-      </w:r>
-      <w:r>
-        <w:t xml:space="preserve"> </w:t>
-      </w:r>
-      <w:r>
-        <w:t xml:space="preserve">“resistance”</w:t>
-      </w:r>
-      <w:r>
-        <w:t xml:space="preserve"> </w:t>
-      </w:r>
-      <w:r>
-        <w:t xml:space="preserve">value (a stand-in for any per-formation</w:t>
-      </w:r>
-      <w:r>
-        <w:t xml:space="preserve"> </w:t>
-      </w:r>
-      <w:r>
-        <w:t xml:space="preserve">property the user wants to track). Like tubulars, formations are</w:t>
-      </w:r>
-      <w:r>
-        <w:t xml:space="preserve"> </w:t>
-      </w:r>
-      <w:r>
-        <w:t xml:space="preserve">metadata — they don’t affect the trajectory calc.</w:t>
-      </w:r>
-    </w:p>
-    <w:bookmarkEnd w:id="90"/>
-    <w:bookmarkStart w:id="91" w:name="tests-3"/>
-    <w:p>
-      <w:pPr>
-        <w:pStyle w:val="Heading2"/>
-      </w:pPr>
-      <w:r>
-        <w:t xml:space="preserve">Tests</w:t>
-      </w:r>
-    </w:p>
-    <w:p>
-      <w:pPr>
-        <w:pStyle w:val="FirstParagraph"/>
-      </w:pPr>
-      <w:r>
-        <w:t xml:space="preserve">Path: well detail →</w:t>
-      </w:r>
-      <w:r>
-        <w:t xml:space="preserve"> </w:t>
-      </w:r>
-      <w:r>
-        <w:rPr>
-          <w:b/>
-          <w:bCs/>
-        </w:rPr>
-        <w:t xml:space="preserve">Formations</w:t>
-      </w:r>
-      <w:r>
-        <w:t xml:space="preserve"> </w:t>
-      </w:r>
-      <w:r>
-        <w:t xml:space="preserve">card.</w:t>
+        <w:t xml:space="preserve">Add / edit / delete (full pages)</w:t>
       </w:r>
     </w:p>
     <w:tbl>
@@ -17715,77 +22428,7 @@
               <w:pStyle w:val="Compact"/>
             </w:pPr>
             <w:r>
-              <w:t xml:space="preserve">FOR-01</w:t>
-            </w:r>
-          </w:p>
-        </w:tc>
-        <w:tc>
-          <w:tcPr/>
-          <w:p>
-            <w:pPr>
-              <w:pStyle w:val="Compact"/>
-            </w:pPr>
-            <w:r>
-              <w:t xml:space="preserve">Grid lists seeded formations (Name, Description, FromTVD, ToTVD, Resistance).</w:t>
-            </w:r>
-          </w:p>
-        </w:tc>
-        <w:tc>
-          <w:tcPr/>
-          <w:p>
-            <w:pPr>
-              <w:pStyle w:val="Compact"/>
-            </w:pPr>
-            <w:r>
-              <w:t xml:space="preserve">[ ]</w:t>
-            </w:r>
-          </w:p>
-        </w:tc>
-      </w:tr>
-      <w:tr>
-        <w:tc>
-          <w:tcPr/>
-          <w:p>
-            <w:pPr>
-              <w:pStyle w:val="Compact"/>
-            </w:pPr>
-            <w:r>
-              <w:t xml:space="preserve">FOR-02</w:t>
-            </w:r>
-          </w:p>
-        </w:tc>
-        <w:tc>
-          <w:tcPr/>
-          <w:p>
-            <w:pPr>
-              <w:pStyle w:val="Compact"/>
-            </w:pPr>
-            <w:r>
-              <w:t xml:space="preserve">Inline-edit a row → save → refreshed.</w:t>
-            </w:r>
-          </w:p>
-        </w:tc>
-        <w:tc>
-          <w:tcPr/>
-          <w:p>
-            <w:pPr>
-              <w:pStyle w:val="Compact"/>
-            </w:pPr>
-            <w:r>
-              <w:t xml:space="preserve">[ ]</w:t>
-            </w:r>
-          </w:p>
-        </w:tc>
-      </w:tr>
-      <w:tr>
-        <w:tc>
-          <w:tcPr/>
-          <w:p>
-            <w:pPr>
-              <w:pStyle w:val="Compact"/>
-            </w:pPr>
-            <w:r>
-              <w:t xml:space="preserve">FOR-10</w:t>
+              <w:t xml:space="preserve">TUB-10</w:t>
             </w:r>
           </w:p>
         </w:tc>
@@ -17800,13 +22443,13 @@
                 <w:b/>
                 <w:bCs/>
               </w:rPr>
-              <w:t xml:space="preserve">+ New formation</w:t>
-            </w:r>
-            <w:r>
-              <w:t xml:space="preserve"> </w:t>
-            </w:r>
-            <w:r>
-              <w:t xml:space="preserve">→ form opens; submit valid → row appears.</w:t>
+              <w:t xml:space="preserve">+ New tubular</w:t>
+            </w:r>
+            <w:r>
+              <w:t xml:space="preserve"> </w:t>
+            </w:r>
+            <w:r>
+              <w:t xml:space="preserve">→ form fields: Type (Casing/Tubing/Liner/etc.), Name, Order, FromMD, ToMD, Diameter, Weight.</w:t>
             </w:r>
           </w:p>
         </w:tc>
@@ -17830,34 +22473,98 @@
               <w:pStyle w:val="Compact"/>
             </w:pPr>
             <w:r>
-              <w:t xml:space="preserve">FOR-11</w:t>
-            </w:r>
-          </w:p>
-        </w:tc>
-        <w:tc>
-          <w:tcPr/>
-          <w:p>
-            <w:pPr>
-              <w:pStyle w:val="Compact"/>
-            </w:pPr>
-            <w:r>
-              <w:t xml:space="preserve">Edit page</w:t>
-            </w:r>
-            <w:r>
-              <w:t xml:space="preserve"> </w:t>
-            </w:r>
+              <w:t xml:space="preserve">TUB-11</w:t>
+            </w:r>
+          </w:p>
+        </w:tc>
+        <w:tc>
+          <w:tcPr/>
+          <w:p>
+            <w:pPr>
+              <w:pStyle w:val="Compact"/>
+            </w:pPr>
+            <w:r>
+              <w:t xml:space="preserve">Submit valid values → row appears in grid.</w:t>
+            </w:r>
+          </w:p>
+        </w:tc>
+        <w:tc>
+          <w:tcPr/>
+          <w:p>
+            <w:pPr>
+              <w:pStyle w:val="Compact"/>
+            </w:pPr>
+            <w:r>
+              <w:t xml:space="preserve">[ ]</w:t>
+            </w:r>
+          </w:p>
+        </w:tc>
+      </w:tr>
+      <w:tr>
+        <w:tc>
+          <w:tcPr/>
+          <w:p>
+            <w:pPr>
+              <w:pStyle w:val="Compact"/>
+            </w:pPr>
+            <w:r>
+              <w:t xml:space="preserve">TUB-12</w:t>
+            </w:r>
+          </w:p>
+        </w:tc>
+        <w:tc>
+          <w:tcPr/>
+          <w:p>
+            <w:pPr>
+              <w:pStyle w:val="Compact"/>
+            </w:pPr>
+            <w:r>
+              <w:t xml:space="preserve">Click a row → edit page → values pre-fill.</w:t>
+            </w:r>
+          </w:p>
+        </w:tc>
+        <w:tc>
+          <w:tcPr/>
+          <w:p>
+            <w:pPr>
+              <w:pStyle w:val="Compact"/>
+            </w:pPr>
+            <w:r>
+              <w:t xml:space="preserve">[ ]</w:t>
+            </w:r>
+          </w:p>
+        </w:tc>
+      </w:tr>
+      <w:tr>
+        <w:tc>
+          <w:tcPr/>
+          <w:p>
+            <w:pPr>
+              <w:pStyle w:val="Compact"/>
+            </w:pPr>
+            <w:r>
+              <w:t xml:space="preserve">TUB-13</w:t>
+            </w:r>
+          </w:p>
+        </w:tc>
+        <w:tc>
+          <w:tcPr/>
+          <w:p>
+            <w:pPr>
+              <w:pStyle w:val="Compact"/>
+            </w:pPr>
             <w:r>
               <w:rPr>
                 <w:b/>
                 <w:bCs/>
               </w:rPr>
-              <w:t xml:space="preserve">Delete formation</w:t>
-            </w:r>
-            <w:r>
-              <w:t xml:space="preserve"> </w:t>
-            </w:r>
-            <w:r>
-              <w:t xml:space="preserve">Danger-zone button → clickable; double-click → row removed.</w:t>
+              <w:t xml:space="preserve">Delete tubular</w:t>
+            </w:r>
+            <w:r>
+              <w:t xml:space="preserve"> </w:t>
+            </w:r>
+            <w:r>
+              <w:t xml:space="preserve">Danger-zone button is clickable; double-click confirms; row removed.</w:t>
             </w:r>
           </w:p>
         </w:tc>
@@ -17874,18 +22581,18 @@
         </w:tc>
       </w:tr>
     </w:tbl>
-    <w:bookmarkEnd w:id="91"/>
-    <w:bookmarkEnd w:id="92"/>
-    <w:bookmarkStart w:id="95" w:name="common-measures"/>
+    <w:bookmarkEnd w:id="101"/>
+    <w:bookmarkEnd w:id="102"/>
+    <w:bookmarkStart w:id="105" w:name="formations-1"/>
     <w:p>
       <w:pPr>
         <w:pStyle w:val="Heading1"/>
       </w:pPr>
       <w:r>
-        <w:t xml:space="preserve">21. Common measures</w:t>
-      </w:r>
-    </w:p>
-    <w:bookmarkStart w:id="93" w:name="what-youre-testing-13"/>
+        <w:t xml:space="preserve">21. Formations</w:t>
+      </w:r>
+    </w:p>
+    <w:bookmarkStart w:id="103" w:name="what-youre-testing-13"/>
     <w:p>
       <w:pPr>
         <w:pStyle w:val="Heading2"/>
@@ -17899,17 +22606,53 @@
         <w:pStyle w:val="FirstParagraph"/>
       </w:pPr>
       <w:r>
-        <w:t xml:space="preserve">Operational measurements indexed by vertical depth range. Catch-all</w:t>
-      </w:r>
-      <w:r>
-        <w:t xml:space="preserve"> </w:t>
-      </w:r>
-      <w:r>
-        <w:t xml:space="preserve">for operator-tracked values that don’t fit Tubulars or Formations.</w:t>
-      </w:r>
-    </w:p>
-    <w:bookmarkEnd w:id="93"/>
-    <w:bookmarkStart w:id="94" w:name="tests-4"/>
+        <w:t xml:space="preserve">Geological layers the well passes through. Each formation has a</w:t>
+      </w:r>
+      <w:r>
+        <w:t xml:space="preserve"> </w:t>
+      </w:r>
+      <w:r>
+        <w:t xml:space="preserve">name (e.g. </w:t>
+      </w:r>
+      <w:r>
+        <w:t xml:space="preserve">“Wolfcamp”</w:t>
+      </w:r>
+      <w:r>
+        <w:t xml:space="preserve">), an optional description, a from-TVD, a</w:t>
+      </w:r>
+      <w:r>
+        <w:t xml:space="preserve"> </w:t>
+      </w:r>
+      <w:r>
+        <w:t xml:space="preserve">to-TVD, and a</w:t>
+      </w:r>
+      <w:r>
+        <w:t xml:space="preserve"> </w:t>
+      </w:r>
+      <w:r>
+        <w:t xml:space="preserve">“resistance”</w:t>
+      </w:r>
+      <w:r>
+        <w:t xml:space="preserve"> </w:t>
+      </w:r>
+      <w:r>
+        <w:t xml:space="preserve">value (a stand-in for any per-formation</w:t>
+      </w:r>
+      <w:r>
+        <w:t xml:space="preserve"> </w:t>
+      </w:r>
+      <w:r>
+        <w:t xml:space="preserve">property the user wants to track). Like tubulars, formations are</w:t>
+      </w:r>
+      <w:r>
+        <w:t xml:space="preserve"> </w:t>
+      </w:r>
+      <w:r>
+        <w:t xml:space="preserve">metadata — they don’t affect the trajectory calc.</w:t>
+      </w:r>
+    </w:p>
+    <w:bookmarkEnd w:id="103"/>
+    <w:bookmarkStart w:id="104" w:name="tests-3"/>
     <w:p>
       <w:pPr>
         <w:pStyle w:val="Heading2"/>
@@ -17933,7 +22676,7 @@
           <w:b/>
           <w:bCs/>
         </w:rPr>
-        <w:t xml:space="preserve">Common Measures</w:t>
+        <w:t xml:space="preserve">Formations</w:t>
       </w:r>
       <w:r>
         <w:t xml:space="preserve"> </w:t>
@@ -18000,18 +22743,18 @@
               <w:pStyle w:val="Compact"/>
             </w:pPr>
             <w:r>
-              <w:t xml:space="preserve">CM-01</w:t>
-            </w:r>
-          </w:p>
-        </w:tc>
-        <w:tc>
-          <w:tcPr/>
-          <w:p>
-            <w:pPr>
-              <w:pStyle w:val="Compact"/>
-            </w:pPr>
-            <w:r>
-              <w:t xml:space="preserve">Grid lists seeded common measures (FromVertical, ToVertical, Value).</w:t>
+              <w:t xml:space="preserve">FOR-01</w:t>
+            </w:r>
+          </w:p>
+        </w:tc>
+        <w:tc>
+          <w:tcPr/>
+          <w:p>
+            <w:pPr>
+              <w:pStyle w:val="Compact"/>
+            </w:pPr>
+            <w:r>
+              <w:t xml:space="preserve">Grid lists seeded formations (Name, Description, FromTVD, ToTVD, Resistance).</w:t>
             </w:r>
           </w:p>
         </w:tc>
@@ -18035,7 +22778,7 @@
               <w:pStyle w:val="Compact"/>
             </w:pPr>
             <w:r>
-              <w:t xml:space="preserve">CM-02</w:t>
+              <w:t xml:space="preserve">FOR-02</w:t>
             </w:r>
           </w:p>
         </w:tc>
@@ -18070,7 +22813,7 @@
               <w:pStyle w:val="Compact"/>
             </w:pPr>
             <w:r>
-              <w:t xml:space="preserve">CM-10</w:t>
+              <w:t xml:space="preserve">FOR-10</w:t>
             </w:r>
           </w:p>
         </w:tc>
@@ -18085,13 +22828,13 @@
                 <w:b/>
                 <w:bCs/>
               </w:rPr>
-              <w:t xml:space="preserve">+ New common measure</w:t>
-            </w:r>
-            <w:r>
-              <w:t xml:space="preserve"> </w:t>
-            </w:r>
-            <w:r>
-              <w:t xml:space="preserve">→ form; submit → row appears.</w:t>
+              <w:t xml:space="preserve">+ New formation</w:t>
+            </w:r>
+            <w:r>
+              <w:t xml:space="preserve"> </w:t>
+            </w:r>
+            <w:r>
+              <w:t xml:space="preserve">→ form opens; submit valid → row appears.</w:t>
             </w:r>
           </w:p>
         </w:tc>
@@ -18115,7 +22858,7 @@
               <w:pStyle w:val="Compact"/>
             </w:pPr>
             <w:r>
-              <w:t xml:space="preserve">CM-11</w:t>
+              <w:t xml:space="preserve">FOR-11</w:t>
             </w:r>
           </w:p>
         </w:tc>
@@ -18136,6 +22879,291 @@
                 <w:b/>
                 <w:bCs/>
               </w:rPr>
+              <w:t xml:space="preserve">Delete formation</w:t>
+            </w:r>
+            <w:r>
+              <w:t xml:space="preserve"> </w:t>
+            </w:r>
+            <w:r>
+              <w:t xml:space="preserve">Danger-zone button → clickable; double-click → row removed.</w:t>
+            </w:r>
+          </w:p>
+        </w:tc>
+        <w:tc>
+          <w:tcPr/>
+          <w:p>
+            <w:pPr>
+              <w:pStyle w:val="Compact"/>
+            </w:pPr>
+            <w:r>
+              <w:t xml:space="preserve">[ ]</w:t>
+            </w:r>
+          </w:p>
+        </w:tc>
+      </w:tr>
+    </w:tbl>
+    <w:bookmarkEnd w:id="104"/>
+    <w:bookmarkEnd w:id="105"/>
+    <w:bookmarkStart w:id="108" w:name="common-measures-1"/>
+    <w:p>
+      <w:pPr>
+        <w:pStyle w:val="Heading1"/>
+      </w:pPr>
+      <w:r>
+        <w:t xml:space="preserve">22. Common measures</w:t>
+      </w:r>
+    </w:p>
+    <w:bookmarkStart w:id="106" w:name="what-youre-testing-14"/>
+    <w:p>
+      <w:pPr>
+        <w:pStyle w:val="Heading2"/>
+      </w:pPr>
+      <w:r>
+        <w:t xml:space="preserve">What you’re testing</w:t>
+      </w:r>
+    </w:p>
+    <w:p>
+      <w:pPr>
+        <w:pStyle w:val="FirstParagraph"/>
+      </w:pPr>
+      <w:r>
+        <w:t xml:space="preserve">Operational measurements indexed by vertical depth range. Catch-all</w:t>
+      </w:r>
+      <w:r>
+        <w:t xml:space="preserve"> </w:t>
+      </w:r>
+      <w:r>
+        <w:t xml:space="preserve">for operator-tracked values that don’t fit Tubulars or Formations.</w:t>
+      </w:r>
+    </w:p>
+    <w:bookmarkEnd w:id="106"/>
+    <w:bookmarkStart w:id="107" w:name="tests-4"/>
+    <w:p>
+      <w:pPr>
+        <w:pStyle w:val="Heading2"/>
+      </w:pPr>
+      <w:r>
+        <w:t xml:space="preserve">Tests</w:t>
+      </w:r>
+    </w:p>
+    <w:p>
+      <w:pPr>
+        <w:pStyle w:val="FirstParagraph"/>
+      </w:pPr>
+      <w:r>
+        <w:t xml:space="preserve">Path: well detail →</w:t>
+      </w:r>
+      <w:r>
+        <w:t xml:space="preserve"> </w:t>
+      </w:r>
+      <w:r>
+        <w:rPr>
+          <w:b/>
+          <w:bCs/>
+        </w:rPr>
+        <w:t xml:space="preserve">Common Measures</w:t>
+      </w:r>
+      <w:r>
+        <w:t xml:space="preserve"> </w:t>
+      </w:r>
+      <w:r>
+        <w:t xml:space="preserve">card.</w:t>
+      </w:r>
+    </w:p>
+    <w:tbl>
+      <w:tblPr>
+        <w:tblStyle w:val="Table"/>
+        <w:tblW w:type="pct" w:w="5000"/>
+        <w:tblLayout w:type="fixed"/>
+        <w:tblLook w:firstRow="1" w:lastRow="0" w:firstColumn="0" w:lastColumn="0" w:noHBand="0" w:noVBand="0" w:val="0020"/>
+      </w:tblPr>
+      <w:tblGrid>
+        <w:gridCol w:w="510"/>
+        <w:gridCol w:w="7153"/>
+        <w:gridCol w:w="255"/>
+      </w:tblGrid>
+      <w:tr>
+        <w:trPr>
+          <w:tblHeader w:val="on"/>
+        </w:trPr>
+        <w:tc>
+          <w:tcPr/>
+          <w:p>
+            <w:pPr>
+              <w:pStyle w:val="Compact"/>
+            </w:pPr>
+            <w:r>
+              <w:t xml:space="preserve">ID</w:t>
+            </w:r>
+          </w:p>
+        </w:tc>
+        <w:tc>
+          <w:tcPr/>
+          <w:p>
+            <w:pPr>
+              <w:pStyle w:val="Compact"/>
+            </w:pPr>
+            <w:r>
+              <w:t xml:space="preserve">Test</w:t>
+            </w:r>
+          </w:p>
+        </w:tc>
+        <w:tc>
+          <w:tcPr/>
+          <w:p>
+            <w:pPr>
+              <w:pStyle w:val="Compact"/>
+            </w:pPr>
+            <w:r>
+              <w:t xml:space="preserve">Pass</w:t>
+            </w:r>
+          </w:p>
+        </w:tc>
+      </w:tr>
+      <w:tr>
+        <w:tc>
+          <w:tcPr/>
+          <w:p>
+            <w:pPr>
+              <w:pStyle w:val="Compact"/>
+            </w:pPr>
+            <w:r>
+              <w:t xml:space="preserve">CM-01</w:t>
+            </w:r>
+          </w:p>
+        </w:tc>
+        <w:tc>
+          <w:tcPr/>
+          <w:p>
+            <w:pPr>
+              <w:pStyle w:val="Compact"/>
+            </w:pPr>
+            <w:r>
+              <w:t xml:space="preserve">Grid lists seeded common measures (FromVertical, ToVertical, Value).</w:t>
+            </w:r>
+          </w:p>
+        </w:tc>
+        <w:tc>
+          <w:tcPr/>
+          <w:p>
+            <w:pPr>
+              <w:pStyle w:val="Compact"/>
+            </w:pPr>
+            <w:r>
+              <w:t xml:space="preserve">[ ]</w:t>
+            </w:r>
+          </w:p>
+        </w:tc>
+      </w:tr>
+      <w:tr>
+        <w:tc>
+          <w:tcPr/>
+          <w:p>
+            <w:pPr>
+              <w:pStyle w:val="Compact"/>
+            </w:pPr>
+            <w:r>
+              <w:t xml:space="preserve">CM-02</w:t>
+            </w:r>
+          </w:p>
+        </w:tc>
+        <w:tc>
+          <w:tcPr/>
+          <w:p>
+            <w:pPr>
+              <w:pStyle w:val="Compact"/>
+            </w:pPr>
+            <w:r>
+              <w:t xml:space="preserve">Inline-edit a row → save → refreshed.</w:t>
+            </w:r>
+          </w:p>
+        </w:tc>
+        <w:tc>
+          <w:tcPr/>
+          <w:p>
+            <w:pPr>
+              <w:pStyle w:val="Compact"/>
+            </w:pPr>
+            <w:r>
+              <w:t xml:space="preserve">[ ]</w:t>
+            </w:r>
+          </w:p>
+        </w:tc>
+      </w:tr>
+      <w:tr>
+        <w:tc>
+          <w:tcPr/>
+          <w:p>
+            <w:pPr>
+              <w:pStyle w:val="Compact"/>
+            </w:pPr>
+            <w:r>
+              <w:t xml:space="preserve">CM-10</w:t>
+            </w:r>
+          </w:p>
+        </w:tc>
+        <w:tc>
+          <w:tcPr/>
+          <w:p>
+            <w:pPr>
+              <w:pStyle w:val="Compact"/>
+            </w:pPr>
+            <w:r>
+              <w:rPr>
+                <w:b/>
+                <w:bCs/>
+              </w:rPr>
+              <w:t xml:space="preserve">+ New common measure</w:t>
+            </w:r>
+            <w:r>
+              <w:t xml:space="preserve"> </w:t>
+            </w:r>
+            <w:r>
+              <w:t xml:space="preserve">→ form; submit → row appears.</w:t>
+            </w:r>
+          </w:p>
+        </w:tc>
+        <w:tc>
+          <w:tcPr/>
+          <w:p>
+            <w:pPr>
+              <w:pStyle w:val="Compact"/>
+            </w:pPr>
+            <w:r>
+              <w:t xml:space="preserve">[ ]</w:t>
+            </w:r>
+          </w:p>
+        </w:tc>
+      </w:tr>
+      <w:tr>
+        <w:tc>
+          <w:tcPr/>
+          <w:p>
+            <w:pPr>
+              <w:pStyle w:val="Compact"/>
+            </w:pPr>
+            <w:r>
+              <w:t xml:space="preserve">CM-11</w:t>
+            </w:r>
+          </w:p>
+        </w:tc>
+        <w:tc>
+          <w:tcPr/>
+          <w:p>
+            <w:pPr>
+              <w:pStyle w:val="Compact"/>
+            </w:pPr>
+            <w:r>
+              <w:t xml:space="preserve">Edit page</w:t>
+            </w:r>
+            <w:r>
+              <w:t xml:space="preserve"> </w:t>
+            </w:r>
+            <w:r>
+              <w:rPr>
+                <w:b/>
+                <w:bCs/>
+              </w:rPr>
               <w:t xml:space="preserve">Delete</w:t>
             </w:r>
             <w:r>
@@ -18159,18 +23187,18 @@
         </w:tc>
       </w:tr>
     </w:tbl>
-    <w:bookmarkEnd w:id="94"/>
-    <w:bookmarkEnd w:id="95"/>
-    <w:bookmarkStart w:id="100" w:name="trajectory-plot-anti-collision"/>
+    <w:bookmarkEnd w:id="107"/>
+    <w:bookmarkEnd w:id="108"/>
+    <w:bookmarkStart w:id="113" w:name="trajectory-plot-anti-collision"/>
     <w:p>
       <w:pPr>
         <w:pStyle w:val="Heading1"/>
       </w:pPr>
       <w:r>
-        <w:t xml:space="preserve">22. Trajectory plot &amp; anti-collision</w:t>
-      </w:r>
-    </w:p>
-    <w:bookmarkStart w:id="96" w:name="what-youre-testing-14"/>
+        <w:t xml:space="preserve">23. Trajectory plot &amp; anti-collision</w:t>
+      </w:r>
+    </w:p>
+    <w:bookmarkStart w:id="109" w:name="what-youre-testing-15"/>
     <w:p>
       <w:pPr>
         <w:pStyle w:val="Heading2"/>
@@ -18198,7 +23226,7 @@
         <w:pStyle w:val="Compact"/>
         <w:numPr>
           <w:ilvl w:val="0"/>
-          <w:numId w:val="1013"/>
+          <w:numId w:val="1018"/>
         </w:numPr>
       </w:pPr>
       <w:r>
@@ -18226,7 +23254,7 @@
         <w:pStyle w:val="Compact"/>
         <w:numPr>
           <w:ilvl w:val="0"/>
-          <w:numId w:val="1013"/>
+          <w:numId w:val="1018"/>
         </w:numPr>
       </w:pPr>
       <w:r>
@@ -18312,7 +23340,7 @@
           <w:b/>
           <w:bCs/>
         </w:rPr>
-        <w:t xml:space="preserve">§ 26 Visual baselines</w:t>
+        <w:t xml:space="preserve">§ 27 Visual baselines</w:t>
       </w:r>
       <w:r>
         <w:t xml:space="preserve"> </w:t>
@@ -18333,8 +23361,8 @@
         <w:t xml:space="preserve">to flag if the shape is wrong.</w:t>
       </w:r>
     </w:p>
-    <w:bookmarkEnd w:id="96"/>
-    <w:bookmarkStart w:id="97" w:name="Xf6c834f58af295f5cbf989b05c95db7524674e0"/>
+    <w:bookmarkEnd w:id="109"/>
+    <w:bookmarkStart w:id="110" w:name="Xf6c834f58af295f5cbf989b05c95db7524674e0"/>
     <w:p>
       <w:pPr>
         <w:pStyle w:val="Heading2"/>
@@ -18439,7 +23467,7 @@
         <w:t xml:space="preserve"> </w:t>
       </w:r>
       <w:r>
-        <w:t xml:space="preserve">the shape against § 26 Visual baselines.</w:t>
+        <w:t xml:space="preserve">the shape against § 27 Visual baselines.</w:t>
       </w:r>
     </w:p>
     <w:tbl>
@@ -18952,8 +23980,8 @@
         </w:tc>
       </w:tr>
     </w:tbl>
-    <w:bookmarkEnd w:id="97"/>
-    <w:bookmarkStart w:id="98" w:name="Xa4e919c662e558bd36da89d5c2a122efa32b74f"/>
+    <w:bookmarkEnd w:id="110"/>
+    <w:bookmarkStart w:id="111" w:name="Xa4e919c662e558bd36da89d5c2a122efa32b74f"/>
     <w:p>
       <w:pPr>
         <w:pStyle w:val="Heading2"/>
@@ -19151,8 +24179,8 @@
         </w:tc>
       </w:tr>
     </w:tbl>
-    <w:bookmarkEnd w:id="98"/>
-    <w:bookmarkStart w:id="99" w:name="anti-collision-travelling-cylinder-1"/>
+    <w:bookmarkEnd w:id="111"/>
+    <w:bookmarkStart w:id="112" w:name="anti-collision-travelling-cylinder-1"/>
     <w:p>
       <w:pPr>
         <w:pStyle w:val="Heading2"/>
@@ -19329,18 +24357,18 @@
         </w:tc>
       </w:tr>
     </w:tbl>
-    <w:bookmarkEnd w:id="99"/>
-    <w:bookmarkEnd w:id="100"/>
-    <w:bookmarkStart w:id="103" w:name="demo-seed-data-content-audit"/>
+    <w:bookmarkEnd w:id="112"/>
+    <w:bookmarkEnd w:id="113"/>
+    <w:bookmarkStart w:id="116" w:name="demo-seed-data-content-audit"/>
     <w:p>
       <w:pPr>
         <w:pStyle w:val="Heading1"/>
       </w:pPr>
       <w:r>
-        <w:t xml:space="preserve">23. Demo seed data — content audit</w:t>
-      </w:r>
-    </w:p>
-    <w:bookmarkStart w:id="101" w:name="what-youre-testing-15"/>
+        <w:t xml:space="preserve">24. Demo seed data — content audit</w:t>
+      </w:r>
+    </w:p>
+    <w:bookmarkStart w:id="114" w:name="what-youre-testing-16"/>
     <w:p>
       <w:pPr>
         <w:pStyle w:val="Heading2"/>
@@ -19417,8 +24445,8 @@
         <w:t xml:space="preserve">.</w:t>
       </w:r>
     </w:p>
-    <w:bookmarkEnd w:id="101"/>
-    <w:bookmarkStart w:id="102" w:name="tests-5"/>
+    <w:bookmarkEnd w:id="114"/>
+    <w:bookmarkStart w:id="115" w:name="tests-5"/>
     <w:p>
       <w:pPr>
         <w:pStyle w:val="Heading2"/>
@@ -20085,18 +25113,18 @@
         </w:tc>
       </w:tr>
     </w:tbl>
-    <w:bookmarkEnd w:id="102"/>
-    <w:bookmarkEnd w:id="103"/>
-    <w:bookmarkStart w:id="105" w:name="regression-watch-list-todays-bug-fixes"/>
+    <w:bookmarkEnd w:id="115"/>
+    <w:bookmarkEnd w:id="116"/>
+    <w:bookmarkStart w:id="118" w:name="regression-watch-list-todays-bug-fixes"/>
     <w:p>
       <w:pPr>
         <w:pStyle w:val="Heading1"/>
       </w:pPr>
       <w:r>
-        <w:t xml:space="preserve">24. Regression watch-list (today’s bug fixes)</w:t>
-      </w:r>
-    </w:p>
-    <w:bookmarkStart w:id="104" w:name="what-youre-testing-16"/>
+        <w:t xml:space="preserve">25. Regression watch-list (today’s bug fixes)</w:t>
+      </w:r>
+    </w:p>
+    <w:bookmarkStart w:id="117" w:name="what-youre-testing-17"/>
     <w:p>
       <w:pPr>
         <w:pStyle w:val="Heading2"/>
@@ -20932,18 +25960,18 @@
         </w:tc>
       </w:tr>
     </w:tbl>
-    <w:bookmarkEnd w:id="104"/>
-    <w:bookmarkEnd w:id="105"/>
-    <w:bookmarkStart w:id="113" w:name="cross-cutting-checks"/>
+    <w:bookmarkEnd w:id="117"/>
+    <w:bookmarkEnd w:id="118"/>
+    <w:bookmarkStart w:id="126" w:name="cross-cutting-checks"/>
     <w:p>
       <w:pPr>
         <w:pStyle w:val="Heading1"/>
       </w:pPr>
       <w:r>
-        <w:t xml:space="preserve">25. Cross-cutting checks</w:t>
-      </w:r>
-    </w:p>
-    <w:bookmarkStart w:id="106" w:name="what-youre-testing-17"/>
+        <w:t xml:space="preserve">26. Cross-cutting checks</w:t>
+      </w:r>
+    </w:p>
+    <w:bookmarkStart w:id="119" w:name="what-youre-testing-18"/>
     <w:p>
       <w:pPr>
         <w:pStyle w:val="Heading2"/>
@@ -20988,8 +26016,8 @@
         <w:t xml:space="preserve">mistakes (security, isolation, performance baseline).</w:t>
       </w:r>
     </w:p>
-    <w:bookmarkEnd w:id="106"/>
-    <w:bookmarkStart w:id="107" w:name="tenant-isolation"/>
+    <w:bookmarkEnd w:id="119"/>
+    <w:bookmarkStart w:id="120" w:name="tenant-isolation"/>
     <w:p>
       <w:pPr>
         <w:pStyle w:val="Heading2"/>
@@ -21169,8 +26197,8 @@
         </w:tc>
       </w:tr>
     </w:tbl>
-    <w:bookmarkEnd w:id="107"/>
-    <w:bookmarkStart w:id="108" w:name="audit-columns"/>
+    <w:bookmarkEnd w:id="120"/>
+    <w:bookmarkStart w:id="121" w:name="audit-columns"/>
     <w:p>
       <w:pPr>
         <w:pStyle w:val="Heading2"/>
@@ -21338,8 +26366,8 @@
         </w:tc>
       </w:tr>
     </w:tbl>
-    <w:bookmarkEnd w:id="108"/>
-    <w:bookmarkStart w:id="109" w:name="unit-system-display"/>
+    <w:bookmarkEnd w:id="121"/>
+    <w:bookmarkStart w:id="122" w:name="unit-system-display"/>
     <w:p>
       <w:pPr>
         <w:pStyle w:val="Heading2"/>
@@ -21556,8 +26584,8 @@
         </w:tc>
       </w:tr>
     </w:tbl>
-    <w:bookmarkEnd w:id="109"/>
-    <w:bookmarkStart w:id="110" w:name="render-mode-hygiene"/>
+    <w:bookmarkEnd w:id="122"/>
+    <w:bookmarkStart w:id="123" w:name="render-mode-hygiene"/>
     <w:p>
       <w:pPr>
         <w:pStyle w:val="Heading2"/>
@@ -21772,8 +26800,8 @@
         </w:tc>
       </w:tr>
     </w:tbl>
-    <w:bookmarkEnd w:id="110"/>
-    <w:bookmarkStart w:id="111" w:name="backend-resilience"/>
+    <w:bookmarkEnd w:id="123"/>
+    <w:bookmarkStart w:id="124" w:name="backend-resilience"/>
     <w:p>
       <w:pPr>
         <w:pStyle w:val="Heading2"/>
@@ -21958,8 +26986,8 @@
         </w:tc>
       </w:tr>
     </w:tbl>
-    <w:bookmarkEnd w:id="111"/>
-    <w:bookmarkStart w:id="112" w:name="performance-smoke-subjective"/>
+    <w:bookmarkEnd w:id="124"/>
+    <w:bookmarkStart w:id="125" w:name="performance-smoke-subjective"/>
     <w:p>
       <w:pPr>
         <w:pStyle w:val="Heading2"/>
@@ -22138,15 +27166,15 @@
         </w:tc>
       </w:tr>
     </w:tbl>
-    <w:bookmarkEnd w:id="112"/>
-    <w:bookmarkEnd w:id="113"/>
-    <w:bookmarkStart w:id="125" w:name="visual-baselines"/>
+    <w:bookmarkEnd w:id="125"/>
+    <w:bookmarkEnd w:id="126"/>
+    <w:bookmarkStart w:id="138" w:name="visual-baselines"/>
     <w:p>
       <w:pPr>
         <w:pStyle w:val="Heading1"/>
       </w:pPr>
       <w:r>
-        <w:t xml:space="preserve">26. Visual baselines</w:t>
+        <w:t xml:space="preserve">27. Visual baselines</w:t>
       </w:r>
     </w:p>
     <w:p>
@@ -22243,7 +27271,7 @@
         <w:t xml:space="preserve">escalate before assuming the test passes.</w:t>
       </w:r>
     </w:p>
-    <w:bookmarkStart w:id="114" w:name="X5e748d49bee68fde2e20c0dccce225993caacd4"/>
+    <w:bookmarkStart w:id="127" w:name="X5e748d49bee68fde2e20c0dccce225993caacd4"/>
     <w:p>
       <w:pPr>
         <w:pStyle w:val="Heading2"/>
@@ -22272,7 +27300,7 @@
         <w:pStyle w:val="Compact"/>
         <w:numPr>
           <w:ilvl w:val="0"/>
-          <w:numId w:val="1014"/>
+          <w:numId w:val="1019"/>
         </w:numPr>
       </w:pPr>
       <w:r>
@@ -22312,7 +27340,7 @@
         <w:pStyle w:val="Compact"/>
         <w:numPr>
           <w:ilvl w:val="0"/>
-          <w:numId w:val="1014"/>
+          <w:numId w:val="1019"/>
         </w:numPr>
       </w:pPr>
       <w:r>
@@ -22346,7 +27374,7 @@
         <w:pStyle w:val="Compact"/>
         <w:numPr>
           <w:ilvl w:val="0"/>
-          <w:numId w:val="1014"/>
+          <w:numId w:val="1019"/>
         </w:numPr>
       </w:pPr>
       <w:r>
@@ -22391,8 +27419,8 @@
         <w:t xml:space="preserve">or auto-calc is wrong.</w:t>
       </w:r>
     </w:p>
-    <w:bookmarkEnd w:id="114"/>
-    <w:bookmarkStart w:id="115" w:name="Xfc2daf031f79b41f088de080b39d4d1eee6ba5f"/>
+    <w:bookmarkEnd w:id="127"/>
+    <w:bookmarkStart w:id="128" w:name="Xfc2daf031f79b41f088de080b39d4d1eee6ba5f"/>
     <w:p>
       <w:pPr>
         <w:pStyle w:val="Heading2"/>
@@ -22414,588 +27442,6 @@
       </w:r>
       <w:r>
         <w:t xml:space="preserve">(parallel-lateral pilot)</w:t>
-      </w:r>
-    </w:p>
-    <w:p>
-      <w:pPr>
-        <w:pStyle w:val="Compact"/>
-        <w:numPr>
-          <w:ilvl w:val="0"/>
-          <w:numId w:val="1015"/>
-        </w:numPr>
-      </w:pPr>
-      <w:r>
-        <w:rPr>
-          <w:b/>
-          <w:bCs/>
-        </w:rPr>
-        <w:t xml:space="preserve">Plan view:</w:t>
-      </w:r>
-      <w:r>
-        <w:t xml:space="preserve"> </w:t>
-      </w:r>
-      <w:r>
-        <w:t xml:space="preserve">3 wells (target + injector + offset) drilled</w:t>
-      </w:r>
-      <w:r>
-        <w:t xml:space="preserve"> </w:t>
-      </w:r>
-      <w:r>
-        <w:t xml:space="preserve">approximately parallel to one another in the lateral section.</w:t>
-      </w:r>
-    </w:p>
-    <w:p>
-      <w:pPr>
-        <w:pStyle w:val="Compact"/>
-        <w:numPr>
-          <w:ilvl w:val="0"/>
-          <w:numId w:val="1015"/>
-        </w:numPr>
-      </w:pPr>
-      <w:r>
-        <w:rPr>
-          <w:b/>
-          <w:bCs/>
-        </w:rPr>
-        <w:t xml:space="preserve">Vertical section:</w:t>
-      </w:r>
-      <w:r>
-        <w:t xml:space="preserve"> </w:t>
-      </w:r>
-      <w:r>
-        <w:t xml:space="preserve">all three land at very similar TVD with</w:t>
-      </w:r>
-      <w:r>
-        <w:t xml:space="preserve"> </w:t>
-      </w:r>
-      <w:r>
-        <w:t xml:space="preserve">the lateral sections running roughly horizontal and parallel.</w:t>
-      </w:r>
-    </w:p>
-    <w:p>
-      <w:pPr>
-        <w:pStyle w:val="Compact"/>
-        <w:numPr>
-          <w:ilvl w:val="0"/>
-          <w:numId w:val="1015"/>
-        </w:numPr>
-      </w:pPr>
-      <w:r>
-        <w:rPr>
-          <w:b/>
-          <w:bCs/>
-        </w:rPr>
-        <w:t xml:space="preserve">Red flag:</w:t>
-      </w:r>
-      <w:r>
-        <w:t xml:space="preserve"> </w:t>
-      </w:r>
-      <w:r>
-        <w:t xml:space="preserve">convergent or crossing laterals = wrong shape.</w:t>
-      </w:r>
-    </w:p>
-    <w:bookmarkEnd w:id="115"/>
-    <w:bookmarkStart w:id="116" w:name="X7b80f3c1b26730aa5e4dcc2117ddb2a7e7da27e"/>
-    <w:p>
-      <w:pPr>
-        <w:pStyle w:val="Heading2"/>
-      </w:pPr>
-      <w:r>
-        <w:t xml:space="preserve">PLOT-03 — NORTHSEA</w:t>
-      </w:r>
-      <w:r>
-        <w:t xml:space="preserve"> </w:t>
-      </w:r>
-      <w:r>
-        <w:rPr>
-          <w:rStyle w:val="VerbatimChar"/>
-        </w:rPr>
-        <w:t xml:space="preserve">Wytch-Farm-M-Series</w:t>
-      </w:r>
-      <w:r>
-        <w:t xml:space="preserve"> </w:t>
-      </w:r>
-      <w:r>
-        <w:t xml:space="preserve">(ERD demo)</w:t>
-      </w:r>
-    </w:p>
-    <w:p>
-      <w:pPr>
-        <w:pStyle w:val="Compact"/>
-        <w:numPr>
-          <w:ilvl w:val="0"/>
-          <w:numId w:val="1016"/>
-        </w:numPr>
-      </w:pPr>
-      <w:r>
-        <w:rPr>
-          <w:b/>
-          <w:bCs/>
-        </w:rPr>
-        <w:t xml:space="preserve">Plan view:</w:t>
-      </w:r>
-      <w:r>
-        <w:t xml:space="preserve"> </w:t>
-      </w:r>
-      <w:r>
-        <w:t xml:space="preserve">2 wells starting from a single onshore pad and</w:t>
-      </w:r>
-      <w:r>
-        <w:t xml:space="preserve"> </w:t>
-      </w:r>
-      <w:r>
-        <w:t xml:space="preserve">reaching ~10.7 km laterally. The horizontal extent should</w:t>
-      </w:r>
-      <w:r>
-        <w:t xml:space="preserve"> </w:t>
-      </w:r>
-      <w:r>
-        <w:t xml:space="preserve">visibly dwarf the vertical depth (~1.6 km TVD); aspect ratio</w:t>
-      </w:r>
-      <w:r>
-        <w:t xml:space="preserve"> </w:t>
-      </w:r>
-      <w:r>
-        <w:t xml:space="preserve">is the giveaway — if the laterals look short, the shape is</w:t>
-      </w:r>
-      <w:r>
-        <w:t xml:space="preserve"> </w:t>
-      </w:r>
-      <w:r>
-        <w:t xml:space="preserve">wrong.</w:t>
-      </w:r>
-    </w:p>
-    <w:p>
-      <w:pPr>
-        <w:pStyle w:val="Compact"/>
-        <w:numPr>
-          <w:ilvl w:val="0"/>
-          <w:numId w:val="1016"/>
-        </w:numPr>
-      </w:pPr>
-      <w:r>
-        <w:rPr>
-          <w:b/>
-          <w:bCs/>
-        </w:rPr>
-        <w:t xml:space="preserve">Vertical section:</w:t>
-      </w:r>
-      <w:r>
-        <w:t xml:space="preserve"> </w:t>
-      </w:r>
-      <w:r>
-        <w:t xml:space="preserve">classic ERD profile — modest TVD,</w:t>
-      </w:r>
-      <w:r>
-        <w:t xml:space="preserve"> </w:t>
-      </w:r>
-      <w:r>
-        <w:t xml:space="preserve">enormous horizontal reach.</w:t>
-      </w:r>
-    </w:p>
-    <w:p>
-      <w:pPr>
-        <w:pStyle w:val="Compact"/>
-        <w:numPr>
-          <w:ilvl w:val="0"/>
-          <w:numId w:val="1016"/>
-        </w:numPr>
-      </w:pPr>
-      <w:r>
-        <w:rPr>
-          <w:b/>
-          <w:bCs/>
-        </w:rPr>
-        <w:t xml:space="preserve">Red flag:</w:t>
-      </w:r>
-      <w:r>
-        <w:t xml:space="preserve"> </w:t>
-      </w:r>
-      <w:r>
-        <w:t xml:space="preserve">lateral reach significantly under 10 km in plan</w:t>
-      </w:r>
-      <w:r>
-        <w:t xml:space="preserve"> </w:t>
-      </w:r>
-      <w:r>
-        <w:t xml:space="preserve">view = the seeded survey set has been truncated.</w:t>
-      </w:r>
-    </w:p>
-    <w:bookmarkEnd w:id="116"/>
-    <w:bookmarkStart w:id="117" w:name="plot-04-boreal-cold-lake-pad-7-sagd-pair"/>
-    <w:p>
-      <w:pPr>
-        <w:pStyle w:val="Heading2"/>
-      </w:pPr>
-      <w:r>
-        <w:t xml:space="preserve">PLOT-04 — BOREAL</w:t>
-      </w:r>
-      <w:r>
-        <w:t xml:space="preserve"> </w:t>
-      </w:r>
-      <w:r>
-        <w:rPr>
-          <w:rStyle w:val="VerbatimChar"/>
-        </w:rPr>
-        <w:t xml:space="preserve">Cold-Lake-Pad-7</w:t>
-      </w:r>
-      <w:r>
-        <w:t xml:space="preserve"> </w:t>
-      </w:r>
-      <w:r>
-        <w:t xml:space="preserve">(SAGD pair)</w:t>
-      </w:r>
-    </w:p>
-    <w:p>
-      <w:pPr>
-        <w:pStyle w:val="Compact"/>
-        <w:numPr>
-          <w:ilvl w:val="0"/>
-          <w:numId w:val="1017"/>
-        </w:numPr>
-      </w:pPr>
-      <w:r>
-        <w:rPr>
-          <w:b/>
-          <w:bCs/>
-        </w:rPr>
-        <w:t xml:space="preserve">Vertical section:</w:t>
-      </w:r>
-      <w:r>
-        <w:t xml:space="preserve"> </w:t>
-      </w:r>
-      <w:r>
-        <w:rPr>
-          <w:b/>
-          <w:bCs/>
-        </w:rPr>
-        <w:t xml:space="preserve">this is the key view.</w:t>
-      </w:r>
-      <w:r>
-        <w:t xml:space="preserve"> </w:t>
-      </w:r>
-      <w:r>
-        <w:t xml:space="preserve">Two near-parallel</w:t>
-      </w:r>
-      <w:r>
-        <w:t xml:space="preserve"> </w:t>
-      </w:r>
-      <w:r>
-        <w:t xml:space="preserve">horizontals separated by ~5 m vertically over ~700 m of lateral.</w:t>
-      </w:r>
-      <w:r>
-        <w:t xml:space="preserve"> </w:t>
-      </w:r>
-      <w:r>
-        <w:t xml:space="preserve">The pair should look like a tight horizontal-line sandwich.</w:t>
-      </w:r>
-    </w:p>
-    <w:p>
-      <w:pPr>
-        <w:pStyle w:val="Compact"/>
-        <w:numPr>
-          <w:ilvl w:val="0"/>
-          <w:numId w:val="1017"/>
-        </w:numPr>
-      </w:pPr>
-      <w:r>
-        <w:rPr>
-          <w:b/>
-          <w:bCs/>
-        </w:rPr>
-        <w:t xml:space="preserve">Plan view:</w:t>
-      </w:r>
-      <w:r>
-        <w:t xml:space="preserve"> </w:t>
-      </w:r>
-      <w:r>
-        <w:t xml:space="preserve">the two wells overlay almost exactly (separation</w:t>
-      </w:r>
-      <w:r>
-        <w:t xml:space="preserve"> </w:t>
-      </w:r>
-      <w:r>
-        <w:t xml:space="preserve">is vertical, not horizontal).</w:t>
-      </w:r>
-    </w:p>
-    <w:p>
-      <w:pPr>
-        <w:pStyle w:val="Compact"/>
-        <w:numPr>
-          <w:ilvl w:val="0"/>
-          <w:numId w:val="1017"/>
-        </w:numPr>
-      </w:pPr>
-      <w:r>
-        <w:rPr>
-          <w:b/>
-          <w:bCs/>
-        </w:rPr>
-        <w:t xml:space="preserve">Red flag:</w:t>
-      </w:r>
-      <w:r>
-        <w:t xml:space="preserve"> </w:t>
-      </w:r>
-      <w:r>
-        <w:t xml:space="preserve">if the pair separates more than ~10 m vertically</w:t>
-      </w:r>
-      <w:r>
-        <w:t xml:space="preserve"> </w:t>
-      </w:r>
-      <w:r>
-        <w:t xml:space="preserve">in plan view, the SAGD seeder shape is wrong — or the auto-calc</w:t>
-      </w:r>
-      <w:r>
-        <w:t xml:space="preserve"> </w:t>
-      </w:r>
-      <w:r>
-        <w:t xml:space="preserve">has drifted.</w:t>
-      </w:r>
-    </w:p>
-    <w:bookmarkEnd w:id="117"/>
-    <w:bookmarkStart w:id="118" w:name="X44c1f5f36240497624e9626c338d60418a0f945"/>
-    <w:p>
-      <w:pPr>
-        <w:pStyle w:val="Heading2"/>
-      </w:pPr>
-      <w:r>
-        <w:t xml:space="preserve">PLOT-05 — PERMIAN</w:t>
-      </w:r>
-      <w:r>
-        <w:t xml:space="preserve"> </w:t>
-      </w:r>
-      <w:r>
-        <w:rPr>
-          <w:rStyle w:val="VerbatimChar"/>
-        </w:rPr>
-        <w:t xml:space="preserve">MC252-Relief</w:t>
-      </w:r>
-      <w:r>
-        <w:t xml:space="preserve"> </w:t>
-      </w:r>
-      <w:r>
-        <w:t xml:space="preserve">(relief intercept)</w:t>
-      </w:r>
-    </w:p>
-    <w:p>
-      <w:pPr>
-        <w:pStyle w:val="Compact"/>
-        <w:numPr>
-          <w:ilvl w:val="0"/>
-          <w:numId w:val="1018"/>
-        </w:numPr>
-      </w:pPr>
-      <w:r>
-        <w:rPr>
-          <w:b/>
-          <w:bCs/>
-        </w:rPr>
-        <w:t xml:space="preserve">Plan view:</w:t>
-      </w:r>
-      <w:r>
-        <w:t xml:space="preserve"> </w:t>
-      </w:r>
-      <w:r>
-        <w:t xml:space="preserve">4 wells in distinct surface clusters:</w:t>
-      </w:r>
-    </w:p>
-    <w:p>
-      <w:pPr>
-        <w:pStyle w:val="Compact"/>
-        <w:numPr>
-          <w:ilvl w:val="1"/>
-          <w:numId w:val="1019"/>
-        </w:numPr>
-      </w:pPr>
-      <w:r>
-        <w:rPr>
-          <w:rStyle w:val="VerbatimChar"/>
-        </w:rPr>
-        <w:t xml:space="preserve">MC252 Macondo</w:t>
-      </w:r>
-      <w:r>
-        <w:t xml:space="preserve"> </w:t>
-      </w:r>
-      <w:r>
-        <w:t xml:space="preserve">(target) sits at the centre, near-vertical.</w:t>
-      </w:r>
-    </w:p>
-    <w:p>
-      <w:pPr>
-        <w:pStyle w:val="Compact"/>
-        <w:numPr>
-          <w:ilvl w:val="1"/>
-          <w:numId w:val="1019"/>
-        </w:numPr>
-      </w:pPr>
-      <w:r>
-        <w:rPr>
-          <w:rStyle w:val="VerbatimChar"/>
-        </w:rPr>
-        <w:t xml:space="preserve">Development Driller II</w:t>
-      </w:r>
-      <w:r>
-        <w:t xml:space="preserve"> </w:t>
-      </w:r>
-      <w:r>
-        <w:t xml:space="preserve">starts ~1.5 km north, drives south,</w:t>
-      </w:r>
-      <w:r>
-        <w:t xml:space="preserve"> </w:t>
-      </w:r>
-      <w:r>
-        <w:t xml:space="preserve">converges on the target near TD.</w:t>
-      </w:r>
-    </w:p>
-    <w:p>
-      <w:pPr>
-        <w:pStyle w:val="Compact"/>
-        <w:numPr>
-          <w:ilvl w:val="1"/>
-          <w:numId w:val="1019"/>
-        </w:numPr>
-      </w:pPr>
-      <w:r>
-        <w:rPr>
-          <w:rStyle w:val="VerbatimChar"/>
-        </w:rPr>
-        <w:t xml:space="preserve">Development Driller III</w:t>
-      </w:r>
-      <w:r>
-        <w:t xml:space="preserve"> </w:t>
-      </w:r>
-      <w:r>
-        <w:t xml:space="preserve">starts ~1.5 km east, drives west,</w:t>
-      </w:r>
-      <w:r>
-        <w:t xml:space="preserve"> </w:t>
-      </w:r>
-      <w:r>
-        <w:t xml:space="preserve">converges on the target near TD.</w:t>
-      </w:r>
-    </w:p>
-    <w:p>
-      <w:pPr>
-        <w:pStyle w:val="Compact"/>
-        <w:numPr>
-          <w:ilvl w:val="1"/>
-          <w:numId w:val="1019"/>
-        </w:numPr>
-      </w:pPr>
-      <w:r>
-        <w:rPr>
-          <w:rStyle w:val="VerbatimChar"/>
-        </w:rPr>
-        <w:t xml:space="preserve">Atlantis-7 Producer</w:t>
-      </w:r>
-      <w:r>
-        <w:t xml:space="preserve"> </w:t>
-      </w:r>
-      <w:r>
-        <w:t xml:space="preserve">sits ~3 km west, never converges.</w:t>
-      </w:r>
-    </w:p>
-    <w:p>
-      <w:pPr>
-        <w:pStyle w:val="Compact"/>
-        <w:numPr>
-          <w:ilvl w:val="0"/>
-          <w:numId w:val="1018"/>
-        </w:numPr>
-      </w:pPr>
-      <w:r>
-        <w:rPr>
-          <w:b/>
-          <w:bCs/>
-        </w:rPr>
-        <w:t xml:space="preserve">Vertical section:</w:t>
-      </w:r>
-      <w:r>
-        <w:t xml:space="preserve"> </w:t>
-      </w:r>
-      <w:r>
-        <w:t xml:space="preserve">the runaway is roughly vertical; the</w:t>
-      </w:r>
-      <w:r>
-        <w:t xml:space="preserve"> </w:t>
-      </w:r>
-      <w:r>
-        <w:t xml:space="preserve">reliefs land with low-angle final approaches via S-shape</w:t>
-      </w:r>
-      <w:r>
-        <w:t xml:space="preserve"> </w:t>
-      </w:r>
-      <w:r>
-        <w:t xml:space="preserve">build-hold-drop trajectories.</w:t>
-      </w:r>
-    </w:p>
-    <w:p>
-      <w:pPr>
-        <w:pStyle w:val="Compact"/>
-        <w:numPr>
-          <w:ilvl w:val="0"/>
-          <w:numId w:val="1018"/>
-        </w:numPr>
-      </w:pPr>
-      <w:r>
-        <w:rPr>
-          <w:b/>
-          <w:bCs/>
-        </w:rPr>
-        <w:t xml:space="preserve">Red flag:</w:t>
-      </w:r>
-      <w:r>
-        <w:t xml:space="preserve"> </w:t>
-      </w:r>
-      <w:r>
-        <w:t xml:space="preserve">if either relief crosses the runaway</w:t>
-      </w:r>
-      <w:r>
-        <w:t xml:space="preserve"> </w:t>
-      </w:r>
-      <w:r>
-        <w:rPr>
-          <w:i/>
-          <w:iCs/>
-        </w:rPr>
-        <w:t xml:space="preserve">past</w:t>
-      </w:r>
-      <w:r>
-        <w:t xml:space="preserve"> </w:t>
-      </w:r>
-      <w:r>
-        <w:t xml:space="preserve">TD,</w:t>
-      </w:r>
-      <w:r>
-        <w:t xml:space="preserve"> </w:t>
-      </w:r>
-      <w:r>
-        <w:t xml:space="preserve">the convergence math is wrong; if the relief approach is steep</w:t>
-      </w:r>
-      <w:r>
-        <w:t xml:space="preserve"> </w:t>
-      </w:r>
-      <w:r>
-        <w:t xml:space="preserve">(high inclination at intercept), the S-shape isn’t being seeded.</w:t>
-      </w:r>
-    </w:p>
-    <w:bookmarkEnd w:id="118"/>
-    <w:bookmarkStart w:id="119" w:name="plot-20-single-well-mc252-macondo"/>
-    <w:p>
-      <w:pPr>
-        <w:pStyle w:val="Heading2"/>
-      </w:pPr>
-      <w:r>
-        <w:t xml:space="preserve">PLOT-20 — Single-well</w:t>
-      </w:r>
-      <w:r>
-        <w:t xml:space="preserve"> </w:t>
-      </w:r>
-      <w:r>
-        <w:rPr>
-          <w:rStyle w:val="VerbatimChar"/>
-        </w:rPr>
-        <w:t xml:space="preserve">MC252 Macondo</w:t>
       </w:r>
     </w:p>
     <w:p>
@@ -23007,23 +27453,98 @@
         </w:numPr>
       </w:pPr>
       <w:r>
-        <w:t xml:space="preserve">The runaway in isolation: near-vertical from surface to TD, no</w:t>
-      </w:r>
-      <w:r>
-        <w:t xml:space="preserve"> </w:t>
-      </w:r>
-      <w:r>
-        <w:t xml:space="preserve">laterals, no S-shape (those belong to the reliefs).</w:t>
-      </w:r>
-    </w:p>
-    <w:bookmarkEnd w:id="119"/>
-    <w:bookmarkStart w:id="120" w:name="ac-01-boreal-anti-collision-sagd-pair"/>
+        <w:rPr>
+          <w:b/>
+          <w:bCs/>
+        </w:rPr>
+        <w:t xml:space="preserve">Plan view:</w:t>
+      </w:r>
+      <w:r>
+        <w:t xml:space="preserve"> </w:t>
+      </w:r>
+      <w:r>
+        <w:t xml:space="preserve">3 wells (target + injector + offset) drilled</w:t>
+      </w:r>
+      <w:r>
+        <w:t xml:space="preserve"> </w:t>
+      </w:r>
+      <w:r>
+        <w:t xml:space="preserve">approximately parallel to one another in the lateral section.</w:t>
+      </w:r>
+    </w:p>
+    <w:p>
+      <w:pPr>
+        <w:pStyle w:val="Compact"/>
+        <w:numPr>
+          <w:ilvl w:val="0"/>
+          <w:numId w:val="1020"/>
+        </w:numPr>
+      </w:pPr>
+      <w:r>
+        <w:rPr>
+          <w:b/>
+          <w:bCs/>
+        </w:rPr>
+        <w:t xml:space="preserve">Vertical section:</w:t>
+      </w:r>
+      <w:r>
+        <w:t xml:space="preserve"> </w:t>
+      </w:r>
+      <w:r>
+        <w:t xml:space="preserve">all three land at very similar TVD with</w:t>
+      </w:r>
+      <w:r>
+        <w:t xml:space="preserve"> </w:t>
+      </w:r>
+      <w:r>
+        <w:t xml:space="preserve">the lateral sections running roughly horizontal and parallel.</w:t>
+      </w:r>
+    </w:p>
+    <w:p>
+      <w:pPr>
+        <w:pStyle w:val="Compact"/>
+        <w:numPr>
+          <w:ilvl w:val="0"/>
+          <w:numId w:val="1020"/>
+        </w:numPr>
+      </w:pPr>
+      <w:r>
+        <w:rPr>
+          <w:b/>
+          <w:bCs/>
+        </w:rPr>
+        <w:t xml:space="preserve">Red flag:</w:t>
+      </w:r>
+      <w:r>
+        <w:t xml:space="preserve"> </w:t>
+      </w:r>
+      <w:r>
+        <w:t xml:space="preserve">convergent or crossing laterals = wrong shape.</w:t>
+      </w:r>
+    </w:p>
+    <w:bookmarkEnd w:id="128"/>
+    <w:bookmarkStart w:id="129" w:name="X7b80f3c1b26730aa5e4dcc2117ddb2a7e7da27e"/>
     <w:p>
       <w:pPr>
         <w:pStyle w:val="Heading2"/>
       </w:pPr>
       <w:r>
-        <w:t xml:space="preserve">AC-01 — BOREAL anti-collision (SAGD pair)</w:t>
+        <w:t xml:space="preserve">PLOT-03 — NORTHSEA</w:t>
+      </w:r>
+      <w:r>
+        <w:t xml:space="preserve"> </w:t>
+      </w:r>
+      <w:r>
+        <w:rPr>
+          <w:rStyle w:val="VerbatimChar"/>
+        </w:rPr>
+        <w:t xml:space="preserve">Wytch-Farm-M-Series</w:t>
+      </w:r>
+      <w:r>
+        <w:t xml:space="preserve"> </w:t>
+      </w:r>
+      <w:r>
+        <w:t xml:space="preserve">(ERD demo)</w:t>
       </w:r>
     </w:p>
     <w:p>
@@ -23035,29 +27556,41 @@
         </w:numPr>
       </w:pPr>
       <w:r>
-        <w:t xml:space="preserve">The closest-approach distance line (or table) hovers around the</w:t>
-      </w:r>
-      <w:r>
-        <w:t xml:space="preserve"> </w:t>
-      </w:r>
-      <w:r>
         <w:rPr>
           <w:b/>
           <w:bCs/>
         </w:rPr>
-        <w:t xml:space="preserve">5 m setpoint</w:t>
-      </w:r>
-      <w:r>
-        <w:t xml:space="preserve"> </w:t>
-      </w:r>
-      <w:r>
-        <w:t xml:space="preserve">for most of the lateral section. Drift outside</w:t>
-      </w:r>
-      <w:r>
-        <w:t xml:space="preserve"> </w:t>
-      </w:r>
-      <w:r>
-        <w:t xml:space="preserve">3.5–6.5 m over a long stretch = wrong.</w:t>
+        <w:t xml:space="preserve">Plan view:</w:t>
+      </w:r>
+      <w:r>
+        <w:t xml:space="preserve"> </w:t>
+      </w:r>
+      <w:r>
+        <w:t xml:space="preserve">2 wells starting from a single onshore pad and</w:t>
+      </w:r>
+      <w:r>
+        <w:t xml:space="preserve"> </w:t>
+      </w:r>
+      <w:r>
+        <w:t xml:space="preserve">reaching ~10.7 km laterally. The horizontal extent should</w:t>
+      </w:r>
+      <w:r>
+        <w:t xml:space="preserve"> </w:t>
+      </w:r>
+      <w:r>
+        <w:t xml:space="preserve">visibly dwarf the vertical depth (~1.6 km TVD); aspect ratio</w:t>
+      </w:r>
+      <w:r>
+        <w:t xml:space="preserve"> </w:t>
+      </w:r>
+      <w:r>
+        <w:t xml:space="preserve">is the giveaway — if the laterals look short, the shape is</w:t>
+      </w:r>
+      <w:r>
+        <w:t xml:space="preserve"> </w:t>
+      </w:r>
+      <w:r>
+        <w:t xml:space="preserve">wrong.</w:t>
       </w:r>
     </w:p>
     <w:p>
@@ -23069,29 +27602,76 @@
         </w:numPr>
       </w:pPr>
       <w:r>
-        <w:t xml:space="preserve">The clock-position is consistently around 6 o’clock (injector</w:t>
-      </w:r>
-      <w:r>
-        <w:t xml:space="preserve"> </w:t>
-      </w:r>
-      <w:r>
-        <w:t xml:space="preserve">is below producer in this pair) or 12 o’clock — a single,</w:t>
-      </w:r>
-      <w:r>
-        <w:t xml:space="preserve"> </w:t>
-      </w:r>
-      <w:r>
-        <w:t xml:space="preserve">stable direction; not rotating.</w:t>
-      </w:r>
-    </w:p>
-    <w:bookmarkEnd w:id="120"/>
-    <w:bookmarkStart w:id="121" w:name="ac-02-permian-mc252-anti-collision"/>
+        <w:rPr>
+          <w:b/>
+          <w:bCs/>
+        </w:rPr>
+        <w:t xml:space="preserve">Vertical section:</w:t>
+      </w:r>
+      <w:r>
+        <w:t xml:space="preserve"> </w:t>
+      </w:r>
+      <w:r>
+        <w:t xml:space="preserve">classic ERD profile — modest TVD,</w:t>
+      </w:r>
+      <w:r>
+        <w:t xml:space="preserve"> </w:t>
+      </w:r>
+      <w:r>
+        <w:t xml:space="preserve">enormous horizontal reach.</w:t>
+      </w:r>
+    </w:p>
+    <w:p>
+      <w:pPr>
+        <w:pStyle w:val="Compact"/>
+        <w:numPr>
+          <w:ilvl w:val="0"/>
+          <w:numId w:val="1021"/>
+        </w:numPr>
+      </w:pPr>
+      <w:r>
+        <w:rPr>
+          <w:b/>
+          <w:bCs/>
+        </w:rPr>
+        <w:t xml:space="preserve">Red flag:</w:t>
+      </w:r>
+      <w:r>
+        <w:t xml:space="preserve"> </w:t>
+      </w:r>
+      <w:r>
+        <w:t xml:space="preserve">lateral reach significantly under 10 km in plan</w:t>
+      </w:r>
+      <w:r>
+        <w:t xml:space="preserve"> </w:t>
+      </w:r>
+      <w:r>
+        <w:t xml:space="preserve">view = the seeded survey set has been truncated.</w:t>
+      </w:r>
+    </w:p>
+    <w:bookmarkEnd w:id="129"/>
+    <w:bookmarkStart w:id="130" w:name="plot-04-boreal-cold-lake-pad-7-sagd-pair"/>
     <w:p>
       <w:pPr>
         <w:pStyle w:val="Heading2"/>
       </w:pPr>
       <w:r>
-        <w:t xml:space="preserve">AC-02 — PERMIAN MC252 anti-collision</w:t>
+        <w:t xml:space="preserve">PLOT-04 — BOREAL</w:t>
+      </w:r>
+      <w:r>
+        <w:t xml:space="preserve"> </w:t>
+      </w:r>
+      <w:r>
+        <w:rPr>
+          <w:rStyle w:val="VerbatimChar"/>
+        </w:rPr>
+        <w:t xml:space="preserve">Cold-Lake-Pad-7</w:t>
+      </w:r>
+      <w:r>
+        <w:t xml:space="preserve"> </w:t>
+      </w:r>
+      <w:r>
+        <w:t xml:space="preserve">(SAGD pair)</w:t>
       </w:r>
     </w:p>
     <w:p>
@@ -23103,51 +27683,126 @@
         </w:numPr>
       </w:pPr>
       <w:r>
-        <w:t xml:space="preserve">Distance to each relief</w:t>
-      </w:r>
-      <w:r>
-        <w:t xml:space="preserve"> </w:t>
-      </w:r>
-      <w:r>
         <w:rPr>
           <w:b/>
           <w:bCs/>
         </w:rPr>
-        <w:t xml:space="preserve">decreases monotonically</w:t>
-      </w:r>
-      <w:r>
-        <w:t xml:space="preserve"> </w:t>
-      </w:r>
-      <w:r>
-        <w:t xml:space="preserve">from</w:t>
-      </w:r>
-      <w:r>
-        <w:t xml:space="preserve"> </w:t>
-      </w:r>
-      <w:r>
-        <w:t xml:space="preserve">~1.5 km at the top of the section down to the convergence</w:t>
-      </w:r>
-      <w:r>
-        <w:t xml:space="preserve"> </w:t>
-      </w:r>
-      <w:r>
-        <w:t xml:space="preserve">point near TD. A non-decreasing curve = the reliefs aren’t</w:t>
-      </w:r>
-      <w:r>
-        <w:t xml:space="preserve"> </w:t>
-      </w:r>
-      <w:r>
-        <w:t xml:space="preserve">converging on the runaway.</w:t>
-      </w:r>
-    </w:p>
-    <w:bookmarkEnd w:id="121"/>
-    <w:bookmarkStart w:id="122" w:name="sur-15-manual-build-trajectory-shape"/>
+        <w:t xml:space="preserve">Vertical section:</w:t>
+      </w:r>
+      <w:r>
+        <w:t xml:space="preserve"> </w:t>
+      </w:r>
+      <w:r>
+        <w:rPr>
+          <w:b/>
+          <w:bCs/>
+        </w:rPr>
+        <w:t xml:space="preserve">this is the key view.</w:t>
+      </w:r>
+      <w:r>
+        <w:t xml:space="preserve"> </w:t>
+      </w:r>
+      <w:r>
+        <w:t xml:space="preserve">Two near-parallel</w:t>
+      </w:r>
+      <w:r>
+        <w:t xml:space="preserve"> </w:t>
+      </w:r>
+      <w:r>
+        <w:t xml:space="preserve">horizontals separated by ~5 m vertically over ~700 m of lateral.</w:t>
+      </w:r>
+      <w:r>
+        <w:t xml:space="preserve"> </w:t>
+      </w:r>
+      <w:r>
+        <w:t xml:space="preserve">The pair should look like a tight horizontal-line sandwich.</w:t>
+      </w:r>
+    </w:p>
+    <w:p>
+      <w:pPr>
+        <w:pStyle w:val="Compact"/>
+        <w:numPr>
+          <w:ilvl w:val="0"/>
+          <w:numId w:val="1022"/>
+        </w:numPr>
+      </w:pPr>
+      <w:r>
+        <w:rPr>
+          <w:b/>
+          <w:bCs/>
+        </w:rPr>
+        <w:t xml:space="preserve">Plan view:</w:t>
+      </w:r>
+      <w:r>
+        <w:t xml:space="preserve"> </w:t>
+      </w:r>
+      <w:r>
+        <w:t xml:space="preserve">the two wells overlay almost exactly (separation</w:t>
+      </w:r>
+      <w:r>
+        <w:t xml:space="preserve"> </w:t>
+      </w:r>
+      <w:r>
+        <w:t xml:space="preserve">is vertical, not horizontal).</w:t>
+      </w:r>
+    </w:p>
+    <w:p>
+      <w:pPr>
+        <w:pStyle w:val="Compact"/>
+        <w:numPr>
+          <w:ilvl w:val="0"/>
+          <w:numId w:val="1022"/>
+        </w:numPr>
+      </w:pPr>
+      <w:r>
+        <w:rPr>
+          <w:b/>
+          <w:bCs/>
+        </w:rPr>
+        <w:t xml:space="preserve">Red flag:</w:t>
+      </w:r>
+      <w:r>
+        <w:t xml:space="preserve"> </w:t>
+      </w:r>
+      <w:r>
+        <w:t xml:space="preserve">if the pair separates more than ~10 m vertically</w:t>
+      </w:r>
+      <w:r>
+        <w:t xml:space="preserve"> </w:t>
+      </w:r>
+      <w:r>
+        <w:t xml:space="preserve">in plan view, the SAGD seeder shape is wrong — or the auto-calc</w:t>
+      </w:r>
+      <w:r>
+        <w:t xml:space="preserve"> </w:t>
+      </w:r>
+      <w:r>
+        <w:t xml:space="preserve">has drifted.</w:t>
+      </w:r>
+    </w:p>
+    <w:bookmarkEnd w:id="130"/>
+    <w:bookmarkStart w:id="131" w:name="X44c1f5f36240497624e9626c338d60418a0f945"/>
     <w:p>
       <w:pPr>
         <w:pStyle w:val="Heading2"/>
       </w:pPr>
       <w:r>
-        <w:t xml:space="preserve">SUR-15 — Manual-build trajectory shape</w:t>
+        <w:t xml:space="preserve">PLOT-05 — PERMIAN</w:t>
+      </w:r>
+      <w:r>
+        <w:t xml:space="preserve"> </w:t>
+      </w:r>
+      <w:r>
+        <w:rPr>
+          <w:rStyle w:val="VerbatimChar"/>
+        </w:rPr>
+        <w:t xml:space="preserve">MC252-Relief</w:t>
+      </w:r>
+      <w:r>
+        <w:t xml:space="preserve"> </w:t>
+      </w:r>
+      <w:r>
+        <w:t xml:space="preserve">(relief intercept)</w:t>
       </w:r>
     </w:p>
     <w:p>
@@ -23159,19 +27814,17 @@
         </w:numPr>
       </w:pPr>
       <w:r>
-        <w:t xml:space="preserve">After tie-on (0,0,0) + (100, 0, 0) vertical + (200, 5, 90)</w:t>
-      </w:r>
-      <w:r>
-        <w:t xml:space="preserve"> </w:t>
-      </w:r>
-      <w:r>
-        <w:t xml:space="preserve">kick-off + (300, 90, 90) horizontal lateral, the plot view</w:t>
-      </w:r>
-      <w:r>
-        <w:t xml:space="preserve"> </w:t>
-      </w:r>
-      <w:r>
-        <w:t xml:space="preserve">should show:</w:t>
+        <w:rPr>
+          <w:b/>
+          <w:bCs/>
+        </w:rPr>
+        <w:t xml:space="preserve">Plan view:</w:t>
+      </w:r>
+      <w:r>
+        <w:t xml:space="preserve"> </w:t>
+      </w:r>
+      <w:r>
+        <w:t xml:space="preserve">4 wells in distinct surface clusters:</w:t>
       </w:r>
     </w:p>
     <w:p>
@@ -23183,7 +27836,16 @@
         </w:numPr>
       </w:pPr>
       <w:r>
-        <w:t xml:space="preserve">Vertical section from 0 to ~100 m TVD</w:t>
+        <w:rPr>
+          <w:rStyle w:val="VerbatimChar"/>
+        </w:rPr>
+        <w:t xml:space="preserve">MC252 Macondo</w:t>
+      </w:r>
+      <w:r>
+        <w:t xml:space="preserve"> </w:t>
+      </w:r>
+      <w:r>
+        <w:t xml:space="preserve">(target) sits at the centre, near-vertical.</w:t>
       </w:r>
     </w:p>
     <w:p>
@@ -23195,7 +27857,22 @@
         </w:numPr>
       </w:pPr>
       <w:r>
-        <w:t xml:space="preserve">Build curve from ~100 m to ~200 m TVD</w:t>
+        <w:rPr>
+          <w:rStyle w:val="VerbatimChar"/>
+        </w:rPr>
+        <w:t xml:space="preserve">Development Driller II</w:t>
+      </w:r>
+      <w:r>
+        <w:t xml:space="preserve"> </w:t>
+      </w:r>
+      <w:r>
+        <w:t xml:space="preserve">starts ~1.5 km north, drives south,</w:t>
+      </w:r>
+      <w:r>
+        <w:t xml:space="preserve"> </w:t>
+      </w:r>
+      <w:r>
+        <w:t xml:space="preserve">converges on the target near TD.</w:t>
       </w:r>
     </w:p>
     <w:p>
@@ -23207,7 +27884,43 @@
         </w:numPr>
       </w:pPr>
       <w:r>
-        <w:t xml:space="preserve">Horizontal hold east-bound (Az 90 = +East)</w:t>
+        <w:rPr>
+          <w:rStyle w:val="VerbatimChar"/>
+        </w:rPr>
+        <w:t xml:space="preserve">Development Driller III</w:t>
+      </w:r>
+      <w:r>
+        <w:t xml:space="preserve"> </w:t>
+      </w:r>
+      <w:r>
+        <w:t xml:space="preserve">starts ~1.5 km east, drives west,</w:t>
+      </w:r>
+      <w:r>
+        <w:t xml:space="preserve"> </w:t>
+      </w:r>
+      <w:r>
+        <w:t xml:space="preserve">converges on the target near TD.</w:t>
+      </w:r>
+    </w:p>
+    <w:p>
+      <w:pPr>
+        <w:pStyle w:val="Compact"/>
+        <w:numPr>
+          <w:ilvl w:val="1"/>
+          <w:numId w:val="1024"/>
+        </w:numPr>
+      </w:pPr>
+      <w:r>
+        <w:rPr>
+          <w:rStyle w:val="VerbatimChar"/>
+        </w:rPr>
+        <w:t xml:space="preserve">Atlantis-7 Producer</w:t>
+      </w:r>
+      <w:r>
+        <w:t xml:space="preserve"> </w:t>
+      </w:r>
+      <w:r>
+        <w:t xml:space="preserve">sits ~3 km west, never converges.</w:t>
       </w:r>
     </w:p>
     <w:p>
@@ -23219,7 +27932,51 @@
         </w:numPr>
       </w:pPr>
       <w:r>
-        <w:t xml:space="preserve">East displacement ≈ 10 m is small at this scale; the</w:t>
+        <w:rPr>
+          <w:b/>
+          <w:bCs/>
+        </w:rPr>
+        <w:t xml:space="preserve">Vertical section:</w:t>
+      </w:r>
+      <w:r>
+        <w:t xml:space="preserve"> </w:t>
+      </w:r>
+      <w:r>
+        <w:t xml:space="preserve">the runaway is roughly vertical; the</w:t>
+      </w:r>
+      <w:r>
+        <w:t xml:space="preserve"> </w:t>
+      </w:r>
+      <w:r>
+        <w:t xml:space="preserve">reliefs land with low-angle final approaches via S-shape</w:t>
+      </w:r>
+      <w:r>
+        <w:t xml:space="preserve"> </w:t>
+      </w:r>
+      <w:r>
+        <w:t xml:space="preserve">build-hold-drop trajectories.</w:t>
+      </w:r>
+    </w:p>
+    <w:p>
+      <w:pPr>
+        <w:pStyle w:val="Compact"/>
+        <w:numPr>
+          <w:ilvl w:val="0"/>
+          <w:numId w:val="1023"/>
+        </w:numPr>
+      </w:pPr>
+      <w:r>
+        <w:rPr>
+          <w:b/>
+          <w:bCs/>
+        </w:rPr>
+        <w:t xml:space="preserve">Red flag:</w:t>
+      </w:r>
+      <w:r>
+        <w:t xml:space="preserve"> </w:t>
+      </w:r>
+      <w:r>
+        <w:t xml:space="preserve">if either relief crosses the runaway</w:t>
       </w:r>
       <w:r>
         <w:t xml:space="preserve"> </w:t>
@@ -23229,29 +27986,44 @@
           <w:i/>
           <w:iCs/>
         </w:rPr>
-        <w:t xml:space="preserve">shape</w:t>
-      </w:r>
-      <w:r>
-        <w:t xml:space="preserve"> </w:t>
-      </w:r>
-      <w:r>
-        <w:t xml:space="preserve">is</w:t>
-      </w:r>
-      <w:r>
-        <w:t xml:space="preserve"> </w:t>
-      </w:r>
-      <w:r>
-        <w:t xml:space="preserve">the win — kick-off → lateral.</w:t>
-      </w:r>
-    </w:p>
-    <w:bookmarkEnd w:id="122"/>
-    <w:bookmarkStart w:id="123" w:name="X50726105ccec1dae53837740b504b83dfe2bc15"/>
+        <w:t xml:space="preserve">past</w:t>
+      </w:r>
+      <w:r>
+        <w:t xml:space="preserve"> </w:t>
+      </w:r>
+      <w:r>
+        <w:t xml:space="preserve">TD,</w:t>
+      </w:r>
+      <w:r>
+        <w:t xml:space="preserve"> </w:t>
+      </w:r>
+      <w:r>
+        <w:t xml:space="preserve">the convergence math is wrong; if the relief approach is steep</w:t>
+      </w:r>
+      <w:r>
+        <w:t xml:space="preserve"> </w:t>
+      </w:r>
+      <w:r>
+        <w:t xml:space="preserve">(high inclination at intercept), the S-shape isn’t being seeded.</w:t>
+      </w:r>
+    </w:p>
+    <w:bookmarkEnd w:id="131"/>
+    <w:bookmarkStart w:id="132" w:name="plot-20-single-well-mc252-macondo"/>
     <w:p>
       <w:pPr>
         <w:pStyle w:val="Heading2"/>
       </w:pPr>
       <w:r>
-        <w:t xml:space="preserve">TIE-15 — Trajectory before/after tie-on reset</w:t>
+        <w:t xml:space="preserve">PLOT-20 — Single-well</w:t>
+      </w:r>
+      <w:r>
+        <w:t xml:space="preserve"> </w:t>
+      </w:r>
+      <w:r>
+        <w:rPr>
+          <w:rStyle w:val="VerbatimChar"/>
+        </w:rPr>
+        <w:t xml:space="preserve">MC252 Macondo</w:t>
       </w:r>
     </w:p>
     <w:p>
@@ -23263,79 +28035,23 @@
         </w:numPr>
       </w:pPr>
       <w:r>
-        <w:rPr>
-          <w:b/>
-          <w:bCs/>
-        </w:rPr>
-        <w:t xml:space="preserve">Before</w:t>
-      </w:r>
-      <w:r>
-        <w:t xml:space="preserve"> </w:t>
-      </w:r>
-      <w:r>
-        <w:t xml:space="preserve">(curated tie-on with Northing/Easting offset, e.g.</w:t>
-      </w:r>
-      <w:r>
-        <w:t xml:space="preserve"> </w:t>
-      </w:r>
-      <w:r>
-        <w:t xml:space="preserve">PERMIAN values): plot anchored at the surface coordinates from</w:t>
-      </w:r>
-      <w:r>
-        <w:t xml:space="preserve"> </w:t>
-      </w:r>
-      <w:r>
-        <w:t xml:space="preserve">the tie-on; TVD reflects the VerticalReference offset.</w:t>
-      </w:r>
-    </w:p>
-    <w:p>
-      <w:pPr>
-        <w:pStyle w:val="Compact"/>
-        <w:numPr>
-          <w:ilvl w:val="0"/>
-          <w:numId w:val="1025"/>
-        </w:numPr>
-      </w:pPr>
-      <w:r>
-        <w:rPr>
-          <w:b/>
-          <w:bCs/>
-        </w:rPr>
-        <w:t xml:space="preserve">After</w:t>
-      </w:r>
-      <w:r>
-        <w:t xml:space="preserve"> </w:t>
-      </w:r>
-      <w:r>
-        <w:t xml:space="preserve">(tie-on reset to all zeros): same survey rows, but</w:t>
-      </w:r>
-      <w:r>
-        <w:t xml:space="preserve"> </w:t>
-      </w:r>
-      <w:r>
-        <w:t xml:space="preserve">the trajectory rebases to (0, 0) origin with TVD ≈ MD on the</w:t>
-      </w:r>
-      <w:r>
-        <w:t xml:space="preserve"> </w:t>
-      </w:r>
-      <w:r>
-        <w:t xml:space="preserve">vertical sections. Surveys should still appear; only the anchor</w:t>
-      </w:r>
-      <w:r>
-        <w:t xml:space="preserve"> </w:t>
-      </w:r>
-      <w:r>
-        <w:t xml:space="preserve">has moved.</w:t>
-      </w:r>
-    </w:p>
-    <w:bookmarkEnd w:id="123"/>
-    <w:bookmarkStart w:id="124" w:name="seed-01-seed-02-wells-list-visual-sanity"/>
+        <w:t xml:space="preserve">The runaway in isolation: near-vertical from surface to TD, no</w:t>
+      </w:r>
+      <w:r>
+        <w:t xml:space="preserve"> </w:t>
+      </w:r>
+      <w:r>
+        <w:t xml:space="preserve">laterals, no S-shape (those belong to the reliefs).</w:t>
+      </w:r>
+    </w:p>
+    <w:bookmarkEnd w:id="132"/>
+    <w:bookmarkStart w:id="133" w:name="ac-01-boreal-anti-collision-sagd-pair"/>
     <w:p>
       <w:pPr>
         <w:pStyle w:val="Heading2"/>
       </w:pPr>
       <w:r>
-        <w:t xml:space="preserve">SEED-01 / SEED-02 — Wells-list visual sanity</w:t>
+        <w:t xml:space="preserve">AC-01 — BOREAL anti-collision (SAGD pair)</w:t>
       </w:r>
     </w:p>
     <w:p>
@@ -23347,22 +28063,29 @@
         </w:numPr>
       </w:pPr>
       <w:r>
-        <w:t xml:space="preserve">SEED-01: the Wells grid for</w:t>
-      </w:r>
-      <w:r>
-        <w:t xml:space="preserve"> </w:t>
-      </w:r>
-      <w:r>
-        <w:rPr>
-          <w:rStyle w:val="VerbatimChar"/>
-        </w:rPr>
-        <w:t xml:space="preserve">Crest-North-Pad</w:t>
-      </w:r>
-      <w:r>
-        <w:t xml:space="preserve"> </w:t>
-      </w:r>
-      <w:r>
-        <w:t xml:space="preserve">shows 8 rows.</w:t>
+        <w:t xml:space="preserve">The closest-approach distance line (or table) hovers around the</w:t>
+      </w:r>
+      <w:r>
+        <w:t xml:space="preserve"> </w:t>
+      </w:r>
+      <w:r>
+        <w:rPr>
+          <w:b/>
+          <w:bCs/>
+        </w:rPr>
+        <w:t xml:space="preserve">5 m setpoint</w:t>
+      </w:r>
+      <w:r>
+        <w:t xml:space="preserve"> </w:t>
+      </w:r>
+      <w:r>
+        <w:t xml:space="preserve">for most of the lateral section. Drift outside</w:t>
+      </w:r>
+      <w:r>
+        <w:t xml:space="preserve"> </w:t>
+      </w:r>
+      <w:r>
+        <w:t xml:space="preserve">3.5–6.5 m over a long stretch = wrong.</w:t>
       </w:r>
     </w:p>
     <w:p>
@@ -23374,47 +28097,29 @@
         </w:numPr>
       </w:pPr>
       <w:r>
-        <w:t xml:space="preserve">SEED-02:</w:t>
-      </w:r>
-      <w:r>
-        <w:t xml:space="preserve"> </w:t>
-      </w:r>
-      <w:r>
-        <w:rPr>
-          <w:rStyle w:val="VerbatimChar"/>
-        </w:rPr>
-        <w:t xml:space="preserve">MC252-Relief</w:t>
-      </w:r>
-      <w:r>
-        <w:t xml:space="preserve"> </w:t>
-      </w:r>
-      <w:r>
-        <w:t xml:space="preserve">shows exactly 4 rows with the four</w:t>
-      </w:r>
-      <w:r>
-        <w:t xml:space="preserve"> </w:t>
-      </w:r>
-      <w:r>
-        <w:t xml:space="preserve">expected names.</w:t>
-      </w:r>
-    </w:p>
-    <w:bookmarkEnd w:id="124"/>
-    <w:bookmarkEnd w:id="125"/>
-    <w:bookmarkStart w:id="126" w:name="reporting-bugs"/>
-    <w:p>
-      <w:pPr>
-        <w:pStyle w:val="Heading1"/>
-      </w:pPr>
-      <w:r>
-        <w:t xml:space="preserve">27. Reporting bugs</w:t>
-      </w:r>
-    </w:p>
-    <w:p>
-      <w:pPr>
-        <w:pStyle w:val="FirstParagraph"/>
-      </w:pPr>
-      <w:r>
-        <w:t xml:space="preserve">For any failed test:</w:t>
+        <w:t xml:space="preserve">The clock-position is consistently around 6 o’clock (injector</w:t>
+      </w:r>
+      <w:r>
+        <w:t xml:space="preserve"> </w:t>
+      </w:r>
+      <w:r>
+        <w:t xml:space="preserve">is below producer in this pair) or 12 o’clock — a single,</w:t>
+      </w:r>
+      <w:r>
+        <w:t xml:space="preserve"> </w:t>
+      </w:r>
+      <w:r>
+        <w:t xml:space="preserve">stable direction; not rotating.</w:t>
+      </w:r>
+    </w:p>
+    <w:bookmarkEnd w:id="133"/>
+    <w:bookmarkStart w:id="134" w:name="ac-02-permian-mc252-anti-collision"/>
+    <w:p>
+      <w:pPr>
+        <w:pStyle w:val="Heading2"/>
+      </w:pPr>
+      <w:r>
+        <w:t xml:space="preserve">AC-02 — PERMIAN MC252 anti-collision</w:t>
       </w:r>
     </w:p>
     <w:p>
@@ -23426,19 +28131,51 @@
         </w:numPr>
       </w:pPr>
       <w:r>
-        <w:t xml:space="preserve">Open a new GitHub issue at</w:t>
-      </w:r>
-      <w:r>
-        <w:t xml:space="preserve"> </w:t>
-      </w:r>
-      <w:r>
-        <w:rPr>
-          <w:rStyle w:val="VerbatimChar"/>
-        </w:rPr>
-        <w:t xml:space="preserve">https://github.com/KingOfTheGeeks/Enki/issues/new</w:t>
-      </w:r>
-      <w:r>
-        <w:t xml:space="preserve">.</w:t>
+        <w:t xml:space="preserve">Distance to each relief</w:t>
+      </w:r>
+      <w:r>
+        <w:t xml:space="preserve"> </w:t>
+      </w:r>
+      <w:r>
+        <w:rPr>
+          <w:b/>
+          <w:bCs/>
+        </w:rPr>
+        <w:t xml:space="preserve">decreases monotonically</w:t>
+      </w:r>
+      <w:r>
+        <w:t xml:space="preserve"> </w:t>
+      </w:r>
+      <w:r>
+        <w:t xml:space="preserve">from</w:t>
+      </w:r>
+      <w:r>
+        <w:t xml:space="preserve"> </w:t>
+      </w:r>
+      <w:r>
+        <w:t xml:space="preserve">~1.5 km at the top of the section down to the convergence</w:t>
+      </w:r>
+      <w:r>
+        <w:t xml:space="preserve"> </w:t>
+      </w:r>
+      <w:r>
+        <w:t xml:space="preserve">point near TD. A non-decreasing curve = the reliefs aren’t</w:t>
+      </w:r>
+      <w:r>
+        <w:t xml:space="preserve"> </w:t>
+      </w:r>
+      <w:r>
+        <w:t xml:space="preserve">converging on the runaway.</w:t>
+      </w:r>
+    </w:p>
+    <w:bookmarkEnd w:id="134"/>
+    <w:bookmarkStart w:id="135" w:name="sur-15-manual-build-trajectory-shape"/>
+    <w:p>
+      <w:pPr>
+        <w:pStyle w:val="Heading2"/>
+      </w:pPr>
+      <w:r>
+        <w:t xml:space="preserve">SUR-15 — Manual-build trajectory shape</w:t>
       </w:r>
     </w:p>
     <w:p>
@@ -23446,39 +28183,59 @@
         <w:pStyle w:val="Compact"/>
         <w:numPr>
           <w:ilvl w:val="0"/>
-          <w:numId w:val="1027"/>
+          <w:numId w:val="1028"/>
         </w:numPr>
       </w:pPr>
       <w:r>
-        <w:rPr>
-          <w:b/>
-          <w:bCs/>
-        </w:rPr>
-        <w:t xml:space="preserve">Title:</w:t>
-      </w:r>
-      <w:r>
-        <w:t xml:space="preserve"> </w:t>
-      </w:r>
-      <w:r>
-        <w:rPr>
-          <w:rStyle w:val="VerbatimChar"/>
-        </w:rPr>
-        <w:t xml:space="preserve">&lt;TEST-ID&gt; — &lt;one-line summary&gt;</w:t>
-      </w:r>
-      <w:r>
-        <w:t xml:space="preserve">. Example:</w:t>
-      </w:r>
-      <w:r>
-        <w:t xml:space="preserve"> </w:t>
-      </w:r>
-      <w:r>
-        <w:rPr>
-          <w:rStyle w:val="VerbatimChar"/>
-        </w:rPr>
-        <w:t xml:space="preserve">SUR-15 — third lateral survey returns NaN DLS</w:t>
-      </w:r>
-      <w:r>
-        <w:t xml:space="preserve">.</w:t>
+        <w:t xml:space="preserve">After tie-on (0,0,0) + (100, 0, 0) vertical + (200, 5, 90)</w:t>
+      </w:r>
+      <w:r>
+        <w:t xml:space="preserve"> </w:t>
+      </w:r>
+      <w:r>
+        <w:t xml:space="preserve">kick-off + (300, 90, 90) horizontal lateral, the plot view</w:t>
+      </w:r>
+      <w:r>
+        <w:t xml:space="preserve"> </w:t>
+      </w:r>
+      <w:r>
+        <w:t xml:space="preserve">should show:</w:t>
+      </w:r>
+    </w:p>
+    <w:p>
+      <w:pPr>
+        <w:pStyle w:val="Compact"/>
+        <w:numPr>
+          <w:ilvl w:val="1"/>
+          <w:numId w:val="1029"/>
+        </w:numPr>
+      </w:pPr>
+      <w:r>
+        <w:t xml:space="preserve">Vertical section from 0 to ~100 m TVD</w:t>
+      </w:r>
+    </w:p>
+    <w:p>
+      <w:pPr>
+        <w:pStyle w:val="Compact"/>
+        <w:numPr>
+          <w:ilvl w:val="1"/>
+          <w:numId w:val="1029"/>
+        </w:numPr>
+      </w:pPr>
+      <w:r>
+        <w:t xml:space="preserve">Build curve from ~100 m to ~200 m TVD</w:t>
+      </w:r>
+    </w:p>
+    <w:p>
+      <w:pPr>
+        <w:pStyle w:val="Compact"/>
+        <w:numPr>
+          <w:ilvl w:val="1"/>
+          <w:numId w:val="1029"/>
+        </w:numPr>
+      </w:pPr>
+      <w:r>
+        <w:t xml:space="preserve">Horizontal hold east-bound (Az 90 = +East)</w:t>
       </w:r>
     </w:p>
     <w:p>
@@ -23486,21 +28243,11 @@
         <w:pStyle w:val="Compact"/>
         <w:numPr>
           <w:ilvl w:val="0"/>
-          <w:numId w:val="1027"/>
+          <w:numId w:val="1028"/>
         </w:numPr>
       </w:pPr>
       <w:r>
-        <w:rPr>
-          <w:b/>
-          <w:bCs/>
-        </w:rPr>
-        <w:t xml:space="preserve">Body:</w:t>
-      </w:r>
-      <w:r>
-        <w:t xml:space="preserve"> </w:t>
-      </w:r>
-      <w:r>
-        <w:t xml:space="preserve">paste the test ID, the steps from this doc, what you</w:t>
+        <w:t xml:space="preserve">East displacement ≈ 10 m is small at this scale; the</w:t>
       </w:r>
       <w:r>
         <w:t xml:space="preserve"> </w:t>
@@ -23510,53 +28257,29 @@
           <w:i/>
           <w:iCs/>
         </w:rPr>
-        <w:t xml:space="preserve">expected</w:t>
-      </w:r>
-      <w:r>
-        <w:t xml:space="preserve">, what you</w:t>
-      </w:r>
-      <w:r>
-        <w:t xml:space="preserve"> </w:t>
-      </w:r>
-      <w:r>
-        <w:rPr>
-          <w:i/>
-          <w:iCs/>
-        </w:rPr>
-        <w:t xml:space="preserve">saw</w:t>
-      </w:r>
-      <w:r>
-        <w:t xml:space="preserve">. Be specific.</w:t>
-      </w:r>
-      <w:r>
-        <w:t xml:space="preserve"> </w:t>
-      </w:r>
-      <w:r>
-        <w:t xml:space="preserve">“Doesn’t work”</w:t>
-      </w:r>
-      <w:r>
-        <w:t xml:space="preserve"> </w:t>
-      </w:r>
-      <w:r>
-        <w:t xml:space="preserve">isn’t</w:t>
-      </w:r>
-      <w:r>
-        <w:t xml:space="preserve"> </w:t>
-      </w:r>
-      <w:r>
-        <w:t xml:space="preserve">useful;</w:t>
-      </w:r>
-      <w:r>
-        <w:t xml:space="preserve"> </w:t>
-      </w:r>
-      <w:r>
-        <w:t xml:space="preserve">“clicked Activate, page went to /not-found”</w:t>
-      </w:r>
-      <w:r>
-        <w:t xml:space="preserve"> </w:t>
-      </w:r>
-      <w:r>
-        <w:t xml:space="preserve">is.</w:t>
+        <w:t xml:space="preserve">shape</w:t>
+      </w:r>
+      <w:r>
+        <w:t xml:space="preserve"> </w:t>
+      </w:r>
+      <w:r>
+        <w:t xml:space="preserve">is</w:t>
+      </w:r>
+      <w:r>
+        <w:t xml:space="preserve"> </w:t>
+      </w:r>
+      <w:r>
+        <w:t xml:space="preserve">the win — kick-off → lateral.</w:t>
+      </w:r>
+    </w:p>
+    <w:bookmarkEnd w:id="135"/>
+    <w:bookmarkStart w:id="136" w:name="X50726105ccec1dae53837740b504b83dfe2bc15"/>
+    <w:p>
+      <w:pPr>
+        <w:pStyle w:val="Heading2"/>
+      </w:pPr>
+      <w:r>
+        <w:t xml:space="preserve">TIE-15 — Trajectory before/after tie-on reset</w:t>
       </w:r>
     </w:p>
     <w:p>
@@ -23564,7 +28287,312 @@
         <w:pStyle w:val="Compact"/>
         <w:numPr>
           <w:ilvl w:val="0"/>
-          <w:numId w:val="1027"/>
+          <w:numId w:val="1030"/>
+        </w:numPr>
+      </w:pPr>
+      <w:r>
+        <w:rPr>
+          <w:b/>
+          <w:bCs/>
+        </w:rPr>
+        <w:t xml:space="preserve">Before</w:t>
+      </w:r>
+      <w:r>
+        <w:t xml:space="preserve"> </w:t>
+      </w:r>
+      <w:r>
+        <w:t xml:space="preserve">(curated tie-on with Northing/Easting offset, e.g.</w:t>
+      </w:r>
+      <w:r>
+        <w:t xml:space="preserve"> </w:t>
+      </w:r>
+      <w:r>
+        <w:t xml:space="preserve">PERMIAN values): plot anchored at the surface coordinates from</w:t>
+      </w:r>
+      <w:r>
+        <w:t xml:space="preserve"> </w:t>
+      </w:r>
+      <w:r>
+        <w:t xml:space="preserve">the tie-on; TVD reflects the VerticalReference offset.</w:t>
+      </w:r>
+    </w:p>
+    <w:p>
+      <w:pPr>
+        <w:pStyle w:val="Compact"/>
+        <w:numPr>
+          <w:ilvl w:val="0"/>
+          <w:numId w:val="1030"/>
+        </w:numPr>
+      </w:pPr>
+      <w:r>
+        <w:rPr>
+          <w:b/>
+          <w:bCs/>
+        </w:rPr>
+        <w:t xml:space="preserve">After</w:t>
+      </w:r>
+      <w:r>
+        <w:t xml:space="preserve"> </w:t>
+      </w:r>
+      <w:r>
+        <w:t xml:space="preserve">(tie-on reset to all zeros): same survey rows, but</w:t>
+      </w:r>
+      <w:r>
+        <w:t xml:space="preserve"> </w:t>
+      </w:r>
+      <w:r>
+        <w:t xml:space="preserve">the trajectory rebases to (0, 0) origin with TVD ≈ MD on the</w:t>
+      </w:r>
+      <w:r>
+        <w:t xml:space="preserve"> </w:t>
+      </w:r>
+      <w:r>
+        <w:t xml:space="preserve">vertical sections. Surveys should still appear; only the anchor</w:t>
+      </w:r>
+      <w:r>
+        <w:t xml:space="preserve"> </w:t>
+      </w:r>
+      <w:r>
+        <w:t xml:space="preserve">has moved.</w:t>
+      </w:r>
+    </w:p>
+    <w:bookmarkEnd w:id="136"/>
+    <w:bookmarkStart w:id="137" w:name="seed-01-seed-02-wells-list-visual-sanity"/>
+    <w:p>
+      <w:pPr>
+        <w:pStyle w:val="Heading2"/>
+      </w:pPr>
+      <w:r>
+        <w:t xml:space="preserve">SEED-01 / SEED-02 — Wells-list visual sanity</w:t>
+      </w:r>
+    </w:p>
+    <w:p>
+      <w:pPr>
+        <w:pStyle w:val="Compact"/>
+        <w:numPr>
+          <w:ilvl w:val="0"/>
+          <w:numId w:val="1031"/>
+        </w:numPr>
+      </w:pPr>
+      <w:r>
+        <w:t xml:space="preserve">SEED-01: the Wells grid for</w:t>
+      </w:r>
+      <w:r>
+        <w:t xml:space="preserve"> </w:t>
+      </w:r>
+      <w:r>
+        <w:rPr>
+          <w:rStyle w:val="VerbatimChar"/>
+        </w:rPr>
+        <w:t xml:space="preserve">Crest-North-Pad</w:t>
+      </w:r>
+      <w:r>
+        <w:t xml:space="preserve"> </w:t>
+      </w:r>
+      <w:r>
+        <w:t xml:space="preserve">shows 8 rows.</w:t>
+      </w:r>
+    </w:p>
+    <w:p>
+      <w:pPr>
+        <w:pStyle w:val="Compact"/>
+        <w:numPr>
+          <w:ilvl w:val="0"/>
+          <w:numId w:val="1031"/>
+        </w:numPr>
+      </w:pPr>
+      <w:r>
+        <w:t xml:space="preserve">SEED-02:</w:t>
+      </w:r>
+      <w:r>
+        <w:t xml:space="preserve"> </w:t>
+      </w:r>
+      <w:r>
+        <w:rPr>
+          <w:rStyle w:val="VerbatimChar"/>
+        </w:rPr>
+        <w:t xml:space="preserve">MC252-Relief</w:t>
+      </w:r>
+      <w:r>
+        <w:t xml:space="preserve"> </w:t>
+      </w:r>
+      <w:r>
+        <w:t xml:space="preserve">shows exactly 4 rows with the four</w:t>
+      </w:r>
+      <w:r>
+        <w:t xml:space="preserve"> </w:t>
+      </w:r>
+      <w:r>
+        <w:t xml:space="preserve">expected names.</w:t>
+      </w:r>
+    </w:p>
+    <w:bookmarkEnd w:id="137"/>
+    <w:bookmarkEnd w:id="138"/>
+    <w:bookmarkStart w:id="139" w:name="reporting-bugs"/>
+    <w:p>
+      <w:pPr>
+        <w:pStyle w:val="Heading1"/>
+      </w:pPr>
+      <w:r>
+        <w:t xml:space="preserve">28. Reporting bugs</w:t>
+      </w:r>
+    </w:p>
+    <w:p>
+      <w:pPr>
+        <w:pStyle w:val="FirstParagraph"/>
+      </w:pPr>
+      <w:r>
+        <w:t xml:space="preserve">For any failed test:</w:t>
+      </w:r>
+    </w:p>
+    <w:p>
+      <w:pPr>
+        <w:pStyle w:val="Compact"/>
+        <w:numPr>
+          <w:ilvl w:val="0"/>
+          <w:numId w:val="1032"/>
+        </w:numPr>
+      </w:pPr>
+      <w:r>
+        <w:t xml:space="preserve">Open a new GitHub issue at</w:t>
+      </w:r>
+      <w:r>
+        <w:t xml:space="preserve"> </w:t>
+      </w:r>
+      <w:r>
+        <w:rPr>
+          <w:rStyle w:val="VerbatimChar"/>
+        </w:rPr>
+        <w:t xml:space="preserve">https://github.com/KingOfTheGeeks/Enki/issues/new</w:t>
+      </w:r>
+      <w:r>
+        <w:t xml:space="preserve">.</w:t>
+      </w:r>
+    </w:p>
+    <w:p>
+      <w:pPr>
+        <w:pStyle w:val="Compact"/>
+        <w:numPr>
+          <w:ilvl w:val="0"/>
+          <w:numId w:val="1032"/>
+        </w:numPr>
+      </w:pPr>
+      <w:r>
+        <w:rPr>
+          <w:b/>
+          <w:bCs/>
+        </w:rPr>
+        <w:t xml:space="preserve">Title:</w:t>
+      </w:r>
+      <w:r>
+        <w:t xml:space="preserve"> </w:t>
+      </w:r>
+      <w:r>
+        <w:rPr>
+          <w:rStyle w:val="VerbatimChar"/>
+        </w:rPr>
+        <w:t xml:space="preserve">&lt;TEST-ID&gt; — &lt;one-line summary&gt;</w:t>
+      </w:r>
+      <w:r>
+        <w:t xml:space="preserve">. Example:</w:t>
+      </w:r>
+      <w:r>
+        <w:t xml:space="preserve"> </w:t>
+      </w:r>
+      <w:r>
+        <w:rPr>
+          <w:rStyle w:val="VerbatimChar"/>
+        </w:rPr>
+        <w:t xml:space="preserve">SUR-15 — third lateral survey returns NaN DLS</w:t>
+      </w:r>
+      <w:r>
+        <w:t xml:space="preserve">.</w:t>
+      </w:r>
+    </w:p>
+    <w:p>
+      <w:pPr>
+        <w:pStyle w:val="Compact"/>
+        <w:numPr>
+          <w:ilvl w:val="0"/>
+          <w:numId w:val="1032"/>
+        </w:numPr>
+      </w:pPr>
+      <w:r>
+        <w:rPr>
+          <w:b/>
+          <w:bCs/>
+        </w:rPr>
+        <w:t xml:space="preserve">Body:</w:t>
+      </w:r>
+      <w:r>
+        <w:t xml:space="preserve"> </w:t>
+      </w:r>
+      <w:r>
+        <w:t xml:space="preserve">paste the test ID, the steps from this doc, what you</w:t>
+      </w:r>
+      <w:r>
+        <w:t xml:space="preserve"> </w:t>
+      </w:r>
+      <w:r>
+        <w:rPr>
+          <w:i/>
+          <w:iCs/>
+        </w:rPr>
+        <w:t xml:space="preserve">expected</w:t>
+      </w:r>
+      <w:r>
+        <w:t xml:space="preserve">, what you</w:t>
+      </w:r>
+      <w:r>
+        <w:t xml:space="preserve"> </w:t>
+      </w:r>
+      <w:r>
+        <w:rPr>
+          <w:i/>
+          <w:iCs/>
+        </w:rPr>
+        <w:t xml:space="preserve">saw</w:t>
+      </w:r>
+      <w:r>
+        <w:t xml:space="preserve">. Be specific.</w:t>
+      </w:r>
+      <w:r>
+        <w:t xml:space="preserve"> </w:t>
+      </w:r>
+      <w:r>
+        <w:t xml:space="preserve">“Doesn’t work”</w:t>
+      </w:r>
+      <w:r>
+        <w:t xml:space="preserve"> </w:t>
+      </w:r>
+      <w:r>
+        <w:t xml:space="preserve">isn’t</w:t>
+      </w:r>
+      <w:r>
+        <w:t xml:space="preserve"> </w:t>
+      </w:r>
+      <w:r>
+        <w:t xml:space="preserve">useful;</w:t>
+      </w:r>
+      <w:r>
+        <w:t xml:space="preserve"> </w:t>
+      </w:r>
+      <w:r>
+        <w:t xml:space="preserve">“clicked Activate, page went to /not-found”</w:t>
+      </w:r>
+      <w:r>
+        <w:t xml:space="preserve"> </w:t>
+      </w:r>
+      <w:r>
+        <w:t xml:space="preserve">is.</w:t>
+      </w:r>
+    </w:p>
+    <w:p>
+      <w:pPr>
+        <w:pStyle w:val="Compact"/>
+        <w:numPr>
+          <w:ilvl w:val="0"/>
+          <w:numId w:val="1032"/>
         </w:numPr>
       </w:pPr>
       <w:r>
@@ -23580,7 +28608,7 @@
         <w:pStyle w:val="Compact"/>
         <w:numPr>
           <w:ilvl w:val="1"/>
-          <w:numId w:val="1028"/>
+          <w:numId w:val="1033"/>
         </w:numPr>
       </w:pPr>
       <w:r>
@@ -23592,7 +28620,7 @@
         <w:pStyle w:val="Compact"/>
         <w:numPr>
           <w:ilvl w:val="1"/>
-          <w:numId w:val="1028"/>
+          <w:numId w:val="1033"/>
         </w:numPr>
       </w:pPr>
       <w:r>
@@ -23604,7 +28632,7 @@
         <w:pStyle w:val="Compact"/>
         <w:numPr>
           <w:ilvl w:val="1"/>
-          <w:numId w:val="1028"/>
+          <w:numId w:val="1033"/>
         </w:numPr>
       </w:pPr>
       <w:r>
@@ -23622,7 +28650,7 @@
         <w:pStyle w:val="Compact"/>
         <w:numPr>
           <w:ilvl w:val="0"/>
-          <w:numId w:val="1027"/>
+          <w:numId w:val="1032"/>
         </w:numPr>
       </w:pPr>
       <w:r>
@@ -23702,14 +28730,14 @@
         <w:t xml:space="preserve">format — just describe the friction.</w:t>
       </w:r>
     </w:p>
-    <w:bookmarkEnd w:id="126"/>
-    <w:bookmarkStart w:id="127" w:name="glossary"/>
+    <w:bookmarkEnd w:id="139"/>
+    <w:bookmarkStart w:id="140" w:name="glossary"/>
     <w:p>
       <w:pPr>
         <w:pStyle w:val="Heading1"/>
       </w:pPr>
       <w:r>
-        <w:t xml:space="preserve">28. Glossary</w:t>
+        <w:t xml:space="preserve">29. Glossary</w:t>
       </w:r>
     </w:p>
     <w:p>
@@ -25313,7 +30341,7 @@
         <w:t xml:space="preserve">revision is WMM-2025 (rolling forward to WMM-2030 in 2025).</w:t>
       </w:r>
     </w:p>
-    <w:bookmarkEnd w:id="127"/>
+    <w:bookmarkEnd w:id="140"/>
     <w:sectPr>
       <w:footnotePr>
         <w:numRestart w:val="eachSect"/>
@@ -25733,7 +30761,34 @@
     </w:lvlOverride>
   </w:num>
   <w:num w:numId="1013">
-    <w:abstractNumId w:val="991"/>
+    <w:abstractNumId w:val="99411"/>
+    <w:lvlOverride w:ilvl="0">
+      <w:startOverride w:val="1"/>
+    </w:lvlOverride>
+    <w:lvlOverride w:ilvl="1">
+      <w:startOverride w:val="1"/>
+    </w:lvlOverride>
+    <w:lvlOverride w:ilvl="2">
+      <w:startOverride w:val="1"/>
+    </w:lvlOverride>
+    <w:lvlOverride w:ilvl="3">
+      <w:startOverride w:val="1"/>
+    </w:lvlOverride>
+    <w:lvlOverride w:ilvl="4">
+      <w:startOverride w:val="1"/>
+    </w:lvlOverride>
+    <w:lvlOverride w:ilvl="5">
+      <w:startOverride w:val="1"/>
+    </w:lvlOverride>
+    <w:lvlOverride w:ilvl="6">
+      <w:startOverride w:val="1"/>
+    </w:lvlOverride>
+    <w:lvlOverride w:ilvl="7">
+      <w:startOverride w:val="1"/>
+    </w:lvlOverride>
+    <w:lvlOverride w:ilvl="8">
+      <w:startOverride w:val="1"/>
+    </w:lvlOverride>
   </w:num>
   <w:num w:numId="1014">
     <w:abstractNumId w:val="991"/>
@@ -25775,6 +30830,21 @@
     <w:abstractNumId w:val="991"/>
   </w:num>
   <w:num w:numId="1027">
+    <w:abstractNumId w:val="991"/>
+  </w:num>
+  <w:num w:numId="1028">
+    <w:abstractNumId w:val="991"/>
+  </w:num>
+  <w:num w:numId="1029">
+    <w:abstractNumId w:val="991"/>
+  </w:num>
+  <w:num w:numId="1030">
+    <w:abstractNumId w:val="991"/>
+  </w:num>
+  <w:num w:numId="1031">
+    <w:abstractNumId w:val="991"/>
+  </w:num>
+  <w:num w:numId="1032">
     <w:abstractNumId w:val="99411"/>
     <w:lvlOverride w:ilvl="0">
       <w:startOverride w:val="1"/>
@@ -25804,7 +30874,7 @@
       <w:startOverride w:val="1"/>
     </w:lvlOverride>
   </w:num>
-  <w:num w:numId="1028">
+  <w:num w:numId="1033">
     <w:abstractNumId w:val="991"/>
   </w:num>
 </w:numbering>

--- a/docs/test-plan-2026-04-28.docx
+++ b/docs/test-plan-2026-04-28.docx
@@ -6752,6 +6752,133 @@
               <w:pStyle w:val="Compact"/>
             </w:pPr>
             <w:r>
+              <w:t xml:space="preserve">AUTH-07</w:t>
+            </w:r>
+          </w:p>
+        </w:tc>
+        <w:tc>
+          <w:tcPr/>
+          <w:p>
+            <w:pPr>
+              <w:pStyle w:val="Compact"/>
+            </w:pPr>
+            <w:r>
+              <w:rPr>
+                <w:b/>
+                <w:bCs/>
+              </w:rPr>
+              <w:t xml:space="preserve">Token refresh — long session.</w:t>
+            </w:r>
+            <w:r>
+              <w:t xml:space="preserve"> </w:t>
+            </w:r>
+            <w:r>
+              <w:t xml:space="preserve">Sign in, leave the browser tab open for</w:t>
+            </w:r>
+            <w:r>
+              <w:t xml:space="preserve"> </w:t>
+            </w:r>
+            <w:r>
+              <w:rPr>
+                <w:b/>
+                <w:bCs/>
+              </w:rPr>
+              <w:t xml:space="preserve">at least 1 hour 5 minutes</w:t>
+            </w:r>
+            <w:r>
+              <w:t xml:space="preserve"> </w:t>
+            </w:r>
+            <w:r>
+              <w:t xml:space="preserve">(a typical OIDC access-token TTL is 1 h, the cache refreshes 30 s before expiry). Click any tenant / job / wells page. The page renders data; you are</w:t>
+            </w:r>
+            <w:r>
+              <w:t xml:space="preserve"> </w:t>
+            </w:r>
+            <w:r>
+              <w:rPr>
+                <w:b/>
+                <w:bCs/>
+              </w:rPr>
+              <w:t xml:space="preserve">not</w:t>
+            </w:r>
+            <w:r>
+              <w:t xml:space="preserve"> </w:t>
+            </w:r>
+            <w:r>
+              <w:t xml:space="preserve">redirected to the sign-in screen. The Identity host’s window log shows a</w:t>
+            </w:r>
+            <w:r>
+              <w:t xml:space="preserve"> </w:t>
+            </w:r>
+            <w:r>
+              <w:rPr>
+                <w:rStyle w:val="VerbatimChar"/>
+              </w:rPr>
+              <w:t xml:space="preserve">POST /connect/token grant_type=refresh_token</w:t>
+            </w:r>
+            <w:r>
+              <w:t xml:space="preserve"> </w:t>
+            </w:r>
+            <w:r>
+              <w:t xml:space="preserve">entry around the 1-hour mark.</w:t>
+            </w:r>
+          </w:p>
+        </w:tc>
+        <w:tc>
+          <w:tcPr/>
+          <w:p>
+            <w:pPr>
+              <w:pStyle w:val="Compact"/>
+            </w:pPr>
+            <w:r>
+              <w:t xml:space="preserve">[ ]</w:t>
+            </w:r>
+          </w:p>
+        </w:tc>
+      </w:tr>
+      <w:tr>
+        <w:tc>
+          <w:tcPr/>
+          <w:p>
+            <w:pPr>
+              <w:pStyle w:val="Compact"/>
+            </w:pPr>
+            <w:r>
+              <w:t xml:space="preserve">AUTH-08</w:t>
+            </w:r>
+          </w:p>
+        </w:tc>
+        <w:tc>
+          <w:tcPr/>
+          <w:p>
+            <w:pPr>
+              <w:pStyle w:val="Compact"/>
+            </w:pPr>
+            <w:r>
+              <w:t xml:space="preserve">After AUTH-07’s refresh, perform any data-mutating action (edit a survey, add a member). The action persists; no 401 surfaces. (Confirms the refreshed access_token is being attached to the next request.)</w:t>
+            </w:r>
+          </w:p>
+        </w:tc>
+        <w:tc>
+          <w:tcPr/>
+          <w:p>
+            <w:pPr>
+              <w:pStyle w:val="Compact"/>
+            </w:pPr>
+            <w:r>
+              <w:t xml:space="preserve">[ ]</w:t>
+            </w:r>
+          </w:p>
+        </w:tc>
+      </w:tr>
+      <w:tr>
+        <w:tc>
+          <w:tcPr/>
+          <w:p>
+            <w:pPr>
+              <w:pStyle w:val="Compact"/>
+            </w:pPr>
+            <w:r>
               <w:t xml:space="preserve">NAV-01</w:t>
             </w:r>
           </w:p>
@@ -16751,7 +16878,58 @@
               <w:t xml:space="preserve"> </w:t>
             </w:r>
             <w:r>
-              <w:t xml:space="preserve">prompt because the curated tie-on is now non-default.</w:t>
+              <w:t xml:space="preserve">prompt because the curated tie-on is now non-default. The prompt body reads</w:t>
+            </w:r>
+            <w:r>
+              <w:t xml:space="preserve"> </w:t>
+            </w:r>
+            <w:r>
+              <w:rPr>
+                <w:rStyle w:val="VerbatimChar"/>
+              </w:rPr>
+              <w:t xml:space="preserve">existing: depth … inc … az … N … E … VR …</w:t>
+            </w:r>
+            <w:r>
+              <w:t xml:space="preserve"> </w:t>
+            </w:r>
+            <w:r>
+              <w:t xml:space="preserve">and</w:t>
+            </w:r>
+            <w:r>
+              <w:t xml:space="preserve"> </w:t>
+            </w:r>
+            <w:r>
+              <w:rPr>
+                <w:rStyle w:val="VerbatimChar"/>
+              </w:rPr>
+              <w:t xml:space="preserve">imported: depth … inc … az … N … E … VR …</w:t>
+            </w:r>
+            <w:r>
+              <w:t xml:space="preserve"> </w:t>
+            </w:r>
+            <w:r>
+              <w:t xml:space="preserve">— both lines must populate with the actual values (not</w:t>
+            </w:r>
+            <w:r>
+              <w:t xml:space="preserve"> </w:t>
+            </w:r>
+            <w:r>
+              <w:t xml:space="preserve">“(not provided)”</w:t>
+            </w:r>
+            <w:r>
+              <w:t xml:space="preserve"> </w:t>
+            </w:r>
+            <w:r>
+              <w:t xml:space="preserve">/</w:t>
+            </w:r>
+            <w:r>
+              <w:t xml:space="preserve"> </w:t>
+            </w:r>
+            <w:r>
+              <w:t xml:space="preserve">“(could not parse …)”</w:t>
+            </w:r>
+            <w:r>
+              <w:t xml:space="preserve">). Length values render in the Job’s display unit (ft on PERMIAN, m on NORTHSEA / BOREAL).</w:t>
             </w:r>
           </w:p>
         </w:tc>
@@ -25944,6 +26122,316 @@
             </w:pPr>
             <w:r>
               <w:t xml:space="preserve">WEL-33: a well with no curated children (only the auto-tie-on) deletes with 204, no 409.</w:t>
+            </w:r>
+          </w:p>
+        </w:tc>
+        <w:tc>
+          <w:tcPr/>
+          <w:p>
+            <w:pPr>
+              <w:pStyle w:val="Compact"/>
+            </w:pPr>
+            <w:r>
+              <w:t xml:space="preserve">[ ]</w:t>
+            </w:r>
+          </w:p>
+        </w:tc>
+      </w:tr>
+      <w:tr>
+        <w:tc>
+          <w:tcPr/>
+          <w:p>
+            <w:pPr>
+              <w:pStyle w:val="Compact"/>
+            </w:pPr>
+            <w:r>
+              <w:t xml:space="preserve">REG-12</w:t>
+            </w:r>
+          </w:p>
+        </w:tc>
+        <w:tc>
+          <w:tcPr/>
+          <w:p>
+            <w:pPr>
+              <w:pStyle w:val="Compact"/>
+            </w:pPr>
+            <w:r>
+              <w:rPr>
+                <w:b/>
+                <w:bCs/>
+              </w:rPr>
+              <w:t xml:space="preserve">OIDC token refresh on long sessions</w:t>
+            </w:r>
+            <w:r>
+              <w:t xml:space="preserve"> </w:t>
+            </w:r>
+            <w:r>
+              <w:t xml:space="preserve">→ CircuitTokenCache rewrite</w:t>
+            </w:r>
+          </w:p>
+        </w:tc>
+        <w:tc>
+          <w:tcPr/>
+          <w:p>
+            <w:pPr>
+              <w:pStyle w:val="Compact"/>
+            </w:pPr>
+            <w:r>
+              <w:t xml:space="preserve">AUTH-07, AUTH-08: a 1 h+ session keeps working without re-auth.</w:t>
+            </w:r>
+          </w:p>
+        </w:tc>
+        <w:tc>
+          <w:tcPr/>
+          <w:p>
+            <w:pPr>
+              <w:pStyle w:val="Compact"/>
+            </w:pPr>
+            <w:r>
+              <w:t xml:space="preserve">[ ]</w:t>
+            </w:r>
+          </w:p>
+        </w:tc>
+      </w:tr>
+      <w:tr>
+        <w:tc>
+          <w:tcPr/>
+          <w:p>
+            <w:pPr>
+              <w:pStyle w:val="Compact"/>
+            </w:pPr>
+            <w:r>
+              <w:t xml:space="preserve">REG-13</w:t>
+            </w:r>
+          </w:p>
+        </w:tc>
+        <w:tc>
+          <w:tcPr/>
+          <w:p>
+            <w:pPr>
+              <w:pStyle w:val="Compact"/>
+            </w:pPr>
+            <w:r>
+              <w:rPr>
+                <w:b/>
+                <w:bCs/>
+              </w:rPr>
+              <w:t xml:space="preserve">Reset-password port to typed</w:t>
+            </w:r>
+            <w:r>
+              <w:rPr>
+                <w:b/>
+                <w:bCs/>
+              </w:rPr>
+              <w:t xml:space="preserve"> </w:t>
+            </w:r>
+            <w:r>
+              <w:rPr>
+                <w:rStyle w:val="VerbatimChar"/>
+                <w:b/>
+                <w:bCs/>
+              </w:rPr>
+              <w:t xml:space="preserve">PostAsync&lt;TResp&gt;</w:t>
+            </w:r>
+            <w:r>
+              <w:t xml:space="preserve"> </w:t>
+            </w:r>
+            <w:r>
+              <w:t xml:space="preserve">→ API-client follow-up</w:t>
+            </w:r>
+          </w:p>
+        </w:tc>
+        <w:tc>
+          <w:tcPr/>
+          <w:p>
+            <w:pPr>
+              <w:pStyle w:val="Compact"/>
+            </w:pPr>
+            <w:r>
+              <w:t xml:space="preserve">ADU-15: temporary-password banner still appears with the value populated.</w:t>
+            </w:r>
+          </w:p>
+        </w:tc>
+        <w:tc>
+          <w:tcPr/>
+          <w:p>
+            <w:pPr>
+              <w:pStyle w:val="Compact"/>
+            </w:pPr>
+            <w:r>
+              <w:t xml:space="preserve">[ ]</w:t>
+            </w:r>
+          </w:p>
+        </w:tc>
+      </w:tr>
+      <w:tr>
+        <w:tc>
+          <w:tcPr/>
+          <w:p>
+            <w:pPr>
+              <w:pStyle w:val="Compact"/>
+            </w:pPr>
+            <w:r>
+              <w:t xml:space="preserve">REG-14</w:t>
+            </w:r>
+          </w:p>
+        </w:tc>
+        <w:tc>
+          <w:tcPr/>
+          <w:p>
+            <w:pPr>
+              <w:pStyle w:val="Compact"/>
+            </w:pPr>
+            <w:r>
+              <w:rPr>
+                <w:b/>
+                <w:bCs/>
+              </w:rPr>
+              <w:t xml:space="preserve">Tenant-member role change port to typed</w:t>
+            </w:r>
+            <w:r>
+              <w:rPr>
+                <w:b/>
+                <w:bCs/>
+              </w:rPr>
+              <w:t xml:space="preserve"> </w:t>
+            </w:r>
+            <w:r>
+              <w:rPr>
+                <w:rStyle w:val="VerbatimChar"/>
+                <w:b/>
+                <w:bCs/>
+              </w:rPr>
+              <w:t xml:space="preserve">PatchAsync</w:t>
+            </w:r>
+            <w:r>
+              <w:t xml:space="preserve"> </w:t>
+            </w:r>
+            <w:r>
+              <w:t xml:space="preserve">→ API-client follow-up</w:t>
+            </w:r>
+          </w:p>
+        </w:tc>
+        <w:tc>
+          <w:tcPr/>
+          <w:p>
+            <w:pPr>
+              <w:pStyle w:val="Compact"/>
+            </w:pPr>
+            <w:r>
+              <w:t xml:space="preserve">TM-10: role change persists; no raw-HTTP error string leaks into the UI on a bad request.</w:t>
+            </w:r>
+          </w:p>
+        </w:tc>
+        <w:tc>
+          <w:tcPr/>
+          <w:p>
+            <w:pPr>
+              <w:pStyle w:val="Compact"/>
+            </w:pPr>
+            <w:r>
+              <w:t xml:space="preserve">[ ]</w:t>
+            </w:r>
+          </w:p>
+        </w:tc>
+      </w:tr>
+      <w:tr>
+        <w:tc>
+          <w:tcPr/>
+          <w:p>
+            <w:pPr>
+              <w:pStyle w:val="Compact"/>
+            </w:pPr>
+            <w:r>
+              <w:t xml:space="preserve">REG-15</w:t>
+            </w:r>
+          </w:p>
+        </w:tc>
+        <w:tc>
+          <w:tcPr/>
+          <w:p>
+            <w:pPr>
+              <w:pStyle w:val="Compact"/>
+            </w:pPr>
+            <w:r>
+              <w:rPr>
+                <w:b/>
+                <w:bCs/>
+              </w:rPr>
+              <w:t xml:space="preserve">Survey import port to typed</w:t>
+            </w:r>
+            <w:r>
+              <w:rPr>
+                <w:b/>
+                <w:bCs/>
+              </w:rPr>
+              <w:t xml:space="preserve"> </w:t>
+            </w:r>
+            <w:r>
+              <w:rPr>
+                <w:rStyle w:val="VerbatimChar"/>
+                <w:b/>
+                <w:bCs/>
+              </w:rPr>
+              <w:t xml:space="preserve">PostMultipartAsync&lt;TResp&gt;</w:t>
+            </w:r>
+            <w:r>
+              <w:rPr>
+                <w:b/>
+                <w:bCs/>
+              </w:rPr>
+              <w:t xml:space="preserve"> </w:t>
+            </w:r>
+            <w:r>
+              <w:rPr>
+                <w:b/>
+                <w:bCs/>
+              </w:rPr>
+              <w:t xml:space="preserve">+</w:t>
+            </w:r>
+            <w:r>
+              <w:rPr>
+                <w:b/>
+                <w:bCs/>
+              </w:rPr>
+              <w:t xml:space="preserve"> </w:t>
+            </w:r>
+            <w:r>
+              <w:rPr>
+                <w:rStyle w:val="VerbatimChar"/>
+                <w:b/>
+                <w:bCs/>
+              </w:rPr>
+              <w:t xml:space="preserve">ApiError.Extensions</w:t>
+            </w:r>
+            <w:r>
+              <w:t xml:space="preserve"> </w:t>
+            </w:r>
+            <w:r>
+              <w:t xml:space="preserve">→ API-client follow-up</w:t>
+            </w:r>
+          </w:p>
+        </w:tc>
+        <w:tc>
+          <w:tcPr/>
+          <w:p>
+            <w:pPr>
+              <w:pStyle w:val="Compact"/>
+            </w:pPr>
+            <w:r>
+              <w:t xml:space="preserve">SUR-30..36 (success path) + SUR-37 (409 conflict prompt — both summary lines populated from</w:t>
+            </w:r>
+            <w:r>
+              <w:t xml:space="preserve"> </w:t>
+            </w:r>
+            <w:r>
+              <w:rPr>
+                <w:rStyle w:val="VerbatimChar"/>
+              </w:rPr>
+              <w:t xml:space="preserve">ApiError.Extensions</w:t>
+            </w:r>
+            <w:r>
+              <w:t xml:space="preserve">).</w:t>
             </w:r>
           </w:p>
         </w:tc>

--- a/docs/test-plan-2026-04-28.docx
+++ b/docs/test-plan-2026-04-28.docx
@@ -136,7 +136,7 @@
           <w:b/>
           <w:bCs/>
         </w:rPr>
-        <w:t xml:space="preserve">It gives you 290+ concrete test cases</w:t>
+        <w:t xml:space="preserve">It gives you 320+ concrete test cases</w:t>
       </w:r>
       <w:r>
         <w:t xml:space="preserve"> </w:t>
@@ -272,19 +272,74 @@
         <w:rPr>
           <w:rStyle w:val="VerbatimChar"/>
         </w:rPr>
-        <w:t xml:space="preserve">f0d75e8</w:t>
-      </w:r>
-      <w:r>
-        <w:t xml:space="preserve"> </w:t>
-      </w:r>
-      <w:r>
-        <w:t xml:space="preserve">plus production-grade follow-ups (#2 audit,</w:t>
-      </w:r>
-      <w:r>
-        <w:t xml:space="preserve"> </w:t>
-      </w:r>
-      <w:r>
-        <w:t xml:space="preserve">#3 pagination, #4 soft-delete, #5 health/telemetry, #6 API versioning)</w:t>
+        <w:t xml:space="preserve">dc37b11</w:t>
+      </w:r>
+      <w:r>
+        <w:t xml:space="preserve"> </w:t>
+      </w:r>
+      <w:r>
+        <w:t xml:space="preserve">plus the</w:t>
+      </w:r>
+      <w:r>
+        <w:t xml:space="preserve"> </w:t>
+      </w:r>
+      <w:r>
+        <w:rPr>
+          <w:b/>
+          <w:bCs/>
+        </w:rPr>
+        <w:t xml:space="preserve">Phase 1 Run / Log</w:t>
+      </w:r>
+      <w:r>
+        <w:t xml:space="preserve"> </w:t>
+      </w:r>
+      <w:r>
+        <w:t xml:space="preserve">pass (this</w:t>
+      </w:r>
+      <w:r>
+        <w:t xml:space="preserve"> </w:t>
+      </w:r>
+      <w:r>
+        <w:t xml:space="preserve">pass: rename</w:t>
+      </w:r>
+      <w:r>
+        <w:t xml:space="preserve"> </w:t>
+      </w:r>
+      <w:r>
+        <w:rPr>
+          <w:rStyle w:val="VerbatimChar"/>
+        </w:rPr>
+        <w:t xml:space="preserve">Logging</w:t>
+      </w:r>
+      <w:r>
+        <w:t xml:space="preserve"> </w:t>
+      </w:r>
+      <w:r>
+        <w:t xml:space="preserve">→</w:t>
+      </w:r>
+      <w:r>
+        <w:t xml:space="preserve"> </w:t>
+      </w:r>
+      <w:r>
+        <w:rPr>
+          <w:rStyle w:val="VerbatimChar"/>
+        </w:rPr>
+        <w:t xml:space="preserve">Log</w:t>
+      </w:r>
+      <w:r>
+        <w:t xml:space="preserve">, collapse the 3-FK to 1, soft-</w:t>
+      </w:r>
+      <w:r>
+        <w:t xml:space="preserve"> </w:t>
+      </w:r>
+      <w:r>
+        <w:t xml:space="preserve">delete on Run, full RunsController + LogsController + Blazor</w:t>
+      </w:r>
+      <w:r>
+        <w:t xml:space="preserve"> </w:t>
+      </w:r>
+      <w:r>
+        <w:t xml:space="preserve">pages)</w:t>
       </w:r>
     </w:p>
     <w:p>
@@ -850,6 +905,69 @@
       </w:r>
       <w:r>
         <w:t xml:space="preserve">ceiling.</w:t>
+      </w:r>
+    </w:p>
+    <w:p>
+      <w:pPr>
+        <w:pStyle w:val="FirstParagraph"/>
+      </w:pPr>
+      <w:r>
+        <w:rPr>
+          <w:b/>
+          <w:bCs/>
+        </w:rPr>
+        <w:t xml:space="preserve">Pass 3 (Phase 1 Run / Log):</w:t>
+      </w:r>
+      <w:r>
+        <w:t xml:space="preserve"> </w:t>
+      </w:r>
+      <w:r>
+        <w:t xml:space="preserve">the operational layer. Each Job</w:t>
+      </w:r>
+      <w:r>
+        <w:t xml:space="preserve"> </w:t>
+      </w:r>
+      <w:r>
+        <w:t xml:space="preserve">now has Runs (Gradient / Rotary / Passive); each Run has Logs</w:t>
+      </w:r>
+      <w:r>
+        <w:t xml:space="preserve"> </w:t>
+      </w:r>
+      <w:r>
+        <w:t xml:space="preserve">(captured shot data). Lookup/processing satellites attach in</w:t>
+      </w:r>
+      <w:r>
+        <w:t xml:space="preserve"> </w:t>
+      </w:r>
+      <w:r>
+        <w:t xml:space="preserve">Phase 2 alongside type-specific UI. Look for</w:t>
+      </w:r>
+      <w:r>
+        <w:t xml:space="preserve"> </w:t>
+      </w:r>
+      <w:r>
+        <w:rPr>
+          <w:rStyle w:val="VerbatimChar"/>
+        </w:rPr>
+        <w:t xml:space="preserve">RUN-</w:t>
+      </w:r>
+      <w:r>
+        <w:t xml:space="preserve"> </w:t>
+      </w:r>
+      <w:r>
+        <w:t xml:space="preserve">and</w:t>
+      </w:r>
+      <w:r>
+        <w:t xml:space="preserve"> </w:t>
+      </w:r>
+      <w:r>
+        <w:rPr>
+          <w:rStyle w:val="VerbatimChar"/>
+        </w:rPr>
+        <w:t xml:space="preserve">LOG-</w:t>
+      </w:r>
+      <w:r>
+        <w:t xml:space="preserve">.</w:t>
       </w:r>
     </w:p>
     <w:bookmarkEnd w:id="9"/>
@@ -5524,6 +5642,54 @@
             </w:pPr>
             <w:r>
               <w:t xml:space="preserve">Well soft-delete / archive / restore</w:t>
+            </w:r>
+          </w:p>
+        </w:tc>
+      </w:tr>
+      <w:tr>
+        <w:tc>
+          <w:tcPr/>
+          <w:p>
+            <w:pPr>
+              <w:pStyle w:val="Compact"/>
+            </w:pPr>
+            <w:r>
+              <w:t xml:space="preserve">RUN</w:t>
+            </w:r>
+          </w:p>
+        </w:tc>
+        <w:tc>
+          <w:tcPr/>
+          <w:p>
+            <w:pPr>
+              <w:pStyle w:val="Compact"/>
+            </w:pPr>
+            <w:r>
+              <w:t xml:space="preserve">Runs (CRUD + lifecycle)</w:t>
+            </w:r>
+          </w:p>
+        </w:tc>
+      </w:tr>
+      <w:tr>
+        <w:tc>
+          <w:tcPr/>
+          <w:p>
+            <w:pPr>
+              <w:pStyle w:val="Compact"/>
+            </w:pPr>
+            <w:r>
+              <w:t xml:space="preserve">LOG</w:t>
+            </w:r>
+          </w:p>
+        </w:tc>
+        <w:tc>
+          <w:tcPr/>
+          <w:p>
+            <w:pPr>
+              <w:pStyle w:val="Compact"/>
+            </w:pPr>
+            <w:r>
+              <w:t xml:space="preserve">Logs under Runs (CRUD)</w:t>
             </w:r>
           </w:p>
         </w:tc>
@@ -27259,10 +27425,110 @@
           </w:p>
         </w:tc>
       </w:tr>
+      <w:tr>
+        <w:tc>
+          <w:tcPr/>
+          <w:p>
+            <w:pPr>
+              <w:pStyle w:val="Compact"/>
+            </w:pPr>
+            <w:r>
+              <w:t xml:space="preserve">REG-24</w:t>
+            </w:r>
+          </w:p>
+        </w:tc>
+        <w:tc>
+          <w:tcPr/>
+          <w:p>
+            <w:pPr>
+              <w:pStyle w:val="Compact"/>
+            </w:pPr>
+            <w:r>
+              <w:rPr>
+                <w:b/>
+                <w:bCs/>
+              </w:rPr>
+              <w:t xml:space="preserve">Run + Log Phase 1: rename + reshape + CRUD + lifecycle</w:t>
+            </w:r>
+          </w:p>
+        </w:tc>
+        <w:tc>
+          <w:tcPr/>
+          <w:p>
+            <w:pPr>
+              <w:pStyle w:val="Compact"/>
+            </w:pPr>
+            <w:r>
+              <w:t xml:space="preserve">RUN-01..09 (CRUD + nav), RUN-20..25 (lifecycle), LOG-01..08 (Logs CRUD).</w:t>
+            </w:r>
+          </w:p>
+        </w:tc>
+        <w:tc>
+          <w:tcPr/>
+          <w:p>
+            <w:pPr>
+              <w:pStyle w:val="Compact"/>
+            </w:pPr>
+            <w:r>
+              <w:t xml:space="preserve">[ ]</w:t>
+            </w:r>
+          </w:p>
+        </w:tc>
+      </w:tr>
+      <w:tr>
+        <w:tc>
+          <w:tcPr/>
+          <w:p>
+            <w:pPr>
+              <w:pStyle w:val="Compact"/>
+            </w:pPr>
+            <w:r>
+              <w:t xml:space="preserve">REG-25</w:t>
+            </w:r>
+          </w:p>
+        </w:tc>
+        <w:tc>
+          <w:tcPr/>
+          <w:p>
+            <w:pPr>
+              <w:pStyle w:val="Compact"/>
+            </w:pPr>
+            <w:r>
+              <w:rPr>
+                <w:b/>
+                <w:bCs/>
+              </w:rPr>
+              <w:t xml:space="preserve">Run soft-delete + restore</w:t>
+            </w:r>
+          </w:p>
+        </w:tc>
+        <w:tc>
+          <w:tcPr/>
+          <w:p>
+            <w:pPr>
+              <w:pStyle w:val="Compact"/>
+            </w:pPr>
+            <w:r>
+              <w:t xml:space="preserve">ARC-RUN-01..05 (delete-soft + archived list + restore + idempotency + filter exclusion).</w:t>
+            </w:r>
+          </w:p>
+        </w:tc>
+        <w:tc>
+          <w:tcPr/>
+          <w:p>
+            <w:pPr>
+              <w:pStyle w:val="Compact"/>
+            </w:pPr>
+            <w:r>
+              <w:t xml:space="preserve">[ ]</w:t>
+            </w:r>
+          </w:p>
+        </w:tc>
+      </w:tr>
     </w:tbl>
     <w:bookmarkEnd w:id="117"/>
     <w:bookmarkEnd w:id="118"/>
-    <w:bookmarkStart w:id="155" w:name="X52b8bcf8c4ad550fb694d4202e0733b6bb1ee23"/>
+    <w:bookmarkStart w:id="163" w:name="X52b8bcf8c4ad550fb694d4202e0733b6bb1ee23"/>
     <w:p>
       <w:pPr>
         <w:pStyle w:val="Heading1"/>
@@ -35158,13 +35424,22 @@
     </w:tbl>
     <w:bookmarkEnd w:id="152"/>
     <w:bookmarkEnd w:id="153"/>
-    <w:bookmarkStart w:id="154" w:name="performance-smoke-subjective"/>
+    <w:bookmarkStart w:id="158" w:name="runs-phase-1"/>
     <w:p>
       <w:pPr>
         <w:pStyle w:val="Heading2"/>
       </w:pPr>
       <w:r>
-        <w:t xml:space="preserve">Performance smoke (subjective)</w:t>
+        <w:t xml:space="preserve">Runs (Phase 1)</w:t>
+      </w:r>
+    </w:p>
+    <w:bookmarkStart w:id="154" w:name="what-youre-testing-25"/>
+    <w:p>
+      <w:pPr>
+        <w:pStyle w:val="Heading3"/>
+      </w:pPr>
+      <w:r>
+        <w:t xml:space="preserve">What you're testing</w:t>
       </w:r>
     </w:p>
     <w:p>
@@ -35172,7 +35447,135 @@
         <w:pStyle w:val="FirstParagraph"/>
       </w:pPr>
       <w:r>
-        <w:t xml:space="preserve">Not formal benchmarks — just "does it feel responsive?"</w:t>
+        <w:t xml:space="preserve">A</w:t>
+      </w:r>
+      <w:r>
+        <w:t xml:space="preserve"> </w:t>
+      </w:r>
+      <w:r>
+        <w:rPr>
+          <w:b/>
+          <w:bCs/>
+        </w:rPr>
+        <w:t xml:space="preserve">Run</w:t>
+      </w:r>
+      <w:r>
+        <w:t xml:space="preserve"> </w:t>
+      </w:r>
+      <w:r>
+        <w:t xml:space="preserve">is one operational session — Gradient, Rotary, or</w:t>
+      </w:r>
+      <w:r>
+        <w:t xml:space="preserve"> </w:t>
+      </w:r>
+      <w:r>
+        <w:t xml:space="preserve">Passive — under a Job. Each run carries one or more</w:t>
+      </w:r>
+      <w:r>
+        <w:t xml:space="preserve"> </w:t>
+      </w:r>
+      <w:r>
+        <w:rPr>
+          <w:b/>
+          <w:bCs/>
+        </w:rPr>
+        <w:t xml:space="preserve">Logs</w:t>
+      </w:r>
+      <w:r>
+        <w:t xml:space="preserve"> </w:t>
+      </w:r>
+      <w:r>
+        <w:t xml:space="preserve">with</w:t>
+      </w:r>
+      <w:r>
+        <w:t xml:space="preserve"> </w:t>
+      </w:r>
+      <w:r>
+        <w:t xml:space="preserve">the captured shot data. Phase 1 surfaces the metadata CRUD plus</w:t>
+      </w:r>
+      <w:r>
+        <w:t xml:space="preserve"> </w:t>
+      </w:r>
+      <w:r>
+        <w:t xml:space="preserve">the run-lifecycle state machine (Planned → Active / Suspended /</w:t>
+      </w:r>
+      <w:r>
+        <w:t xml:space="preserve"> </w:t>
+      </w:r>
+      <w:r>
+        <w:t xml:space="preserve">Completed / Cancelled). Run-type-specific math integration</w:t>
+      </w:r>
+      <w:r>
+        <w:t xml:space="preserve"> </w:t>
+      </w:r>
+      <w:r>
+        <w:t xml:space="preserve">(Gradient processing, Rotary processing, etc.) lands in Phase 2;</w:t>
+      </w:r>
+      <w:r>
+        <w:t xml:space="preserve"> </w:t>
+      </w:r>
+      <w:r>
+        <w:t xml:space="preserve">Phase 1's job is to give you a clickable Run with a Type pill and</w:t>
+      </w:r>
+      <w:r>
+        <w:t xml:space="preserve"> </w:t>
+      </w:r>
+      <w:r>
+        <w:t xml:space="preserve">a place to attach Logs.</w:t>
+      </w:r>
+    </w:p>
+    <w:p>
+      <w:pPr>
+        <w:pStyle w:val="BodyText"/>
+      </w:pPr>
+      <w:r>
+        <w:t xml:space="preserve">Soft-delete works the same way as on Wells: clicking Delete sets</w:t>
+      </w:r>
+      <w:r>
+        <w:t xml:space="preserve"> </w:t>
+      </w:r>
+      <w:r>
+        <w:rPr>
+          <w:rStyle w:val="VerbatimChar"/>
+        </w:rPr>
+        <w:t xml:space="preserve">ArchivedAt</w:t>
+      </w:r>
+      <w:r>
+        <w:t xml:space="preserve"> </w:t>
+      </w:r>
+      <w:r>
+        <w:t xml:space="preserve">rather than removing the row. The run disappears</w:t>
+      </w:r>
+      <w:r>
+        <w:t xml:space="preserve"> </w:t>
+      </w:r>
+      <w:r>
+        <w:t xml:space="preserve">from the list but is restorable via a separate endpoint. See</w:t>
+      </w:r>
+      <w:r>
+        <w:t xml:space="preserve"> </w:t>
+      </w:r>
+      <w:r>
+        <w:rPr>
+          <w:rStyle w:val="VerbatimChar"/>
+        </w:rPr>
+        <w:t xml:space="preserve">ARC-RUN-*</w:t>
+      </w:r>
+      <w:r>
+        <w:t xml:space="preserve"> </w:t>
+      </w:r>
+      <w:r>
+        <w:t xml:space="preserve">below.</w:t>
+      </w:r>
+    </w:p>
+    <w:bookmarkEnd w:id="154"/>
+    <w:bookmarkStart w:id="155" w:name="list--create--detail--edit"/>
+    <w:p>
+      <w:pPr>
+        <w:pStyle w:val="Heading3"/>
+      </w:pPr>
+      <w:r>
+        <w:t xml:space="preserve">List + create + detail + edit</w:t>
       </w:r>
     </w:p>
     <w:tbl>
@@ -35232,18 +35635,86 @@
               <w:pStyle w:val="Compact"/>
             </w:pPr>
             <w:r>
-              <w:t xml:space="preserve">PERF-01</w:t>
-            </w:r>
-          </w:p>
-        </w:tc>
-        <w:tc>
-          <w:tcPr/>
-          <w:p>
-            <w:pPr>
-              <w:pStyle w:val="Compact"/>
-            </w:pPr>
-            <w:r>
-              <w:t xml:space="preserve">Every page loads in under ~3 s on the local dev rig.</w:t>
+              <w:t xml:space="preserve">RUN-01</w:t>
+            </w:r>
+          </w:p>
+        </w:tc>
+        <w:tc>
+          <w:tcPr/>
+          <w:p>
+            <w:pPr>
+              <w:pStyle w:val="Compact"/>
+            </w:pPr>
+            <w:r>
+              <w:t xml:space="preserve">Open a Job's detail page (e.g. PERMIAN</w:t>
+            </w:r>
+            <w:r>
+              <w:t xml:space="preserve"> </w:t>
+            </w:r>
+            <w:r>
+              <w:rPr>
+                <w:rStyle w:val="VerbatimChar"/>
+              </w:rPr>
+              <w:t xml:space="preserve">Crest-North-Pad</w:t>
+            </w:r>
+            <w:r>
+              <w:t xml:space="preserve">). The Data section now has two tiles:</w:t>
+            </w:r>
+            <w:r>
+              <w:t xml:space="preserve"> </w:t>
+            </w:r>
+            <w:r>
+              <w:rPr>
+                <w:b/>
+                <w:bCs/>
+              </w:rPr>
+              <w:t xml:space="preserve">Wells</w:t>
+            </w:r>
+            <w:r>
+              <w:t xml:space="preserve"> </w:t>
+            </w:r>
+            <w:r>
+              <w:t xml:space="preserve">and</w:t>
+            </w:r>
+            <w:r>
+              <w:t xml:space="preserve"> </w:t>
+            </w:r>
+            <w:r>
+              <w:rPr>
+                <w:b/>
+                <w:bCs/>
+              </w:rPr>
+              <w:t xml:space="preserve">Runs</w:t>
+            </w:r>
+            <w:r>
+              <w:t xml:space="preserve">. The Runs count is</w:t>
+            </w:r>
+            <w:r>
+              <w:t xml:space="preserve"> </w:t>
+            </w:r>
+            <w:r>
+              <w:rPr>
+                <w:rStyle w:val="VerbatimChar"/>
+              </w:rPr>
+              <w:t xml:space="preserve">00</w:t>
+            </w:r>
+            <w:r>
+              <w:t xml:space="preserve"> </w:t>
+            </w:r>
+            <w:r>
+              <w:t xml:space="preserve">on a freshly-seeded job. Click the Runs tile → lands at</w:t>
+            </w:r>
+            <w:r>
+              <w:t xml:space="preserve"> </w:t>
+            </w:r>
+            <w:r>
+              <w:rPr>
+                <w:rStyle w:val="VerbatimChar"/>
+              </w:rPr>
+              <w:t xml:space="preserve">/tenants/{code}/jobs/{guid}/runs</w:t>
+            </w:r>
+            <w:r>
+              <w:t xml:space="preserve">.</w:t>
             </w:r>
           </w:p>
         </w:tc>
@@ -35267,18 +35738,50 @@
               <w:pStyle w:val="Compact"/>
             </w:pPr>
             <w:r>
-              <w:t xml:space="preserve">PERF-02</w:t>
-            </w:r>
-          </w:p>
-        </w:tc>
-        <w:tc>
-          <w:tcPr/>
-          <w:p>
-            <w:pPr>
-              <w:pStyle w:val="Compact"/>
-            </w:pPr>
-            <w:r>
-              <w:t xml:space="preserve">Surveys grid for the largest seeded well opens in under ~3 s.</w:t>
+              <w:t xml:space="preserve">RUN-02</w:t>
+            </w:r>
+          </w:p>
+        </w:tc>
+        <w:tc>
+          <w:tcPr/>
+          <w:p>
+            <w:pPr>
+              <w:pStyle w:val="Compact"/>
+            </w:pPr>
+            <w:r>
+              <w:t xml:space="preserve">The Runs grid shows</w:t>
+            </w:r>
+            <w:r>
+              <w:t xml:space="preserve"> </w:t>
+            </w:r>
+            <w:r>
+              <w:rPr>
+                <w:b/>
+                <w:bCs/>
+              </w:rPr>
+              <w:t xml:space="preserve">+ New run</w:t>
+            </w:r>
+            <w:r>
+              <w:t xml:space="preserve"> </w:t>
+            </w:r>
+            <w:r>
+              <w:t xml:space="preserve">+</w:t>
+            </w:r>
+            <w:r>
+              <w:t xml:space="preserve"> </w:t>
+            </w:r>
+            <w:r>
+              <w:rPr>
+                <w:b/>
+                <w:bCs/>
+              </w:rPr>
+              <w:t xml:space="preserve">Back to job</w:t>
+            </w:r>
+            <w:r>
+              <w:t xml:space="preserve"> </w:t>
+            </w:r>
+            <w:r>
+              <w:t xml:space="preserve">buttons. Stat tiles count by run type (Gradient / Rotary / Passive).</w:t>
             </w:r>
           </w:p>
         </w:tc>
@@ -35302,18 +35805,66 @@
               <w:pStyle w:val="Compact"/>
             </w:pPr>
             <w:r>
-              <w:t xml:space="preserve">PERF-03</w:t>
-            </w:r>
-          </w:p>
-        </w:tc>
-        <w:tc>
-          <w:tcPr/>
-          <w:p>
-            <w:pPr>
-              <w:pStyle w:val="Compact"/>
-            </w:pPr>
-            <w:r>
-              <w:t xml:space="preserve">Multi-well plot for the 8-well pad renders in under ~5 s.</w:t>
+              <w:t xml:space="preserve">RUN-03</w:t>
+            </w:r>
+          </w:p>
+        </w:tc>
+        <w:tc>
+          <w:tcPr/>
+          <w:p>
+            <w:pPr>
+              <w:pStyle w:val="Compact"/>
+            </w:pPr>
+            <w:r>
+              <w:t xml:space="preserve">Click</w:t>
+            </w:r>
+            <w:r>
+              <w:t xml:space="preserve"> </w:t>
+            </w:r>
+            <w:r>
+              <w:rPr>
+                <w:b/>
+                <w:bCs/>
+              </w:rPr>
+              <w:t xml:space="preserve">+ New run</w:t>
+            </w:r>
+            <w:r>
+              <w:t xml:space="preserve"> </w:t>
+            </w:r>
+            <w:r>
+              <w:t xml:space="preserve">→ form fields: Name, Description, Run type (dropdown: Gradient / Rotary / Passive), Start MD, End MD, Start timestamp, End timestamp. Selecting Gradient reveals</w:t>
+            </w:r>
+            <w:r>
+              <w:t xml:space="preserve"> </w:t>
+            </w:r>
+            <w:r>
+              <w:rPr>
+                <w:b/>
+                <w:bCs/>
+              </w:rPr>
+              <w:t xml:space="preserve">Bridle length</w:t>
+            </w:r>
+            <w:r>
+              <w:t xml:space="preserve"> </w:t>
+            </w:r>
+            <w:r>
+              <w:t xml:space="preserve">and</w:t>
+            </w:r>
+            <w:r>
+              <w:t xml:space="preserve"> </w:t>
+            </w:r>
+            <w:r>
+              <w:rPr>
+                <w:b/>
+                <w:bCs/>
+              </w:rPr>
+              <w:t xml:space="preserve">Current injection</w:t>
+            </w:r>
+            <w:r>
+              <w:t xml:space="preserve"> </w:t>
+            </w:r>
+            <w:r>
+              <w:t xml:space="preserve">below; switching to Rotary or Passive hides them.</w:t>
             </w:r>
           </w:p>
         </w:tc>
@@ -35329,16 +35880,304 @@
           </w:p>
         </w:tc>
       </w:tr>
+      <w:tr>
+        <w:tc>
+          <w:tcPr/>
+          <w:p>
+            <w:pPr>
+              <w:pStyle w:val="Compact"/>
+            </w:pPr>
+            <w:r>
+              <w:t xml:space="preserve">RUN-04</w:t>
+            </w:r>
+          </w:p>
+        </w:tc>
+        <w:tc>
+          <w:tcPr/>
+          <w:p>
+            <w:pPr>
+              <w:pStyle w:val="Compact"/>
+            </w:pPr>
+            <w:r>
+              <w:t xml:space="preserve">Submit a valid Gradient run → redirects to the run's detail page. Status pill reads</w:t>
+            </w:r>
+            <w:r>
+              <w:t xml:space="preserve"> </w:t>
+            </w:r>
+            <w:r>
+              <w:rPr>
+                <w:rStyle w:val="VerbatimChar"/>
+              </w:rPr>
+              <w:t xml:space="preserve">Planned</w:t>
+            </w:r>
+            <w:r>
+              <w:t xml:space="preserve">; type pill reads</w:t>
+            </w:r>
+            <w:r>
+              <w:t xml:space="preserve"> </w:t>
+            </w:r>
+            <w:r>
+              <w:rPr>
+                <w:rStyle w:val="VerbatimChar"/>
+              </w:rPr>
+              <w:t xml:space="preserve">Gradient</w:t>
+            </w:r>
+            <w:r>
+              <w:t xml:space="preserve">. Bridle length and current injection are listed in the detail grid.</w:t>
+            </w:r>
+          </w:p>
+        </w:tc>
+        <w:tc>
+          <w:tcPr/>
+          <w:p>
+            <w:pPr>
+              <w:pStyle w:val="Compact"/>
+            </w:pPr>
+            <w:r>
+              <w:t xml:space="preserve">[ ]</w:t>
+            </w:r>
+          </w:p>
+        </w:tc>
+      </w:tr>
+      <w:tr>
+        <w:tc>
+          <w:tcPr/>
+          <w:p>
+            <w:pPr>
+              <w:pStyle w:val="Compact"/>
+            </w:pPr>
+            <w:r>
+              <w:t xml:space="preserve">RUN-05</w:t>
+            </w:r>
+          </w:p>
+        </w:tc>
+        <w:tc>
+          <w:tcPr/>
+          <w:p>
+            <w:pPr>
+              <w:pStyle w:val="Compact"/>
+            </w:pPr>
+            <w:r>
+              <w:t xml:space="preserve">Create a Rotary run with Name, Desc, Start MD, End MD, no extra fields → redirects to detail. Type pill reads</w:t>
+            </w:r>
+            <w:r>
+              <w:t xml:space="preserve"> </w:t>
+            </w:r>
+            <w:r>
+              <w:rPr>
+                <w:rStyle w:val="VerbatimChar"/>
+              </w:rPr>
+              <w:t xml:space="preserve">Rotary</w:t>
+            </w:r>
+            <w:r>
+              <w:t xml:space="preserve">. Bridle / Current rows are absent (Gradient-only).</w:t>
+            </w:r>
+          </w:p>
+        </w:tc>
+        <w:tc>
+          <w:tcPr/>
+          <w:p>
+            <w:pPr>
+              <w:pStyle w:val="Compact"/>
+            </w:pPr>
+            <w:r>
+              <w:t xml:space="preserve">[ ]</w:t>
+            </w:r>
+          </w:p>
+        </w:tc>
+      </w:tr>
+      <w:tr>
+        <w:tc>
+          <w:tcPr/>
+          <w:p>
+            <w:pPr>
+              <w:pStyle w:val="Compact"/>
+            </w:pPr>
+            <w:r>
+              <w:t xml:space="preserve">RUN-06</w:t>
+            </w:r>
+          </w:p>
+        </w:tc>
+        <w:tc>
+          <w:tcPr/>
+          <w:p>
+            <w:pPr>
+              <w:pStyle w:val="Compact"/>
+            </w:pPr>
+            <w:r>
+              <w:t xml:space="preserve">Submit empty form → ValidationSummary shows required-field errors for Name, Description, Run type, Start MD, End MD. Nothing is saved.</w:t>
+            </w:r>
+          </w:p>
+        </w:tc>
+        <w:tc>
+          <w:tcPr/>
+          <w:p>
+            <w:pPr>
+              <w:pStyle w:val="Compact"/>
+            </w:pPr>
+            <w:r>
+              <w:t xml:space="preserve">[ ]</w:t>
+            </w:r>
+          </w:p>
+        </w:tc>
+      </w:tr>
+      <w:tr>
+        <w:tc>
+          <w:tcPr/>
+          <w:p>
+            <w:pPr>
+              <w:pStyle w:val="Compact"/>
+            </w:pPr>
+            <w:r>
+              <w:t xml:space="preserve">RUN-07</w:t>
+            </w:r>
+          </w:p>
+        </w:tc>
+        <w:tc>
+          <w:tcPr/>
+          <w:p>
+            <w:pPr>
+              <w:pStyle w:val="Compact"/>
+            </w:pPr>
+            <w:r>
+              <w:t xml:space="preserve">Click</w:t>
+            </w:r>
+            <w:r>
+              <w:t xml:space="preserve"> </w:t>
+            </w:r>
+            <w:r>
+              <w:rPr>
+                <w:b/>
+                <w:bCs/>
+              </w:rPr>
+              <w:t xml:space="preserve">Edit</w:t>
+            </w:r>
+            <w:r>
+              <w:t xml:space="preserve"> </w:t>
+            </w:r>
+            <w:r>
+              <w:t xml:space="preserve">on a run's detail page → form pre-fills with current values. Type field is read-only ("Type is fixed at create time"). Change Description → Save → returns to detail with new value.</w:t>
+            </w:r>
+          </w:p>
+        </w:tc>
+        <w:tc>
+          <w:tcPr/>
+          <w:p>
+            <w:pPr>
+              <w:pStyle w:val="Compact"/>
+            </w:pPr>
+            <w:r>
+              <w:t xml:space="preserve">[ ]</w:t>
+            </w:r>
+          </w:p>
+        </w:tc>
+      </w:tr>
+      <w:tr>
+        <w:tc>
+          <w:tcPr/>
+          <w:p>
+            <w:pPr>
+              <w:pStyle w:val="Compact"/>
+            </w:pPr>
+            <w:r>
+              <w:t xml:space="preserve">RUN-08</w:t>
+            </w:r>
+          </w:p>
+        </w:tc>
+        <w:tc>
+          <w:tcPr/>
+          <w:p>
+            <w:pPr>
+              <w:pStyle w:val="Compact"/>
+            </w:pPr>
+            <w:r>
+              <w:t xml:space="preserve">The detail page's Logs tile shows the count</w:t>
+            </w:r>
+            <w:r>
+              <w:t xml:space="preserve"> </w:t>
+            </w:r>
+            <w:r>
+              <w:rPr>
+                <w:rStyle w:val="VerbatimChar"/>
+              </w:rPr>
+              <w:t xml:space="preserve">(00)</w:t>
+            </w:r>
+            <w:r>
+              <w:t xml:space="preserve"> </w:t>
+            </w:r>
+            <w:r>
+              <w:t xml:space="preserve">initially; clicking it lands at</w:t>
+            </w:r>
+            <w:r>
+              <w:t xml:space="preserve"> </w:t>
+            </w:r>
+            <w:r>
+              <w:rPr>
+                <w:rStyle w:val="VerbatimChar"/>
+              </w:rPr>
+              <w:t xml:space="preserve">/tenants/{code}/jobs/{guid}/runs/{guid}/logs</w:t>
+            </w:r>
+            <w:r>
+              <w:t xml:space="preserve">.</w:t>
+            </w:r>
+          </w:p>
+        </w:tc>
+        <w:tc>
+          <w:tcPr/>
+          <w:p>
+            <w:pPr>
+              <w:pStyle w:val="Compact"/>
+            </w:pPr>
+            <w:r>
+              <w:t xml:space="preserve">[ ]</w:t>
+            </w:r>
+          </w:p>
+        </w:tc>
+      </w:tr>
+      <w:tr>
+        <w:tc>
+          <w:tcPr/>
+          <w:p>
+            <w:pPr>
+              <w:pStyle w:val="Compact"/>
+            </w:pPr>
+            <w:r>
+              <w:t xml:space="preserve">RUN-09</w:t>
+            </w:r>
+          </w:p>
+        </w:tc>
+        <w:tc>
+          <w:tcPr/>
+          <w:p>
+            <w:pPr>
+              <w:pStyle w:val="Compact"/>
+            </w:pPr>
+            <w:r>
+              <w:t xml:space="preserve">The detail page has a "Recent changes" tile (audit history) — same shape as Job/Well detail pages.</w:t>
+            </w:r>
+          </w:p>
+        </w:tc>
+        <w:tc>
+          <w:tcPr/>
+          <w:p>
+            <w:pPr>
+              <w:pStyle w:val="Compact"/>
+            </w:pPr>
+            <w:r>
+              <w:t xml:space="preserve">[ ]</w:t>
+            </w:r>
+          </w:p>
+        </w:tc>
+      </w:tr>
     </w:tbl>
-    <w:bookmarkEnd w:id="154"/>
     <w:bookmarkEnd w:id="155"/>
-    <w:bookmarkStart w:id="167" w:name="X75efe8ae0672323c4439a08946eaa80722c7b5c"/>
-    <w:p>
-      <w:pPr>
-        <w:pStyle w:val="Heading1"/>
-      </w:pPr>
-      <w:r>
-        <w:t xml:space="preserve">27. Visual baselines</w:t>
+    <w:bookmarkStart w:id="156" w:name="lifecycle"/>
+    <w:p>
+      <w:pPr>
+        <w:pStyle w:val="Heading3"/>
+      </w:pPr>
+      <w:r>
+        <w:t xml:space="preserve">Lifecycle</w:t>
       </w:r>
     </w:p>
     <w:p>
@@ -35346,13 +36185,843 @@
         <w:pStyle w:val="FirstParagraph"/>
       </w:pPr>
       <w:r>
-        <w:t xml:space="preserve">Use this section to validate the screenshots you capture. Each plot</w:t>
-      </w:r>
-      <w:r>
-        <w:t xml:space="preserve"> </w:t>
-      </w:r>
-      <w:r>
-        <w:t xml:space="preserve">has a</w:t>
+        <w:t xml:space="preserve">The lifecycle is richer than Jobs because runs are operational:</w:t>
+      </w:r>
+      <w:r>
+        <w:t xml:space="preserve"> </w:t>
+      </w:r>
+      <w:r>
+        <w:t xml:space="preserve">Planned → Active (Start) → Suspended (Suspend) ↔ Active (Resume) →</w:t>
+      </w:r>
+      <w:r>
+        <w:t xml:space="preserve"> </w:t>
+      </w:r>
+      <w:r>
+        <w:t xml:space="preserve">Completed (Complete) or Cancelled (Cancel). Cancelled and</w:t>
+      </w:r>
+      <w:r>
+        <w:t xml:space="preserve"> </w:t>
+      </w:r>
+      <w:r>
+        <w:t xml:space="preserve">Completed are terminal; soft-archive separately if you want them</w:t>
+      </w:r>
+      <w:r>
+        <w:t xml:space="preserve"> </w:t>
+      </w:r>
+      <w:r>
+        <w:t xml:space="preserve">out of the list.</w:t>
+      </w:r>
+    </w:p>
+    <w:tbl>
+      <w:tblPr>
+        <w:tblStyle w:val="Table"/>
+        <w:tblW w:type="auto" w:w="0"/>
+        <w:tblLook w:firstRow="1" w:lastRow="0" w:firstColumn="0" w:lastColumn="0" w:noHBand="0" w:noVBand="0" w:val="0020"/>
+      </w:tblPr>
+      <w:tblGrid>
+        <w:gridCol w:w="2640"/>
+        <w:gridCol w:w="2640"/>
+        <w:gridCol w:w="2640"/>
+      </w:tblGrid>
+      <w:tr>
+        <w:trPr>
+          <w:tblHeader w:val="on"/>
+        </w:trPr>
+        <w:tc>
+          <w:tcPr/>
+          <w:p>
+            <w:pPr>
+              <w:pStyle w:val="Compact"/>
+            </w:pPr>
+            <w:r>
+              <w:t xml:space="preserve">ID</w:t>
+            </w:r>
+          </w:p>
+        </w:tc>
+        <w:tc>
+          <w:tcPr/>
+          <w:p>
+            <w:pPr>
+              <w:pStyle w:val="Compact"/>
+            </w:pPr>
+            <w:r>
+              <w:t xml:space="preserve">Test</w:t>
+            </w:r>
+          </w:p>
+        </w:tc>
+        <w:tc>
+          <w:tcPr/>
+          <w:p>
+            <w:pPr>
+              <w:pStyle w:val="Compact"/>
+            </w:pPr>
+            <w:r>
+              <w:t xml:space="preserve">Pass</w:t>
+            </w:r>
+          </w:p>
+        </w:tc>
+      </w:tr>
+      <w:tr>
+        <w:tc>
+          <w:tcPr/>
+          <w:p>
+            <w:pPr>
+              <w:pStyle w:val="Compact"/>
+            </w:pPr>
+            <w:r>
+              <w:t xml:space="preserve">RUN-20</w:t>
+            </w:r>
+          </w:p>
+        </w:tc>
+        <w:tc>
+          <w:tcPr/>
+          <w:p>
+            <w:pPr>
+              <w:pStyle w:val="Compact"/>
+            </w:pPr>
+            <w:r>
+              <w:t xml:space="preserve">On a Planned run, the detail page shows two lifecycle buttons:</w:t>
+            </w:r>
+            <w:r>
+              <w:t xml:space="preserve"> </w:t>
+            </w:r>
+            <w:r>
+              <w:rPr>
+                <w:b/>
+                <w:bCs/>
+              </w:rPr>
+              <w:t xml:space="preserve">Start</w:t>
+            </w:r>
+            <w:r>
+              <w:t xml:space="preserve"> </w:t>
+            </w:r>
+            <w:r>
+              <w:t xml:space="preserve">(primary) and</w:t>
+            </w:r>
+            <w:r>
+              <w:t xml:space="preserve"> </w:t>
+            </w:r>
+            <w:r>
+              <w:rPr>
+                <w:b/>
+                <w:bCs/>
+              </w:rPr>
+              <w:t xml:space="preserve">Cancel</w:t>
+            </w:r>
+            <w:r>
+              <w:t xml:space="preserve">. Click</w:t>
+            </w:r>
+            <w:r>
+              <w:t xml:space="preserve"> </w:t>
+            </w:r>
+            <w:r>
+              <w:rPr>
+                <w:b/>
+                <w:bCs/>
+              </w:rPr>
+              <w:t xml:space="preserve">Start</w:t>
+            </w:r>
+            <w:r>
+              <w:t xml:space="preserve"> </w:t>
+            </w:r>
+            <w:r>
+              <w:t xml:space="preserve">→ status flips to Active; the buttons morph to</w:t>
+            </w:r>
+            <w:r>
+              <w:t xml:space="preserve"> </w:t>
+            </w:r>
+            <w:r>
+              <w:rPr>
+                <w:b/>
+                <w:bCs/>
+              </w:rPr>
+              <w:t xml:space="preserve">Suspend</w:t>
+            </w:r>
+            <w:r>
+              <w:t xml:space="preserve">,</w:t>
+            </w:r>
+            <w:r>
+              <w:t xml:space="preserve"> </w:t>
+            </w:r>
+            <w:r>
+              <w:rPr>
+                <w:b/>
+                <w:bCs/>
+              </w:rPr>
+              <w:t xml:space="preserve">Complete</w:t>
+            </w:r>
+            <w:r>
+              <w:t xml:space="preserve">,</w:t>
+            </w:r>
+            <w:r>
+              <w:t xml:space="preserve"> </w:t>
+            </w:r>
+            <w:r>
+              <w:rPr>
+                <w:b/>
+                <w:bCs/>
+              </w:rPr>
+              <w:t xml:space="preserve">Cancel</w:t>
+            </w:r>
+            <w:r>
+              <w:t xml:space="preserve">.</w:t>
+            </w:r>
+          </w:p>
+        </w:tc>
+        <w:tc>
+          <w:tcPr/>
+          <w:p>
+            <w:pPr>
+              <w:pStyle w:val="Compact"/>
+            </w:pPr>
+            <w:r>
+              <w:t xml:space="preserve">[ ]</w:t>
+            </w:r>
+          </w:p>
+        </w:tc>
+      </w:tr>
+      <w:tr>
+        <w:tc>
+          <w:tcPr/>
+          <w:p>
+            <w:pPr>
+              <w:pStyle w:val="Compact"/>
+            </w:pPr>
+            <w:r>
+              <w:t xml:space="preserve">RUN-21</w:t>
+            </w:r>
+          </w:p>
+        </w:tc>
+        <w:tc>
+          <w:tcPr/>
+          <w:p>
+            <w:pPr>
+              <w:pStyle w:val="Compact"/>
+            </w:pPr>
+            <w:r>
+              <w:t xml:space="preserve">On an Active run, click</w:t>
+            </w:r>
+            <w:r>
+              <w:t xml:space="preserve"> </w:t>
+            </w:r>
+            <w:r>
+              <w:rPr>
+                <w:b/>
+                <w:bCs/>
+              </w:rPr>
+              <w:t xml:space="preserve">Suspend</w:t>
+            </w:r>
+            <w:r>
+              <w:t xml:space="preserve"> </w:t>
+            </w:r>
+            <w:r>
+              <w:t xml:space="preserve">→ status flips to Suspended; buttons morph to</w:t>
+            </w:r>
+            <w:r>
+              <w:t xml:space="preserve"> </w:t>
+            </w:r>
+            <w:r>
+              <w:rPr>
+                <w:b/>
+                <w:bCs/>
+              </w:rPr>
+              <w:t xml:space="preserve">Start</w:t>
+            </w:r>
+            <w:r>
+              <w:t xml:space="preserve"> </w:t>
+            </w:r>
+            <w:r>
+              <w:t xml:space="preserve">(resume) and</w:t>
+            </w:r>
+            <w:r>
+              <w:t xml:space="preserve"> </w:t>
+            </w:r>
+            <w:r>
+              <w:rPr>
+                <w:b/>
+                <w:bCs/>
+              </w:rPr>
+              <w:t xml:space="preserve">Cancel</w:t>
+            </w:r>
+            <w:r>
+              <w:t xml:space="preserve">. Click</w:t>
+            </w:r>
+            <w:r>
+              <w:t xml:space="preserve"> </w:t>
+            </w:r>
+            <w:r>
+              <w:rPr>
+                <w:b/>
+                <w:bCs/>
+              </w:rPr>
+              <w:t xml:space="preserve">Start</w:t>
+            </w:r>
+            <w:r>
+              <w:t xml:space="preserve"> </w:t>
+            </w:r>
+            <w:r>
+              <w:t xml:space="preserve">→ back to Active.</w:t>
+            </w:r>
+          </w:p>
+        </w:tc>
+        <w:tc>
+          <w:tcPr/>
+          <w:p>
+            <w:pPr>
+              <w:pStyle w:val="Compact"/>
+            </w:pPr>
+            <w:r>
+              <w:t xml:space="preserve">[ ]</w:t>
+            </w:r>
+          </w:p>
+        </w:tc>
+      </w:tr>
+      <w:tr>
+        <w:tc>
+          <w:tcPr/>
+          <w:p>
+            <w:pPr>
+              <w:pStyle w:val="Compact"/>
+            </w:pPr>
+            <w:r>
+              <w:t xml:space="preserve">RUN-22</w:t>
+            </w:r>
+          </w:p>
+        </w:tc>
+        <w:tc>
+          <w:tcPr/>
+          <w:p>
+            <w:pPr>
+              <w:pStyle w:val="Compact"/>
+            </w:pPr>
+            <w:r>
+              <w:t xml:space="preserve">On an Active run, click</w:t>
+            </w:r>
+            <w:r>
+              <w:t xml:space="preserve"> </w:t>
+            </w:r>
+            <w:r>
+              <w:rPr>
+                <w:b/>
+                <w:bCs/>
+              </w:rPr>
+              <w:t xml:space="preserve">Complete</w:t>
+            </w:r>
+            <w:r>
+              <w:t xml:space="preserve"> </w:t>
+            </w:r>
+            <w:r>
+              <w:t xml:space="preserve">→ JS confirm → status flips to Completed; lifecycle buttons disappear; Edit button is hidden ("Runs in Completed status are read-only").</w:t>
+            </w:r>
+          </w:p>
+        </w:tc>
+        <w:tc>
+          <w:tcPr/>
+          <w:p>
+            <w:pPr>
+              <w:pStyle w:val="Compact"/>
+            </w:pPr>
+            <w:r>
+              <w:t xml:space="preserve">[ ]</w:t>
+            </w:r>
+          </w:p>
+        </w:tc>
+      </w:tr>
+      <w:tr>
+        <w:tc>
+          <w:tcPr/>
+          <w:p>
+            <w:pPr>
+              <w:pStyle w:val="Compact"/>
+            </w:pPr>
+            <w:r>
+              <w:t xml:space="preserve">RUN-23</w:t>
+            </w:r>
+          </w:p>
+        </w:tc>
+        <w:tc>
+          <w:tcPr/>
+          <w:p>
+            <w:pPr>
+              <w:pStyle w:val="Compact"/>
+            </w:pPr>
+            <w:r>
+              <w:t xml:space="preserve">Try to edit a Completed run by URL (</w:t>
+            </w:r>
+            <w:r>
+              <w:rPr>
+                <w:rStyle w:val="VerbatimChar"/>
+              </w:rPr>
+              <w:t xml:space="preserve">/runs/{guid}/edit</w:t>
+            </w:r>
+            <w:r>
+              <w:t xml:space="preserve">) — server returns 409 Conflict with the read-only message. The edit form (if it loaded) shows the alert banner.</w:t>
+            </w:r>
+          </w:p>
+        </w:tc>
+        <w:tc>
+          <w:tcPr/>
+          <w:p>
+            <w:pPr>
+              <w:pStyle w:val="Compact"/>
+            </w:pPr>
+            <w:r>
+              <w:t xml:space="preserve">[ ]</w:t>
+            </w:r>
+          </w:p>
+        </w:tc>
+      </w:tr>
+      <w:tr>
+        <w:tc>
+          <w:tcPr/>
+          <w:p>
+            <w:pPr>
+              <w:pStyle w:val="Compact"/>
+            </w:pPr>
+            <w:r>
+              <w:t xml:space="preserve">RUN-24</w:t>
+            </w:r>
+          </w:p>
+        </w:tc>
+        <w:tc>
+          <w:tcPr/>
+          <w:p>
+            <w:pPr>
+              <w:pStyle w:val="Compact"/>
+            </w:pPr>
+            <w:r>
+              <w:t xml:space="preserve">On any non-terminal run, click</w:t>
+            </w:r>
+            <w:r>
+              <w:t xml:space="preserve"> </w:t>
+            </w:r>
+            <w:r>
+              <w:rPr>
+                <w:b/>
+                <w:bCs/>
+              </w:rPr>
+              <w:t xml:space="preserve">Cancel</w:t>
+            </w:r>
+            <w:r>
+              <w:t xml:space="preserve"> </w:t>
+            </w:r>
+            <w:r>
+              <w:t xml:space="preserve">→ JS confirm → status flips to Cancelled; lifecycle buttons disappear; Edit button hidden. Same read-only behaviour as Completed.</w:t>
+            </w:r>
+          </w:p>
+        </w:tc>
+        <w:tc>
+          <w:tcPr/>
+          <w:p>
+            <w:pPr>
+              <w:pStyle w:val="Compact"/>
+            </w:pPr>
+            <w:r>
+              <w:t xml:space="preserve">[ ]</w:t>
+            </w:r>
+          </w:p>
+        </w:tc>
+      </w:tr>
+      <w:tr>
+        <w:tc>
+          <w:tcPr/>
+          <w:p>
+            <w:pPr>
+              <w:pStyle w:val="Compact"/>
+            </w:pPr>
+            <w:r>
+              <w:t xml:space="preserve">RUN-25</w:t>
+            </w:r>
+          </w:p>
+        </w:tc>
+        <w:tc>
+          <w:tcPr/>
+          <w:p>
+            <w:pPr>
+              <w:pStyle w:val="Compact"/>
+            </w:pPr>
+            <w:r>
+              <w:t xml:space="preserve">A re-click of</w:t>
+            </w:r>
+            <w:r>
+              <w:t xml:space="preserve"> </w:t>
+            </w:r>
+            <w:r>
+              <w:rPr>
+                <w:b/>
+                <w:bCs/>
+              </w:rPr>
+              <w:t xml:space="preserve">Start</w:t>
+            </w:r>
+            <w:r>
+              <w:t xml:space="preserve"> </w:t>
+            </w:r>
+            <w:r>
+              <w:t xml:space="preserve">on an already-Active run is idempotent (returns 204; page reloads showing Active). No 409.</w:t>
+            </w:r>
+          </w:p>
+        </w:tc>
+        <w:tc>
+          <w:tcPr/>
+          <w:p>
+            <w:pPr>
+              <w:pStyle w:val="Compact"/>
+            </w:pPr>
+            <w:r>
+              <w:t xml:space="preserve">[ ]</w:t>
+            </w:r>
+          </w:p>
+        </w:tc>
+      </w:tr>
+    </w:tbl>
+    <w:bookmarkEnd w:id="156"/>
+    <w:bookmarkStart w:id="157" w:name="soft-delete-arc-run-"/>
+    <w:p>
+      <w:pPr>
+        <w:pStyle w:val="Heading3"/>
+      </w:pPr>
+      <w:r>
+        <w:t xml:space="preserve">Soft-delete (ARC-RUN-*)</w:t>
+      </w:r>
+    </w:p>
+    <w:tbl>
+      <w:tblPr>
+        <w:tblStyle w:val="Table"/>
+        <w:tblW w:type="auto" w:w="0"/>
+        <w:tblLook w:firstRow="1" w:lastRow="0" w:firstColumn="0" w:lastColumn="0" w:noHBand="0" w:noVBand="0" w:val="0020"/>
+      </w:tblPr>
+      <w:tblGrid>
+        <w:gridCol w:w="2640"/>
+        <w:gridCol w:w="2640"/>
+        <w:gridCol w:w="2640"/>
+      </w:tblGrid>
+      <w:tr>
+        <w:trPr>
+          <w:tblHeader w:val="on"/>
+        </w:trPr>
+        <w:tc>
+          <w:tcPr/>
+          <w:p>
+            <w:pPr>
+              <w:pStyle w:val="Compact"/>
+            </w:pPr>
+            <w:r>
+              <w:t xml:space="preserve">ID</w:t>
+            </w:r>
+          </w:p>
+        </w:tc>
+        <w:tc>
+          <w:tcPr/>
+          <w:p>
+            <w:pPr>
+              <w:pStyle w:val="Compact"/>
+            </w:pPr>
+            <w:r>
+              <w:t xml:space="preserve">Test</w:t>
+            </w:r>
+          </w:p>
+        </w:tc>
+        <w:tc>
+          <w:tcPr/>
+          <w:p>
+            <w:pPr>
+              <w:pStyle w:val="Compact"/>
+            </w:pPr>
+            <w:r>
+              <w:t xml:space="preserve">Pass</w:t>
+            </w:r>
+          </w:p>
+        </w:tc>
+      </w:tr>
+      <w:tr>
+        <w:tc>
+          <w:tcPr/>
+          <w:p>
+            <w:pPr>
+              <w:pStyle w:val="Compact"/>
+            </w:pPr>
+            <w:r>
+              <w:t xml:space="preserve">ARC-RUN-01</w:t>
+            </w:r>
+          </w:p>
+        </w:tc>
+        <w:tc>
+          <w:tcPr/>
+          <w:p>
+            <w:pPr>
+              <w:pStyle w:val="Compact"/>
+            </w:pPr>
+            <w:r>
+              <w:t xml:space="preserve">Pick any run (Planned, Active, Suspended — terminal states are also fine). Issue</w:t>
+            </w:r>
+            <w:r>
+              <w:t xml:space="preserve"> </w:t>
+            </w:r>
+            <w:r>
+              <w:rPr>
+                <w:rStyle w:val="VerbatimChar"/>
+              </w:rPr>
+              <w:t xml:space="preserve">DELETE /tenants/.../runs/{guid}</w:t>
+            </w:r>
+            <w:r>
+              <w:t xml:space="preserve"> </w:t>
+            </w:r>
+            <w:r>
+              <w:t xml:space="preserve">(DevTools /</w:t>
+            </w:r>
+            <w:r>
+              <w:t xml:space="preserve"> </w:t>
+            </w:r>
+            <w:r>
+              <w:rPr>
+                <w:rStyle w:val="VerbatimChar"/>
+              </w:rPr>
+              <w:t xml:space="preserve">fetch</w:t>
+            </w:r>
+            <w:r>
+              <w:t xml:space="preserve">) → 204. The run disappears from the runs list.</w:t>
+            </w:r>
+          </w:p>
+        </w:tc>
+        <w:tc>
+          <w:tcPr/>
+          <w:p>
+            <w:pPr>
+              <w:pStyle w:val="Compact"/>
+            </w:pPr>
+            <w:r>
+              <w:t xml:space="preserve">[ ]</w:t>
+            </w:r>
+          </w:p>
+        </w:tc>
+      </w:tr>
+      <w:tr>
+        <w:tc>
+          <w:tcPr/>
+          <w:p>
+            <w:pPr>
+              <w:pStyle w:val="Compact"/>
+            </w:pPr>
+            <w:r>
+              <w:t xml:space="preserve">ARC-RUN-02</w:t>
+            </w:r>
+          </w:p>
+        </w:tc>
+        <w:tc>
+          <w:tcPr/>
+          <w:p>
+            <w:pPr>
+              <w:pStyle w:val="Compact"/>
+            </w:pPr>
+            <w:r>
+              <w:t xml:space="preserve">Hit</w:t>
+            </w:r>
+            <w:r>
+              <w:t xml:space="preserve"> </w:t>
+            </w:r>
+            <w:r>
+              <w:rPr>
+                <w:rStyle w:val="VerbatimChar"/>
+              </w:rPr>
+              <w:t xml:space="preserve">GET .../runs/archived</w:t>
+            </w:r>
+            <w:r>
+              <w:t xml:space="preserve"> </w:t>
+            </w:r>
+            <w:r>
+              <w:t xml:space="preserve">(browser, authenticated) → the run from ARC-RUN-01 appears with its previous lifecycle status intact.</w:t>
+            </w:r>
+          </w:p>
+        </w:tc>
+        <w:tc>
+          <w:tcPr/>
+          <w:p>
+            <w:pPr>
+              <w:pStyle w:val="Compact"/>
+            </w:pPr>
+            <w:r>
+              <w:t xml:space="preserve">[ ]</w:t>
+            </w:r>
+          </w:p>
+        </w:tc>
+      </w:tr>
+      <w:tr>
+        <w:tc>
+          <w:tcPr/>
+          <w:p>
+            <w:pPr>
+              <w:pStyle w:val="Compact"/>
+            </w:pPr>
+            <w:r>
+              <w:t xml:space="preserve">ARC-RUN-03</w:t>
+            </w:r>
+          </w:p>
+        </w:tc>
+        <w:tc>
+          <w:tcPr/>
+          <w:p>
+            <w:pPr>
+              <w:pStyle w:val="Compact"/>
+            </w:pPr>
+            <w:r>
+              <w:t xml:space="preserve">Hit</w:t>
+            </w:r>
+            <w:r>
+              <w:t xml:space="preserve"> </w:t>
+            </w:r>
+            <w:r>
+              <w:rPr>
+                <w:rStyle w:val="VerbatimChar"/>
+              </w:rPr>
+              <w:t xml:space="preserve">POST .../runs/{guid}/restore</w:t>
+            </w:r>
+            <w:r>
+              <w:t xml:space="preserve"> </w:t>
+            </w:r>
+            <w:r>
+              <w:t xml:space="preserve">→ 204. The run reappears in the active list with the same status it had when archived (e.g.</w:t>
+            </w:r>
+            <w:r>
+              <w:t xml:space="preserve"> </w:t>
+            </w:r>
+            <w:r>
+              <w:rPr>
+                <w:rStyle w:val="VerbatimChar"/>
+              </w:rPr>
+              <w:t xml:space="preserve">Suspended</w:t>
+            </w:r>
+            <w:r>
+              <w:t xml:space="preserve"> </w:t>
+            </w:r>
+            <w:r>
+              <w:t xml:space="preserve">runs come back Suspended, not reset to Planned).</w:t>
+            </w:r>
+          </w:p>
+        </w:tc>
+        <w:tc>
+          <w:tcPr/>
+          <w:p>
+            <w:pPr>
+              <w:pStyle w:val="Compact"/>
+            </w:pPr>
+            <w:r>
+              <w:t xml:space="preserve">[ ]</w:t>
+            </w:r>
+          </w:p>
+        </w:tc>
+      </w:tr>
+      <w:tr>
+        <w:tc>
+          <w:tcPr/>
+          <w:p>
+            <w:pPr>
+              <w:pStyle w:val="Compact"/>
+            </w:pPr>
+            <w:r>
+              <w:t xml:space="preserve">ARC-RUN-04</w:t>
+            </w:r>
+          </w:p>
+        </w:tc>
+        <w:tc>
+          <w:tcPr/>
+          <w:p>
+            <w:pPr>
+              <w:pStyle w:val="Compact"/>
+            </w:pPr>
+            <w:r>
+              <w:t xml:space="preserve">Restore an already-active run (no prior archive) → 204 (idempotent).</w:t>
+            </w:r>
+          </w:p>
+        </w:tc>
+        <w:tc>
+          <w:tcPr/>
+          <w:p>
+            <w:pPr>
+              <w:pStyle w:val="Compact"/>
+            </w:pPr>
+            <w:r>
+              <w:t xml:space="preserve">[ ]</w:t>
+            </w:r>
+          </w:p>
+        </w:tc>
+      </w:tr>
+      <w:tr>
+        <w:tc>
+          <w:tcPr/>
+          <w:p>
+            <w:pPr>
+              <w:pStyle w:val="Compact"/>
+            </w:pPr>
+            <w:r>
+              <w:t xml:space="preserve">ARC-RUN-05</w:t>
+            </w:r>
+          </w:p>
+        </w:tc>
+        <w:tc>
+          <w:tcPr/>
+          <w:p>
+            <w:pPr>
+              <w:pStyle w:val="Compact"/>
+            </w:pPr>
+            <w:r>
+              <w:t xml:space="preserve">After deleting a run, attempting</w:t>
+            </w:r>
+            <w:r>
+              <w:t xml:space="preserve"> </w:t>
+            </w:r>
+            <w:r>
+              <w:rPr>
+                <w:rStyle w:val="VerbatimChar"/>
+              </w:rPr>
+              <w:t xml:space="preserve">DELETE .../runs/{guid}</w:t>
+            </w:r>
+            <w:r>
+              <w:t xml:space="preserve"> </w:t>
+            </w:r>
+            <w:r>
+              <w:t xml:space="preserve">again returns 404 (filter hides archived rows from the controller's lookup).</w:t>
+            </w:r>
+          </w:p>
+        </w:tc>
+        <w:tc>
+          <w:tcPr/>
+          <w:p>
+            <w:pPr>
+              <w:pStyle w:val="Compact"/>
+            </w:pPr>
+            <w:r>
+              <w:t xml:space="preserve">[ ]</w:t>
+            </w:r>
+          </w:p>
+        </w:tc>
+      </w:tr>
+    </w:tbl>
+    <w:bookmarkEnd w:id="157"/>
+    <w:bookmarkEnd w:id="158"/>
+    <w:bookmarkStart w:id="161" w:name="logs-phase-1"/>
+    <w:p>
+      <w:pPr>
+        <w:pStyle w:val="Heading2"/>
+      </w:pPr>
+      <w:r>
+        <w:t xml:space="preserve">Logs (Phase 1)</w:t>
+      </w:r>
+    </w:p>
+    <w:bookmarkStart w:id="159" w:name="what-youre-testing-26"/>
+    <w:p>
+      <w:pPr>
+        <w:pStyle w:val="Heading3"/>
+      </w:pPr>
+      <w:r>
+        <w:t xml:space="preserve">What you're testing</w:t>
+      </w:r>
+    </w:p>
+    <w:p>
+      <w:pPr>
+        <w:pStyle w:val="FirstParagraph"/>
+      </w:pPr>
+      <w:r>
+        <w:t xml:space="preserve">A</w:t>
       </w:r>
       <w:r>
         <w:t xml:space="preserve"> </w:t>
@@ -35362,6 +37031,758 @@
           <w:b/>
           <w:bCs/>
         </w:rPr>
+        <w:t xml:space="preserve">Log</w:t>
+      </w:r>
+      <w:r>
+        <w:t xml:space="preserve"> </w:t>
+      </w:r>
+      <w:r>
+        <w:t xml:space="preserve">is one captured "log activity" under a Run — same shape</w:t>
+      </w:r>
+      <w:r>
+        <w:t xml:space="preserve"> </w:t>
+      </w:r>
+      <w:r>
+        <w:t xml:space="preserve">across all three run types (Gradient / Rotary / Passive). Phase 1</w:t>
+      </w:r>
+      <w:r>
+        <w:t xml:space="preserve"> </w:t>
+      </w:r>
+      <w:r>
+        <w:t xml:space="preserve">exposes only the metadata CRUD; sample-shape children</w:t>
+      </w:r>
+      <w:r>
+        <w:t xml:space="preserve"> </w:t>
+      </w:r>
+      <w:r>
+        <w:t xml:space="preserve">(LogSample / LogTimeWindow / LogEfdSample / LogFile) and run-type-</w:t>
+      </w:r>
+      <w:r>
+        <w:t xml:space="preserve"> </w:t>
+      </w:r>
+      <w:r>
+        <w:t xml:space="preserve">specific processing satellites (LogProcessing /</w:t>
+      </w:r>
+      <w:r>
+        <w:t xml:space="preserve"> </w:t>
+      </w:r>
+      <w:r>
+        <w:t xml:space="preserve">RotaryLogProcessing / PassiveLogProcessing) land in Phase 2 with</w:t>
+      </w:r>
+      <w:r>
+        <w:t xml:space="preserve"> </w:t>
+      </w:r>
+      <w:r>
+        <w:t xml:space="preserve">the type-specific UI.</w:t>
+      </w:r>
+    </w:p>
+    <w:p>
+      <w:pPr>
+        <w:pStyle w:val="BodyText"/>
+      </w:pPr>
+      <w:r>
+        <w:t xml:space="preserve">Lookup IDs (</w:t>
+      </w:r>
+      <w:r>
+        <w:rPr>
+          <w:rStyle w:val="VerbatimChar"/>
+        </w:rPr>
+        <w:t xml:space="preserve">CalibrationId</w:t>
+      </w:r>
+      <w:r>
+        <w:t xml:space="preserve"> </w:t>
+      </w:r>
+      <w:r>
+        <w:t xml:space="preserve">/</w:t>
+      </w:r>
+      <w:r>
+        <w:t xml:space="preserve"> </w:t>
+      </w:r>
+      <w:r>
+        <w:rPr>
+          <w:rStyle w:val="VerbatimChar"/>
+        </w:rPr>
+        <w:t xml:space="preserve">MagneticId</w:t>
+      </w:r>
+      <w:r>
+        <w:t xml:space="preserve"> </w:t>
+      </w:r>
+      <w:r>
+        <w:t xml:space="preserve">/</w:t>
+      </w:r>
+      <w:r>
+        <w:t xml:space="preserve"> </w:t>
+      </w:r>
+      <w:r>
+        <w:rPr>
+          <w:rStyle w:val="VerbatimChar"/>
+        </w:rPr>
+        <w:t xml:space="preserve">LogSettingId</w:t>
+      </w:r>
+      <w:r>
+        <w:t xml:space="preserve">) are</w:t>
+      </w:r>
+      <w:r>
+        <w:t xml:space="preserve"> </w:t>
+      </w:r>
+      <w:r>
+        <w:t xml:space="preserve">nullable on the entity so the user can create a Log shell and</w:t>
+      </w:r>
+      <w:r>
+        <w:t xml:space="preserve"> </w:t>
+      </w:r>
+      <w:r>
+        <w:t xml:space="preserve">attach those satellites later. Phase 2 will replace the raw int</w:t>
+      </w:r>
+      <w:r>
+        <w:t xml:space="preserve"> </w:t>
+      </w:r>
+      <w:r>
+        <w:t xml:space="preserve">inputs with selector pickers.</w:t>
+      </w:r>
+    </w:p>
+    <w:bookmarkEnd w:id="159"/>
+    <w:bookmarkStart w:id="160" w:name="tests-10"/>
+    <w:p>
+      <w:pPr>
+        <w:pStyle w:val="Heading3"/>
+      </w:pPr>
+      <w:r>
+        <w:t xml:space="preserve">Tests</w:t>
+      </w:r>
+    </w:p>
+    <w:tbl>
+      <w:tblPr>
+        <w:tblStyle w:val="Table"/>
+        <w:tblW w:type="auto" w:w="0"/>
+        <w:tblLook w:firstRow="1" w:lastRow="0" w:firstColumn="0" w:lastColumn="0" w:noHBand="0" w:noVBand="0" w:val="0020"/>
+      </w:tblPr>
+      <w:tblGrid>
+        <w:gridCol w:w="2640"/>
+        <w:gridCol w:w="2640"/>
+        <w:gridCol w:w="2640"/>
+      </w:tblGrid>
+      <w:tr>
+        <w:trPr>
+          <w:tblHeader w:val="on"/>
+        </w:trPr>
+        <w:tc>
+          <w:tcPr/>
+          <w:p>
+            <w:pPr>
+              <w:pStyle w:val="Compact"/>
+            </w:pPr>
+            <w:r>
+              <w:t xml:space="preserve">ID</w:t>
+            </w:r>
+          </w:p>
+        </w:tc>
+        <w:tc>
+          <w:tcPr/>
+          <w:p>
+            <w:pPr>
+              <w:pStyle w:val="Compact"/>
+            </w:pPr>
+            <w:r>
+              <w:t xml:space="preserve">Test</w:t>
+            </w:r>
+          </w:p>
+        </w:tc>
+        <w:tc>
+          <w:tcPr/>
+          <w:p>
+            <w:pPr>
+              <w:pStyle w:val="Compact"/>
+            </w:pPr>
+            <w:r>
+              <w:t xml:space="preserve">Pass</w:t>
+            </w:r>
+          </w:p>
+        </w:tc>
+      </w:tr>
+      <w:tr>
+        <w:tc>
+          <w:tcPr/>
+          <w:p>
+            <w:pPr>
+              <w:pStyle w:val="Compact"/>
+            </w:pPr>
+            <w:r>
+              <w:t xml:space="preserve">LOG-01</w:t>
+            </w:r>
+          </w:p>
+        </w:tc>
+        <w:tc>
+          <w:tcPr/>
+          <w:p>
+            <w:pPr>
+              <w:pStyle w:val="Compact"/>
+            </w:pPr>
+            <w:r>
+              <w:t xml:space="preserve">On a run's detail page, click the</w:t>
+            </w:r>
+            <w:r>
+              <w:t xml:space="preserve"> </w:t>
+            </w:r>
+            <w:r>
+              <w:rPr>
+                <w:b/>
+                <w:bCs/>
+              </w:rPr>
+              <w:t xml:space="preserve">Logs</w:t>
+            </w:r>
+            <w:r>
+              <w:t xml:space="preserve"> </w:t>
+            </w:r>
+            <w:r>
+              <w:t xml:space="preserve">tile (or navigate directly to</w:t>
+            </w:r>
+            <w:r>
+              <w:t xml:space="preserve"> </w:t>
+            </w:r>
+            <w:r>
+              <w:rPr>
+                <w:rStyle w:val="VerbatimChar"/>
+              </w:rPr>
+              <w:t xml:space="preserve">/tenants/{code}/jobs/{guid}/runs/{guid}/logs</w:t>
+            </w:r>
+            <w:r>
+              <w:t xml:space="preserve">). The page renders an empty state ("No logs recorded yet") on a fresh run.</w:t>
+            </w:r>
+          </w:p>
+        </w:tc>
+        <w:tc>
+          <w:tcPr/>
+          <w:p>
+            <w:pPr>
+              <w:pStyle w:val="Compact"/>
+            </w:pPr>
+            <w:r>
+              <w:t xml:space="preserve">[ ]</w:t>
+            </w:r>
+          </w:p>
+        </w:tc>
+      </w:tr>
+      <w:tr>
+        <w:tc>
+          <w:tcPr/>
+          <w:p>
+            <w:pPr>
+              <w:pStyle w:val="Compact"/>
+            </w:pPr>
+            <w:r>
+              <w:t xml:space="preserve">LOG-02</w:t>
+            </w:r>
+          </w:p>
+        </w:tc>
+        <w:tc>
+          <w:tcPr/>
+          <w:p>
+            <w:pPr>
+              <w:pStyle w:val="Compact"/>
+            </w:pPr>
+            <w:r>
+              <w:t xml:space="preserve">Click</w:t>
+            </w:r>
+            <w:r>
+              <w:t xml:space="preserve"> </w:t>
+            </w:r>
+            <w:r>
+              <w:rPr>
+                <w:b/>
+                <w:bCs/>
+              </w:rPr>
+              <w:t xml:space="preserve">+ New log</w:t>
+            </w:r>
+            <w:r>
+              <w:t xml:space="preserve"> </w:t>
+            </w:r>
+            <w:r>
+              <w:t xml:space="preserve">→ form fields: Shot name (required), File time (required, datetime-local input), Calibration ID (optional int), Magnetics ID (optional int), Log setting ID (optional int).</w:t>
+            </w:r>
+          </w:p>
+        </w:tc>
+        <w:tc>
+          <w:tcPr/>
+          <w:p>
+            <w:pPr>
+              <w:pStyle w:val="Compact"/>
+            </w:pPr>
+            <w:r>
+              <w:t xml:space="preserve">[ ]</w:t>
+            </w:r>
+          </w:p>
+        </w:tc>
+      </w:tr>
+      <w:tr>
+        <w:tc>
+          <w:tcPr/>
+          <w:p>
+            <w:pPr>
+              <w:pStyle w:val="Compact"/>
+            </w:pPr>
+            <w:r>
+              <w:t xml:space="preserve">LOG-03</w:t>
+            </w:r>
+          </w:p>
+        </w:tc>
+        <w:tc>
+          <w:tcPr/>
+          <w:p>
+            <w:pPr>
+              <w:pStyle w:val="Compact"/>
+            </w:pPr>
+            <w:r>
+              <w:t xml:space="preserve">Submit valid (</w:t>
+            </w:r>
+            <w:r>
+              <w:rPr>
+                <w:rStyle w:val="VerbatimChar"/>
+              </w:rPr>
+              <w:t xml:space="preserve">shot-1</w:t>
+            </w:r>
+            <w:r>
+              <w:t xml:space="preserve">, current timestamp, all lookups blank) → redirects to logs grid; the log row appears.</w:t>
+            </w:r>
+          </w:p>
+        </w:tc>
+        <w:tc>
+          <w:tcPr/>
+          <w:p>
+            <w:pPr>
+              <w:pStyle w:val="Compact"/>
+            </w:pPr>
+            <w:r>
+              <w:t xml:space="preserve">[ ]</w:t>
+            </w:r>
+          </w:p>
+        </w:tc>
+      </w:tr>
+      <w:tr>
+        <w:tc>
+          <w:tcPr/>
+          <w:p>
+            <w:pPr>
+              <w:pStyle w:val="Compact"/>
+            </w:pPr>
+            <w:r>
+              <w:t xml:space="preserve">LOG-04</w:t>
+            </w:r>
+          </w:p>
+        </w:tc>
+        <w:tc>
+          <w:tcPr/>
+          <w:p>
+            <w:pPr>
+              <w:pStyle w:val="Compact"/>
+            </w:pPr>
+            <w:r>
+              <w:t xml:space="preserve">The grid shows columns: Shot name (clickable link to Edit), File time, Calibration, Magnetics, Settings. Unset lookups render as</w:t>
+            </w:r>
+            <w:r>
+              <w:t xml:space="preserve"> </w:t>
+            </w:r>
+            <w:r>
+              <w:rPr>
+                <w:rStyle w:val="VerbatimChar"/>
+              </w:rPr>
+              <w:t xml:space="preserve">(unset)</w:t>
+            </w:r>
+            <w:r>
+              <w:t xml:space="preserve">.</w:t>
+            </w:r>
+          </w:p>
+        </w:tc>
+        <w:tc>
+          <w:tcPr/>
+          <w:p>
+            <w:pPr>
+              <w:pStyle w:val="Compact"/>
+            </w:pPr>
+            <w:r>
+              <w:t xml:space="preserve">[ ]</w:t>
+            </w:r>
+          </w:p>
+        </w:tc>
+      </w:tr>
+      <w:tr>
+        <w:tc>
+          <w:tcPr/>
+          <w:p>
+            <w:pPr>
+              <w:pStyle w:val="Compact"/>
+            </w:pPr>
+            <w:r>
+              <w:t xml:space="preserve">LOG-05</w:t>
+            </w:r>
+          </w:p>
+        </w:tc>
+        <w:tc>
+          <w:tcPr/>
+          <w:p>
+            <w:pPr>
+              <w:pStyle w:val="Compact"/>
+            </w:pPr>
+            <w:r>
+              <w:t xml:space="preserve">Click a log's shot-name link → lands at</w:t>
+            </w:r>
+            <w:r>
+              <w:t xml:space="preserve"> </w:t>
+            </w:r>
+            <w:r>
+              <w:rPr>
+                <w:rStyle w:val="VerbatimChar"/>
+              </w:rPr>
+              <w:t xml:space="preserve">/logs/{int}/edit</w:t>
+            </w:r>
+            <w:r>
+              <w:t xml:space="preserve"> </w:t>
+            </w:r>
+            <w:r>
+              <w:t xml:space="preserve">with values pre-filled. Change the shot name → Save → returns to the grid with the new name.</w:t>
+            </w:r>
+          </w:p>
+        </w:tc>
+        <w:tc>
+          <w:tcPr/>
+          <w:p>
+            <w:pPr>
+              <w:pStyle w:val="Compact"/>
+            </w:pPr>
+            <w:r>
+              <w:t xml:space="preserve">[ ]</w:t>
+            </w:r>
+          </w:p>
+        </w:tc>
+      </w:tr>
+      <w:tr>
+        <w:tc>
+          <w:tcPr/>
+          <w:p>
+            <w:pPr>
+              <w:pStyle w:val="Compact"/>
+            </w:pPr>
+            <w:r>
+              <w:t xml:space="preserve">LOG-06</w:t>
+            </w:r>
+          </w:p>
+        </w:tc>
+        <w:tc>
+          <w:tcPr/>
+          <w:p>
+            <w:pPr>
+              <w:pStyle w:val="Compact"/>
+            </w:pPr>
+            <w:r>
+              <w:t xml:space="preserve">Submit empty Edit form → validation errors on Shot name + File time. Nothing saved.</w:t>
+            </w:r>
+          </w:p>
+        </w:tc>
+        <w:tc>
+          <w:tcPr/>
+          <w:p>
+            <w:pPr>
+              <w:pStyle w:val="Compact"/>
+            </w:pPr>
+            <w:r>
+              <w:t xml:space="preserve">[ ]</w:t>
+            </w:r>
+          </w:p>
+        </w:tc>
+      </w:tr>
+      <w:tr>
+        <w:tc>
+          <w:tcPr/>
+          <w:p>
+            <w:pPr>
+              <w:pStyle w:val="Compact"/>
+            </w:pPr>
+            <w:r>
+              <w:t xml:space="preserve">LOG-07</w:t>
+            </w:r>
+          </w:p>
+        </w:tc>
+        <w:tc>
+          <w:tcPr/>
+          <w:p>
+            <w:pPr>
+              <w:pStyle w:val="Compact"/>
+            </w:pPr>
+            <w:r>
+              <w:t xml:space="preserve">The Run's detail page</w:t>
+            </w:r>
+            <w:r>
+              <w:t xml:space="preserve"> </w:t>
+            </w:r>
+            <w:r>
+              <w:rPr>
+                <w:b/>
+                <w:bCs/>
+              </w:rPr>
+              <w:t xml:space="preserve">Logs</w:t>
+            </w:r>
+            <w:r>
+              <w:t xml:space="preserve"> </w:t>
+            </w:r>
+            <w:r>
+              <w:t xml:space="preserve">tile count goes up by one after each LOG-03 / LOG-05 cycle.</w:t>
+            </w:r>
+          </w:p>
+        </w:tc>
+        <w:tc>
+          <w:tcPr/>
+          <w:p>
+            <w:pPr>
+              <w:pStyle w:val="Compact"/>
+            </w:pPr>
+            <w:r>
+              <w:t xml:space="preserve">[ ]</w:t>
+            </w:r>
+          </w:p>
+        </w:tc>
+      </w:tr>
+      <w:tr>
+        <w:tc>
+          <w:tcPr/>
+          <w:p>
+            <w:pPr>
+              <w:pStyle w:val="Compact"/>
+            </w:pPr>
+            <w:r>
+              <w:t xml:space="preserve">LOG-08</w:t>
+            </w:r>
+          </w:p>
+        </w:tc>
+        <w:tc>
+          <w:tcPr/>
+          <w:p>
+            <w:pPr>
+              <w:pStyle w:val="Compact"/>
+            </w:pPr>
+            <w:r>
+              <w:t xml:space="preserve">A second user creates a Log on the same Run via a separate browser tab — both shows up. (No tenant isolation test here; that's covered cross-cuttingly under § 26 ISO.)</w:t>
+            </w:r>
+          </w:p>
+        </w:tc>
+        <w:tc>
+          <w:tcPr/>
+          <w:p>
+            <w:pPr>
+              <w:pStyle w:val="Compact"/>
+            </w:pPr>
+            <w:r>
+              <w:t xml:space="preserve">[ ]</w:t>
+            </w:r>
+          </w:p>
+        </w:tc>
+      </w:tr>
+    </w:tbl>
+    <w:bookmarkEnd w:id="160"/>
+    <w:bookmarkEnd w:id="161"/>
+    <w:bookmarkStart w:id="162" w:name="performance-smoke-subjective"/>
+    <w:p>
+      <w:pPr>
+        <w:pStyle w:val="Heading2"/>
+      </w:pPr>
+      <w:r>
+        <w:t xml:space="preserve">Performance smoke (subjective)</w:t>
+      </w:r>
+    </w:p>
+    <w:p>
+      <w:pPr>
+        <w:pStyle w:val="FirstParagraph"/>
+      </w:pPr>
+      <w:r>
+        <w:t xml:space="preserve">Not formal benchmarks — just "does it feel responsive?"</w:t>
+      </w:r>
+    </w:p>
+    <w:tbl>
+      <w:tblPr>
+        <w:tblStyle w:val="Table"/>
+        <w:tblW w:type="auto" w:w="0"/>
+        <w:tblLook w:firstRow="1" w:lastRow="0" w:firstColumn="0" w:lastColumn="0" w:noHBand="0" w:noVBand="0" w:val="0020"/>
+      </w:tblPr>
+      <w:tblGrid>
+        <w:gridCol w:w="2640"/>
+        <w:gridCol w:w="2640"/>
+        <w:gridCol w:w="2640"/>
+      </w:tblGrid>
+      <w:tr>
+        <w:trPr>
+          <w:tblHeader w:val="on"/>
+        </w:trPr>
+        <w:tc>
+          <w:tcPr/>
+          <w:p>
+            <w:pPr>
+              <w:pStyle w:val="Compact"/>
+            </w:pPr>
+            <w:r>
+              <w:t xml:space="preserve">ID</w:t>
+            </w:r>
+          </w:p>
+        </w:tc>
+        <w:tc>
+          <w:tcPr/>
+          <w:p>
+            <w:pPr>
+              <w:pStyle w:val="Compact"/>
+            </w:pPr>
+            <w:r>
+              <w:t xml:space="preserve">Test</w:t>
+            </w:r>
+          </w:p>
+        </w:tc>
+        <w:tc>
+          <w:tcPr/>
+          <w:p>
+            <w:pPr>
+              <w:pStyle w:val="Compact"/>
+            </w:pPr>
+            <w:r>
+              <w:t xml:space="preserve">Pass</w:t>
+            </w:r>
+          </w:p>
+        </w:tc>
+      </w:tr>
+      <w:tr>
+        <w:tc>
+          <w:tcPr/>
+          <w:p>
+            <w:pPr>
+              <w:pStyle w:val="Compact"/>
+            </w:pPr>
+            <w:r>
+              <w:t xml:space="preserve">PERF-01</w:t>
+            </w:r>
+          </w:p>
+        </w:tc>
+        <w:tc>
+          <w:tcPr/>
+          <w:p>
+            <w:pPr>
+              <w:pStyle w:val="Compact"/>
+            </w:pPr>
+            <w:r>
+              <w:t xml:space="preserve">Every page loads in under ~3 s on the local dev rig.</w:t>
+            </w:r>
+          </w:p>
+        </w:tc>
+        <w:tc>
+          <w:tcPr/>
+          <w:p>
+            <w:pPr>
+              <w:pStyle w:val="Compact"/>
+            </w:pPr>
+            <w:r>
+              <w:t xml:space="preserve">[ ]</w:t>
+            </w:r>
+          </w:p>
+        </w:tc>
+      </w:tr>
+      <w:tr>
+        <w:tc>
+          <w:tcPr/>
+          <w:p>
+            <w:pPr>
+              <w:pStyle w:val="Compact"/>
+            </w:pPr>
+            <w:r>
+              <w:t xml:space="preserve">PERF-02</w:t>
+            </w:r>
+          </w:p>
+        </w:tc>
+        <w:tc>
+          <w:tcPr/>
+          <w:p>
+            <w:pPr>
+              <w:pStyle w:val="Compact"/>
+            </w:pPr>
+            <w:r>
+              <w:t xml:space="preserve">Surveys grid for the largest seeded well opens in under ~3 s.</w:t>
+            </w:r>
+          </w:p>
+        </w:tc>
+        <w:tc>
+          <w:tcPr/>
+          <w:p>
+            <w:pPr>
+              <w:pStyle w:val="Compact"/>
+            </w:pPr>
+            <w:r>
+              <w:t xml:space="preserve">[ ]</w:t>
+            </w:r>
+          </w:p>
+        </w:tc>
+      </w:tr>
+      <w:tr>
+        <w:tc>
+          <w:tcPr/>
+          <w:p>
+            <w:pPr>
+              <w:pStyle w:val="Compact"/>
+            </w:pPr>
+            <w:r>
+              <w:t xml:space="preserve">PERF-03</w:t>
+            </w:r>
+          </w:p>
+        </w:tc>
+        <w:tc>
+          <w:tcPr/>
+          <w:p>
+            <w:pPr>
+              <w:pStyle w:val="Compact"/>
+            </w:pPr>
+            <w:r>
+              <w:t xml:space="preserve">Multi-well plot for the 8-well pad renders in under ~5 s.</w:t>
+            </w:r>
+          </w:p>
+        </w:tc>
+        <w:tc>
+          <w:tcPr/>
+          <w:p>
+            <w:pPr>
+              <w:pStyle w:val="Compact"/>
+            </w:pPr>
+            <w:r>
+              <w:t xml:space="preserve">[ ]</w:t>
+            </w:r>
+          </w:p>
+        </w:tc>
+      </w:tr>
+    </w:tbl>
+    <w:bookmarkEnd w:id="162"/>
+    <w:bookmarkEnd w:id="163"/>
+    <w:bookmarkStart w:id="175" w:name="X75efe8ae0672323c4439a08946eaa80722c7b5c"/>
+    <w:p>
+      <w:pPr>
+        <w:pStyle w:val="Heading1"/>
+      </w:pPr>
+      <w:r>
+        <w:t xml:space="preserve">27. Visual baselines</w:t>
+      </w:r>
+    </w:p>
+    <w:p>
+      <w:pPr>
+        <w:pStyle w:val="FirstParagraph"/>
+      </w:pPr>
+      <w:r>
+        <w:t xml:space="preserve">Use this section to validate the screenshots you capture. Each plot</w:t>
+      </w:r>
+      <w:r>
+        <w:t xml:space="preserve"> </w:t>
+      </w:r>
+      <w:r>
+        <w:t xml:space="preserve">has a</w:t>
+      </w:r>
+      <w:r>
+        <w:t xml:space="preserve"> </w:t>
+      </w:r>
+      <w:r>
+        <w:rPr>
+          <w:b/>
+          <w:bCs/>
+        </w:rPr>
         <w:t xml:space="preserve">shape signature</w:t>
       </w:r>
       <w:r>
@@ -35435,7 +37856,7 @@
         <w:t xml:space="preserve">escalate before assuming the test passes.</w:t>
       </w:r>
     </w:p>
-    <w:bookmarkStart w:id="156" w:name="Xd4736d874804a39ff31893c1adfe8d0c56be004"/>
+    <w:bookmarkStart w:id="164" w:name="Xd4736d874804a39ff31893c1adfe8d0c56be004"/>
     <w:p>
       <w:pPr>
         <w:pStyle w:val="Heading2"/>
@@ -35583,8 +38004,8 @@
         <w:t xml:space="preserve">or auto-calc is wrong.</w:t>
       </w:r>
     </w:p>
-    <w:bookmarkEnd w:id="156"/>
-    <w:bookmarkStart w:id="157" w:name="X63e016f28c31edbd3aff9f00841b96e7e326ae6"/>
+    <w:bookmarkEnd w:id="164"/>
+    <w:bookmarkStart w:id="165" w:name="X63e016f28c31edbd3aff9f00841b96e7e326ae6"/>
     <w:p>
       <w:pPr>
         <w:pStyle w:val="Heading2"/>
@@ -35686,8 +38107,8 @@
         <w:t xml:space="preserve">convergent or crossing laterals = wrong shape.</w:t>
       </w:r>
     </w:p>
-    <w:bookmarkEnd w:id="157"/>
-    <w:bookmarkStart w:id="158" w:name="Xb355a234a041f2ce5196f3d10d146f71970a756"/>
+    <w:bookmarkEnd w:id="165"/>
+    <w:bookmarkStart w:id="166" w:name="Xb355a234a041f2ce5196f3d10d146f71970a756"/>
     <w:p>
       <w:pPr>
         <w:pStyle w:val="Heading2"/>
@@ -35813,8 +38234,8 @@
         <w:t xml:space="preserve">view = the seeded survey set has been truncated.</w:t>
       </w:r>
     </w:p>
-    <w:bookmarkEnd w:id="158"/>
-    <w:bookmarkStart w:id="159" w:name="X1f6dd1c7c108e919f7144df5b107e616ba6b9d8"/>
+    <w:bookmarkEnd w:id="166"/>
+    <w:bookmarkStart w:id="167" w:name="X1f6dd1c7c108e919f7144df5b107e616ba6b9d8"/>
     <w:p>
       <w:pPr>
         <w:pStyle w:val="Heading2"/>
@@ -35944,8 +38365,8 @@
         <w:t xml:space="preserve">has drifted.</w:t>
       </w:r>
     </w:p>
-    <w:bookmarkEnd w:id="159"/>
-    <w:bookmarkStart w:id="160" w:name="X77c5386cf5483718086eb8cf8bf18dbdeacc949"/>
+    <w:bookmarkEnd w:id="167"/>
+    <w:bookmarkStart w:id="168" w:name="X77c5386cf5483718086eb8cf8bf18dbdeacc949"/>
     <w:p>
       <w:pPr>
         <w:pStyle w:val="Heading2"/>
@@ -36171,8 +38592,8 @@
         <w:t xml:space="preserve">(high inclination at intercept), the S-shape isn't being seeded.</w:t>
       </w:r>
     </w:p>
-    <w:bookmarkEnd w:id="160"/>
-    <w:bookmarkStart w:id="161" w:name="plot-20--single-well-mc252-macondo"/>
+    <w:bookmarkEnd w:id="168"/>
+    <w:bookmarkStart w:id="169" w:name="plot-20--single-well-mc252-macondo"/>
     <w:p>
       <w:pPr>
         <w:pStyle w:val="Heading2"/>
@@ -36208,8 +38629,8 @@
         <w:t xml:space="preserve">laterals, no S-shape (those belong to the reliefs).</w:t>
       </w:r>
     </w:p>
-    <w:bookmarkEnd w:id="161"/>
-    <w:bookmarkStart w:id="162" w:name="ac-01--boreal-anti-collision-sagd-pair"/>
+    <w:bookmarkEnd w:id="169"/>
+    <w:bookmarkStart w:id="170" w:name="ac-01--boreal-anti-collision-sagd-pair"/>
     <w:p>
       <w:pPr>
         <w:pStyle w:val="Heading2"/>
@@ -36276,8 +38697,8 @@
         <w:t xml:space="preserve">stable direction; not rotating.</w:t>
       </w:r>
     </w:p>
-    <w:bookmarkEnd w:id="162"/>
-    <w:bookmarkStart w:id="163" w:name="ac-02--permian-mc252-anti-collision"/>
+    <w:bookmarkEnd w:id="170"/>
+    <w:bookmarkStart w:id="171" w:name="ac-02--permian-mc252-anti-collision"/>
     <w:p>
       <w:pPr>
         <w:pStyle w:val="Heading2"/>
@@ -36332,8 +38753,8 @@
         <w:t xml:space="preserve">converging on the runaway.</w:t>
       </w:r>
     </w:p>
-    <w:bookmarkEnd w:id="163"/>
-    <w:bookmarkStart w:id="164" w:name="sur-15--manual-build-trajectory-shape"/>
+    <w:bookmarkEnd w:id="171"/>
+    <w:bookmarkStart w:id="172" w:name="sur-15--manual-build-trajectory-shape"/>
     <w:p>
       <w:pPr>
         <w:pStyle w:val="Heading2"/>
@@ -36436,8 +38857,8 @@
         <w:t xml:space="preserve">the win — kick-off → lateral.</w:t>
       </w:r>
     </w:p>
-    <w:bookmarkEnd w:id="164"/>
-    <w:bookmarkStart w:id="165" w:name="X1ba283a84e22c1460943e8869fe1e7ad5fd124c"/>
+    <w:bookmarkEnd w:id="172"/>
+    <w:bookmarkStart w:id="173" w:name="X1ba283a84e22c1460943e8869fe1e7ad5fd124c"/>
     <w:p>
       <w:pPr>
         <w:pStyle w:val="Heading2"/>
@@ -36520,8 +38941,8 @@
         <w:t xml:space="preserve">has moved.</w:t>
       </w:r>
     </w:p>
-    <w:bookmarkEnd w:id="165"/>
-    <w:bookmarkStart w:id="166" w:name="X0dd465696603a97ea0ce97305f32fa4ca5c39ff"/>
+    <w:bookmarkEnd w:id="173"/>
+    <w:bookmarkStart w:id="174" w:name="X0dd465696603a97ea0ce97305f32fa4ca5c39ff"/>
     <w:p>
       <w:pPr>
         <w:pStyle w:val="Heading2"/>
@@ -36590,9 +39011,9 @@
         <w:t xml:space="preserve">expected names.</w:t>
       </w:r>
     </w:p>
-    <w:bookmarkEnd w:id="166"/>
-    <w:bookmarkEnd w:id="167"/>
-    <w:bookmarkStart w:id="168" w:name="X9ea7148387c7bdf8908c9821bcb24fa6d997ed0"/>
+    <w:bookmarkEnd w:id="174"/>
+    <w:bookmarkEnd w:id="175"/>
+    <w:bookmarkStart w:id="176" w:name="X9ea7148387c7bdf8908c9821bcb24fa6d997ed0"/>
     <w:p>
       <w:pPr>
         <w:pStyle w:val="Heading1"/>
@@ -36870,8 +39291,8 @@
         <w:t xml:space="preserve">format — just describe the friction.</w:t>
       </w:r>
     </w:p>
-    <w:bookmarkEnd w:id="168"/>
-    <w:bookmarkStart w:id="169" w:name="X3918352be7a4a7d85efc00f0681452e13967314"/>
+    <w:bookmarkEnd w:id="176"/>
+    <w:bookmarkStart w:id="177" w:name="X3918352be7a4a7d85efc00f0681452e13967314"/>
     <w:p>
       <w:pPr>
         <w:pStyle w:val="Heading1"/>
@@ -37808,19 +40229,70 @@
           <w:b/>
           <w:bCs/>
         </w:rPr>
-        <w:t xml:space="preserve">Lateral</w:t>
-      </w:r>
-      <w:r>
-        <w:t xml:space="preserve"> </w:t>
-      </w:r>
-      <w:r>
-        <w:t xml:space="preserve">— a section of well drilled near-horizontally, usually</w:t>
-      </w:r>
-      <w:r>
-        <w:t xml:space="preserve"> </w:t>
-      </w:r>
-      <w:r>
-        <w:t xml:space="preserve">through the producing formation.</w:t>
+        <w:t xml:space="preserve">Log</w:t>
+      </w:r>
+      <w:r>
+        <w:t xml:space="preserve"> </w:t>
+      </w:r>
+      <w:r>
+        <w:t xml:space="preserve">(Phase 1 entity) — a single captured "log activity" under</w:t>
+      </w:r>
+      <w:r>
+        <w:t xml:space="preserve"> </w:t>
+      </w:r>
+      <w:r>
+        <w:t xml:space="preserve">a Run. Renamed from</w:t>
+      </w:r>
+      <w:r>
+        <w:t xml:space="preserve"> </w:t>
+      </w:r>
+      <w:r>
+        <w:rPr>
+          <w:rStyle w:val="VerbatimChar"/>
+        </w:rPr>
+        <w:t xml:space="preserve">Logging</w:t>
+      </w:r>
+      <w:r>
+        <w:t xml:space="preserve"> </w:t>
+      </w:r>
+      <w:r>
+        <w:t xml:space="preserve">in the Phase 1 reshape. Carries shot</w:t>
+      </w:r>
+      <w:r>
+        <w:t xml:space="preserve"> </w:t>
+      </w:r>
+      <w:r>
+        <w:t xml:space="preserve">metadata + sample-shape children (LogSample, LogTimeWindow,</w:t>
+      </w:r>
+      <w:r>
+        <w:t xml:space="preserve"> </w:t>
+      </w:r>
+      <w:r>
+        <w:t xml:space="preserve">LogEfdSample) + a binary file payload (LogFile) + a 1:0..1</w:t>
+      </w:r>
+      <w:r>
+        <w:t xml:space="preserve"> </w:t>
+      </w:r>
+      <w:r>
+        <w:t xml:space="preserve">processing satellite per run type (LogProcessing /</w:t>
+      </w:r>
+      <w:r>
+        <w:t xml:space="preserve"> </w:t>
+      </w:r>
+      <w:r>
+        <w:t xml:space="preserve">RotaryLogProcessing / PassiveLogProcessing). NOT to be confused</w:t>
+      </w:r>
+      <w:r>
+        <w:t xml:space="preserve"> </w:t>
+      </w:r>
+      <w:r>
+        <w:t xml:space="preserve">with the LAS log-format files used in survey import — that's a</w:t>
+      </w:r>
+      <w:r>
+        <w:t xml:space="preserve"> </w:t>
+      </w:r>
+      <w:r>
+        <w:t xml:space="preserve">file format; this is the captured-shot entity.</w:t>
       </w:r>
     </w:p>
     <w:p>
@@ -37832,34 +40304,19 @@
           <w:b/>
           <w:bCs/>
         </w:rPr>
-        <w:t xml:space="preserve">Macondo</w:t>
-      </w:r>
-      <w:r>
-        <w:t xml:space="preserve"> </w:t>
-      </w:r>
-      <w:r>
-        <w:t xml:space="preserve">— the 2010 Gulf of Mexico blowout that triggered the</w:t>
-      </w:r>
-      <w:r>
-        <w:t xml:space="preserve"> </w:t>
-      </w:r>
-      <w:r>
-        <w:t xml:space="preserve">canonical relief-well intercept response. Modelled by PERMIAN's</w:t>
-      </w:r>
-      <w:r>
-        <w:t xml:space="preserve"> </w:t>
-      </w:r>
-      <w:r>
-        <w:rPr>
-          <w:rStyle w:val="VerbatimChar"/>
-        </w:rPr>
-        <w:t xml:space="preserve">MC252-Relief</w:t>
-      </w:r>
-      <w:r>
-        <w:t xml:space="preserve"> </w:t>
-      </w:r>
-      <w:r>
-        <w:t xml:space="preserve">job.</w:t>
+        <w:t xml:space="preserve">Lateral</w:t>
+      </w:r>
+      <w:r>
+        <w:t xml:space="preserve"> </w:t>
+      </w:r>
+      <w:r>
+        <w:t xml:space="preserve">— a section of well drilled near-horizontally, usually</w:t>
+      </w:r>
+      <w:r>
+        <w:t xml:space="preserve"> </w:t>
+      </w:r>
+      <w:r>
+        <w:t xml:space="preserve">through the producing formation.</w:t>
       </w:r>
     </w:p>
     <w:p>
@@ -37871,19 +40328,34 @@
           <w:b/>
           <w:bCs/>
         </w:rPr>
-        <w:t xml:space="preserve">Marduk</w:t>
-      </w:r>
-      <w:r>
-        <w:t xml:space="preserve"> </w:t>
-      </w:r>
-      <w:r>
-        <w:t xml:space="preserve">— the math library that computes trajectories.</w:t>
-      </w:r>
-      <w:r>
-        <w:t xml:space="preserve"> </w:t>
-      </w:r>
-      <w:r>
-        <w:t xml:space="preserve">Standalone repo; integrated into Enki as a project reference.</w:t>
+        <w:t xml:space="preserve">Macondo</w:t>
+      </w:r>
+      <w:r>
+        <w:t xml:space="preserve"> </w:t>
+      </w:r>
+      <w:r>
+        <w:t xml:space="preserve">— the 2010 Gulf of Mexico blowout that triggered the</w:t>
+      </w:r>
+      <w:r>
+        <w:t xml:space="preserve"> </w:t>
+      </w:r>
+      <w:r>
+        <w:t xml:space="preserve">canonical relief-well intercept response. Modelled by PERMIAN's</w:t>
+      </w:r>
+      <w:r>
+        <w:t xml:space="preserve"> </w:t>
+      </w:r>
+      <w:r>
+        <w:rPr>
+          <w:rStyle w:val="VerbatimChar"/>
+        </w:rPr>
+        <w:t xml:space="preserve">MC252-Relief</w:t>
+      </w:r>
+      <w:r>
+        <w:t xml:space="preserve"> </w:t>
+      </w:r>
+      <w:r>
+        <w:t xml:space="preserve">job.</w:t>
       </w:r>
     </w:p>
     <w:p>
@@ -37895,25 +40367,19 @@
           <w:b/>
           <w:bCs/>
         </w:rPr>
-        <w:t xml:space="preserve">Master database</w:t>
-      </w:r>
-      <w:r>
-        <w:t xml:space="preserve"> </w:t>
-      </w:r>
-      <w:r>
-        <w:t xml:space="preserve">— the single Enki_Master database holding the</w:t>
-      </w:r>
-      <w:r>
-        <w:t xml:space="preserve"> </w:t>
-      </w:r>
-      <w:r>
-        <w:t xml:space="preserve">tenant registry, user templates, and system settings. Per-tenant</w:t>
-      </w:r>
-      <w:r>
-        <w:t xml:space="preserve"> </w:t>
-      </w:r>
-      <w:r>
-        <w:t xml:space="preserve">databases are separate.</w:t>
+        <w:t xml:space="preserve">Marduk</w:t>
+      </w:r>
+      <w:r>
+        <w:t xml:space="preserve"> </w:t>
+      </w:r>
+      <w:r>
+        <w:t xml:space="preserve">— the math library that computes trajectories.</w:t>
+      </w:r>
+      <w:r>
+        <w:t xml:space="preserve"> </w:t>
+      </w:r>
+      <w:r>
+        <w:t xml:space="preserve">Standalone repo; integrated into Enki as a project reference.</w:t>
       </w:r>
     </w:p>
     <w:p>
@@ -37925,25 +40391,25 @@
           <w:b/>
           <w:bCs/>
         </w:rPr>
-        <w:t xml:space="preserve">MD</w:t>
-      </w:r>
-      <w:r>
-        <w:t xml:space="preserve"> </w:t>
-      </w:r>
-      <w:r>
-        <w:t xml:space="preserve">(Measured Depth) — distance along the wellbore from</w:t>
-      </w:r>
-      <w:r>
-        <w:t xml:space="preserve"> </w:t>
-      </w:r>
-      <w:r>
-        <w:t xml:space="preserve">surface, in metres or feet. Always increases as the bit moves</w:t>
-      </w:r>
-      <w:r>
-        <w:t xml:space="preserve"> </w:t>
-      </w:r>
-      <w:r>
-        <w:t xml:space="preserve">deeper.</w:t>
+        <w:t xml:space="preserve">Master database</w:t>
+      </w:r>
+      <w:r>
+        <w:t xml:space="preserve"> </w:t>
+      </w:r>
+      <w:r>
+        <w:t xml:space="preserve">— the single Enki_Master database holding the</w:t>
+      </w:r>
+      <w:r>
+        <w:t xml:space="preserve"> </w:t>
+      </w:r>
+      <w:r>
+        <w:t xml:space="preserve">tenant registry, user templates, and system settings. Per-tenant</w:t>
+      </w:r>
+      <w:r>
+        <w:t xml:space="preserve"> </w:t>
+      </w:r>
+      <w:r>
+        <w:t xml:space="preserve">databases are separate.</w:t>
       </w:r>
     </w:p>
     <w:p>
@@ -37955,19 +40421,25 @@
           <w:b/>
           <w:bCs/>
         </w:rPr>
-        <w:t xml:space="preserve">Metric (unit system)</w:t>
-      </w:r>
-      <w:r>
-        <w:t xml:space="preserve"> </w:t>
-      </w:r>
-      <w:r>
-        <w:t xml:space="preserve">— operational metric: metres for depth,</w:t>
-      </w:r>
-      <w:r>
-        <w:t xml:space="preserve"> </w:t>
-      </w:r>
-      <w:r>
-        <w:t xml:space="preserve">degrees for angles. NORTHSEA, BOREAL.</w:t>
+        <w:t xml:space="preserve">MD</w:t>
+      </w:r>
+      <w:r>
+        <w:t xml:space="preserve"> </w:t>
+      </w:r>
+      <w:r>
+        <w:t xml:space="preserve">(Measured Depth) — distance along the wellbore from</w:t>
+      </w:r>
+      <w:r>
+        <w:t xml:space="preserve"> </w:t>
+      </w:r>
+      <w:r>
+        <w:t xml:space="preserve">surface, in metres or feet. Always increases as the bit moves</w:t>
+      </w:r>
+      <w:r>
+        <w:t xml:space="preserve"> </w:t>
+      </w:r>
+      <w:r>
+        <w:t xml:space="preserve">deeper.</w:t>
       </w:r>
     </w:p>
     <w:p>
@@ -37979,25 +40451,19 @@
           <w:b/>
           <w:bCs/>
         </w:rPr>
-        <w:t xml:space="preserve">Minimum-curvature</w:t>
-      </w:r>
-      <w:r>
-        <w:t xml:space="preserve"> </w:t>
-      </w:r>
-      <w:r>
-        <w:t xml:space="preserve">— the standard industry method for computing</w:t>
-      </w:r>
-      <w:r>
-        <w:t xml:space="preserve"> </w:t>
-      </w:r>
-      <w:r>
-        <w:t xml:space="preserve">trajectory between two survey stations. Treats the wellbore as a</w:t>
-      </w:r>
-      <w:r>
-        <w:t xml:space="preserve"> </w:t>
-      </w:r>
-      <w:r>
-        <w:t xml:space="preserve">circular arc joining two unit tangents.</w:t>
+        <w:t xml:space="preserve">Metric (unit system)</w:t>
+      </w:r>
+      <w:r>
+        <w:t xml:space="preserve"> </w:t>
+      </w:r>
+      <w:r>
+        <w:t xml:space="preserve">— operational metric: metres for depth,</w:t>
+      </w:r>
+      <w:r>
+        <w:t xml:space="preserve"> </w:t>
+      </w:r>
+      <w:r>
+        <w:t xml:space="preserve">degrees for angles. NORTHSEA, BOREAL.</w:t>
       </w:r>
     </w:p>
     <w:p>
@@ -38009,19 +40475,25 @@
           <w:b/>
           <w:bCs/>
         </w:rPr>
-        <w:t xml:space="preserve">Multi-tenant</w:t>
-      </w:r>
-      <w:r>
-        <w:t xml:space="preserve"> </w:t>
-      </w:r>
-      <w:r>
-        <w:t xml:space="preserve">— design where each customer organisation gets</w:t>
-      </w:r>
-      <w:r>
-        <w:t xml:space="preserve"> </w:t>
-      </w:r>
-      <w:r>
-        <w:t xml:space="preserve">its own database pair. Tenants are isolated from each other.</w:t>
+        <w:t xml:space="preserve">Minimum-curvature</w:t>
+      </w:r>
+      <w:r>
+        <w:t xml:space="preserve"> </w:t>
+      </w:r>
+      <w:r>
+        <w:t xml:space="preserve">— the standard industry method for computing</w:t>
+      </w:r>
+      <w:r>
+        <w:t xml:space="preserve"> </w:t>
+      </w:r>
+      <w:r>
+        <w:t xml:space="preserve">trajectory between two survey stations. Treats the wellbore as a</w:t>
+      </w:r>
+      <w:r>
+        <w:t xml:space="preserve"> </w:t>
+      </w:r>
+      <w:r>
+        <w:t xml:space="preserve">circular arc joining two unit tangents.</w:t>
       </w:r>
     </w:p>
     <w:p>
@@ -38033,19 +40505,19 @@
           <w:b/>
           <w:bCs/>
         </w:rPr>
-        <w:t xml:space="preserve">nT</w:t>
-      </w:r>
-      <w:r>
-        <w:t xml:space="preserve"> </w:t>
-      </w:r>
-      <w:r>
-        <w:t xml:space="preserve">(nanotesla) — unit of magnetic flux density. Earth's field</w:t>
-      </w:r>
-      <w:r>
-        <w:t xml:space="preserve"> </w:t>
-      </w:r>
-      <w:r>
-        <w:t xml:space="preserve">is around 25 000–65 000 nT depending on latitude.</w:t>
+        <w:t xml:space="preserve">Multi-tenant</w:t>
+      </w:r>
+      <w:r>
+        <w:t xml:space="preserve"> </w:t>
+      </w:r>
+      <w:r>
+        <w:t xml:space="preserve">— design where each customer organisation gets</w:t>
+      </w:r>
+      <w:r>
+        <w:t xml:space="preserve"> </w:t>
+      </w:r>
+      <w:r>
+        <w:t xml:space="preserve">its own database pair. Tenants are isolated from each other.</w:t>
       </w:r>
     </w:p>
     <w:p>
@@ -38057,6 +40529,30 @@
           <w:b/>
           <w:bCs/>
         </w:rPr>
+        <w:t xml:space="preserve">nT</w:t>
+      </w:r>
+      <w:r>
+        <w:t xml:space="preserve"> </w:t>
+      </w:r>
+      <w:r>
+        <w:t xml:space="preserve">(nanotesla) — unit of magnetic flux density. Earth's field</w:t>
+      </w:r>
+      <w:r>
+        <w:t xml:space="preserve"> </w:t>
+      </w:r>
+      <w:r>
+        <w:t xml:space="preserve">is around 25 000–65 000 nT depending on latitude.</w:t>
+      </w:r>
+    </w:p>
+    <w:p>
+      <w:pPr>
+        <w:pStyle w:val="BodyText"/>
+      </w:pPr>
+      <w:r>
+        <w:rPr>
+          <w:b/>
+          <w:bCs/>
+        </w:rPr>
         <w:t xml:space="preserve">North</w:t>
       </w:r>
       <w:r>
@@ -38337,6 +40833,142 @@
       </w:r>
       <w:r>
         <w:t xml:space="preserve">targeted by a single horizontal well.</w:t>
+      </w:r>
+    </w:p>
+    <w:p>
+      <w:pPr>
+        <w:pStyle w:val="BodyText"/>
+      </w:pPr>
+      <w:r>
+        <w:rPr>
+          <w:b/>
+          <w:bCs/>
+        </w:rPr>
+        <w:t xml:space="preserve">Run</w:t>
+      </w:r>
+      <w:r>
+        <w:t xml:space="preserve"> </w:t>
+      </w:r>
+      <w:r>
+        <w:t xml:space="preserve">— one operational session under a Job during which the</w:t>
+      </w:r>
+      <w:r>
+        <w:t xml:space="preserve"> </w:t>
+      </w:r>
+      <w:r>
+        <w:t xml:space="preserve">BHA is downhole collecting data. Three types:</w:t>
+      </w:r>
+      <w:r>
+        <w:t xml:space="preserve"> </w:t>
+      </w:r>
+      <w:r>
+        <w:rPr>
+          <w:b/>
+          <w:bCs/>
+        </w:rPr>
+        <w:t xml:space="preserve">Gradient</w:t>
+      </w:r>
+      <w:r>
+        <w:t xml:space="preserve"> </w:t>
+      </w:r>
+      <w:r>
+        <w:t xml:space="preserve">(magnetic / gravimetric measurement with current injection),</w:t>
+      </w:r>
+      <w:r>
+        <w:t xml:space="preserve"> </w:t>
+      </w:r>
+      <w:r>
+        <w:rPr>
+          <w:b/>
+          <w:bCs/>
+        </w:rPr>
+        <w:t xml:space="preserve">Rotary</w:t>
+      </w:r>
+      <w:r>
+        <w:t xml:space="preserve"> </w:t>
+      </w:r>
+      <w:r>
+        <w:t xml:space="preserve">(continuous measurement while drilling),</w:t>
+      </w:r>
+      <w:r>
+        <w:t xml:space="preserve"> </w:t>
+      </w:r>
+      <w:r>
+        <w:rPr>
+          <w:b/>
+          <w:bCs/>
+        </w:rPr>
+        <w:t xml:space="preserve">Passive</w:t>
+      </w:r>
+      <w:r>
+        <w:t xml:space="preserve"> </w:t>
+      </w:r>
+      <w:r>
+        <w:t xml:space="preserve">(sit-and-measure, no pulses). Each Run carries one or more</w:t>
+      </w:r>
+      <w:r>
+        <w:t xml:space="preserve"> </w:t>
+      </w:r>
+      <w:r>
+        <w:rPr>
+          <w:b/>
+          <w:bCs/>
+        </w:rPr>
+        <w:t xml:space="preserve">Log</w:t>
+      </w:r>
+      <w:r>
+        <w:t xml:space="preserve"> </w:t>
+      </w:r>
+      <w:r>
+        <w:t xml:space="preserve">entries with the captured data.</w:t>
+      </w:r>
+    </w:p>
+    <w:p>
+      <w:pPr>
+        <w:pStyle w:val="BodyText"/>
+      </w:pPr>
+      <w:r>
+        <w:rPr>
+          <w:b/>
+          <w:bCs/>
+        </w:rPr>
+        <w:t xml:space="preserve">Run lifecycle</w:t>
+      </w:r>
+      <w:r>
+        <w:t xml:space="preserve"> </w:t>
+      </w:r>
+      <w:r>
+        <w:t xml:space="preserve">— the state machine on a Run. Planned (created</w:t>
+      </w:r>
+      <w:r>
+        <w:t xml:space="preserve"> </w:t>
+      </w:r>
+      <w:r>
+        <w:t xml:space="preserve">but not started) → Active (BHA downhole, collecting) → either</w:t>
+      </w:r>
+      <w:r>
+        <w:t xml:space="preserve"> </w:t>
+      </w:r>
+      <w:r>
+        <w:t xml:space="preserve">Suspended (paused; can resume back to Active) or Completed</w:t>
+      </w:r>
+      <w:r>
+        <w:t xml:space="preserve"> </w:t>
+      </w:r>
+      <w:r>
+        <w:t xml:space="preserve">(finished normally) or Cancelled (abandoned). Completed and</w:t>
+      </w:r>
+      <w:r>
+        <w:t xml:space="preserve"> </w:t>
+      </w:r>
+      <w:r>
+        <w:t xml:space="preserve">Cancelled are terminal; soft-archive separately to remove from</w:t>
+      </w:r>
+      <w:r>
+        <w:t xml:space="preserve"> </w:t>
+      </w:r>
+      <w:r>
+        <w:t xml:space="preserve">the active list while preserving for audit.</w:t>
       </w:r>
     </w:p>
     <w:p>
@@ -38952,7 +41584,7 @@
         <w:t xml:space="preserve">revision is WMM-2025 (rolling forward to WMM-2030 in 2025).</w:t>
       </w:r>
     </w:p>
-    <w:bookmarkEnd w:id="169"/>
+    <w:bookmarkEnd w:id="177"/>
     <w:sectPr>
       <w:footnotePr>
         <w:numRestart w:val="eachSect"/>

--- a/docs/test-plan-2026-04-28.docx
+++ b/docs/test-plan-2026-04-28.docx
@@ -35658,7 +35658,7 @@
               <w:t xml:space="preserve">Crest-North-Pad</w:t>
             </w:r>
             <w:r>
-              <w:t xml:space="preserve">). The Data section now has two tiles:</w:t>
+              <w:t xml:space="preserve">). The Data section now has four tiles:</w:t>
             </w:r>
             <w:r>
               <w:t xml:space="preserve"> </w:t>
@@ -35671,10 +35671,7 @@
               <w:t xml:space="preserve">Wells</w:t>
             </w:r>
             <w:r>
-              <w:t xml:space="preserve"> </w:t>
-            </w:r>
-            <w:r>
-              <w:t xml:space="preserve">and</w:t>
+              <w:t xml:space="preserve">,</w:t>
             </w:r>
             <w:r>
               <w:t xml:space="preserve"> </w:t>
@@ -35684,72 +35681,10 @@
                 <w:b/>
                 <w:bCs/>
               </w:rPr>
-              <w:t xml:space="preserve">Runs</w:t>
-            </w:r>
-            <w:r>
-              <w:t xml:space="preserve">. The Runs count is</w:t>
-            </w:r>
-            <w:r>
-              <w:t xml:space="preserve"> </w:t>
-            </w:r>
-            <w:r>
-              <w:rPr>
-                <w:rStyle w:val="VerbatimChar"/>
-              </w:rPr>
-              <w:t xml:space="preserve">00</w:t>
-            </w:r>
-            <w:r>
-              <w:t xml:space="preserve"> </w:t>
-            </w:r>
-            <w:r>
-              <w:t xml:space="preserve">on a freshly-seeded job. Click the Runs tile → lands at</w:t>
-            </w:r>
-            <w:r>
-              <w:t xml:space="preserve"> </w:t>
-            </w:r>
-            <w:r>
-              <w:rPr>
-                <w:rStyle w:val="VerbatimChar"/>
-              </w:rPr>
-              <w:t xml:space="preserve">/tenants/{code}/jobs/{guid}/runs</w:t>
-            </w:r>
-            <w:r>
-              <w:t xml:space="preserve">.</w:t>
-            </w:r>
-          </w:p>
-        </w:tc>
-        <w:tc>
-          <w:tcPr/>
-          <w:p>
-            <w:pPr>
-              <w:pStyle w:val="Compact"/>
-            </w:pPr>
-            <w:r>
-              <w:t xml:space="preserve">[ ]</w:t>
-            </w:r>
-          </w:p>
-        </w:tc>
-      </w:tr>
-      <w:tr>
-        <w:tc>
-          <w:tcPr/>
-          <w:p>
-            <w:pPr>
-              <w:pStyle w:val="Compact"/>
-            </w:pPr>
-            <w:r>
-              <w:t xml:space="preserve">RUN-02</w:t>
-            </w:r>
-          </w:p>
-        </w:tc>
-        <w:tc>
-          <w:tcPr/>
-          <w:p>
-            <w:pPr>
-              <w:pStyle w:val="Compact"/>
-            </w:pPr>
-            <w:r>
-              <w:t xml:space="preserve">The Runs grid shows</w:t>
+              <w:t xml:space="preserve">Gradient runs</w:t>
+            </w:r>
+            <w:r>
+              <w:t xml:space="preserve">,</w:t>
             </w:r>
             <w:r>
               <w:t xml:space="preserve"> </w:t>
@@ -35759,13 +35694,10 @@
                 <w:b/>
                 <w:bCs/>
               </w:rPr>
-              <w:t xml:space="preserve">+ New run</w:t>
-            </w:r>
-            <w:r>
-              <w:t xml:space="preserve"> </w:t>
-            </w:r>
-            <w:r>
-              <w:t xml:space="preserve">+</w:t>
+              <w:t xml:space="preserve">Rotary runs</w:t>
+            </w:r>
+            <w:r>
+              <w:t xml:space="preserve">,</w:t>
             </w:r>
             <w:r>
               <w:t xml:space="preserve"> </w:t>
@@ -35775,13 +35707,222 @@
                 <w:b/>
                 <w:bCs/>
               </w:rPr>
+              <w:t xml:space="preserve">Passive runs</w:t>
+            </w:r>
+            <w:r>
+              <w:t xml:space="preserve">. Each per-type run tile shows that type's count; total is summed visually. Below the tiles, an</w:t>
+            </w:r>
+            <w:r>
+              <w:t xml:space="preserve"> </w:t>
+            </w:r>
+            <w:r>
+              <w:rPr>
+                <w:b/>
+                <w:bCs/>
+              </w:rPr>
+              <w:t xml:space="preserve">All runs</w:t>
+            </w:r>
+            <w:r>
+              <w:t xml:space="preserve"> </w:t>
+            </w:r>
+            <w:r>
+              <w:t xml:space="preserve">button navigates to the unfiltered runs grid.</w:t>
+            </w:r>
+          </w:p>
+        </w:tc>
+        <w:tc>
+          <w:tcPr/>
+          <w:p>
+            <w:pPr>
+              <w:pStyle w:val="Compact"/>
+            </w:pPr>
+            <w:r>
+              <w:t xml:space="preserve">[ ]</w:t>
+            </w:r>
+          </w:p>
+        </w:tc>
+      </w:tr>
+      <w:tr>
+        <w:tc>
+          <w:tcPr/>
+          <w:p>
+            <w:pPr>
+              <w:pStyle w:val="Compact"/>
+            </w:pPr>
+            <w:r>
+              <w:t xml:space="preserve">RUN-01b</w:t>
+            </w:r>
+          </w:p>
+        </w:tc>
+        <w:tc>
+          <w:tcPr/>
+          <w:p>
+            <w:pPr>
+              <w:pStyle w:val="Compact"/>
+            </w:pPr>
+            <w:r>
+              <w:t xml:space="preserve">Click the</w:t>
+            </w:r>
+            <w:r>
+              <w:t xml:space="preserve"> </w:t>
+            </w:r>
+            <w:r>
+              <w:rPr>
+                <w:b/>
+                <w:bCs/>
+              </w:rPr>
+              <w:t xml:space="preserve">Gradient runs</w:t>
+            </w:r>
+            <w:r>
+              <w:t xml:space="preserve"> </w:t>
+            </w:r>
+            <w:r>
+              <w:t xml:space="preserve">tile → lands at</w:t>
+            </w:r>
+            <w:r>
+              <w:t xml:space="preserve"> </w:t>
+            </w:r>
+            <w:r>
+              <w:rPr>
+                <w:rStyle w:val="VerbatimChar"/>
+              </w:rPr>
+              <w:t xml:space="preserve">/tenants/{code}/jobs/{guid}/runs?type=Gradient</w:t>
+            </w:r>
+            <w:r>
+              <w:t xml:space="preserve">. The page title reads "Gradient runs"; only Gradient-type rows appear in the grid; the four stat tiles (All / Gradient / Rotary / Passive) at the top of the page still show full counts and act as click-through filters (clicking "All runs" returns to the unfiltered view). Same shape for Rotary and Passive tiles.</w:t>
+            </w:r>
+          </w:p>
+        </w:tc>
+        <w:tc>
+          <w:tcPr/>
+          <w:p>
+            <w:pPr>
+              <w:pStyle w:val="Compact"/>
+            </w:pPr>
+            <w:r>
+              <w:t xml:space="preserve">[ ]</w:t>
+            </w:r>
+          </w:p>
+        </w:tc>
+      </w:tr>
+      <w:tr>
+        <w:tc>
+          <w:tcPr/>
+          <w:p>
+            <w:pPr>
+              <w:pStyle w:val="Compact"/>
+            </w:pPr>
+            <w:r>
+              <w:t xml:space="preserve">RUN-01c</w:t>
+            </w:r>
+          </w:p>
+        </w:tc>
+        <w:tc>
+          <w:tcPr/>
+          <w:p>
+            <w:pPr>
+              <w:pStyle w:val="Compact"/>
+            </w:pPr>
+            <w:r>
+              <w:t xml:space="preserve">Sidebar — once on any</w:t>
+            </w:r>
+            <w:r>
+              <w:t xml:space="preserve"> </w:t>
+            </w:r>
+            <w:r>
+              <w:rPr>
+                <w:rStyle w:val="VerbatimChar"/>
+              </w:rPr>
+              <w:t xml:space="preserve">/runs/...</w:t>
+            </w:r>
+            <w:r>
+              <w:t xml:space="preserve"> </w:t>
+            </w:r>
+            <w:r>
+              <w:t xml:space="preserve">URL under a Job, the sidebar shows</w:t>
+            </w:r>
+            <w:r>
+              <w:t xml:space="preserve"> </w:t>
+            </w:r>
+            <w:r>
+              <w:rPr>
+                <w:b/>
+                <w:bCs/>
+              </w:rPr>
+              <w:t xml:space="preserve">Runs</w:t>
+            </w:r>
+            <w:r>
+              <w:t xml:space="preserve"> </w:t>
+            </w:r>
+            <w:r>
+              <w:t xml:space="preserve">as a sibling under Wells (highlighted active). Clicking into a specific run adds an indented run-name subitem under it (mirrors the Wells / current-well drill-in pattern).</w:t>
+            </w:r>
+          </w:p>
+        </w:tc>
+        <w:tc>
+          <w:tcPr/>
+          <w:p>
+            <w:pPr>
+              <w:pStyle w:val="Compact"/>
+            </w:pPr>
+            <w:r>
+              <w:t xml:space="preserve">[ ]</w:t>
+            </w:r>
+          </w:p>
+        </w:tc>
+      </w:tr>
+      <w:tr>
+        <w:tc>
+          <w:tcPr/>
+          <w:p>
+            <w:pPr>
+              <w:pStyle w:val="Compact"/>
+            </w:pPr>
+            <w:r>
+              <w:t xml:space="preserve">RUN-02</w:t>
+            </w:r>
+          </w:p>
+        </w:tc>
+        <w:tc>
+          <w:tcPr/>
+          <w:p>
+            <w:pPr>
+              <w:pStyle w:val="Compact"/>
+            </w:pPr>
+            <w:r>
+              <w:t xml:space="preserve">The Runs grid shows</w:t>
+            </w:r>
+            <w:r>
+              <w:t xml:space="preserve"> </w:t>
+            </w:r>
+            <w:r>
+              <w:rPr>
+                <w:b/>
+                <w:bCs/>
+              </w:rPr>
+              <w:t xml:space="preserve">+ New run</w:t>
+            </w:r>
+            <w:r>
+              <w:t xml:space="preserve"> </w:t>
+            </w:r>
+            <w:r>
+              <w:t xml:space="preserve">+</w:t>
+            </w:r>
+            <w:r>
+              <w:t xml:space="preserve"> </w:t>
+            </w:r>
+            <w:r>
+              <w:rPr>
+                <w:b/>
+                <w:bCs/>
+              </w:rPr>
               <w:t xml:space="preserve">Back to job</w:t>
             </w:r>
             <w:r>
               <w:t xml:space="preserve"> </w:t>
             </w:r>
             <w:r>
-              <w:t xml:space="preserve">buttons. Stat tiles count by run type (Gradient / Rotary / Passive).</w:t>
+              <w:t xml:space="preserve">buttons. Stat tiles count by run type (All / Gradient / Rotary / Passive).</w:t>
             </w:r>
           </w:p>
         </w:tc>
